--- a/examples/UD_OP04_OA-2501/РП_ОП.04_ОА-2501_с_ФОС.docx
+++ b/examples/UD_OP04_OA-2501/РП_ОП.04_ОА-2501_с_ФОС.docx
@@ -6662,6 +6662,20 @@
     </w:tbl>
     <w:p>
       <w:pPr>
+        <w:spacing w:after="0" w:before="80" w:line="276"/>
+        <w:jc w:val="both"/>
+      </w:pPr>
+      <w:r>
+        <w:rPr>
+          <w:rFonts w:ascii="Times New Roman" w:cs="Times New Roman" w:eastAsia="Times New Roman" w:hAnsi="Times New Roman"/>
+          <w:sz w:val="22"/>
+          <w:szCs w:val="22"/>
+        </w:rPr>
+        <w:t xml:space="preserve">Примечание. Деление часов на теоретические и практические занятия приведено по календарно-тематическому плану (п. 2.2): теоретических 30 ч, практических 54 ч; по учебному плану группы ОА-2501 — теоретических 34 ч, практических 50 ч. Общий объём (84 ч) совпадает.</w:t>
+      </w:r>
+    </w:p>
+    <w:p>
+      <w:pPr>
         <w:sectPr>
           <w:footerReference w:type="default" r:id="rId7"/>
           <w:footerReference w:type="first" r:id="rId8"/>
@@ -21139,7 +21153,7 @@
       <w:pPr>
         <w:keepNext/>
         <w:spacing w:after="0" w:before="80" w:line="276"/>
-        <w:jc w:val="both"/>
+        <w:jc w:val="left"/>
       </w:pPr>
       <w:r>
         <w:rPr>
@@ -21168,7 +21182,7 @@
       <w:pPr>
         <w:keepNext/>
         <w:spacing w:after="0" w:before="80" w:line="276"/>
-        <w:jc w:val="both"/>
+        <w:jc w:val="left"/>
       </w:pPr>
       <w:r>
         <w:rPr>
@@ -21197,7 +21211,7 @@
       <w:pPr>
         <w:keepNext/>
         <w:spacing w:after="0" w:before="80" w:line="276"/>
-        <w:jc w:val="both"/>
+        <w:jc w:val="left"/>
       </w:pPr>
       <w:r>
         <w:rPr>
@@ -21245,7 +21259,7 @@
       <w:pPr>
         <w:keepNext/>
         <w:spacing w:after="0" w:before="80" w:line="276"/>
-        <w:jc w:val="both"/>
+        <w:jc w:val="left"/>
       </w:pPr>
       <w:r>
         <w:rPr>
@@ -21274,7 +21288,7 @@
       <w:pPr>
         <w:keepNext/>
         <w:spacing w:after="0" w:before="80" w:line="276"/>
-        <w:jc w:val="both"/>
+        <w:jc w:val="left"/>
       </w:pPr>
       <w:r>
         <w:rPr>
@@ -21303,7 +21317,7 @@
       <w:pPr>
         <w:keepNext/>
         <w:spacing w:after="0" w:before="80" w:line="276"/>
-        <w:jc w:val="both"/>
+        <w:jc w:val="left"/>
       </w:pPr>
       <w:r>
         <w:rPr>
@@ -21325,7 +21339,7 @@
           <w:sz w:val="24"/>
           <w:szCs w:val="24"/>
         </w:rPr>
-        <w:t xml:space="preserve">а) Python    б) ассемблер    в) Java    г) Pascal</w:t>
+        <w:t xml:space="preserve">а) Python    б) ассемблер    в) Pascal    г) Delphi</w:t>
       </w:r>
     </w:p>
     <w:p>
@@ -21351,7 +21365,7 @@
       <w:pPr>
         <w:keepNext/>
         <w:spacing w:after="0" w:before="80" w:line="276"/>
-        <w:jc w:val="both"/>
+        <w:jc w:val="left"/>
       </w:pPr>
       <w:r>
         <w:rPr>
@@ -21380,7 +21394,7 @@
       <w:pPr>
         <w:keepNext/>
         <w:spacing w:after="0" w:before="80" w:line="276"/>
-        <w:jc w:val="both"/>
+        <w:jc w:val="left"/>
       </w:pPr>
       <w:r>
         <w:rPr>
@@ -21409,7 +21423,7 @@
       <w:pPr>
         <w:keepNext/>
         <w:spacing w:after="0" w:before="80" w:line="276"/>
-        <w:jc w:val="both"/>
+        <w:jc w:val="left"/>
       </w:pPr>
       <w:r>
         <w:rPr>
@@ -21438,7 +21452,7 @@
       <w:pPr>
         <w:keepNext/>
         <w:spacing w:after="0" w:before="80" w:line="276"/>
-        <w:jc w:val="both"/>
+        <w:jc w:val="left"/>
       </w:pPr>
       <w:r>
         <w:rPr>
@@ -21511,7 +21525,7 @@
       <w:pPr>
         <w:keepNext/>
         <w:spacing w:after="0" w:before="80" w:line="276"/>
-        <w:jc w:val="both"/>
+        <w:jc w:val="left"/>
       </w:pPr>
       <w:r>
         <w:rPr>
@@ -21540,7 +21554,7 @@
       <w:pPr>
         <w:keepNext/>
         <w:spacing w:after="0" w:before="80" w:line="276"/>
-        <w:jc w:val="both"/>
+        <w:jc w:val="left"/>
       </w:pPr>
       <w:r>
         <w:rPr>
@@ -21588,7 +21602,7 @@
       <w:pPr>
         <w:keepNext/>
         <w:spacing w:after="0" w:before="80" w:line="276"/>
-        <w:jc w:val="both"/>
+        <w:jc w:val="left"/>
       </w:pPr>
       <w:r>
         <w:rPr>
@@ -21617,7 +21631,7 @@
       <w:pPr>
         <w:keepNext/>
         <w:spacing w:after="0" w:before="80" w:line="276"/>
-        <w:jc w:val="both"/>
+        <w:jc w:val="left"/>
       </w:pPr>
       <w:r>
         <w:rPr>
@@ -21679,7 +21693,7 @@
       <w:pPr>
         <w:keepNext/>
         <w:spacing w:after="0" w:before="80" w:line="276"/>
-        <w:jc w:val="both"/>
+        <w:jc w:val="left"/>
       </w:pPr>
       <w:r>
         <w:rPr>
@@ -21763,7 +21777,7 @@
       <w:pPr>
         <w:keepNext/>
         <w:spacing w:after="0" w:before="80" w:line="276"/>
-        <w:jc w:val="both"/>
+        <w:jc w:val="left"/>
       </w:pPr>
       <w:r>
         <w:rPr>
@@ -21869,7 +21883,7 @@
       <w:pPr>
         <w:keepNext/>
         <w:spacing w:after="0" w:before="80" w:line="276"/>
-        <w:jc w:val="both"/>
+        <w:jc w:val="left"/>
       </w:pPr>
       <w:r>
         <w:rPr>
@@ -21898,7 +21912,7 @@
       <w:pPr>
         <w:keepNext/>
         <w:spacing w:after="0" w:before="80" w:line="276"/>
-        <w:jc w:val="both"/>
+        <w:jc w:val="left"/>
       </w:pPr>
       <w:r>
         <w:rPr>
@@ -22004,7 +22018,7 @@
       <w:pPr>
         <w:keepNext/>
         <w:spacing w:after="0" w:before="80" w:line="276"/>
-        <w:jc w:val="both"/>
+        <w:jc w:val="left"/>
       </w:pPr>
       <w:r>
         <w:rPr>
@@ -22055,7 +22069,7 @@
       <w:pPr>
         <w:keepNext/>
         <w:spacing w:after="0" w:before="80" w:line="276"/>
-        <w:jc w:val="both"/>
+        <w:jc w:val="left"/>
       </w:pPr>
       <w:r>
         <w:rPr>
@@ -22077,7 +22091,7 @@
           <w:sz w:val="24"/>
           <w:szCs w:val="24"/>
         </w:rPr>
-        <w:t xml:space="preserve">а) break    б) continue    в) pass    г) exit</w:t>
+        <w:t xml:space="preserve">а) break    б) continue    в) pass    г) return</w:t>
       </w:r>
     </w:p>
     <w:p>
@@ -22103,7 +22117,7 @@
       <w:pPr>
         <w:keepNext/>
         <w:spacing w:after="0" w:before="80" w:line="276"/>
-        <w:jc w:val="both"/>
+        <w:jc w:val="left"/>
       </w:pPr>
       <w:r>
         <w:rPr>
@@ -22154,7 +22168,7 @@
       <w:pPr>
         <w:keepNext/>
         <w:spacing w:after="0" w:before="80" w:line="276"/>
-        <w:jc w:val="both"/>
+        <w:jc w:val="left"/>
       </w:pPr>
       <w:r>
         <w:rPr>
@@ -22205,7 +22219,7 @@
       <w:pPr>
         <w:keepNext/>
         <w:spacing w:after="0" w:before="80" w:line="276"/>
-        <w:jc w:val="both"/>
+        <w:jc w:val="left"/>
       </w:pPr>
       <w:r>
         <w:rPr>
@@ -22278,7 +22292,7 @@
       <w:pPr>
         <w:keepNext/>
         <w:spacing w:after="0" w:before="80" w:line="276"/>
-        <w:jc w:val="both"/>
+        <w:jc w:val="left"/>
       </w:pPr>
       <w:r>
         <w:rPr>
@@ -22307,7 +22321,7 @@
       <w:pPr>
         <w:keepNext/>
         <w:spacing w:after="0" w:before="80" w:line="276"/>
-        <w:jc w:val="both"/>
+        <w:jc w:val="left"/>
       </w:pPr>
       <w:r>
         <w:rPr>
@@ -22358,7 +22372,7 @@
       <w:pPr>
         <w:keepNext/>
         <w:spacing w:after="0" w:before="80" w:line="276"/>
-        <w:jc w:val="both"/>
+        <w:jc w:val="left"/>
       </w:pPr>
       <w:r>
         <w:rPr>
@@ -22387,7 +22401,7 @@
       <w:pPr>
         <w:keepNext/>
         <w:spacing w:after="0" w:before="80" w:line="276"/>
-        <w:jc w:val="both"/>
+        <w:jc w:val="left"/>
       </w:pPr>
       <w:r>
         <w:rPr>
@@ -22435,7 +22449,7 @@
       <w:pPr>
         <w:keepNext/>
         <w:spacing w:after="0" w:before="80" w:line="276"/>
-        <w:jc w:val="both"/>
+        <w:jc w:val="left"/>
       </w:pPr>
       <w:r>
         <w:rPr>
@@ -22464,7 +22478,7 @@
       <w:pPr>
         <w:keepNext/>
         <w:spacing w:after="0" w:before="80" w:line="276"/>
-        <w:jc w:val="both"/>
+        <w:jc w:val="left"/>
       </w:pPr>
       <w:r>
         <w:rPr>
@@ -22526,7 +22540,7 @@
       <w:pPr>
         <w:keepNext/>
         <w:spacing w:after="0" w:before="80" w:line="276"/>
-        <w:jc w:val="both"/>
+        <w:jc w:val="left"/>
       </w:pPr>
       <w:r>
         <w:rPr>
@@ -22588,7 +22602,7 @@
       <w:pPr>
         <w:keepNext/>
         <w:spacing w:after="0" w:before="80" w:line="276"/>
-        <w:jc w:val="both"/>
+        <w:jc w:val="left"/>
       </w:pPr>
       <w:r>
         <w:rPr>
@@ -22636,7 +22650,7 @@
       <w:pPr>
         <w:keepNext/>
         <w:spacing w:after="0" w:before="80" w:line="276"/>
-        <w:jc w:val="both"/>
+        <w:jc w:val="left"/>
       </w:pPr>
       <w:r>
         <w:rPr>
@@ -22665,7 +22679,7 @@
       <w:pPr>
         <w:keepNext/>
         <w:spacing w:after="0" w:before="80" w:line="276"/>
-        <w:jc w:val="both"/>
+        <w:jc w:val="left"/>
       </w:pPr>
       <w:r>
         <w:rPr>
@@ -22694,7 +22708,7 @@
       <w:pPr>
         <w:keepNext/>
         <w:spacing w:after="0" w:before="80" w:line="276"/>
-        <w:jc w:val="both"/>
+        <w:jc w:val="left"/>
       </w:pPr>
       <w:r>
         <w:rPr>
@@ -22742,7 +22756,7 @@
       <w:pPr>
         <w:keepNext/>
         <w:spacing w:after="0" w:before="80" w:line="276"/>
-        <w:jc w:val="both"/>
+        <w:jc w:val="left"/>
       </w:pPr>
       <w:r>
         <w:rPr>
@@ -22771,7 +22785,7 @@
       <w:pPr>
         <w:keepNext/>
         <w:spacing w:after="0" w:before="80" w:line="276"/>
-        <w:jc w:val="both"/>
+        <w:jc w:val="left"/>
       </w:pPr>
       <w:r>
         <w:rPr>
@@ -22863,7 +22877,7 @@
       <w:pPr>
         <w:keepNext/>
         <w:spacing w:after="0" w:before="80" w:line="276"/>
-        <w:jc w:val="both"/>
+        <w:jc w:val="left"/>
       </w:pPr>
       <w:r>
         <w:rPr>
@@ -22892,7 +22906,7 @@
       <w:pPr>
         <w:keepNext/>
         <w:spacing w:after="0" w:before="80" w:line="276"/>
-        <w:jc w:val="both"/>
+        <w:jc w:val="left"/>
       </w:pPr>
       <w:r>
         <w:rPr>
@@ -22940,7 +22954,7 @@
       <w:pPr>
         <w:keepNext/>
         <w:spacing w:after="0" w:before="80" w:line="276"/>
-        <w:jc w:val="both"/>
+        <w:jc w:val="left"/>
       </w:pPr>
       <w:r>
         <w:rPr>
@@ -22969,7 +22983,7 @@
       <w:pPr>
         <w:keepNext/>
         <w:spacing w:after="0" w:before="80" w:line="276"/>
-        <w:jc w:val="both"/>
+        <w:jc w:val="left"/>
       </w:pPr>
       <w:r>
         <w:rPr>
@@ -22998,7 +23012,7 @@
       <w:pPr>
         <w:keepNext/>
         <w:spacing w:after="0" w:before="80" w:line="276"/>
-        <w:jc w:val="both"/>
+        <w:jc w:val="left"/>
       </w:pPr>
       <w:r>
         <w:rPr>
@@ -23027,7 +23041,7 @@
       <w:pPr>
         <w:keepNext/>
         <w:spacing w:after="0" w:before="80" w:line="276"/>
-        <w:jc w:val="both"/>
+        <w:jc w:val="left"/>
       </w:pPr>
       <w:r>
         <w:rPr>
@@ -23056,7 +23070,7 @@
       <w:pPr>
         <w:keepNext/>
         <w:spacing w:after="0" w:before="80" w:line="276"/>
-        <w:jc w:val="both"/>
+        <w:jc w:val="left"/>
       </w:pPr>
       <w:r>
         <w:rPr>
@@ -23104,7 +23118,7 @@
       <w:pPr>
         <w:keepNext/>
         <w:spacing w:after="0" w:before="80" w:line="276"/>
-        <w:jc w:val="both"/>
+        <w:jc w:val="left"/>
       </w:pPr>
       <w:r>
         <w:rPr>
@@ -23133,7 +23147,7 @@
       <w:pPr>
         <w:keepNext/>
         <w:spacing w:after="0" w:before="80" w:line="276"/>
-        <w:jc w:val="both"/>
+        <w:jc w:val="left"/>
       </w:pPr>
       <w:r>
         <w:rPr>
@@ -23162,7 +23176,7 @@
       <w:pPr>
         <w:keepNext/>
         <w:spacing w:after="0" w:before="80" w:line="276"/>
-        <w:jc w:val="both"/>
+        <w:jc w:val="left"/>
       </w:pPr>
       <w:r>
         <w:rPr>
@@ -23191,7 +23205,7 @@
       <w:pPr>
         <w:keepNext/>
         <w:spacing w:after="0" w:before="80" w:line="276"/>
-        <w:jc w:val="both"/>
+        <w:jc w:val="left"/>
       </w:pPr>
       <w:r>
         <w:rPr>
@@ -23220,7 +23234,7 @@
       <w:pPr>
         <w:keepNext/>
         <w:spacing w:after="0" w:before="80" w:line="276"/>
-        <w:jc w:val="both"/>
+        <w:jc w:val="left"/>
       </w:pPr>
       <w:r>
         <w:rPr>
@@ -23268,7 +23282,7 @@
       <w:pPr>
         <w:keepNext/>
         <w:spacing w:after="0" w:before="80" w:line="276"/>
-        <w:jc w:val="both"/>
+        <w:jc w:val="left"/>
       </w:pPr>
       <w:r>
         <w:rPr>
@@ -23290,14 +23304,14 @@
           <w:sz w:val="24"/>
           <w:szCs w:val="24"/>
         </w:rPr>
-        <w:t xml:space="preserve">а) исполнительный    б) символический    в) логический    г) виртуальный</w:t>
+        <w:t xml:space="preserve">а) исполнительный    б) относительный    в) символический    г) логический</w:t>
       </w:r>
     </w:p>
     <w:p>
       <w:pPr>
         <w:keepNext/>
         <w:spacing w:after="0" w:before="80" w:line="276"/>
-        <w:jc w:val="both"/>
+        <w:jc w:val="left"/>
       </w:pPr>
       <w:r>
         <w:rPr>
@@ -23326,7 +23340,7 @@
       <w:pPr>
         <w:keepNext/>
         <w:spacing w:after="0" w:before="80" w:line="276"/>
-        <w:jc w:val="both"/>
+        <w:jc w:val="left"/>
       </w:pPr>
       <w:r>
         <w:rPr>
@@ -23407,7 +23421,7 @@
       <w:pPr>
         <w:keepNext/>
         <w:spacing w:after="0" w:before="80" w:line="276"/>
-        <w:jc w:val="both"/>
+        <w:jc w:val="left"/>
       </w:pPr>
       <w:r>
         <w:rPr>
@@ -23436,7 +23450,7 @@
       <w:pPr>
         <w:keepNext/>
         <w:spacing w:after="0" w:before="80" w:line="276"/>
-        <w:jc w:val="both"/>
+        <w:jc w:val="left"/>
       </w:pPr>
       <w:r>
         <w:rPr>
@@ -23484,7 +23498,7 @@
       <w:pPr>
         <w:keepNext/>
         <w:spacing w:after="0" w:before="80" w:line="276"/>
-        <w:jc w:val="both"/>
+        <w:jc w:val="left"/>
       </w:pPr>
       <w:r>
         <w:rPr>
@@ -23513,7 +23527,7 @@
       <w:pPr>
         <w:keepNext/>
         <w:spacing w:after="0" w:before="80" w:line="276"/>
-        <w:jc w:val="both"/>
+        <w:jc w:val="left"/>
       </w:pPr>
       <w:r>
         <w:rPr>
@@ -23542,7 +23556,7 @@
       <w:pPr>
         <w:keepNext/>
         <w:spacing w:after="0" w:before="80" w:line="276"/>
-        <w:jc w:val="both"/>
+        <w:jc w:val="left"/>
       </w:pPr>
       <w:r>
         <w:rPr>
@@ -23564,14 +23578,14 @@
           <w:sz w:val="24"/>
           <w:szCs w:val="24"/>
         </w:rPr>
-        <w:t xml:space="preserve">а) JE    б) JMP    в) LOOP    г) CALL</w:t>
+        <w:t xml:space="preserve">а) JE    б) JMP    в) LOOP    г) CMP</w:t>
       </w:r>
     </w:p>
     <w:p>
       <w:pPr>
         <w:keepNext/>
         <w:spacing w:after="0" w:before="80" w:line="276"/>
-        <w:jc w:val="both"/>
+        <w:jc w:val="left"/>
       </w:pPr>
       <w:r>
         <w:rPr>
@@ -23652,7 +23666,7 @@
       <w:pPr>
         <w:keepNext/>
         <w:spacing w:after="0" w:before="80" w:line="276"/>
-        <w:jc w:val="both"/>
+        <w:jc w:val="left"/>
       </w:pPr>
       <w:r>
         <w:rPr>
@@ -23681,7 +23695,7 @@
       <w:pPr>
         <w:keepNext/>
         <w:spacing w:after="0" w:before="80" w:line="276"/>
-        <w:jc w:val="both"/>
+        <w:jc w:val="left"/>
       </w:pPr>
       <w:r>
         <w:rPr>
@@ -23710,7 +23724,7 @@
       <w:pPr>
         <w:keepNext/>
         <w:spacing w:after="0" w:before="80" w:line="276"/>
-        <w:jc w:val="both"/>
+        <w:jc w:val="left"/>
       </w:pPr>
       <w:r>
         <w:rPr>
@@ -27218,7 +27232,7 @@
           <w:numId w:val="4"/>
         </w:numPr>
         <w:spacing w:line="276"/>
-        <w:jc w:val="both"/>
+        <w:jc w:val="left"/>
       </w:pPr>
       <w:r>
         <w:rPr>
@@ -27237,7 +27251,7 @@
           <w:numId w:val="4"/>
         </w:numPr>
         <w:spacing w:line="276"/>
-        <w:jc w:val="both"/>
+        <w:jc w:val="left"/>
       </w:pPr>
       <w:r>
         <w:rPr>
@@ -27256,7 +27270,7 @@
           <w:numId w:val="4"/>
         </w:numPr>
         <w:spacing w:line="276"/>
-        <w:jc w:val="both"/>
+        <w:jc w:val="left"/>
       </w:pPr>
       <w:r>
         <w:rPr>
@@ -27275,7 +27289,7 @@
           <w:numId w:val="4"/>
         </w:numPr>
         <w:spacing w:line="276"/>
-        <w:jc w:val="both"/>
+        <w:jc w:val="left"/>
       </w:pPr>
       <w:r>
         <w:rPr>
@@ -27294,7 +27308,7 @@
           <w:numId w:val="4"/>
         </w:numPr>
         <w:spacing w:line="276"/>
-        <w:jc w:val="both"/>
+        <w:jc w:val="left"/>
       </w:pPr>
       <w:r>
         <w:rPr>
@@ -27313,7 +27327,7 @@
           <w:numId w:val="4"/>
         </w:numPr>
         <w:spacing w:line="276"/>
-        <w:jc w:val="both"/>
+        <w:jc w:val="left"/>
       </w:pPr>
       <w:r>
         <w:rPr>
@@ -27332,7 +27346,7 @@
           <w:numId w:val="4"/>
         </w:numPr>
         <w:spacing w:line="276"/>
-        <w:jc w:val="both"/>
+        <w:jc w:val="left"/>
       </w:pPr>
       <w:r>
         <w:rPr>
@@ -27351,7 +27365,7 @@
           <w:numId w:val="4"/>
         </w:numPr>
         <w:spacing w:line="276"/>
-        <w:jc w:val="both"/>
+        <w:jc w:val="left"/>
       </w:pPr>
       <w:r>
         <w:rPr>
@@ -27370,7 +27384,7 @@
           <w:numId w:val="4"/>
         </w:numPr>
         <w:spacing w:line="276"/>
-        <w:jc w:val="both"/>
+        <w:jc w:val="left"/>
       </w:pPr>
       <w:r>
         <w:rPr>
@@ -27389,7 +27403,7 @@
           <w:numId w:val="4"/>
         </w:numPr>
         <w:spacing w:line="276"/>
-        <w:jc w:val="both"/>
+        <w:jc w:val="left"/>
       </w:pPr>
       <w:r>
         <w:rPr>
@@ -27408,7 +27422,7 @@
           <w:numId w:val="4"/>
         </w:numPr>
         <w:spacing w:line="276"/>
-        <w:jc w:val="both"/>
+        <w:jc w:val="left"/>
       </w:pPr>
       <w:r>
         <w:rPr>
@@ -27427,7 +27441,7 @@
           <w:numId w:val="4"/>
         </w:numPr>
         <w:spacing w:line="276"/>
-        <w:jc w:val="both"/>
+        <w:jc w:val="left"/>
       </w:pPr>
       <w:r>
         <w:rPr>
@@ -27446,7 +27460,7 @@
           <w:numId w:val="4"/>
         </w:numPr>
         <w:spacing w:line="276"/>
-        <w:jc w:val="both"/>
+        <w:jc w:val="left"/>
       </w:pPr>
       <w:r>
         <w:rPr>
@@ -27465,7 +27479,7 @@
           <w:numId w:val="4"/>
         </w:numPr>
         <w:spacing w:line="276"/>
-        <w:jc w:val="both"/>
+        <w:jc w:val="left"/>
       </w:pPr>
       <w:r>
         <w:rPr>
@@ -27484,7 +27498,7 @@
           <w:numId w:val="4"/>
         </w:numPr>
         <w:spacing w:line="276"/>
-        <w:jc w:val="both"/>
+        <w:jc w:val="left"/>
       </w:pPr>
       <w:r>
         <w:rPr>
@@ -27503,7 +27517,7 @@
           <w:numId w:val="4"/>
         </w:numPr>
         <w:spacing w:line="276"/>
-        <w:jc w:val="both"/>
+        <w:jc w:val="left"/>
       </w:pPr>
       <w:r>
         <w:rPr>
@@ -27522,7 +27536,7 @@
           <w:numId w:val="4"/>
         </w:numPr>
         <w:spacing w:line="276"/>
-        <w:jc w:val="both"/>
+        <w:jc w:val="left"/>
       </w:pPr>
       <w:r>
         <w:rPr>
@@ -27541,7 +27555,7 @@
           <w:numId w:val="4"/>
         </w:numPr>
         <w:spacing w:line="276"/>
-        <w:jc w:val="both"/>
+        <w:jc w:val="left"/>
       </w:pPr>
       <w:r>
         <w:rPr>
@@ -27560,7 +27574,7 @@
           <w:numId w:val="4"/>
         </w:numPr>
         <w:spacing w:line="276"/>
-        <w:jc w:val="both"/>
+        <w:jc w:val="left"/>
       </w:pPr>
       <w:r>
         <w:rPr>
@@ -27579,7 +27593,7 @@
           <w:numId w:val="4"/>
         </w:numPr>
         <w:spacing w:line="276"/>
-        <w:jc w:val="both"/>
+        <w:jc w:val="left"/>
       </w:pPr>
       <w:r>
         <w:rPr>
@@ -27598,7 +27612,7 @@
           <w:numId w:val="4"/>
         </w:numPr>
         <w:spacing w:line="276"/>
-        <w:jc w:val="both"/>
+        <w:jc w:val="left"/>
       </w:pPr>
       <w:r>
         <w:rPr>
@@ -27617,7 +27631,7 @@
           <w:numId w:val="4"/>
         </w:numPr>
         <w:spacing w:line="276"/>
-        <w:jc w:val="both"/>
+        <w:jc w:val="left"/>
       </w:pPr>
       <w:r>
         <w:rPr>
@@ -27636,7 +27650,7 @@
           <w:numId w:val="4"/>
         </w:numPr>
         <w:spacing w:line="276"/>
-        <w:jc w:val="both"/>
+        <w:jc w:val="left"/>
       </w:pPr>
       <w:r>
         <w:rPr>
@@ -27655,7 +27669,7 @@
           <w:numId w:val="4"/>
         </w:numPr>
         <w:spacing w:line="276"/>
-        <w:jc w:val="both"/>
+        <w:jc w:val="left"/>
       </w:pPr>
       <w:r>
         <w:rPr>
@@ -27674,7 +27688,7 @@
           <w:numId w:val="4"/>
         </w:numPr>
         <w:spacing w:line="276"/>
-        <w:jc w:val="both"/>
+        <w:jc w:val="left"/>
       </w:pPr>
       <w:r>
         <w:rPr>
@@ -27693,7 +27707,7 @@
           <w:numId w:val="4"/>
         </w:numPr>
         <w:spacing w:line="276"/>
-        <w:jc w:val="both"/>
+        <w:jc w:val="left"/>
       </w:pPr>
       <w:r>
         <w:rPr>
@@ -27712,7 +27726,7 @@
           <w:numId w:val="4"/>
         </w:numPr>
         <w:spacing w:line="276"/>
-        <w:jc w:val="both"/>
+        <w:jc w:val="left"/>
       </w:pPr>
       <w:r>
         <w:rPr>
@@ -27731,7 +27745,7 @@
           <w:numId w:val="4"/>
         </w:numPr>
         <w:spacing w:line="276"/>
-        <w:jc w:val="both"/>
+        <w:jc w:val="left"/>
       </w:pPr>
       <w:r>
         <w:rPr>
@@ -27750,7 +27764,7 @@
           <w:numId w:val="4"/>
         </w:numPr>
         <w:spacing w:line="276"/>
-        <w:jc w:val="both"/>
+        <w:jc w:val="left"/>
       </w:pPr>
       <w:r>
         <w:rPr>
@@ -27769,7 +27783,7 @@
           <w:numId w:val="4"/>
         </w:numPr>
         <w:spacing w:line="276"/>
-        <w:jc w:val="both"/>
+        <w:jc w:val="left"/>
       </w:pPr>
       <w:r>
         <w:rPr>
@@ -27788,7 +27802,7 @@
           <w:numId w:val="4"/>
         </w:numPr>
         <w:spacing w:line="276"/>
-        <w:jc w:val="both"/>
+        <w:jc w:val="left"/>
       </w:pPr>
       <w:r>
         <w:rPr>
@@ -27807,7 +27821,7 @@
           <w:numId w:val="4"/>
         </w:numPr>
         <w:spacing w:line="276"/>
-        <w:jc w:val="both"/>
+        <w:jc w:val="left"/>
       </w:pPr>
       <w:r>
         <w:rPr>
@@ -27826,7 +27840,7 @@
           <w:numId w:val="4"/>
         </w:numPr>
         <w:spacing w:line="276"/>
-        <w:jc w:val="both"/>
+        <w:jc w:val="left"/>
       </w:pPr>
       <w:r>
         <w:rPr>
@@ -27845,7 +27859,7 @@
           <w:numId w:val="4"/>
         </w:numPr>
         <w:spacing w:line="276"/>
-        <w:jc w:val="both"/>
+        <w:jc w:val="left"/>
       </w:pPr>
       <w:r>
         <w:rPr>
@@ -27864,7 +27878,7 @@
           <w:numId w:val="4"/>
         </w:numPr>
         <w:spacing w:line="276"/>
-        <w:jc w:val="both"/>
+        <w:jc w:val="left"/>
       </w:pPr>
       <w:r>
         <w:rPr>
@@ -27883,7 +27897,7 @@
           <w:numId w:val="4"/>
         </w:numPr>
         <w:spacing w:line="276"/>
-        <w:jc w:val="both"/>
+        <w:jc w:val="left"/>
       </w:pPr>
       <w:r>
         <w:rPr>
@@ -27902,7 +27916,7 @@
           <w:numId w:val="4"/>
         </w:numPr>
         <w:spacing w:line="276"/>
-        <w:jc w:val="both"/>
+        <w:jc w:val="left"/>
       </w:pPr>
       <w:r>
         <w:rPr>
@@ -27921,7 +27935,7 @@
           <w:numId w:val="4"/>
         </w:numPr>
         <w:spacing w:line="276"/>
-        <w:jc w:val="both"/>
+        <w:jc w:val="left"/>
       </w:pPr>
       <w:r>
         <w:rPr>
@@ -27940,7 +27954,7 @@
           <w:numId w:val="4"/>
         </w:numPr>
         <w:spacing w:line="276"/>
-        <w:jc w:val="both"/>
+        <w:jc w:val="left"/>
       </w:pPr>
       <w:r>
         <w:rPr>
@@ -27959,7 +27973,7 @@
           <w:numId w:val="4"/>
         </w:numPr>
         <w:spacing w:line="276"/>
-        <w:jc w:val="both"/>
+        <w:jc w:val="left"/>
       </w:pPr>
       <w:r>
         <w:rPr>
@@ -27978,7 +27992,7 @@
           <w:numId w:val="4"/>
         </w:numPr>
         <w:spacing w:line="276"/>
-        <w:jc w:val="both"/>
+        <w:jc w:val="left"/>
       </w:pPr>
       <w:r>
         <w:rPr>
@@ -27997,7 +28011,7 @@
           <w:numId w:val="4"/>
         </w:numPr>
         <w:spacing w:line="276"/>
-        <w:jc w:val="both"/>
+        <w:jc w:val="left"/>
       </w:pPr>
       <w:r>
         <w:rPr>
@@ -28016,7 +28030,7 @@
           <w:numId w:val="4"/>
         </w:numPr>
         <w:spacing w:line="276"/>
-        <w:jc w:val="both"/>
+        <w:jc w:val="left"/>
       </w:pPr>
       <w:r>
         <w:rPr>
@@ -28035,7 +28049,7 @@
           <w:numId w:val="4"/>
         </w:numPr>
         <w:spacing w:line="276"/>
-        <w:jc w:val="both"/>
+        <w:jc w:val="left"/>
       </w:pPr>
       <w:r>
         <w:rPr>
@@ -28054,7 +28068,7 @@
           <w:numId w:val="4"/>
         </w:numPr>
         <w:spacing w:line="276"/>
-        <w:jc w:val="both"/>
+        <w:jc w:val="left"/>
       </w:pPr>
       <w:r>
         <w:rPr>
@@ -28073,7 +28087,7 @@
           <w:numId w:val="4"/>
         </w:numPr>
         <w:spacing w:line="276"/>
-        <w:jc w:val="both"/>
+        <w:jc w:val="left"/>
       </w:pPr>
       <w:r>
         <w:rPr>
@@ -28092,7 +28106,7 @@
           <w:numId w:val="4"/>
         </w:numPr>
         <w:spacing w:line="276"/>
-        <w:jc w:val="both"/>
+        <w:jc w:val="left"/>
       </w:pPr>
       <w:r>
         <w:rPr>
@@ -28111,7 +28125,7 @@
           <w:numId w:val="4"/>
         </w:numPr>
         <w:spacing w:line="276"/>
-        <w:jc w:val="both"/>
+        <w:jc w:val="left"/>
       </w:pPr>
       <w:r>
         <w:rPr>
@@ -28130,7 +28144,7 @@
           <w:numId w:val="4"/>
         </w:numPr>
         <w:spacing w:line="276"/>
-        <w:jc w:val="both"/>
+        <w:jc w:val="left"/>
       </w:pPr>
       <w:r>
         <w:rPr>
@@ -28149,7 +28163,7 @@
           <w:numId w:val="4"/>
         </w:numPr>
         <w:spacing w:line="276"/>
-        <w:jc w:val="both"/>
+        <w:jc w:val="left"/>
       </w:pPr>
       <w:r>
         <w:rPr>
@@ -28168,7 +28182,7 @@
           <w:numId w:val="4"/>
         </w:numPr>
         <w:spacing w:line="276"/>
-        <w:jc w:val="both"/>
+        <w:jc w:val="left"/>
       </w:pPr>
       <w:r>
         <w:rPr>
@@ -28187,7 +28201,7 @@
           <w:numId w:val="4"/>
         </w:numPr>
         <w:spacing w:line="276"/>
-        <w:jc w:val="both"/>
+        <w:jc w:val="left"/>
       </w:pPr>
       <w:r>
         <w:rPr>
@@ -28206,7 +28220,7 @@
           <w:numId w:val="4"/>
         </w:numPr>
         <w:spacing w:line="276"/>
-        <w:jc w:val="both"/>
+        <w:jc w:val="left"/>
       </w:pPr>
       <w:r>
         <w:rPr>
@@ -28225,7 +28239,7 @@
           <w:numId w:val="4"/>
         </w:numPr>
         <w:spacing w:line="276"/>
-        <w:jc w:val="both"/>
+        <w:jc w:val="left"/>
       </w:pPr>
       <w:r>
         <w:rPr>
@@ -28244,7 +28258,7 @@
           <w:numId w:val="4"/>
         </w:numPr>
         <w:spacing w:line="276"/>
-        <w:jc w:val="both"/>
+        <w:jc w:val="left"/>
       </w:pPr>
       <w:r>
         <w:rPr>
@@ -28263,7 +28277,7 @@
           <w:numId w:val="4"/>
         </w:numPr>
         <w:spacing w:line="276"/>
-        <w:jc w:val="both"/>
+        <w:jc w:val="left"/>
       </w:pPr>
       <w:r>
         <w:rPr>
@@ -28282,7 +28296,7 @@
           <w:numId w:val="4"/>
         </w:numPr>
         <w:spacing w:line="276"/>
-        <w:jc w:val="both"/>
+        <w:jc w:val="left"/>
       </w:pPr>
       <w:r>
         <w:rPr>
@@ -28301,7 +28315,7 @@
           <w:numId w:val="4"/>
         </w:numPr>
         <w:spacing w:line="276"/>
-        <w:jc w:val="both"/>
+        <w:jc w:val="left"/>
       </w:pPr>
       <w:r>
         <w:rPr>
@@ -28320,7 +28334,7 @@
           <w:numId w:val="4"/>
         </w:numPr>
         <w:spacing w:line="276"/>
-        <w:jc w:val="both"/>
+        <w:jc w:val="left"/>
       </w:pPr>
       <w:r>
         <w:rPr>
@@ -28339,7 +28353,7 @@
           <w:numId w:val="4"/>
         </w:numPr>
         <w:spacing w:line="276"/>
-        <w:jc w:val="both"/>
+        <w:jc w:val="left"/>
       </w:pPr>
       <w:r>
         <w:rPr>
@@ -28394,7 +28408,7 @@
           <w:numId w:val="5"/>
         </w:numPr>
         <w:spacing w:line="276"/>
-        <w:jc w:val="both"/>
+        <w:jc w:val="left"/>
       </w:pPr>
       <w:r>
         <w:rPr>
@@ -28435,7 +28449,7 @@
           <w:numId w:val="5"/>
         </w:numPr>
         <w:spacing w:line="276"/>
-        <w:jc w:val="both"/>
+        <w:jc w:val="left"/>
       </w:pPr>
       <w:r>
         <w:rPr>
@@ -28476,7 +28490,7 @@
           <w:numId w:val="5"/>
         </w:numPr>
         <w:spacing w:line="276"/>
-        <w:jc w:val="both"/>
+        <w:jc w:val="left"/>
       </w:pPr>
       <w:r>
         <w:rPr>
@@ -28517,7 +28531,7 @@
           <w:numId w:val="5"/>
         </w:numPr>
         <w:spacing w:line="276"/>
-        <w:jc w:val="both"/>
+        <w:jc w:val="left"/>
       </w:pPr>
       <w:r>
         <w:rPr>
@@ -28558,7 +28572,7 @@
           <w:numId w:val="5"/>
         </w:numPr>
         <w:spacing w:line="276"/>
-        <w:jc w:val="both"/>
+        <w:jc w:val="left"/>
       </w:pPr>
       <w:r>
         <w:rPr>
@@ -28599,7 +28613,7 @@
           <w:numId w:val="5"/>
         </w:numPr>
         <w:spacing w:line="276"/>
-        <w:jc w:val="both"/>
+        <w:jc w:val="left"/>
       </w:pPr>
       <w:r>
         <w:rPr>
@@ -28640,7 +28654,7 @@
           <w:numId w:val="5"/>
         </w:numPr>
         <w:spacing w:line="276"/>
-        <w:jc w:val="both"/>
+        <w:jc w:val="left"/>
       </w:pPr>
       <w:r>
         <w:rPr>
@@ -28681,7 +28695,7 @@
           <w:numId w:val="5"/>
         </w:numPr>
         <w:spacing w:line="276"/>
-        <w:jc w:val="both"/>
+        <w:jc w:val="left"/>
       </w:pPr>
       <w:r>
         <w:rPr>
@@ -28722,7 +28736,7 @@
           <w:numId w:val="5"/>
         </w:numPr>
         <w:spacing w:line="276"/>
-        <w:jc w:val="both"/>
+        <w:jc w:val="left"/>
       </w:pPr>
       <w:r>
         <w:rPr>
@@ -28763,7 +28777,7 @@
           <w:numId w:val="5"/>
         </w:numPr>
         <w:spacing w:line="276"/>
-        <w:jc w:val="both"/>
+        <w:jc w:val="left"/>
       </w:pPr>
       <w:r>
         <w:rPr>
@@ -28804,7 +28818,7 @@
           <w:numId w:val="5"/>
         </w:numPr>
         <w:spacing w:line="276"/>
-        <w:jc w:val="both"/>
+        <w:jc w:val="left"/>
       </w:pPr>
       <w:r>
         <w:rPr>
@@ -28845,7 +28859,7 @@
           <w:numId w:val="5"/>
         </w:numPr>
         <w:spacing w:line="276"/>
-        <w:jc w:val="both"/>
+        <w:jc w:val="left"/>
       </w:pPr>
       <w:r>
         <w:rPr>
@@ -28886,7 +28900,7 @@
           <w:numId w:val="5"/>
         </w:numPr>
         <w:spacing w:line="276"/>
-        <w:jc w:val="both"/>
+        <w:jc w:val="left"/>
       </w:pPr>
       <w:r>
         <w:rPr>
@@ -28927,7 +28941,7 @@
           <w:numId w:val="5"/>
         </w:numPr>
         <w:spacing w:line="276"/>
-        <w:jc w:val="both"/>
+        <w:jc w:val="left"/>
       </w:pPr>
       <w:r>
         <w:rPr>
@@ -28968,7 +28982,7 @@
           <w:numId w:val="5"/>
         </w:numPr>
         <w:spacing w:line="276"/>
-        <w:jc w:val="both"/>
+        <w:jc w:val="left"/>
       </w:pPr>
       <w:r>
         <w:rPr>
@@ -29009,7 +29023,7 @@
           <w:numId w:val="5"/>
         </w:numPr>
         <w:spacing w:line="276"/>
-        <w:jc w:val="both"/>
+        <w:jc w:val="left"/>
       </w:pPr>
       <w:r>
         <w:rPr>
@@ -29050,7 +29064,7 @@
           <w:numId w:val="5"/>
         </w:numPr>
         <w:spacing w:line="276"/>
-        <w:jc w:val="both"/>
+        <w:jc w:val="left"/>
       </w:pPr>
       <w:r>
         <w:rPr>
@@ -29091,7 +29105,7 @@
           <w:numId w:val="5"/>
         </w:numPr>
         <w:spacing w:line="276"/>
-        <w:jc w:val="both"/>
+        <w:jc w:val="left"/>
       </w:pPr>
       <w:r>
         <w:rPr>
@@ -29132,7 +29146,7 @@
           <w:numId w:val="5"/>
         </w:numPr>
         <w:spacing w:line="276"/>
-        <w:jc w:val="both"/>
+        <w:jc w:val="left"/>
       </w:pPr>
       <w:r>
         <w:rPr>
@@ -29173,7 +29187,7 @@
           <w:numId w:val="5"/>
         </w:numPr>
         <w:spacing w:line="276"/>
-        <w:jc w:val="both"/>
+        <w:jc w:val="left"/>
       </w:pPr>
       <w:r>
         <w:rPr>
@@ -29214,7 +29228,7 @@
           <w:numId w:val="5"/>
         </w:numPr>
         <w:spacing w:line="276"/>
-        <w:jc w:val="both"/>
+        <w:jc w:val="left"/>
       </w:pPr>
       <w:r>
         <w:rPr>
@@ -29255,7 +29269,7 @@
           <w:numId w:val="5"/>
         </w:numPr>
         <w:spacing w:line="276"/>
-        <w:jc w:val="both"/>
+        <w:jc w:val="left"/>
       </w:pPr>
       <w:r>
         <w:rPr>
@@ -29296,7 +29310,7 @@
           <w:numId w:val="5"/>
         </w:numPr>
         <w:spacing w:line="276"/>
-        <w:jc w:val="both"/>
+        <w:jc w:val="left"/>
       </w:pPr>
       <w:r>
         <w:rPr>
@@ -29337,7 +29351,7 @@
           <w:numId w:val="5"/>
         </w:numPr>
         <w:spacing w:line="276"/>
-        <w:jc w:val="both"/>
+        <w:jc w:val="left"/>
       </w:pPr>
       <w:r>
         <w:rPr>
@@ -29378,7 +29392,7 @@
           <w:numId w:val="5"/>
         </w:numPr>
         <w:spacing w:line="276"/>
-        <w:jc w:val="both"/>
+        <w:jc w:val="left"/>
       </w:pPr>
       <w:r>
         <w:rPr>
@@ -29419,7 +29433,7 @@
           <w:numId w:val="5"/>
         </w:numPr>
         <w:spacing w:line="276"/>
-        <w:jc w:val="both"/>
+        <w:jc w:val="left"/>
       </w:pPr>
       <w:r>
         <w:rPr>
@@ -29460,7 +29474,7 @@
           <w:numId w:val="5"/>
         </w:numPr>
         <w:spacing w:line="276"/>
-        <w:jc w:val="both"/>
+        <w:jc w:val="left"/>
       </w:pPr>
       <w:r>
         <w:rPr>
@@ -29501,7 +29515,7 @@
           <w:numId w:val="5"/>
         </w:numPr>
         <w:spacing w:line="276"/>
-        <w:jc w:val="both"/>
+        <w:jc w:val="left"/>
       </w:pPr>
       <w:r>
         <w:rPr>
@@ -29542,7 +29556,7 @@
           <w:numId w:val="5"/>
         </w:numPr>
         <w:spacing w:line="276"/>
-        <w:jc w:val="both"/>
+        <w:jc w:val="left"/>
       </w:pPr>
       <w:r>
         <w:rPr>
@@ -29583,7 +29597,7 @@
           <w:numId w:val="5"/>
         </w:numPr>
         <w:spacing w:line="276"/>
-        <w:jc w:val="both"/>
+        <w:jc w:val="left"/>
       </w:pPr>
       <w:r>
         <w:rPr>
@@ -29624,7 +29638,7 @@
           <w:numId w:val="5"/>
         </w:numPr>
         <w:spacing w:line="276"/>
-        <w:jc w:val="both"/>
+        <w:jc w:val="left"/>
       </w:pPr>
       <w:r>
         <w:rPr>
@@ -29665,7 +29679,7 @@
           <w:numId w:val="5"/>
         </w:numPr>
         <w:spacing w:line="276"/>
-        <w:jc w:val="both"/>
+        <w:jc w:val="left"/>
       </w:pPr>
       <w:r>
         <w:rPr>
@@ -29706,7 +29720,7 @@
           <w:numId w:val="5"/>
         </w:numPr>
         <w:spacing w:line="276"/>
-        <w:jc w:val="both"/>
+        <w:jc w:val="left"/>
       </w:pPr>
       <w:r>
         <w:rPr>
@@ -29747,7 +29761,7 @@
           <w:numId w:val="5"/>
         </w:numPr>
         <w:spacing w:line="276"/>
-        <w:jc w:val="both"/>
+        <w:jc w:val="left"/>
       </w:pPr>
       <w:r>
         <w:rPr>
@@ -29788,7 +29802,7 @@
           <w:numId w:val="5"/>
         </w:numPr>
         <w:spacing w:line="276"/>
-        <w:jc w:val="both"/>
+        <w:jc w:val="left"/>
       </w:pPr>
       <w:r>
         <w:rPr>
@@ -29829,7 +29843,7 @@
           <w:numId w:val="5"/>
         </w:numPr>
         <w:spacing w:line="276"/>
-        <w:jc w:val="both"/>
+        <w:jc w:val="left"/>
       </w:pPr>
       <w:r>
         <w:rPr>
@@ -29870,7 +29884,7 @@
           <w:numId w:val="5"/>
         </w:numPr>
         <w:spacing w:line="276"/>
-        <w:jc w:val="both"/>
+        <w:jc w:val="left"/>
       </w:pPr>
       <w:r>
         <w:rPr>
@@ -29911,7 +29925,7 @@
           <w:numId w:val="5"/>
         </w:numPr>
         <w:spacing w:line="276"/>
-        <w:jc w:val="both"/>
+        <w:jc w:val="left"/>
       </w:pPr>
       <w:r>
         <w:rPr>
@@ -29952,7 +29966,7 @@
           <w:numId w:val="5"/>
         </w:numPr>
         <w:spacing w:line="276"/>
-        <w:jc w:val="both"/>
+        <w:jc w:val="left"/>
       </w:pPr>
       <w:r>
         <w:rPr>
@@ -29993,7 +30007,7 @@
           <w:numId w:val="5"/>
         </w:numPr>
         <w:spacing w:line="276"/>
-        <w:jc w:val="both"/>
+        <w:jc w:val="left"/>
       </w:pPr>
       <w:r>
         <w:rPr>
@@ -30034,7 +30048,7 @@
           <w:numId w:val="5"/>
         </w:numPr>
         <w:spacing w:line="276"/>
-        <w:jc w:val="both"/>
+        <w:jc w:val="left"/>
       </w:pPr>
       <w:r>
         <w:rPr>
@@ -30075,7 +30089,7 @@
           <w:numId w:val="5"/>
         </w:numPr>
         <w:spacing w:line="276"/>
-        <w:jc w:val="both"/>
+        <w:jc w:val="left"/>
       </w:pPr>
       <w:r>
         <w:rPr>
@@ -30116,7 +30130,7 @@
           <w:numId w:val="5"/>
         </w:numPr>
         <w:spacing w:line="276"/>
-        <w:jc w:val="both"/>
+        <w:jc w:val="left"/>
       </w:pPr>
       <w:r>
         <w:rPr>
@@ -30157,7 +30171,7 @@
           <w:numId w:val="5"/>
         </w:numPr>
         <w:spacing w:line="276"/>
-        <w:jc w:val="both"/>
+        <w:jc w:val="left"/>
       </w:pPr>
       <w:r>
         <w:rPr>
@@ -30198,7 +30212,7 @@
           <w:numId w:val="5"/>
         </w:numPr>
         <w:spacing w:line="276"/>
-        <w:jc w:val="both"/>
+        <w:jc w:val="left"/>
       </w:pPr>
       <w:r>
         <w:rPr>
@@ -30239,7 +30253,7 @@
           <w:numId w:val="5"/>
         </w:numPr>
         <w:spacing w:line="276"/>
-        <w:jc w:val="both"/>
+        <w:jc w:val="left"/>
       </w:pPr>
       <w:r>
         <w:rPr>
@@ -30280,7 +30294,7 @@
           <w:numId w:val="5"/>
         </w:numPr>
         <w:spacing w:line="276"/>
-        <w:jc w:val="both"/>
+        <w:jc w:val="left"/>
       </w:pPr>
       <w:r>
         <w:rPr>
@@ -30321,7 +30335,7 @@
           <w:numId w:val="5"/>
         </w:numPr>
         <w:spacing w:line="276"/>
-        <w:jc w:val="both"/>
+        <w:jc w:val="left"/>
       </w:pPr>
       <w:r>
         <w:rPr>
@@ -30362,7 +30376,7 @@
           <w:numId w:val="5"/>
         </w:numPr>
         <w:spacing w:line="276"/>
-        <w:jc w:val="both"/>
+        <w:jc w:val="left"/>
       </w:pPr>
       <w:r>
         <w:rPr>
@@ -30403,7 +30417,7 @@
           <w:numId w:val="5"/>
         </w:numPr>
         <w:spacing w:line="276"/>
-        <w:jc w:val="both"/>
+        <w:jc w:val="left"/>
       </w:pPr>
       <w:r>
         <w:rPr>
@@ -30444,7 +30458,7 @@
           <w:numId w:val="5"/>
         </w:numPr>
         <w:spacing w:line="276"/>
-        <w:jc w:val="both"/>
+        <w:jc w:val="left"/>
       </w:pPr>
       <w:r>
         <w:rPr>
@@ -30485,7 +30499,7 @@
           <w:numId w:val="5"/>
         </w:numPr>
         <w:spacing w:line="276"/>
-        <w:jc w:val="both"/>
+        <w:jc w:val="left"/>
       </w:pPr>
       <w:r>
         <w:rPr>
@@ -30526,7 +30540,7 @@
           <w:numId w:val="5"/>
         </w:numPr>
         <w:spacing w:line="276"/>
-        <w:jc w:val="both"/>
+        <w:jc w:val="left"/>
       </w:pPr>
       <w:r>
         <w:rPr>
@@ -30567,7 +30581,7 @@
           <w:numId w:val="5"/>
         </w:numPr>
         <w:spacing w:line="276"/>
-        <w:jc w:val="both"/>
+        <w:jc w:val="left"/>
       </w:pPr>
       <w:r>
         <w:rPr>
@@ -30608,7 +30622,7 @@
           <w:numId w:val="5"/>
         </w:numPr>
         <w:spacing w:line="276"/>
-        <w:jc w:val="both"/>
+        <w:jc w:val="left"/>
       </w:pPr>
       <w:r>
         <w:rPr>
@@ -30649,7 +30663,7 @@
           <w:numId w:val="5"/>
         </w:numPr>
         <w:spacing w:line="276"/>
-        <w:jc w:val="both"/>
+        <w:jc w:val="left"/>
       </w:pPr>
       <w:r>
         <w:rPr>
@@ -30690,7 +30704,7 @@
           <w:numId w:val="5"/>
         </w:numPr>
         <w:spacing w:line="276"/>
-        <w:jc w:val="both"/>
+        <w:jc w:val="left"/>
       </w:pPr>
       <w:r>
         <w:rPr>
@@ -30731,7 +30745,7 @@
           <w:numId w:val="5"/>
         </w:numPr>
         <w:spacing w:line="276"/>
-        <w:jc w:val="both"/>
+        <w:jc w:val="left"/>
       </w:pPr>
       <w:r>
         <w:rPr>
@@ -30772,7 +30786,7 @@
           <w:numId w:val="5"/>
         </w:numPr>
         <w:spacing w:line="276"/>
-        <w:jc w:val="both"/>
+        <w:jc w:val="left"/>
       </w:pPr>
       <w:r>
         <w:rPr>
@@ -30813,7 +30827,7 @@
           <w:numId w:val="5"/>
         </w:numPr>
         <w:spacing w:line="276"/>
-        <w:jc w:val="both"/>
+        <w:jc w:val="left"/>
       </w:pPr>
       <w:r>
         <w:rPr>
@@ -30893,7 +30907,7 @@
           <w:p>
             <w:pPr>
               <w:spacing w:line="240"/>
-              <w:jc w:val="left"/>
+              <w:jc w:val="center"/>
             </w:pPr>
             <w:r>
               <w:rPr>
@@ -30907,7 +30921,7 @@
           <w:p>
             <w:pPr>
               <w:spacing w:line="240"/>
-              <w:jc w:val="left"/>
+              <w:jc w:val="center"/>
             </w:pPr>
             <w:r>
               <w:rPr>
@@ -30921,7 +30935,7 @@
           <w:p>
             <w:pPr>
               <w:spacing w:line="240"/>
-              <w:jc w:val="left"/>
+              <w:jc w:val="center"/>
             </w:pPr>
             <w:r>
               <w:rPr>
@@ -30932,20 +30946,51 @@
               <w:t xml:space="preserve">Специальность 09.02.06 Сетевое и системное администрирование, группа ОА-2501, 2 курс, 1 семестр</w:t>
             </w:r>
           </w:p>
-          <w:p>
-            <w:pPr>
-              <w:spacing w:line="240"/>
-              <w:jc w:val="left"/>
-            </w:pPr>
-            <w:r>
-              <w:rPr>
-                <w:rFonts w:ascii="Times New Roman" w:cs="Times New Roman" w:eastAsia="Times New Roman" w:hAnsi="Times New Roman"/>
+        </w:tc>
+      </w:tr>
+      <w:tr>
+        <w:tc>
+          <w:tcPr>
+            <w:tcW w:type="dxa" w:w="9354"/>
+            <w:shd w:fill="F2F2F2" w:color="auto" w:val="clear"/>
+            <w:tcMar>
+              <w:top w:type="dxa" w:w="40"/>
+              <w:left w:type="dxa" w:w="80"/>
+              <w:bottom w:type="dxa" w:w="40"/>
+              <w:right w:type="dxa" w:w="80"/>
+            </w:tcMar>
+            <w:vAlign w:val="top"/>
+          </w:tcPr>
+          <w:p>
+            <w:pPr>
+              <w:spacing w:line="240"/>
+              <w:jc w:val="center"/>
+            </w:pPr>
+            <w:r>
+              <w:rPr>
+                <w:rFonts w:ascii="Times New Roman" w:cs="Times New Roman" w:eastAsia="Times New Roman" w:hAnsi="Times New Roman"/>
+                <w:b/>
+                <w:bCs/>
                 <w:sz w:val="22"/>
                 <w:szCs w:val="22"/>
               </w:rPr>
               <w:t xml:space="preserve">ЭКЗАМЕНАЦИОННЫЙ БИЛЕТ № 1</w:t>
             </w:r>
           </w:p>
+        </w:tc>
+      </w:tr>
+      <w:tr>
+        <w:tc>
+          <w:tcPr>
+            <w:tcW w:type="dxa" w:w="9354"/>
+            <w:tcMar>
+              <w:top w:type="dxa" w:w="40"/>
+              <w:left w:type="dxa" w:w="80"/>
+              <w:bottom w:type="dxa" w:w="40"/>
+              <w:right w:type="dxa" w:w="80"/>
+            </w:tcMar>
+            <w:vAlign w:val="top"/>
+          </w:tcPr>
           <w:p>
             <w:pPr>
               <w:spacing w:line="240"/>
@@ -30960,6 +31005,20 @@
               <w:t xml:space="preserve">1. Понятие алгоритма. Свойства алгоритма: дискретность, определённость, результативность, массовость, понятность</w:t>
             </w:r>
           </w:p>
+        </w:tc>
+      </w:tr>
+      <w:tr>
+        <w:tc>
+          <w:tcPr>
+            <w:tcW w:type="dxa" w:w="9354"/>
+            <w:tcMar>
+              <w:top w:type="dxa" w:w="40"/>
+              <w:left w:type="dxa" w:w="80"/>
+              <w:bottom w:type="dxa" w:w="40"/>
+              <w:right w:type="dxa" w:w="80"/>
+            </w:tcMar>
+            <w:vAlign w:val="top"/>
+          </w:tcPr>
           <w:p>
             <w:pPr>
               <w:spacing w:line="240"/>
@@ -30974,6 +31033,20 @@
               <w:t xml:space="preserve">2. Запись данных в файл: методы write и writelines, режимы w и a, оператор with</w:t>
             </w:r>
           </w:p>
+        </w:tc>
+      </w:tr>
+      <w:tr>
+        <w:tc>
+          <w:tcPr>
+            <w:tcW w:type="dxa" w:w="9354"/>
+            <w:tcMar>
+              <w:top w:type="dxa" w:w="40"/>
+              <w:left w:type="dxa" w:w="80"/>
+              <w:bottom w:type="dxa" w:w="40"/>
+              <w:right w:type="dxa" w:w="80"/>
+            </w:tcMar>
+            <w:vAlign w:val="top"/>
+          </w:tcPr>
           <w:p>
             <w:pPr>
               <w:spacing w:line="240"/>
@@ -31002,46 +31075,76 @@
               <w:t xml:space="preserve">Задание: построить блок-схему алгоритма Евклида (цикл «пока b ≠ 0») и выполнить её вручную.</w:t>
             </w:r>
           </w:p>
-          <w:p>
-            <w:pPr>
-              <w:spacing w:line="240"/>
-              <w:jc w:val="left"/>
-            </w:pPr>
-            <w:r>
-              <w:rPr>
-                <w:rFonts w:ascii="Times New Roman" w:cs="Times New Roman" w:eastAsia="Times New Roman" w:hAnsi="Times New Roman"/>
-                <w:sz w:val="22"/>
-                <w:szCs w:val="22"/>
-              </w:rPr>
-              <w:t xml:space="preserve">Результат: НОД(84, 36) = 12; шаги: 84 mod 36 = 12; 36 mod 12 = 0.</w:t>
-            </w:r>
-          </w:p>
-          <w:p>
-            <w:pPr>
-              <w:spacing w:line="240"/>
-              <w:jc w:val="left"/>
-            </w:pPr>
-            <w:r>
-              <w:rPr>
-                <w:rFonts w:ascii="Times New Roman" w:cs="Times New Roman" w:eastAsia="Times New Roman" w:hAnsi="Times New Roman"/>
+        </w:tc>
+      </w:tr>
+      <w:tr>
+        <w:tc>
+          <w:tcPr>
+            <w:tcW w:type="dxa" w:w="9354"/>
+            <w:tcMar>
+              <w:top w:type="dxa" w:w="40"/>
+              <w:left w:type="dxa" w:w="80"/>
+              <w:bottom w:type="dxa" w:w="40"/>
+              <w:right w:type="dxa" w:w="80"/>
+            </w:tcMar>
+            <w:vAlign w:val="top"/>
+          </w:tcPr>
+          <w:p>
+            <w:pPr>
+              <w:spacing w:line="240"/>
+              <w:jc w:val="left"/>
+            </w:pPr>
+            <w:r>
+              <w:rPr>
+                <w:rFonts w:ascii="Times New Roman" w:cs="Times New Roman" w:eastAsia="Times New Roman" w:hAnsi="Times New Roman"/>
+                <w:i/>
+                <w:iCs/>
                 <w:sz w:val="22"/>
                 <w:szCs w:val="22"/>
               </w:rPr>
               <w:t xml:space="preserve">Время на подготовку — 30 минут, на выполнение практического задания — 30 минут.</w:t>
             </w:r>
           </w:p>
-          <w:p>
-            <w:pPr>
-              <w:spacing w:line="240"/>
-              <w:jc w:val="left"/>
-            </w:pPr>
-            <w:r>
-              <w:rPr>
-                <w:rFonts w:ascii="Times New Roman" w:cs="Times New Roman" w:eastAsia="Times New Roman" w:hAnsi="Times New Roman"/>
-                <w:sz w:val="22"/>
-                <w:szCs w:val="22"/>
-              </w:rPr>
-              <w:t xml:space="preserve">Преподаватель ____________ /____________/        Председатель ПЦК ____________ /____________/</w:t>
+        </w:tc>
+      </w:tr>
+      <w:tr>
+        <w:tc>
+          <w:tcPr>
+            <w:tcW w:type="dxa" w:w="9354"/>
+            <w:tcMar>
+              <w:top w:type="dxa" w:w="40"/>
+              <w:left w:type="dxa" w:w="80"/>
+              <w:bottom w:type="dxa" w:w="40"/>
+              <w:right w:type="dxa" w:w="80"/>
+            </w:tcMar>
+            <w:vAlign w:val="top"/>
+          </w:tcPr>
+          <w:p>
+            <w:pPr>
+              <w:spacing w:line="240"/>
+              <w:jc w:val="left"/>
+            </w:pPr>
+            <w:r>
+              <w:rPr>
+                <w:rFonts w:ascii="Times New Roman" w:cs="Times New Roman" w:eastAsia="Times New Roman" w:hAnsi="Times New Roman"/>
+                <w:sz w:val="22"/>
+                <w:szCs w:val="22"/>
+              </w:rPr>
+              <w:t xml:space="preserve">Преподаватель ____________ /____________/</w:t>
+            </w:r>
+          </w:p>
+          <w:p>
+            <w:pPr>
+              <w:spacing w:line="240"/>
+              <w:jc w:val="left"/>
+            </w:pPr>
+            <w:r>
+              <w:rPr>
+                <w:rFonts w:ascii="Times New Roman" w:cs="Times New Roman" w:eastAsia="Times New Roman" w:hAnsi="Times New Roman"/>
+                <w:sz w:val="22"/>
+                <w:szCs w:val="22"/>
+              </w:rPr>
+              <w:t xml:space="preserve">Председатель ПЦК ____________ /____________/</w:t>
             </w:r>
           </w:p>
         </w:tc>

--- a/examples/UD_OP04_OA-2501/РП_ОП.04_ОА-2501_с_ФОС.docx
+++ b/examples/UD_OP04_OA-2501/РП_ОП.04_ОА-2501_с_ФОС.docx
@@ -1820,7 +1820,7 @@
                 <w:sz w:val="22"/>
                 <w:szCs w:val="22"/>
               </w:rPr>
-              <w:t xml:space="preserve">ЛР 1</w:t>
+              <w:t xml:space="preserve">ЛР 13</w:t>
             </w:r>
           </w:p>
         </w:tc>
@@ -1846,7 +1846,7 @@
                 <w:sz w:val="22"/>
                 <w:szCs w:val="22"/>
               </w:rPr>
-              <w:t xml:space="preserve">Осознанно выражающий свою российскую гражданскую принадлежность (идентичность) в поликультурном, многонациональном и многоконфессиональном российском обществе, в мировом сообществе.</w:t>
+              <w:t xml:space="preserve">Понимающий и деятельно выражающий понимание ценности межнационального, межрелигиозного согласия, способный вести диалог с людьми разных национальностей и вероисповеданий, находить общие цели и сотрудничать для их достижения.</w:t>
             </w:r>
           </w:p>
         </w:tc>
@@ -1874,7 +1874,7 @@
                 <w:sz w:val="22"/>
                 <w:szCs w:val="22"/>
               </w:rPr>
-              <w:t xml:space="preserve">ЛР 2</w:t>
+              <w:t xml:space="preserve">ЛР 28</w:t>
             </w:r>
           </w:p>
         </w:tc>
@@ -1900,7 +1900,7 @@
                 <w:sz w:val="22"/>
                 <w:szCs w:val="22"/>
               </w:rPr>
-              <w:t xml:space="preserve">Сознающий своё единство с народом России как источником власти и субъектом тысячелетней российской государственности, с Российским государством, ответственность за его развитие в настоящем и будущем на основе исторического просвещения, российского национального исторического сознания.</w:t>
+              <w:t xml:space="preserve">Участвующий в социально значимой трудовой и профессиональной деятельности разного вида в семье, образовательной организации, на базах производственной практики, в своей местности.</w:t>
             </w:r>
           </w:p>
         </w:tc>
@@ -1928,7 +1928,7 @@
                 <w:sz w:val="22"/>
                 <w:szCs w:val="22"/>
               </w:rPr>
-              <w:t xml:space="preserve">ЛР 3</w:t>
+              <w:t xml:space="preserve">ЛР 38</w:t>
             </w:r>
           </w:p>
         </w:tc>
@@ -1954,7 +1954,7 @@
                 <w:sz w:val="22"/>
                 <w:szCs w:val="22"/>
               </w:rPr>
-              <w:t xml:space="preserve">Проявляющий гражданско-патриотическую позицию, готовность к защите Родины, способный аргументированно отстаивать суверенитет и достоинство народа России и Российского государства, сохранять и защищать историческую правду.</w:t>
+              <w:t xml:space="preserve">Обладающий представлением о современной научной картине мира, достижениях науки и техники, аргументированно выражающий понимание значения науки и технологий для развития российского общества и обеспечения его безопасности.</w:t>
             </w:r>
           </w:p>
         </w:tc>
@@ -1982,7 +1982,7 @@
                 <w:sz w:val="22"/>
                 <w:szCs w:val="22"/>
               </w:rPr>
-              <w:t xml:space="preserve">ЛР 4</w:t>
+              <w:t xml:space="preserve">ЛР 39</w:t>
             </w:r>
           </w:p>
         </w:tc>
@@ -2008,7 +2008,7 @@
                 <w:sz w:val="22"/>
                 <w:szCs w:val="22"/>
               </w:rPr>
-              <w:t xml:space="preserve">Ориентированный на активное гражданское участие в социально-политических процессах на основе уважения закона и правопорядка, прав и свобод сограждан.</w:t>
+              <w:t xml:space="preserve">Демонстрирующий навыки критического мышления, определения достоверности научной информации, в том числе в сфере профессиональной деятельности. Умеющий выбирать способы решения задач профессиональной деятельности применительно к различным контекстам.</w:t>
             </w:r>
           </w:p>
         </w:tc>
@@ -2036,7 +2036,7 @@
                 <w:sz w:val="22"/>
                 <w:szCs w:val="22"/>
               </w:rPr>
-              <w:t xml:space="preserve">ЛР 5</w:t>
+              <w:t xml:space="preserve">ЛР 40</w:t>
             </w:r>
           </w:p>
         </w:tc>
@@ -2062,7 +2062,7 @@
                 <w:sz w:val="22"/>
                 <w:szCs w:val="22"/>
               </w:rPr>
-              <w:t xml:space="preserve">Осознанно и деятельно выражающий неприятие любой дискриминации по социальным, национальным, расовым, религиозным признакам, проявлений экстремизма, терроризма, коррупции, антигосударственной деятельности.</w:t>
+              <w:t xml:space="preserve">Использующий современные средства поиска, анализа и интерпретации информации, информационные технологии для выполнения задач профессиональной деятельности.</w:t>
             </w:r>
           </w:p>
         </w:tc>
@@ -2090,7 +2090,7 @@
                 <w:sz w:val="22"/>
                 <w:szCs w:val="22"/>
               </w:rPr>
-              <w:t xml:space="preserve">ЛР 6</w:t>
+              <w:t xml:space="preserve">ЛР 41</w:t>
             </w:r>
           </w:p>
         </w:tc>
@@ -2116,7 +2116,7 @@
                 <w:sz w:val="22"/>
                 <w:szCs w:val="22"/>
               </w:rPr>
-              <w:t xml:space="preserve">Обладающий опытом гражданской социально значимой деятельности (в студенческом самоуправлении, добровольческом движении, предпринимательской деятельности, экологических, военно-патриотических и др. объединениях, акциях, программах)</w:t>
+              <w:t xml:space="preserve">Развивающий и применяющий навыки наблюдения, накопления и систематизации фактов, осмысления опыта в естественнонаучной и гуманитарной областях познания, исследовательской и профессиональной деятельности</w:t>
             </w:r>
           </w:p>
         </w:tc>
@@ -2144,7 +2144,7 @@
                 <w:sz w:val="22"/>
                 <w:szCs w:val="22"/>
               </w:rPr>
-              <w:t xml:space="preserve">ЛР 7</w:t>
+              <w:t xml:space="preserve">ЛР 47</w:t>
             </w:r>
           </w:p>
         </w:tc>
@@ -2170,2437 +2170,7 @@
                 <w:sz w:val="22"/>
                 <w:szCs w:val="22"/>
               </w:rPr>
-              <w:t xml:space="preserve">Осознающий свою национальную, этническую принадлежность, демонстрирующий приверженность к родной культуре, любовь к своему народу.</w:t>
-            </w:r>
-          </w:p>
-        </w:tc>
-      </w:tr>
-      <w:tr>
-        <w:tc>
-          <w:tcPr>
-            <w:tcW w:type="dxa" w:w="1418"/>
-            <w:tcMar>
-              <w:top w:type="dxa" w:w="40"/>
-              <w:left w:type="dxa" w:w="80"/>
-              <w:bottom w:type="dxa" w:w="40"/>
-              <w:right w:type="dxa" w:w="80"/>
-            </w:tcMar>
-            <w:vAlign w:val="top"/>
-          </w:tcPr>
-          <w:p>
-            <w:pPr>
-              <w:spacing w:line="240"/>
-              <w:jc w:val="left"/>
-            </w:pPr>
-            <w:r>
-              <w:rPr>
-                <w:rFonts w:ascii="Times New Roman" w:cs="Times New Roman" w:eastAsia="Times New Roman" w:hAnsi="Times New Roman"/>
-                <w:sz w:val="22"/>
-                <w:szCs w:val="22"/>
-              </w:rPr>
-              <w:t xml:space="preserve">ЛР 8</w:t>
-            </w:r>
-          </w:p>
-        </w:tc>
-        <w:tc>
-          <w:tcPr>
-            <w:tcW w:type="dxa" w:w="7936"/>
-            <w:tcMar>
-              <w:top w:type="dxa" w:w="40"/>
-              <w:left w:type="dxa" w:w="80"/>
-              <w:bottom w:type="dxa" w:w="40"/>
-              <w:right w:type="dxa" w:w="80"/>
-            </w:tcMar>
-            <w:vAlign w:val="top"/>
-          </w:tcPr>
-          <w:p>
-            <w:pPr>
-              <w:spacing w:line="240"/>
-              <w:jc w:val="left"/>
-            </w:pPr>
-            <w:r>
-              <w:rPr>
-                <w:rFonts w:ascii="Times New Roman" w:cs="Times New Roman" w:eastAsia="Times New Roman" w:hAnsi="Times New Roman"/>
-                <w:sz w:val="22"/>
-                <w:szCs w:val="22"/>
-              </w:rPr>
-              <w:t xml:space="preserve">Сознающий причастность к многонациональному народу Российской Федерации, Отечеству, общероссийскую идентичность.</w:t>
-            </w:r>
-          </w:p>
-        </w:tc>
-      </w:tr>
-      <w:tr>
-        <w:tc>
-          <w:tcPr>
-            <w:tcW w:type="dxa" w:w="1418"/>
-            <w:tcMar>
-              <w:top w:type="dxa" w:w="40"/>
-              <w:left w:type="dxa" w:w="80"/>
-              <w:bottom w:type="dxa" w:w="40"/>
-              <w:right w:type="dxa" w:w="80"/>
-            </w:tcMar>
-            <w:vAlign w:val="top"/>
-          </w:tcPr>
-          <w:p>
-            <w:pPr>
-              <w:spacing w:line="240"/>
-              <w:jc w:val="left"/>
-            </w:pPr>
-            <w:r>
-              <w:rPr>
-                <w:rFonts w:ascii="Times New Roman" w:cs="Times New Roman" w:eastAsia="Times New Roman" w:hAnsi="Times New Roman"/>
-                <w:sz w:val="22"/>
-                <w:szCs w:val="22"/>
-              </w:rPr>
-              <w:t xml:space="preserve">ЛР 9</w:t>
-            </w:r>
-          </w:p>
-        </w:tc>
-        <w:tc>
-          <w:tcPr>
-            <w:tcW w:type="dxa" w:w="7936"/>
-            <w:tcMar>
-              <w:top w:type="dxa" w:w="40"/>
-              <w:left w:type="dxa" w:w="80"/>
-              <w:bottom w:type="dxa" w:w="40"/>
-              <w:right w:type="dxa" w:w="80"/>
-            </w:tcMar>
-            <w:vAlign w:val="top"/>
-          </w:tcPr>
-          <w:p>
-            <w:pPr>
-              <w:spacing w:line="240"/>
-              <w:jc w:val="left"/>
-            </w:pPr>
-            <w:r>
-              <w:rPr>
-                <w:rFonts w:ascii="Times New Roman" w:cs="Times New Roman" w:eastAsia="Times New Roman" w:hAnsi="Times New Roman"/>
-                <w:sz w:val="22"/>
-                <w:szCs w:val="22"/>
-              </w:rPr>
-              <w:t xml:space="preserve">Проявляющий деятельное ценностное отношение к историческому и культурному наследию своего и других народов России, их традициям, праздникам.</w:t>
-            </w:r>
-          </w:p>
-        </w:tc>
-      </w:tr>
-      <w:tr>
-        <w:tc>
-          <w:tcPr>
-            <w:tcW w:type="dxa" w:w="1418"/>
-            <w:tcMar>
-              <w:top w:type="dxa" w:w="40"/>
-              <w:left w:type="dxa" w:w="80"/>
-              <w:bottom w:type="dxa" w:w="40"/>
-              <w:right w:type="dxa" w:w="80"/>
-            </w:tcMar>
-            <w:vAlign w:val="top"/>
-          </w:tcPr>
-          <w:p>
-            <w:pPr>
-              <w:spacing w:line="240"/>
-              <w:jc w:val="left"/>
-            </w:pPr>
-            <w:r>
-              <w:rPr>
-                <w:rFonts w:ascii="Times New Roman" w:cs="Times New Roman" w:eastAsia="Times New Roman" w:hAnsi="Times New Roman"/>
-                <w:sz w:val="22"/>
-                <w:szCs w:val="22"/>
-              </w:rPr>
-              <w:t xml:space="preserve">ЛР 10</w:t>
-            </w:r>
-          </w:p>
-        </w:tc>
-        <w:tc>
-          <w:tcPr>
-            <w:tcW w:type="dxa" w:w="7936"/>
-            <w:tcMar>
-              <w:top w:type="dxa" w:w="40"/>
-              <w:left w:type="dxa" w:w="80"/>
-              <w:bottom w:type="dxa" w:w="40"/>
-              <w:right w:type="dxa" w:w="80"/>
-            </w:tcMar>
-            <w:vAlign w:val="top"/>
-          </w:tcPr>
-          <w:p>
-            <w:pPr>
-              <w:spacing w:line="240"/>
-              <w:jc w:val="left"/>
-            </w:pPr>
-            <w:r>
-              <w:rPr>
-                <w:rFonts w:ascii="Times New Roman" w:cs="Times New Roman" w:eastAsia="Times New Roman" w:hAnsi="Times New Roman"/>
-                <w:sz w:val="22"/>
-                <w:szCs w:val="22"/>
-              </w:rPr>
-              <w:t xml:space="preserve">Проявляющий уважение к соотечественникам, проживающим за рубежом, поддерживающий их права, защиту их интересов в сохранении общероссийской идентичности.</w:t>
-            </w:r>
-          </w:p>
-        </w:tc>
-      </w:tr>
-      <w:tr>
-        <w:tc>
-          <w:tcPr>
-            <w:tcW w:type="dxa" w:w="1418"/>
-            <w:tcMar>
-              <w:top w:type="dxa" w:w="40"/>
-              <w:left w:type="dxa" w:w="80"/>
-              <w:bottom w:type="dxa" w:w="40"/>
-              <w:right w:type="dxa" w:w="80"/>
-            </w:tcMar>
-            <w:vAlign w:val="top"/>
-          </w:tcPr>
-          <w:p>
-            <w:pPr>
-              <w:spacing w:line="240"/>
-              <w:jc w:val="left"/>
-            </w:pPr>
-            <w:r>
-              <w:rPr>
-                <w:rFonts w:ascii="Times New Roman" w:cs="Times New Roman" w:eastAsia="Times New Roman" w:hAnsi="Times New Roman"/>
-                <w:sz w:val="22"/>
-                <w:szCs w:val="22"/>
-              </w:rPr>
-              <w:t xml:space="preserve">ЛР 11</w:t>
-            </w:r>
-          </w:p>
-        </w:tc>
-        <w:tc>
-          <w:tcPr>
-            <w:tcW w:type="dxa" w:w="7936"/>
-            <w:tcMar>
-              <w:top w:type="dxa" w:w="40"/>
-              <w:left w:type="dxa" w:w="80"/>
-              <w:bottom w:type="dxa" w:w="40"/>
-              <w:right w:type="dxa" w:w="80"/>
-            </w:tcMar>
-            <w:vAlign w:val="top"/>
-          </w:tcPr>
-          <w:p>
-            <w:pPr>
-              <w:spacing w:line="240"/>
-              <w:jc w:val="left"/>
-            </w:pPr>
-            <w:r>
-              <w:rPr>
-                <w:rFonts w:ascii="Times New Roman" w:cs="Times New Roman" w:eastAsia="Times New Roman" w:hAnsi="Times New Roman"/>
-                <w:sz w:val="22"/>
-                <w:szCs w:val="22"/>
-              </w:rPr>
-              <w:t xml:space="preserve">Проявляющий приверженность традиционным духовно-нравственным ценностям, культуре народов России с учётом мировоззренческого, национального, конфессионального самоопределения.</w:t>
-            </w:r>
-          </w:p>
-        </w:tc>
-      </w:tr>
-      <w:tr>
-        <w:tc>
-          <w:tcPr>
-            <w:tcW w:type="dxa" w:w="1418"/>
-            <w:tcMar>
-              <w:top w:type="dxa" w:w="40"/>
-              <w:left w:type="dxa" w:w="80"/>
-              <w:bottom w:type="dxa" w:w="40"/>
-              <w:right w:type="dxa" w:w="80"/>
-            </w:tcMar>
-            <w:vAlign w:val="top"/>
-          </w:tcPr>
-          <w:p>
-            <w:pPr>
-              <w:spacing w:line="240"/>
-              <w:jc w:val="left"/>
-            </w:pPr>
-            <w:r>
-              <w:rPr>
-                <w:rFonts w:ascii="Times New Roman" w:cs="Times New Roman" w:eastAsia="Times New Roman" w:hAnsi="Times New Roman"/>
-                <w:sz w:val="22"/>
-                <w:szCs w:val="22"/>
-              </w:rPr>
-              <w:t xml:space="preserve">ЛР 12</w:t>
-            </w:r>
-          </w:p>
-        </w:tc>
-        <w:tc>
-          <w:tcPr>
-            <w:tcW w:type="dxa" w:w="7936"/>
-            <w:tcMar>
-              <w:top w:type="dxa" w:w="40"/>
-              <w:left w:type="dxa" w:w="80"/>
-              <w:bottom w:type="dxa" w:w="40"/>
-              <w:right w:type="dxa" w:w="80"/>
-            </w:tcMar>
-            <w:vAlign w:val="top"/>
-          </w:tcPr>
-          <w:p>
-            <w:pPr>
-              <w:spacing w:line="240"/>
-              <w:jc w:val="left"/>
-            </w:pPr>
-            <w:r>
-              <w:rPr>
-                <w:rFonts w:ascii="Times New Roman" w:cs="Times New Roman" w:eastAsia="Times New Roman" w:hAnsi="Times New Roman"/>
-                <w:sz w:val="22"/>
-                <w:szCs w:val="22"/>
-              </w:rPr>
-              <w:t xml:space="preserve">Проявляющий уважение к жизни и достоинству каждого человека, свободе мировоззренческого выбора и самоопределения, к представителям различных этнических групп, традиционных религий народов России, их национальному достоинству и религиозным чувствам с учётом соблюдения конституционных прав и свобод всех граждан.</w:t>
-            </w:r>
-          </w:p>
-        </w:tc>
-      </w:tr>
-      <w:tr>
-        <w:tc>
-          <w:tcPr>
-            <w:tcW w:type="dxa" w:w="1418"/>
-            <w:tcMar>
-              <w:top w:type="dxa" w:w="40"/>
-              <w:left w:type="dxa" w:w="80"/>
-              <w:bottom w:type="dxa" w:w="40"/>
-              <w:right w:type="dxa" w:w="80"/>
-            </w:tcMar>
-            <w:vAlign w:val="top"/>
-          </w:tcPr>
-          <w:p>
-            <w:pPr>
-              <w:spacing w:line="240"/>
-              <w:jc w:val="left"/>
-            </w:pPr>
-            <w:r>
-              <w:rPr>
-                <w:rFonts w:ascii="Times New Roman" w:cs="Times New Roman" w:eastAsia="Times New Roman" w:hAnsi="Times New Roman"/>
-                <w:sz w:val="22"/>
-                <w:szCs w:val="22"/>
-              </w:rPr>
-              <w:t xml:space="preserve">ЛР 13</w:t>
-            </w:r>
-          </w:p>
-        </w:tc>
-        <w:tc>
-          <w:tcPr>
-            <w:tcW w:type="dxa" w:w="7936"/>
-            <w:tcMar>
-              <w:top w:type="dxa" w:w="40"/>
-              <w:left w:type="dxa" w:w="80"/>
-              <w:bottom w:type="dxa" w:w="40"/>
-              <w:right w:type="dxa" w:w="80"/>
-            </w:tcMar>
-            <w:vAlign w:val="top"/>
-          </w:tcPr>
-          <w:p>
-            <w:pPr>
-              <w:spacing w:line="240"/>
-              <w:jc w:val="left"/>
-            </w:pPr>
-            <w:r>
-              <w:rPr>
-                <w:rFonts w:ascii="Times New Roman" w:cs="Times New Roman" w:eastAsia="Times New Roman" w:hAnsi="Times New Roman"/>
-                <w:sz w:val="22"/>
-                <w:szCs w:val="22"/>
-              </w:rPr>
-              <w:t xml:space="preserve">Понимающий и деятельно выражающий понимание ценности межнационального, межрелигиозного согласия, способный вести диалог с людьми разных национальностей и вероисповеданий, находить общие цели и сотрудничать для их достижения.</w:t>
-            </w:r>
-          </w:p>
-        </w:tc>
-      </w:tr>
-      <w:tr>
-        <w:tc>
-          <w:tcPr>
-            <w:tcW w:type="dxa" w:w="1418"/>
-            <w:tcMar>
-              <w:top w:type="dxa" w:w="40"/>
-              <w:left w:type="dxa" w:w="80"/>
-              <w:bottom w:type="dxa" w:w="40"/>
-              <w:right w:type="dxa" w:w="80"/>
-            </w:tcMar>
-            <w:vAlign w:val="top"/>
-          </w:tcPr>
-          <w:p>
-            <w:pPr>
-              <w:spacing w:line="240"/>
-              <w:jc w:val="left"/>
-            </w:pPr>
-            <w:r>
-              <w:rPr>
-                <w:rFonts w:ascii="Times New Roman" w:cs="Times New Roman" w:eastAsia="Times New Roman" w:hAnsi="Times New Roman"/>
-                <w:sz w:val="22"/>
-                <w:szCs w:val="22"/>
-              </w:rPr>
-              <w:t xml:space="preserve">ЛР 14</w:t>
-            </w:r>
-          </w:p>
-        </w:tc>
-        <w:tc>
-          <w:tcPr>
-            <w:tcW w:type="dxa" w:w="7936"/>
-            <w:tcMar>
-              <w:top w:type="dxa" w:w="40"/>
-              <w:left w:type="dxa" w:w="80"/>
-              <w:bottom w:type="dxa" w:w="40"/>
-              <w:right w:type="dxa" w:w="80"/>
-            </w:tcMar>
-            <w:vAlign w:val="top"/>
-          </w:tcPr>
-          <w:p>
-            <w:pPr>
-              <w:spacing w:line="240"/>
-              <w:jc w:val="left"/>
-            </w:pPr>
-            <w:r>
-              <w:rPr>
-                <w:rFonts w:ascii="Times New Roman" w:cs="Times New Roman" w:eastAsia="Times New Roman" w:hAnsi="Times New Roman"/>
-                <w:sz w:val="22"/>
-                <w:szCs w:val="22"/>
-              </w:rPr>
-              <w:t xml:space="preserve">Ориентированный на создание устойчивой семьи на основе российских традиционных семейных ценностей, рождение и воспитание детей и принятие родительской ответственности.</w:t>
-            </w:r>
-          </w:p>
-        </w:tc>
-      </w:tr>
-      <w:tr>
-        <w:tc>
-          <w:tcPr>
-            <w:tcW w:type="dxa" w:w="1418"/>
-            <w:tcMar>
-              <w:top w:type="dxa" w:w="40"/>
-              <w:left w:type="dxa" w:w="80"/>
-              <w:bottom w:type="dxa" w:w="40"/>
-              <w:right w:type="dxa" w:w="80"/>
-            </w:tcMar>
-            <w:vAlign w:val="top"/>
-          </w:tcPr>
-          <w:p>
-            <w:pPr>
-              <w:spacing w:line="240"/>
-              <w:jc w:val="left"/>
-            </w:pPr>
-            <w:r>
-              <w:rPr>
-                <w:rFonts w:ascii="Times New Roman" w:cs="Times New Roman" w:eastAsia="Times New Roman" w:hAnsi="Times New Roman"/>
-                <w:sz w:val="22"/>
-                <w:szCs w:val="22"/>
-              </w:rPr>
-              <w:t xml:space="preserve">ЛР 15</w:t>
-            </w:r>
-          </w:p>
-        </w:tc>
-        <w:tc>
-          <w:tcPr>
-            <w:tcW w:type="dxa" w:w="7936"/>
-            <w:tcMar>
-              <w:top w:type="dxa" w:w="40"/>
-              <w:left w:type="dxa" w:w="80"/>
-              <w:bottom w:type="dxa" w:w="40"/>
-              <w:right w:type="dxa" w:w="80"/>
-            </w:tcMar>
-            <w:vAlign w:val="top"/>
-          </w:tcPr>
-          <w:p>
-            <w:pPr>
-              <w:spacing w:line="240"/>
-              <w:jc w:val="left"/>
-            </w:pPr>
-            <w:r>
-              <w:rPr>
-                <w:rFonts w:ascii="Times New Roman" w:cs="Times New Roman" w:eastAsia="Times New Roman" w:hAnsi="Times New Roman"/>
-                <w:sz w:val="22"/>
-                <w:szCs w:val="22"/>
-              </w:rPr>
-              <w:t xml:space="preserve">Обладающий сформированными представлениями о ценности и значении в отечественной и мировой культуре языков и литературы народов России</w:t>
-            </w:r>
-          </w:p>
-        </w:tc>
-      </w:tr>
-      <w:tr>
-        <w:tc>
-          <w:tcPr>
-            <w:tcW w:type="dxa" w:w="1418"/>
-            <w:tcMar>
-              <w:top w:type="dxa" w:w="40"/>
-              <w:left w:type="dxa" w:w="80"/>
-              <w:bottom w:type="dxa" w:w="40"/>
-              <w:right w:type="dxa" w:w="80"/>
-            </w:tcMar>
-            <w:vAlign w:val="top"/>
-          </w:tcPr>
-          <w:p>
-            <w:pPr>
-              <w:spacing w:line="240"/>
-              <w:jc w:val="left"/>
-            </w:pPr>
-            <w:r>
-              <w:rPr>
-                <w:rFonts w:ascii="Times New Roman" w:cs="Times New Roman" w:eastAsia="Times New Roman" w:hAnsi="Times New Roman"/>
-                <w:sz w:val="22"/>
-                <w:szCs w:val="22"/>
-              </w:rPr>
-              <w:t xml:space="preserve">ЛР 16</w:t>
-            </w:r>
-          </w:p>
-        </w:tc>
-        <w:tc>
-          <w:tcPr>
-            <w:tcW w:type="dxa" w:w="7936"/>
-            <w:tcMar>
-              <w:top w:type="dxa" w:w="40"/>
-              <w:left w:type="dxa" w:w="80"/>
-              <w:bottom w:type="dxa" w:w="40"/>
-              <w:right w:type="dxa" w:w="80"/>
-            </w:tcMar>
-            <w:vAlign w:val="top"/>
-          </w:tcPr>
-          <w:p>
-            <w:pPr>
-              <w:spacing w:line="240"/>
-              <w:jc w:val="left"/>
-            </w:pPr>
-            <w:r>
-              <w:rPr>
-                <w:rFonts w:ascii="Times New Roman" w:cs="Times New Roman" w:eastAsia="Times New Roman" w:hAnsi="Times New Roman"/>
-                <w:sz w:val="22"/>
-                <w:szCs w:val="22"/>
-              </w:rPr>
-              <w:t xml:space="preserve">Выражающий понимание ценности отечественного и мирового искусства, российского и мирового художественного наследия.</w:t>
-            </w:r>
-          </w:p>
-        </w:tc>
-      </w:tr>
-      <w:tr>
-        <w:tc>
-          <w:tcPr>
-            <w:tcW w:type="dxa" w:w="1418"/>
-            <w:tcMar>
-              <w:top w:type="dxa" w:w="40"/>
-              <w:left w:type="dxa" w:w="80"/>
-              <w:bottom w:type="dxa" w:w="40"/>
-              <w:right w:type="dxa" w:w="80"/>
-            </w:tcMar>
-            <w:vAlign w:val="top"/>
-          </w:tcPr>
-          <w:p>
-            <w:pPr>
-              <w:spacing w:line="240"/>
-              <w:jc w:val="left"/>
-            </w:pPr>
-            <w:r>
-              <w:rPr>
-                <w:rFonts w:ascii="Times New Roman" w:cs="Times New Roman" w:eastAsia="Times New Roman" w:hAnsi="Times New Roman"/>
-                <w:sz w:val="22"/>
-                <w:szCs w:val="22"/>
-              </w:rPr>
-              <w:t xml:space="preserve">ЛР 17</w:t>
-            </w:r>
-          </w:p>
-        </w:tc>
-        <w:tc>
-          <w:tcPr>
-            <w:tcW w:type="dxa" w:w="7936"/>
-            <w:tcMar>
-              <w:top w:type="dxa" w:w="40"/>
-              <w:left w:type="dxa" w:w="80"/>
-              <w:bottom w:type="dxa" w:w="40"/>
-              <w:right w:type="dxa" w:w="80"/>
-            </w:tcMar>
-            <w:vAlign w:val="top"/>
-          </w:tcPr>
-          <w:p>
-            <w:pPr>
-              <w:spacing w:line="240"/>
-              <w:jc w:val="left"/>
-            </w:pPr>
-            <w:r>
-              <w:rPr>
-                <w:rFonts w:ascii="Times New Roman" w:cs="Times New Roman" w:eastAsia="Times New Roman" w:hAnsi="Times New Roman"/>
-                <w:sz w:val="22"/>
-                <w:szCs w:val="22"/>
-              </w:rPr>
-              <w:t xml:space="preserve">Проявляющий восприимчивость к разным видам искусства, понимание эмоционального воздействия искусства, его влияния на душевное состояние и поведение людей, умеющий критически оценивать это влияние.</w:t>
-            </w:r>
-          </w:p>
-        </w:tc>
-      </w:tr>
-      <w:tr>
-        <w:tc>
-          <w:tcPr>
-            <w:tcW w:type="dxa" w:w="1418"/>
-            <w:tcMar>
-              <w:top w:type="dxa" w:w="40"/>
-              <w:left w:type="dxa" w:w="80"/>
-              <w:bottom w:type="dxa" w:w="40"/>
-              <w:right w:type="dxa" w:w="80"/>
-            </w:tcMar>
-            <w:vAlign w:val="top"/>
-          </w:tcPr>
-          <w:p>
-            <w:pPr>
-              <w:spacing w:line="240"/>
-              <w:jc w:val="left"/>
-            </w:pPr>
-            <w:r>
-              <w:rPr>
-                <w:rFonts w:ascii="Times New Roman" w:cs="Times New Roman" w:eastAsia="Times New Roman" w:hAnsi="Times New Roman"/>
-                <w:sz w:val="22"/>
-                <w:szCs w:val="22"/>
-              </w:rPr>
-              <w:t xml:space="preserve">ЛР 18</w:t>
-            </w:r>
-          </w:p>
-        </w:tc>
-        <w:tc>
-          <w:tcPr>
-            <w:tcW w:type="dxa" w:w="7936"/>
-            <w:tcMar>
-              <w:top w:type="dxa" w:w="40"/>
-              <w:left w:type="dxa" w:w="80"/>
-              <w:bottom w:type="dxa" w:w="40"/>
-              <w:right w:type="dxa" w:w="80"/>
-            </w:tcMar>
-            <w:vAlign w:val="top"/>
-          </w:tcPr>
-          <w:p>
-            <w:pPr>
-              <w:spacing w:line="240"/>
-              <w:jc w:val="left"/>
-            </w:pPr>
-            <w:r>
-              <w:rPr>
-                <w:rFonts w:ascii="Times New Roman" w:cs="Times New Roman" w:eastAsia="Times New Roman" w:hAnsi="Times New Roman"/>
-                <w:sz w:val="22"/>
-                <w:szCs w:val="22"/>
-              </w:rPr>
-              <w:t xml:space="preserve">Проявляющий понимание художественной культуры как средства коммуникации и самовыражения в современном обществе, значение нравственных норм, ценностей, традиций в искусстве.</w:t>
-            </w:r>
-          </w:p>
-        </w:tc>
-      </w:tr>
-      <w:tr>
-        <w:tc>
-          <w:tcPr>
-            <w:tcW w:type="dxa" w:w="1418"/>
-            <w:tcMar>
-              <w:top w:type="dxa" w:w="40"/>
-              <w:left w:type="dxa" w:w="80"/>
-              <w:bottom w:type="dxa" w:w="40"/>
-              <w:right w:type="dxa" w:w="80"/>
-            </w:tcMar>
-            <w:vAlign w:val="top"/>
-          </w:tcPr>
-          <w:p>
-            <w:pPr>
-              <w:spacing w:line="240"/>
-              <w:jc w:val="left"/>
-            </w:pPr>
-            <w:r>
-              <w:rPr>
-                <w:rFonts w:ascii="Times New Roman" w:cs="Times New Roman" w:eastAsia="Times New Roman" w:hAnsi="Times New Roman"/>
-                <w:sz w:val="22"/>
-                <w:szCs w:val="22"/>
-              </w:rPr>
-              <w:t xml:space="preserve">ЛР 19</w:t>
-            </w:r>
-          </w:p>
-        </w:tc>
-        <w:tc>
-          <w:tcPr>
-            <w:tcW w:type="dxa" w:w="7936"/>
-            <w:tcMar>
-              <w:top w:type="dxa" w:w="40"/>
-              <w:left w:type="dxa" w:w="80"/>
-              <w:bottom w:type="dxa" w:w="40"/>
-              <w:right w:type="dxa" w:w="80"/>
-            </w:tcMar>
-            <w:vAlign w:val="top"/>
-          </w:tcPr>
-          <w:p>
-            <w:pPr>
-              <w:spacing w:line="240"/>
-              <w:jc w:val="left"/>
-            </w:pPr>
-            <w:r>
-              <w:rPr>
-                <w:rFonts w:ascii="Times New Roman" w:cs="Times New Roman" w:eastAsia="Times New Roman" w:hAnsi="Times New Roman"/>
-                <w:sz w:val="22"/>
-                <w:szCs w:val="22"/>
-              </w:rPr>
-              <w:t xml:space="preserve">Ориентированный на осознанное творческое самовыражение, реализацию творческих способностей, на эстетическое обустройство собственного быта, профессиональной среды.</w:t>
-            </w:r>
-          </w:p>
-        </w:tc>
-      </w:tr>
-      <w:tr>
-        <w:tc>
-          <w:tcPr>
-            <w:tcW w:type="dxa" w:w="1418"/>
-            <w:tcMar>
-              <w:top w:type="dxa" w:w="40"/>
-              <w:left w:type="dxa" w:w="80"/>
-              <w:bottom w:type="dxa" w:w="40"/>
-              <w:right w:type="dxa" w:w="80"/>
-            </w:tcMar>
-            <w:vAlign w:val="top"/>
-          </w:tcPr>
-          <w:p>
-            <w:pPr>
-              <w:spacing w:line="240"/>
-              <w:jc w:val="left"/>
-            </w:pPr>
-            <w:r>
-              <w:rPr>
-                <w:rFonts w:ascii="Times New Roman" w:cs="Times New Roman" w:eastAsia="Times New Roman" w:hAnsi="Times New Roman"/>
-                <w:sz w:val="22"/>
-                <w:szCs w:val="22"/>
-              </w:rPr>
-              <w:t xml:space="preserve">ЛР 20</w:t>
-            </w:r>
-          </w:p>
-        </w:tc>
-        <w:tc>
-          <w:tcPr>
-            <w:tcW w:type="dxa" w:w="7936"/>
-            <w:tcMar>
-              <w:top w:type="dxa" w:w="40"/>
-              <w:left w:type="dxa" w:w="80"/>
-              <w:bottom w:type="dxa" w:w="40"/>
-              <w:right w:type="dxa" w:w="80"/>
-            </w:tcMar>
-            <w:vAlign w:val="top"/>
-          </w:tcPr>
-          <w:p>
-            <w:pPr>
-              <w:spacing w:line="240"/>
-              <w:jc w:val="left"/>
-            </w:pPr>
-            <w:r>
-              <w:rPr>
-                <w:rFonts w:ascii="Times New Roman" w:cs="Times New Roman" w:eastAsia="Times New Roman" w:hAnsi="Times New Roman"/>
-                <w:sz w:val="22"/>
-                <w:szCs w:val="22"/>
-              </w:rPr>
-              <w:t xml:space="preserve">Понимающий и выражающий в практической деятельности понимание ценности жизни, здоровья и безопасности, значение личных усилий в сохранении и укреплении своего здоровья и здоровья других людей.</w:t>
-            </w:r>
-          </w:p>
-        </w:tc>
-      </w:tr>
-      <w:tr>
-        <w:tc>
-          <w:tcPr>
-            <w:tcW w:type="dxa" w:w="1418"/>
-            <w:tcMar>
-              <w:top w:type="dxa" w:w="40"/>
-              <w:left w:type="dxa" w:w="80"/>
-              <w:bottom w:type="dxa" w:w="40"/>
-              <w:right w:type="dxa" w:w="80"/>
-            </w:tcMar>
-            <w:vAlign w:val="top"/>
-          </w:tcPr>
-          <w:p>
-            <w:pPr>
-              <w:spacing w:line="240"/>
-              <w:jc w:val="left"/>
-            </w:pPr>
-            <w:r>
-              <w:rPr>
-                <w:rFonts w:ascii="Times New Roman" w:cs="Times New Roman" w:eastAsia="Times New Roman" w:hAnsi="Times New Roman"/>
-                <w:sz w:val="22"/>
-                <w:szCs w:val="22"/>
-              </w:rPr>
-              <w:t xml:space="preserve">ЛР 21</w:t>
-            </w:r>
-          </w:p>
-        </w:tc>
-        <w:tc>
-          <w:tcPr>
-            <w:tcW w:type="dxa" w:w="7936"/>
-            <w:tcMar>
-              <w:top w:type="dxa" w:w="40"/>
-              <w:left w:type="dxa" w:w="80"/>
-              <w:bottom w:type="dxa" w:w="40"/>
-              <w:right w:type="dxa" w:w="80"/>
-            </w:tcMar>
-            <w:vAlign w:val="top"/>
-          </w:tcPr>
-          <w:p>
-            <w:pPr>
-              <w:spacing w:line="240"/>
-              <w:jc w:val="left"/>
-            </w:pPr>
-            <w:r>
-              <w:rPr>
-                <w:rFonts w:ascii="Times New Roman" w:cs="Times New Roman" w:eastAsia="Times New Roman" w:hAnsi="Times New Roman"/>
-                <w:sz w:val="22"/>
-                <w:szCs w:val="22"/>
-              </w:rPr>
-              <w:t xml:space="preserve">Соблюдающий правила личной и общественной безопасности, в том числе безопасного поведения в информационной среде.</w:t>
-            </w:r>
-          </w:p>
-        </w:tc>
-      </w:tr>
-      <w:tr>
-        <w:tc>
-          <w:tcPr>
-            <w:tcW w:type="dxa" w:w="1418"/>
-            <w:tcMar>
-              <w:top w:type="dxa" w:w="40"/>
-              <w:left w:type="dxa" w:w="80"/>
-              <w:bottom w:type="dxa" w:w="40"/>
-              <w:right w:type="dxa" w:w="80"/>
-            </w:tcMar>
-            <w:vAlign w:val="top"/>
-          </w:tcPr>
-          <w:p>
-            <w:pPr>
-              <w:spacing w:line="240"/>
-              <w:jc w:val="left"/>
-            </w:pPr>
-            <w:r>
-              <w:rPr>
-                <w:rFonts w:ascii="Times New Roman" w:cs="Times New Roman" w:eastAsia="Times New Roman" w:hAnsi="Times New Roman"/>
-                <w:sz w:val="22"/>
-                <w:szCs w:val="22"/>
-              </w:rPr>
-              <w:t xml:space="preserve">ЛР 22</w:t>
-            </w:r>
-          </w:p>
-        </w:tc>
-        <w:tc>
-          <w:tcPr>
-            <w:tcW w:type="dxa" w:w="7936"/>
-            <w:tcMar>
-              <w:top w:type="dxa" w:w="40"/>
-              <w:left w:type="dxa" w:w="80"/>
-              <w:bottom w:type="dxa" w:w="40"/>
-              <w:right w:type="dxa" w:w="80"/>
-            </w:tcMar>
-            <w:vAlign w:val="top"/>
-          </w:tcPr>
-          <w:p>
-            <w:pPr>
-              <w:spacing w:line="240"/>
-              <w:jc w:val="left"/>
-            </w:pPr>
-            <w:r>
-              <w:rPr>
-                <w:rFonts w:ascii="Times New Roman" w:cs="Times New Roman" w:eastAsia="Times New Roman" w:hAnsi="Times New Roman"/>
-                <w:sz w:val="22"/>
-                <w:szCs w:val="22"/>
-              </w:rPr>
-              <w:t xml:space="preserve">Выражающий на практике установку на здоровый образ жизни (здоровое питание, соблюдение гигиены, режим занятий и отдыха, регулярную физическую активность), стремление к физическому совершенствованию.</w:t>
-            </w:r>
-          </w:p>
-        </w:tc>
-      </w:tr>
-      <w:tr>
-        <w:tc>
-          <w:tcPr>
-            <w:tcW w:type="dxa" w:w="1418"/>
-            <w:tcMar>
-              <w:top w:type="dxa" w:w="40"/>
-              <w:left w:type="dxa" w:w="80"/>
-              <w:bottom w:type="dxa" w:w="40"/>
-              <w:right w:type="dxa" w:w="80"/>
-            </w:tcMar>
-            <w:vAlign w:val="top"/>
-          </w:tcPr>
-          <w:p>
-            <w:pPr>
-              <w:spacing w:line="240"/>
-              <w:jc w:val="left"/>
-            </w:pPr>
-            <w:r>
-              <w:rPr>
-                <w:rFonts w:ascii="Times New Roman" w:cs="Times New Roman" w:eastAsia="Times New Roman" w:hAnsi="Times New Roman"/>
-                <w:sz w:val="22"/>
-                <w:szCs w:val="22"/>
-              </w:rPr>
-              <w:t xml:space="preserve">ЛР 23</w:t>
-            </w:r>
-          </w:p>
-        </w:tc>
-        <w:tc>
-          <w:tcPr>
-            <w:tcW w:type="dxa" w:w="7936"/>
-            <w:tcMar>
-              <w:top w:type="dxa" w:w="40"/>
-              <w:left w:type="dxa" w:w="80"/>
-              <w:bottom w:type="dxa" w:w="40"/>
-              <w:right w:type="dxa" w:w="80"/>
-            </w:tcMar>
-            <w:vAlign w:val="top"/>
-          </w:tcPr>
-          <w:p>
-            <w:pPr>
-              <w:spacing w:line="240"/>
-              <w:jc w:val="left"/>
-            </w:pPr>
-            <w:r>
-              <w:rPr>
-                <w:rFonts w:ascii="Times New Roman" w:cs="Times New Roman" w:eastAsia="Times New Roman" w:hAnsi="Times New Roman"/>
-                <w:sz w:val="22"/>
-                <w:szCs w:val="22"/>
-              </w:rPr>
-              <w:t xml:space="preserve">Проявляющий сознательное и обоснованное неприятие вредных привычек (курения, употребления алкоголя, наркотиков, любых форм зависимостей), деструктивного поведения в обществе и цифровой среде, понимание их вреда для физического и психического здоровья.</w:t>
-            </w:r>
-          </w:p>
-        </w:tc>
-      </w:tr>
-      <w:tr>
-        <w:tc>
-          <w:tcPr>
-            <w:tcW w:type="dxa" w:w="1418"/>
-            <w:tcMar>
-              <w:top w:type="dxa" w:w="40"/>
-              <w:left w:type="dxa" w:w="80"/>
-              <w:bottom w:type="dxa" w:w="40"/>
-              <w:right w:type="dxa" w:w="80"/>
-            </w:tcMar>
-            <w:vAlign w:val="top"/>
-          </w:tcPr>
-          <w:p>
-            <w:pPr>
-              <w:spacing w:line="240"/>
-              <w:jc w:val="left"/>
-            </w:pPr>
-            <w:r>
-              <w:rPr>
-                <w:rFonts w:ascii="Times New Roman" w:cs="Times New Roman" w:eastAsia="Times New Roman" w:hAnsi="Times New Roman"/>
-                <w:sz w:val="22"/>
-                <w:szCs w:val="22"/>
-              </w:rPr>
-              <w:t xml:space="preserve">ЛР 24</w:t>
-            </w:r>
-          </w:p>
-        </w:tc>
-        <w:tc>
-          <w:tcPr>
-            <w:tcW w:type="dxa" w:w="7936"/>
-            <w:tcMar>
-              <w:top w:type="dxa" w:w="40"/>
-              <w:left w:type="dxa" w:w="80"/>
-              <w:bottom w:type="dxa" w:w="40"/>
-              <w:right w:type="dxa" w:w="80"/>
-            </w:tcMar>
-            <w:vAlign w:val="top"/>
-          </w:tcPr>
-          <w:p>
-            <w:pPr>
-              <w:spacing w:line="240"/>
-              <w:jc w:val="left"/>
-            </w:pPr>
-            <w:r>
-              <w:rPr>
-                <w:rFonts w:ascii="Times New Roman" w:cs="Times New Roman" w:eastAsia="Times New Roman" w:hAnsi="Times New Roman"/>
-                <w:sz w:val="22"/>
-                <w:szCs w:val="22"/>
-              </w:rPr>
-              <w:t xml:space="preserve">Демонстрирующий навыки рефлексии своего состояния (физического, эмоционального, психологического), понимания состояния других людей.</w:t>
-            </w:r>
-          </w:p>
-        </w:tc>
-      </w:tr>
-      <w:tr>
-        <w:tc>
-          <w:tcPr>
-            <w:tcW w:type="dxa" w:w="1418"/>
-            <w:tcMar>
-              <w:top w:type="dxa" w:w="40"/>
-              <w:left w:type="dxa" w:w="80"/>
-              <w:bottom w:type="dxa" w:w="40"/>
-              <w:right w:type="dxa" w:w="80"/>
-            </w:tcMar>
-            <w:vAlign w:val="top"/>
-          </w:tcPr>
-          <w:p>
-            <w:pPr>
-              <w:spacing w:line="240"/>
-              <w:jc w:val="left"/>
-            </w:pPr>
-            <w:r>
-              <w:rPr>
-                <w:rFonts w:ascii="Times New Roman" w:cs="Times New Roman" w:eastAsia="Times New Roman" w:hAnsi="Times New Roman"/>
-                <w:sz w:val="22"/>
-                <w:szCs w:val="22"/>
-              </w:rPr>
-              <w:t xml:space="preserve">ЛР 25</w:t>
-            </w:r>
-          </w:p>
-        </w:tc>
-        <w:tc>
-          <w:tcPr>
-            <w:tcW w:type="dxa" w:w="7936"/>
-            <w:tcMar>
-              <w:top w:type="dxa" w:w="40"/>
-              <w:left w:type="dxa" w:w="80"/>
-              <w:bottom w:type="dxa" w:w="40"/>
-              <w:right w:type="dxa" w:w="80"/>
-            </w:tcMar>
-            <w:vAlign w:val="top"/>
-          </w:tcPr>
-          <w:p>
-            <w:pPr>
-              <w:spacing w:line="240"/>
-              <w:jc w:val="left"/>
-            </w:pPr>
-            <w:r>
-              <w:rPr>
-                <w:rFonts w:ascii="Times New Roman" w:cs="Times New Roman" w:eastAsia="Times New Roman" w:hAnsi="Times New Roman"/>
-                <w:sz w:val="22"/>
-                <w:szCs w:val="22"/>
-              </w:rPr>
-              <w:t xml:space="preserve">Демонстрирующий и развивающий свою физическую подготовку, необходимую для избранной профессиональной деятельности, способности адаптироваться к стрессовым ситуациям в общении, в изменяющихся условиях (профессиональных, социальных, информационных, природных), эффективно действовать в чрезвычайных ситуациях.</w:t>
-            </w:r>
-          </w:p>
-        </w:tc>
-      </w:tr>
-      <w:tr>
-        <w:tc>
-          <w:tcPr>
-            <w:tcW w:type="dxa" w:w="1418"/>
-            <w:tcMar>
-              <w:top w:type="dxa" w:w="40"/>
-              <w:left w:type="dxa" w:w="80"/>
-              <w:bottom w:type="dxa" w:w="40"/>
-              <w:right w:type="dxa" w:w="80"/>
-            </w:tcMar>
-            <w:vAlign w:val="top"/>
-          </w:tcPr>
-          <w:p>
-            <w:pPr>
-              <w:spacing w:line="240"/>
-              <w:jc w:val="left"/>
-            </w:pPr>
-            <w:r>
-              <w:rPr>
-                <w:rFonts w:ascii="Times New Roman" w:cs="Times New Roman" w:eastAsia="Times New Roman" w:hAnsi="Times New Roman"/>
-                <w:sz w:val="22"/>
-                <w:szCs w:val="22"/>
-              </w:rPr>
-              <w:t xml:space="preserve">ЛР 26</w:t>
-            </w:r>
-          </w:p>
-        </w:tc>
-        <w:tc>
-          <w:tcPr>
-            <w:tcW w:type="dxa" w:w="7936"/>
-            <w:tcMar>
-              <w:top w:type="dxa" w:w="40"/>
-              <w:left w:type="dxa" w:w="80"/>
-              <w:bottom w:type="dxa" w:w="40"/>
-              <w:right w:type="dxa" w:w="80"/>
-            </w:tcMar>
-            <w:vAlign w:val="top"/>
-          </w:tcPr>
-          <w:p>
-            <w:pPr>
-              <w:spacing w:line="240"/>
-              <w:jc w:val="left"/>
-            </w:pPr>
-            <w:r>
-              <w:rPr>
-                <w:rFonts w:ascii="Times New Roman" w:cs="Times New Roman" w:eastAsia="Times New Roman" w:hAnsi="Times New Roman"/>
-                <w:sz w:val="22"/>
-                <w:szCs w:val="22"/>
-              </w:rPr>
-              <w:t xml:space="preserve">Использующий средства физической культуры для сохранения и укрепления здоровья в процессе профессиональной деятельности и поддержания необходимого уровня физической подготовленности</w:t>
-            </w:r>
-          </w:p>
-        </w:tc>
-      </w:tr>
-      <w:tr>
-        <w:tc>
-          <w:tcPr>
-            <w:tcW w:type="dxa" w:w="1418"/>
-            <w:tcMar>
-              <w:top w:type="dxa" w:w="40"/>
-              <w:left w:type="dxa" w:w="80"/>
-              <w:bottom w:type="dxa" w:w="40"/>
-              <w:right w:type="dxa" w:w="80"/>
-            </w:tcMar>
-            <w:vAlign w:val="top"/>
-          </w:tcPr>
-          <w:p>
-            <w:pPr>
-              <w:spacing w:line="240"/>
-              <w:jc w:val="left"/>
-            </w:pPr>
-            <w:r>
-              <w:rPr>
-                <w:rFonts w:ascii="Times New Roman" w:cs="Times New Roman" w:eastAsia="Times New Roman" w:hAnsi="Times New Roman"/>
-                <w:sz w:val="22"/>
-                <w:szCs w:val="22"/>
-              </w:rPr>
-              <w:t xml:space="preserve">ЛР 27</w:t>
-            </w:r>
-          </w:p>
-        </w:tc>
-        <w:tc>
-          <w:tcPr>
-            <w:tcW w:type="dxa" w:w="7936"/>
-            <w:tcMar>
-              <w:top w:type="dxa" w:w="40"/>
-              <w:left w:type="dxa" w:w="80"/>
-              <w:bottom w:type="dxa" w:w="40"/>
-              <w:right w:type="dxa" w:w="80"/>
-            </w:tcMar>
-            <w:vAlign w:val="top"/>
-          </w:tcPr>
-          <w:p>
-            <w:pPr>
-              <w:spacing w:line="240"/>
-              <w:jc w:val="left"/>
-            </w:pPr>
-            <w:r>
-              <w:rPr>
-                <w:rFonts w:ascii="Times New Roman" w:cs="Times New Roman" w:eastAsia="Times New Roman" w:hAnsi="Times New Roman"/>
-                <w:sz w:val="22"/>
-                <w:szCs w:val="22"/>
-              </w:rPr>
-              <w:t xml:space="preserve">Понимающий профессиональные идеалы и ценности, уважающий труд, результаты труда, трудовые достижения российского народа, трудовые и профессиональные достижения своих земляков, их вклад в развитие своего поселения, края, страны.</w:t>
-            </w:r>
-          </w:p>
-        </w:tc>
-      </w:tr>
-      <w:tr>
-        <w:tc>
-          <w:tcPr>
-            <w:tcW w:type="dxa" w:w="1418"/>
-            <w:tcMar>
-              <w:top w:type="dxa" w:w="40"/>
-              <w:left w:type="dxa" w:w="80"/>
-              <w:bottom w:type="dxa" w:w="40"/>
-              <w:right w:type="dxa" w:w="80"/>
-            </w:tcMar>
-            <w:vAlign w:val="top"/>
-          </w:tcPr>
-          <w:p>
-            <w:pPr>
-              <w:spacing w:line="240"/>
-              <w:jc w:val="left"/>
-            </w:pPr>
-            <w:r>
-              <w:rPr>
-                <w:rFonts w:ascii="Times New Roman" w:cs="Times New Roman" w:eastAsia="Times New Roman" w:hAnsi="Times New Roman"/>
-                <w:sz w:val="22"/>
-                <w:szCs w:val="22"/>
-              </w:rPr>
-              <w:t xml:space="preserve">ЛР 28</w:t>
-            </w:r>
-          </w:p>
-        </w:tc>
-        <w:tc>
-          <w:tcPr>
-            <w:tcW w:type="dxa" w:w="7936"/>
-            <w:tcMar>
-              <w:top w:type="dxa" w:w="40"/>
-              <w:left w:type="dxa" w:w="80"/>
-              <w:bottom w:type="dxa" w:w="40"/>
-              <w:right w:type="dxa" w:w="80"/>
-            </w:tcMar>
-            <w:vAlign w:val="top"/>
-          </w:tcPr>
-          <w:p>
-            <w:pPr>
-              <w:spacing w:line="240"/>
-              <w:jc w:val="left"/>
-            </w:pPr>
-            <w:r>
-              <w:rPr>
-                <w:rFonts w:ascii="Times New Roman" w:cs="Times New Roman" w:eastAsia="Times New Roman" w:hAnsi="Times New Roman"/>
-                <w:sz w:val="22"/>
-                <w:szCs w:val="22"/>
-              </w:rPr>
-              <w:t xml:space="preserve">Участвующий в социально значимой трудовой и профессиональной деятельности разного вида в семье, образовательной организации, на базах производственной практики, в своей местности.</w:t>
-            </w:r>
-          </w:p>
-        </w:tc>
-      </w:tr>
-      <w:tr>
-        <w:tc>
-          <w:tcPr>
-            <w:tcW w:type="dxa" w:w="1418"/>
-            <w:tcMar>
-              <w:top w:type="dxa" w:w="40"/>
-              <w:left w:type="dxa" w:w="80"/>
-              <w:bottom w:type="dxa" w:w="40"/>
-              <w:right w:type="dxa" w:w="80"/>
-            </w:tcMar>
-            <w:vAlign w:val="top"/>
-          </w:tcPr>
-          <w:p>
-            <w:pPr>
-              <w:spacing w:line="240"/>
-              <w:jc w:val="left"/>
-            </w:pPr>
-            <w:r>
-              <w:rPr>
-                <w:rFonts w:ascii="Times New Roman" w:cs="Times New Roman" w:eastAsia="Times New Roman" w:hAnsi="Times New Roman"/>
-                <w:sz w:val="22"/>
-                <w:szCs w:val="22"/>
-              </w:rPr>
-              <w:t xml:space="preserve">ЛР 29</w:t>
-            </w:r>
-          </w:p>
-        </w:tc>
-        <w:tc>
-          <w:tcPr>
-            <w:tcW w:type="dxa" w:w="7936"/>
-            <w:tcMar>
-              <w:top w:type="dxa" w:w="40"/>
-              <w:left w:type="dxa" w:w="80"/>
-              <w:bottom w:type="dxa" w:w="40"/>
-              <w:right w:type="dxa" w:w="80"/>
-            </w:tcMar>
-            <w:vAlign w:val="top"/>
-          </w:tcPr>
-          <w:p>
-            <w:pPr>
-              <w:spacing w:line="240"/>
-              <w:jc w:val="left"/>
-            </w:pPr>
-            <w:r>
-              <w:rPr>
-                <w:rFonts w:ascii="Times New Roman" w:cs="Times New Roman" w:eastAsia="Times New Roman" w:hAnsi="Times New Roman"/>
-                <w:sz w:val="22"/>
-                <w:szCs w:val="22"/>
-              </w:rPr>
-              <w:t xml:space="preserve">Выражающий осознанную готовность к непрерывному образованию и самообразованию в выбранной сфере профессиональной деятельности.</w:t>
-            </w:r>
-          </w:p>
-        </w:tc>
-      </w:tr>
-      <w:tr>
-        <w:tc>
-          <w:tcPr>
-            <w:tcW w:type="dxa" w:w="1418"/>
-            <w:tcMar>
-              <w:top w:type="dxa" w:w="40"/>
-              <w:left w:type="dxa" w:w="80"/>
-              <w:bottom w:type="dxa" w:w="40"/>
-              <w:right w:type="dxa" w:w="80"/>
-            </w:tcMar>
-            <w:vAlign w:val="top"/>
-          </w:tcPr>
-          <w:p>
-            <w:pPr>
-              <w:spacing w:line="240"/>
-              <w:jc w:val="left"/>
-            </w:pPr>
-            <w:r>
-              <w:rPr>
-                <w:rFonts w:ascii="Times New Roman" w:cs="Times New Roman" w:eastAsia="Times New Roman" w:hAnsi="Times New Roman"/>
-                <w:sz w:val="22"/>
-                <w:szCs w:val="22"/>
-              </w:rPr>
-              <w:t xml:space="preserve">ЛР 30</w:t>
-            </w:r>
-          </w:p>
-        </w:tc>
-        <w:tc>
-          <w:tcPr>
-            <w:tcW w:type="dxa" w:w="7936"/>
-            <w:tcMar>
-              <w:top w:type="dxa" w:w="40"/>
-              <w:left w:type="dxa" w:w="80"/>
-              <w:bottom w:type="dxa" w:w="40"/>
-              <w:right w:type="dxa" w:w="80"/>
-            </w:tcMar>
-            <w:vAlign w:val="top"/>
-          </w:tcPr>
-          <w:p>
-            <w:pPr>
-              <w:spacing w:line="240"/>
-              <w:jc w:val="left"/>
-            </w:pPr>
-            <w:r>
-              <w:rPr>
-                <w:rFonts w:ascii="Times New Roman" w:cs="Times New Roman" w:eastAsia="Times New Roman" w:hAnsi="Times New Roman"/>
-                <w:sz w:val="22"/>
-                <w:szCs w:val="22"/>
-              </w:rPr>
-              <w:t xml:space="preserve">Понимающий специфику профессионально-трудовой деятельности, регулирования трудовых отношений, готовый учиться и трудиться в современном высокотехнологичном мире на благо государства и общества.</w:t>
-            </w:r>
-          </w:p>
-        </w:tc>
-      </w:tr>
-      <w:tr>
-        <w:tc>
-          <w:tcPr>
-            <w:tcW w:type="dxa" w:w="1418"/>
-            <w:tcMar>
-              <w:top w:type="dxa" w:w="40"/>
-              <w:left w:type="dxa" w:w="80"/>
-              <w:bottom w:type="dxa" w:w="40"/>
-              <w:right w:type="dxa" w:w="80"/>
-            </w:tcMar>
-            <w:vAlign w:val="top"/>
-          </w:tcPr>
-          <w:p>
-            <w:pPr>
-              <w:spacing w:line="240"/>
-              <w:jc w:val="left"/>
-            </w:pPr>
-            <w:r>
-              <w:rPr>
-                <w:rFonts w:ascii="Times New Roman" w:cs="Times New Roman" w:eastAsia="Times New Roman" w:hAnsi="Times New Roman"/>
-                <w:sz w:val="22"/>
-                <w:szCs w:val="22"/>
-              </w:rPr>
-              <w:t xml:space="preserve">ЛР 31</w:t>
-            </w:r>
-          </w:p>
-        </w:tc>
-        <w:tc>
-          <w:tcPr>
-            <w:tcW w:type="dxa" w:w="7936"/>
-            <w:tcMar>
-              <w:top w:type="dxa" w:w="40"/>
-              <w:left w:type="dxa" w:w="80"/>
-              <w:bottom w:type="dxa" w:w="40"/>
-              <w:right w:type="dxa" w:w="80"/>
-            </w:tcMar>
-            <w:vAlign w:val="top"/>
-          </w:tcPr>
-          <w:p>
-            <w:pPr>
-              <w:spacing w:line="240"/>
-              <w:jc w:val="left"/>
-            </w:pPr>
-            <w:r>
-              <w:rPr>
-                <w:rFonts w:ascii="Times New Roman" w:cs="Times New Roman" w:eastAsia="Times New Roman" w:hAnsi="Times New Roman"/>
-                <w:sz w:val="22"/>
-                <w:szCs w:val="22"/>
-              </w:rPr>
-              <w:t xml:space="preserve">Ориентированный на осознанное освоение выбранной сферы профессиональной деятельности с учётом личных жизненных планов, потребностей своей семьи, государства и общества.</w:t>
-            </w:r>
-          </w:p>
-        </w:tc>
-      </w:tr>
-      <w:tr>
-        <w:tc>
-          <w:tcPr>
-            <w:tcW w:type="dxa" w:w="1418"/>
-            <w:tcMar>
-              <w:top w:type="dxa" w:w="40"/>
-              <w:left w:type="dxa" w:w="80"/>
-              <w:bottom w:type="dxa" w:w="40"/>
-              <w:right w:type="dxa" w:w="80"/>
-            </w:tcMar>
-            <w:vAlign w:val="top"/>
-          </w:tcPr>
-          <w:p>
-            <w:pPr>
-              <w:spacing w:line="240"/>
-              <w:jc w:val="left"/>
-            </w:pPr>
-            <w:r>
-              <w:rPr>
-                <w:rFonts w:ascii="Times New Roman" w:cs="Times New Roman" w:eastAsia="Times New Roman" w:hAnsi="Times New Roman"/>
-                <w:sz w:val="22"/>
-                <w:szCs w:val="22"/>
-              </w:rPr>
-              <w:t xml:space="preserve">ЛР 32</w:t>
-            </w:r>
-          </w:p>
-        </w:tc>
-        <w:tc>
-          <w:tcPr>
-            <w:tcW w:type="dxa" w:w="7936"/>
-            <w:tcMar>
-              <w:top w:type="dxa" w:w="40"/>
-              <w:left w:type="dxa" w:w="80"/>
-              <w:bottom w:type="dxa" w:w="40"/>
-              <w:right w:type="dxa" w:w="80"/>
-            </w:tcMar>
-            <w:vAlign w:val="top"/>
-          </w:tcPr>
-          <w:p>
-            <w:pPr>
-              <w:spacing w:line="240"/>
-              <w:jc w:val="left"/>
-            </w:pPr>
-            <w:r>
-              <w:rPr>
-                <w:rFonts w:ascii="Times New Roman" w:cs="Times New Roman" w:eastAsia="Times New Roman" w:hAnsi="Times New Roman"/>
-                <w:sz w:val="22"/>
-                <w:szCs w:val="22"/>
-              </w:rPr>
-              <w:t xml:space="preserve">Обладающий сформированными представлениями о значении и ценности выбранной профессии, проявляющий уважение к своей профессии и своему профессиональному сообществу, поддерживающий позитивный образ и престиж своей профессии в обществе.</w:t>
-            </w:r>
-          </w:p>
-        </w:tc>
-      </w:tr>
-      <w:tr>
-        <w:tc>
-          <w:tcPr>
-            <w:tcW w:type="dxa" w:w="1418"/>
-            <w:tcMar>
-              <w:top w:type="dxa" w:w="40"/>
-              <w:left w:type="dxa" w:w="80"/>
-              <w:bottom w:type="dxa" w:w="40"/>
-              <w:right w:type="dxa" w:w="80"/>
-            </w:tcMar>
-            <w:vAlign w:val="top"/>
-          </w:tcPr>
-          <w:p>
-            <w:pPr>
-              <w:spacing w:line="240"/>
-              <w:jc w:val="left"/>
-            </w:pPr>
-            <w:r>
-              <w:rPr>
-                <w:rFonts w:ascii="Times New Roman" w:cs="Times New Roman" w:eastAsia="Times New Roman" w:hAnsi="Times New Roman"/>
-                <w:sz w:val="22"/>
-                <w:szCs w:val="22"/>
-              </w:rPr>
-              <w:t xml:space="preserve">ЛР 33</w:t>
-            </w:r>
-          </w:p>
-        </w:tc>
-        <w:tc>
-          <w:tcPr>
-            <w:tcW w:type="dxa" w:w="7936"/>
-            <w:tcMar>
-              <w:top w:type="dxa" w:w="40"/>
-              <w:left w:type="dxa" w:w="80"/>
-              <w:bottom w:type="dxa" w:w="40"/>
-              <w:right w:type="dxa" w:w="80"/>
-            </w:tcMar>
-            <w:vAlign w:val="top"/>
-          </w:tcPr>
-          <w:p>
-            <w:pPr>
-              <w:spacing w:line="240"/>
-              <w:jc w:val="left"/>
-            </w:pPr>
-            <w:r>
-              <w:rPr>
-                <w:rFonts w:ascii="Times New Roman" w:cs="Times New Roman" w:eastAsia="Times New Roman" w:hAnsi="Times New Roman"/>
-                <w:sz w:val="22"/>
-                <w:szCs w:val="22"/>
-              </w:rPr>
-              <w:t xml:space="preserve">Демонстрирующий в поведении сформированность экологической культуры на основе понимания влияния социально-экономических процессов на природу, в том числе на глобальном уровне, ответственность за действия в природной среде.</w:t>
-            </w:r>
-          </w:p>
-        </w:tc>
-      </w:tr>
-      <w:tr>
-        <w:tc>
-          <w:tcPr>
-            <w:tcW w:type="dxa" w:w="1418"/>
-            <w:tcMar>
-              <w:top w:type="dxa" w:w="40"/>
-              <w:left w:type="dxa" w:w="80"/>
-              <w:bottom w:type="dxa" w:w="40"/>
-              <w:right w:type="dxa" w:w="80"/>
-            </w:tcMar>
-            <w:vAlign w:val="top"/>
-          </w:tcPr>
-          <w:p>
-            <w:pPr>
-              <w:spacing w:line="240"/>
-              <w:jc w:val="left"/>
-            </w:pPr>
-            <w:r>
-              <w:rPr>
-                <w:rFonts w:ascii="Times New Roman" w:cs="Times New Roman" w:eastAsia="Times New Roman" w:hAnsi="Times New Roman"/>
-                <w:sz w:val="22"/>
-                <w:szCs w:val="22"/>
-              </w:rPr>
-              <w:t xml:space="preserve">ЛР 34</w:t>
-            </w:r>
-          </w:p>
-        </w:tc>
-        <w:tc>
-          <w:tcPr>
-            <w:tcW w:type="dxa" w:w="7936"/>
-            <w:tcMar>
-              <w:top w:type="dxa" w:w="40"/>
-              <w:left w:type="dxa" w:w="80"/>
-              <w:bottom w:type="dxa" w:w="40"/>
-              <w:right w:type="dxa" w:w="80"/>
-            </w:tcMar>
-            <w:vAlign w:val="top"/>
-          </w:tcPr>
-          <w:p>
-            <w:pPr>
-              <w:spacing w:line="240"/>
-              <w:jc w:val="left"/>
-            </w:pPr>
-            <w:r>
-              <w:rPr>
-                <w:rFonts w:ascii="Times New Roman" w:cs="Times New Roman" w:eastAsia="Times New Roman" w:hAnsi="Times New Roman"/>
-                <w:sz w:val="22"/>
-                <w:szCs w:val="22"/>
-              </w:rPr>
-              <w:t xml:space="preserve">Выражающий деятельное неприятие действий, приносящих вред природе, содействующий сохранению и защите окружающей среды.</w:t>
-            </w:r>
-          </w:p>
-        </w:tc>
-      </w:tr>
-      <w:tr>
-        <w:tc>
-          <w:tcPr>
-            <w:tcW w:type="dxa" w:w="1418"/>
-            <w:tcMar>
-              <w:top w:type="dxa" w:w="40"/>
-              <w:left w:type="dxa" w:w="80"/>
-              <w:bottom w:type="dxa" w:w="40"/>
-              <w:right w:type="dxa" w:w="80"/>
-            </w:tcMar>
-            <w:vAlign w:val="top"/>
-          </w:tcPr>
-          <w:p>
-            <w:pPr>
-              <w:spacing w:line="240"/>
-              <w:jc w:val="left"/>
-            </w:pPr>
-            <w:r>
-              <w:rPr>
-                <w:rFonts w:ascii="Times New Roman" w:cs="Times New Roman" w:eastAsia="Times New Roman" w:hAnsi="Times New Roman"/>
-                <w:sz w:val="22"/>
-                <w:szCs w:val="22"/>
-              </w:rPr>
-              <w:t xml:space="preserve">ЛР 35</w:t>
-            </w:r>
-          </w:p>
-        </w:tc>
-        <w:tc>
-          <w:tcPr>
-            <w:tcW w:type="dxa" w:w="7936"/>
-            <w:tcMar>
-              <w:top w:type="dxa" w:w="40"/>
-              <w:left w:type="dxa" w:w="80"/>
-              <w:bottom w:type="dxa" w:w="40"/>
-              <w:right w:type="dxa" w:w="80"/>
-            </w:tcMar>
-            <w:vAlign w:val="top"/>
-          </w:tcPr>
-          <w:p>
-            <w:pPr>
-              <w:spacing w:line="240"/>
-              <w:jc w:val="left"/>
-            </w:pPr>
-            <w:r>
-              <w:rPr>
-                <w:rFonts w:ascii="Times New Roman" w:cs="Times New Roman" w:eastAsia="Times New Roman" w:hAnsi="Times New Roman"/>
-                <w:sz w:val="22"/>
-                <w:szCs w:val="22"/>
-              </w:rPr>
-              <w:t xml:space="preserve">Применяющий знания из общеобразовательных и профессиональных дисциплин для разумного, бережливого производства и природопользования, ресурсосбережения в быту, в профессиональной среде, общественном пространстве.</w:t>
-            </w:r>
-          </w:p>
-        </w:tc>
-      </w:tr>
-      <w:tr>
-        <w:tc>
-          <w:tcPr>
-            <w:tcW w:type="dxa" w:w="1418"/>
-            <w:tcMar>
-              <w:top w:type="dxa" w:w="40"/>
-              <w:left w:type="dxa" w:w="80"/>
-              <w:bottom w:type="dxa" w:w="40"/>
-              <w:right w:type="dxa" w:w="80"/>
-            </w:tcMar>
-            <w:vAlign w:val="top"/>
-          </w:tcPr>
-          <w:p>
-            <w:pPr>
-              <w:spacing w:line="240"/>
-              <w:jc w:val="left"/>
-            </w:pPr>
-            <w:r>
-              <w:rPr>
-                <w:rFonts w:ascii="Times New Roman" w:cs="Times New Roman" w:eastAsia="Times New Roman" w:hAnsi="Times New Roman"/>
-                <w:sz w:val="22"/>
-                <w:szCs w:val="22"/>
-              </w:rPr>
-              <w:t xml:space="preserve">ЛР 36</w:t>
-            </w:r>
-          </w:p>
-        </w:tc>
-        <w:tc>
-          <w:tcPr>
-            <w:tcW w:type="dxa" w:w="7936"/>
-            <w:tcMar>
-              <w:top w:type="dxa" w:w="40"/>
-              <w:left w:type="dxa" w:w="80"/>
-              <w:bottom w:type="dxa" w:w="40"/>
-              <w:right w:type="dxa" w:w="80"/>
-            </w:tcMar>
-            <w:vAlign w:val="top"/>
-          </w:tcPr>
-          <w:p>
-            <w:pPr>
-              <w:spacing w:line="240"/>
-              <w:jc w:val="left"/>
-            </w:pPr>
-            <w:r>
-              <w:rPr>
-                <w:rFonts w:ascii="Times New Roman" w:cs="Times New Roman" w:eastAsia="Times New Roman" w:hAnsi="Times New Roman"/>
-                <w:sz w:val="22"/>
-                <w:szCs w:val="22"/>
-              </w:rPr>
-              <w:t xml:space="preserve">Имеющий и развивающий опыт экологически направленной, природоохранной, ресурсосберегающей деятельности, в том числе в рамках выбранной специальности, способствующий его приобретению другими людьми</w:t>
-            </w:r>
-          </w:p>
-        </w:tc>
-      </w:tr>
-      <w:tr>
-        <w:tc>
-          <w:tcPr>
-            <w:tcW w:type="dxa" w:w="1418"/>
-            <w:tcMar>
-              <w:top w:type="dxa" w:w="40"/>
-              <w:left w:type="dxa" w:w="80"/>
-              <w:bottom w:type="dxa" w:w="40"/>
-              <w:right w:type="dxa" w:w="80"/>
-            </w:tcMar>
-            <w:vAlign w:val="top"/>
-          </w:tcPr>
-          <w:p>
-            <w:pPr>
-              <w:spacing w:line="240"/>
-              <w:jc w:val="left"/>
-            </w:pPr>
-            <w:r>
-              <w:rPr>
-                <w:rFonts w:ascii="Times New Roman" w:cs="Times New Roman" w:eastAsia="Times New Roman" w:hAnsi="Times New Roman"/>
-                <w:sz w:val="22"/>
-                <w:szCs w:val="22"/>
-              </w:rPr>
-              <w:t xml:space="preserve">ЛР 37</w:t>
-            </w:r>
-          </w:p>
-        </w:tc>
-        <w:tc>
-          <w:tcPr>
-            <w:tcW w:type="dxa" w:w="7936"/>
-            <w:tcMar>
-              <w:top w:type="dxa" w:w="40"/>
-              <w:left w:type="dxa" w:w="80"/>
-              <w:bottom w:type="dxa" w:w="40"/>
-              <w:right w:type="dxa" w:w="80"/>
-            </w:tcMar>
-            <w:vAlign w:val="top"/>
-          </w:tcPr>
-          <w:p>
-            <w:pPr>
-              <w:spacing w:line="240"/>
-              <w:jc w:val="left"/>
-            </w:pPr>
-            <w:r>
-              <w:rPr>
-                <w:rFonts w:ascii="Times New Roman" w:cs="Times New Roman" w:eastAsia="Times New Roman" w:hAnsi="Times New Roman"/>
-                <w:sz w:val="22"/>
-                <w:szCs w:val="22"/>
-              </w:rPr>
-              <w:t xml:space="preserve">Деятельно выражающий познавательные интересы в разных предметных областях с учётом своих интересов, способностей, достижений, выбранного направления профессионального образования и подготовки.</w:t>
-            </w:r>
-          </w:p>
-        </w:tc>
-      </w:tr>
-      <w:tr>
-        <w:tc>
-          <w:tcPr>
-            <w:tcW w:type="dxa" w:w="1418"/>
-            <w:tcMar>
-              <w:top w:type="dxa" w:w="40"/>
-              <w:left w:type="dxa" w:w="80"/>
-              <w:bottom w:type="dxa" w:w="40"/>
-              <w:right w:type="dxa" w:w="80"/>
-            </w:tcMar>
-            <w:vAlign w:val="top"/>
-          </w:tcPr>
-          <w:p>
-            <w:pPr>
-              <w:spacing w:line="240"/>
-              <w:jc w:val="left"/>
-            </w:pPr>
-            <w:r>
-              <w:rPr>
-                <w:rFonts w:ascii="Times New Roman" w:cs="Times New Roman" w:eastAsia="Times New Roman" w:hAnsi="Times New Roman"/>
-                <w:sz w:val="22"/>
-                <w:szCs w:val="22"/>
-              </w:rPr>
-              <w:t xml:space="preserve">ЛР 38</w:t>
-            </w:r>
-          </w:p>
-        </w:tc>
-        <w:tc>
-          <w:tcPr>
-            <w:tcW w:type="dxa" w:w="7936"/>
-            <w:tcMar>
-              <w:top w:type="dxa" w:w="40"/>
-              <w:left w:type="dxa" w:w="80"/>
-              <w:bottom w:type="dxa" w:w="40"/>
-              <w:right w:type="dxa" w:w="80"/>
-            </w:tcMar>
-            <w:vAlign w:val="top"/>
-          </w:tcPr>
-          <w:p>
-            <w:pPr>
-              <w:spacing w:line="240"/>
-              <w:jc w:val="left"/>
-            </w:pPr>
-            <w:r>
-              <w:rPr>
-                <w:rFonts w:ascii="Times New Roman" w:cs="Times New Roman" w:eastAsia="Times New Roman" w:hAnsi="Times New Roman"/>
-                <w:sz w:val="22"/>
-                <w:szCs w:val="22"/>
-              </w:rPr>
-              <w:t xml:space="preserve">Обладающий представлением о современной научной картине мира, достижениях науки и техники, аргументированно выражающий понимание значения науки и технологий для развития российского общества и обеспечения его безопасности.</w:t>
-            </w:r>
-          </w:p>
-        </w:tc>
-      </w:tr>
-      <w:tr>
-        <w:tc>
-          <w:tcPr>
-            <w:tcW w:type="dxa" w:w="1418"/>
-            <w:tcMar>
-              <w:top w:type="dxa" w:w="40"/>
-              <w:left w:type="dxa" w:w="80"/>
-              <w:bottom w:type="dxa" w:w="40"/>
-              <w:right w:type="dxa" w:w="80"/>
-            </w:tcMar>
-            <w:vAlign w:val="top"/>
-          </w:tcPr>
-          <w:p>
-            <w:pPr>
-              <w:spacing w:line="240"/>
-              <w:jc w:val="left"/>
-            </w:pPr>
-            <w:r>
-              <w:rPr>
-                <w:rFonts w:ascii="Times New Roman" w:cs="Times New Roman" w:eastAsia="Times New Roman" w:hAnsi="Times New Roman"/>
-                <w:sz w:val="22"/>
-                <w:szCs w:val="22"/>
-              </w:rPr>
-              <w:t xml:space="preserve">ЛР 39</w:t>
-            </w:r>
-          </w:p>
-        </w:tc>
-        <w:tc>
-          <w:tcPr>
-            <w:tcW w:type="dxa" w:w="7936"/>
-            <w:tcMar>
-              <w:top w:type="dxa" w:w="40"/>
-              <w:left w:type="dxa" w:w="80"/>
-              <w:bottom w:type="dxa" w:w="40"/>
-              <w:right w:type="dxa" w:w="80"/>
-            </w:tcMar>
-            <w:vAlign w:val="top"/>
-          </w:tcPr>
-          <w:p>
-            <w:pPr>
-              <w:spacing w:line="240"/>
-              <w:jc w:val="left"/>
-            </w:pPr>
-            <w:r>
-              <w:rPr>
-                <w:rFonts w:ascii="Times New Roman" w:cs="Times New Roman" w:eastAsia="Times New Roman" w:hAnsi="Times New Roman"/>
-                <w:sz w:val="22"/>
-                <w:szCs w:val="22"/>
-              </w:rPr>
-              <w:t xml:space="preserve">Демонстрирующий навыки критического мышления, определения достоверности научной информации, в том числе в сфере профессиональной деятельности. Умеющий выбирать способы решения задач профессиональной деятельности применительно к различным контекстам.</w:t>
-            </w:r>
-          </w:p>
-        </w:tc>
-      </w:tr>
-      <w:tr>
-        <w:tc>
-          <w:tcPr>
-            <w:tcW w:type="dxa" w:w="1418"/>
-            <w:tcMar>
-              <w:top w:type="dxa" w:w="40"/>
-              <w:left w:type="dxa" w:w="80"/>
-              <w:bottom w:type="dxa" w:w="40"/>
-              <w:right w:type="dxa" w:w="80"/>
-            </w:tcMar>
-            <w:vAlign w:val="top"/>
-          </w:tcPr>
-          <w:p>
-            <w:pPr>
-              <w:spacing w:line="240"/>
-              <w:jc w:val="left"/>
-            </w:pPr>
-            <w:r>
-              <w:rPr>
-                <w:rFonts w:ascii="Times New Roman" w:cs="Times New Roman" w:eastAsia="Times New Roman" w:hAnsi="Times New Roman"/>
-                <w:sz w:val="22"/>
-                <w:szCs w:val="22"/>
-              </w:rPr>
-              <w:t xml:space="preserve">ЛР 40</w:t>
-            </w:r>
-          </w:p>
-        </w:tc>
-        <w:tc>
-          <w:tcPr>
-            <w:tcW w:type="dxa" w:w="7936"/>
-            <w:tcMar>
-              <w:top w:type="dxa" w:w="40"/>
-              <w:left w:type="dxa" w:w="80"/>
-              <w:bottom w:type="dxa" w:w="40"/>
-              <w:right w:type="dxa" w:w="80"/>
-            </w:tcMar>
-            <w:vAlign w:val="top"/>
-          </w:tcPr>
-          <w:p>
-            <w:pPr>
-              <w:spacing w:line="240"/>
-              <w:jc w:val="left"/>
-            </w:pPr>
-            <w:r>
-              <w:rPr>
-                <w:rFonts w:ascii="Times New Roman" w:cs="Times New Roman" w:eastAsia="Times New Roman" w:hAnsi="Times New Roman"/>
-                <w:sz w:val="22"/>
-                <w:szCs w:val="22"/>
-              </w:rPr>
-              <w:t xml:space="preserve">Использующий современные средства поиска, анализа и интерпретации информации, информационные технологии для выполнения задач профессиональной деятельности.</w:t>
-            </w:r>
-          </w:p>
-        </w:tc>
-      </w:tr>
-      <w:tr>
-        <w:tc>
-          <w:tcPr>
-            <w:tcW w:type="dxa" w:w="1418"/>
-            <w:tcMar>
-              <w:top w:type="dxa" w:w="40"/>
-              <w:left w:type="dxa" w:w="80"/>
-              <w:bottom w:type="dxa" w:w="40"/>
-              <w:right w:type="dxa" w:w="80"/>
-            </w:tcMar>
-            <w:vAlign w:val="top"/>
-          </w:tcPr>
-          <w:p>
-            <w:pPr>
-              <w:spacing w:line="240"/>
-              <w:jc w:val="left"/>
-            </w:pPr>
-            <w:r>
-              <w:rPr>
-                <w:rFonts w:ascii="Times New Roman" w:cs="Times New Roman" w:eastAsia="Times New Roman" w:hAnsi="Times New Roman"/>
-                <w:sz w:val="22"/>
-                <w:szCs w:val="22"/>
-              </w:rPr>
-              <w:t xml:space="preserve">ЛР 41</w:t>
-            </w:r>
-          </w:p>
-        </w:tc>
-        <w:tc>
-          <w:tcPr>
-            <w:tcW w:type="dxa" w:w="7936"/>
-            <w:tcMar>
-              <w:top w:type="dxa" w:w="40"/>
-              <w:left w:type="dxa" w:w="80"/>
-              <w:bottom w:type="dxa" w:w="40"/>
-              <w:right w:type="dxa" w:w="80"/>
-            </w:tcMar>
-            <w:vAlign w:val="top"/>
-          </w:tcPr>
-          <w:p>
-            <w:pPr>
-              <w:spacing w:line="240"/>
-              <w:jc w:val="left"/>
-            </w:pPr>
-            <w:r>
-              <w:rPr>
-                <w:rFonts w:ascii="Times New Roman" w:cs="Times New Roman" w:eastAsia="Times New Roman" w:hAnsi="Times New Roman"/>
-                <w:sz w:val="22"/>
-                <w:szCs w:val="22"/>
-              </w:rPr>
-              <w:t xml:space="preserve">Развивающий и применяющий навыки наблюдения, накопления и систематизации фактов, осмысления опыта в естественнонаучной и гуманитарной областях познания, исследовательской и профессиональной деятельности</w:t>
-            </w:r>
-          </w:p>
-        </w:tc>
-      </w:tr>
-      <w:tr>
-        <w:tc>
-          <w:tcPr>
-            <w:tcW w:type="dxa" w:w="1418"/>
-            <w:tcMar>
-              <w:top w:type="dxa" w:w="40"/>
-              <w:left w:type="dxa" w:w="80"/>
-              <w:bottom w:type="dxa" w:w="40"/>
-              <w:right w:type="dxa" w:w="80"/>
-            </w:tcMar>
-            <w:vAlign w:val="top"/>
-          </w:tcPr>
-          <w:p>
-            <w:pPr>
-              <w:spacing w:line="240"/>
-              <w:jc w:val="left"/>
-            </w:pPr>
-            <w:r>
-              <w:rPr>
-                <w:rFonts w:ascii="Times New Roman" w:cs="Times New Roman" w:eastAsia="Times New Roman" w:hAnsi="Times New Roman"/>
-                <w:sz w:val="22"/>
-                <w:szCs w:val="22"/>
-              </w:rPr>
-              <w:t xml:space="preserve">ЛР 42</w:t>
-            </w:r>
-          </w:p>
-        </w:tc>
-        <w:tc>
-          <w:tcPr>
-            <w:tcW w:type="dxa" w:w="7936"/>
-            <w:tcMar>
-              <w:top w:type="dxa" w:w="40"/>
-              <w:left w:type="dxa" w:w="80"/>
-              <w:bottom w:type="dxa" w:w="40"/>
-              <w:right w:type="dxa" w:w="80"/>
-            </w:tcMar>
-            <w:vAlign w:val="top"/>
-          </w:tcPr>
-          <w:p>
-            <w:pPr>
-              <w:spacing w:line="240"/>
-              <w:jc w:val="left"/>
-            </w:pPr>
-            <w:r>
-              <w:rPr>
-                <w:rFonts w:ascii="Times New Roman" w:cs="Times New Roman" w:eastAsia="Times New Roman" w:hAnsi="Times New Roman"/>
-                <w:sz w:val="22"/>
-                <w:szCs w:val="22"/>
-              </w:rPr>
-              <w:t xml:space="preserve">Понимающий роль Сахалинской области в обеспечении экономической безопасности и стратегических интересов Российской Федерации, осознающий личную ответственность за развитие своего региона.</w:t>
-            </w:r>
-          </w:p>
-        </w:tc>
-      </w:tr>
-      <w:tr>
-        <w:tc>
-          <w:tcPr>
-            <w:tcW w:type="dxa" w:w="1418"/>
-            <w:tcMar>
-              <w:top w:type="dxa" w:w="40"/>
-              <w:left w:type="dxa" w:w="80"/>
-              <w:bottom w:type="dxa" w:w="40"/>
-              <w:right w:type="dxa" w:w="80"/>
-            </w:tcMar>
-            <w:vAlign w:val="top"/>
-          </w:tcPr>
-          <w:p>
-            <w:pPr>
-              <w:spacing w:line="240"/>
-              <w:jc w:val="left"/>
-            </w:pPr>
-            <w:r>
-              <w:rPr>
-                <w:rFonts w:ascii="Times New Roman" w:cs="Times New Roman" w:eastAsia="Times New Roman" w:hAnsi="Times New Roman"/>
-                <w:sz w:val="22"/>
-                <w:szCs w:val="22"/>
-              </w:rPr>
-              <w:t xml:space="preserve">ЛР 43</w:t>
-            </w:r>
-          </w:p>
-        </w:tc>
-        <w:tc>
-          <w:tcPr>
-            <w:tcW w:type="dxa" w:w="7936"/>
-            <w:tcMar>
-              <w:top w:type="dxa" w:w="40"/>
-              <w:left w:type="dxa" w:w="80"/>
-              <w:bottom w:type="dxa" w:w="40"/>
-              <w:right w:type="dxa" w:w="80"/>
-            </w:tcMar>
-            <w:vAlign w:val="top"/>
-          </w:tcPr>
-          <w:p>
-            <w:pPr>
-              <w:spacing w:line="240"/>
-              <w:jc w:val="left"/>
-            </w:pPr>
-            <w:r>
-              <w:rPr>
-                <w:rFonts w:ascii="Times New Roman" w:cs="Times New Roman" w:eastAsia="Times New Roman" w:hAnsi="Times New Roman"/>
-                <w:sz w:val="22"/>
-                <w:szCs w:val="22"/>
-              </w:rPr>
-              <w:t xml:space="preserve">Ориентированный на профессиональную самореализацию в Сахалинской области, связывающий свои жизненные и карьерные планы с развитием региона.</w:t>
-            </w:r>
-          </w:p>
-        </w:tc>
-      </w:tr>
-      <w:tr>
-        <w:tc>
-          <w:tcPr>
-            <w:tcW w:type="dxa" w:w="1418"/>
-            <w:tcMar>
-              <w:top w:type="dxa" w:w="40"/>
-              <w:left w:type="dxa" w:w="80"/>
-              <w:bottom w:type="dxa" w:w="40"/>
-              <w:right w:type="dxa" w:w="80"/>
-            </w:tcMar>
-            <w:vAlign w:val="top"/>
-          </w:tcPr>
-          <w:p>
-            <w:pPr>
-              <w:spacing w:line="240"/>
-              <w:jc w:val="left"/>
-            </w:pPr>
-            <w:r>
-              <w:rPr>
-                <w:rFonts w:ascii="Times New Roman" w:cs="Times New Roman" w:eastAsia="Times New Roman" w:hAnsi="Times New Roman"/>
-                <w:sz w:val="22"/>
-                <w:szCs w:val="22"/>
-              </w:rPr>
-              <w:t xml:space="preserve">ЛР 44</w:t>
-            </w:r>
-          </w:p>
-        </w:tc>
-        <w:tc>
-          <w:tcPr>
-            <w:tcW w:type="dxa" w:w="7936"/>
-            <w:tcMar>
-              <w:top w:type="dxa" w:w="40"/>
-              <w:left w:type="dxa" w:w="80"/>
-              <w:bottom w:type="dxa" w:w="40"/>
-              <w:right w:type="dxa" w:w="80"/>
-            </w:tcMar>
-            <w:vAlign w:val="top"/>
-          </w:tcPr>
-          <w:p>
-            <w:pPr>
-              <w:spacing w:line="240"/>
-              <w:jc w:val="left"/>
-            </w:pPr>
-            <w:r>
-              <w:rPr>
-                <w:rFonts w:ascii="Times New Roman" w:cs="Times New Roman" w:eastAsia="Times New Roman" w:hAnsi="Times New Roman"/>
-                <w:sz w:val="22"/>
-                <w:szCs w:val="22"/>
-              </w:rPr>
-              <w:t xml:space="preserve">Демонстрирующий уважение к многонациональной культуре народов Сахалинской области, их традициям, языкам и обычаям, способствующий сохранению межнационального согласия.</w:t>
-            </w:r>
-          </w:p>
-        </w:tc>
-      </w:tr>
-      <w:tr>
-        <w:tc>
-          <w:tcPr>
-            <w:tcW w:type="dxa" w:w="1418"/>
-            <w:tcMar>
-              <w:top w:type="dxa" w:w="40"/>
-              <w:left w:type="dxa" w:w="80"/>
-              <w:bottom w:type="dxa" w:w="40"/>
-              <w:right w:type="dxa" w:w="80"/>
-            </w:tcMar>
-            <w:vAlign w:val="top"/>
-          </w:tcPr>
-          <w:p>
-            <w:pPr>
-              <w:spacing w:line="240"/>
-              <w:jc w:val="left"/>
-            </w:pPr>
-            <w:r>
-              <w:rPr>
-                <w:rFonts w:ascii="Times New Roman" w:cs="Times New Roman" w:eastAsia="Times New Roman" w:hAnsi="Times New Roman"/>
-                <w:sz w:val="22"/>
-                <w:szCs w:val="22"/>
-              </w:rPr>
-              <w:t xml:space="preserve">ЛР 45</w:t>
-            </w:r>
-          </w:p>
-        </w:tc>
-        <w:tc>
-          <w:tcPr>
-            <w:tcW w:type="dxa" w:w="7936"/>
-            <w:tcMar>
-              <w:top w:type="dxa" w:w="40"/>
-              <w:left w:type="dxa" w:w="80"/>
-              <w:bottom w:type="dxa" w:w="40"/>
-              <w:right w:type="dxa" w:w="80"/>
-            </w:tcMar>
-            <w:vAlign w:val="top"/>
-          </w:tcPr>
-          <w:p>
-            <w:pPr>
-              <w:spacing w:line="240"/>
-              <w:jc w:val="left"/>
-            </w:pPr>
-            <w:r>
-              <w:rPr>
-                <w:rFonts w:ascii="Times New Roman" w:cs="Times New Roman" w:eastAsia="Times New Roman" w:hAnsi="Times New Roman"/>
-                <w:sz w:val="22"/>
-                <w:szCs w:val="22"/>
-              </w:rPr>
-              <w:t xml:space="preserve">Ориентированный на осознанное освоение выбранной профессии с учётом кадровых потребностей предприятий и организаций Сахалинской области.</w:t>
-            </w:r>
-          </w:p>
-        </w:tc>
-      </w:tr>
-      <w:tr>
-        <w:tc>
-          <w:tcPr>
-            <w:tcW w:type="dxa" w:w="1418"/>
-            <w:tcMar>
-              <w:top w:type="dxa" w:w="40"/>
-              <w:left w:type="dxa" w:w="80"/>
-              <w:bottom w:type="dxa" w:w="40"/>
-              <w:right w:type="dxa" w:w="80"/>
-            </w:tcMar>
-            <w:vAlign w:val="top"/>
-          </w:tcPr>
-          <w:p>
-            <w:pPr>
-              <w:spacing w:line="240"/>
-              <w:jc w:val="left"/>
-            </w:pPr>
-            <w:r>
-              <w:rPr>
-                <w:rFonts w:ascii="Times New Roman" w:cs="Times New Roman" w:eastAsia="Times New Roman" w:hAnsi="Times New Roman"/>
-                <w:sz w:val="22"/>
-                <w:szCs w:val="22"/>
-              </w:rPr>
-              <w:t xml:space="preserve">ЛР 46</w:t>
-            </w:r>
-          </w:p>
-        </w:tc>
-        <w:tc>
-          <w:tcPr>
-            <w:tcW w:type="dxa" w:w="7936"/>
-            <w:tcMar>
-              <w:top w:type="dxa" w:w="40"/>
-              <w:left w:type="dxa" w:w="80"/>
-              <w:bottom w:type="dxa" w:w="40"/>
-              <w:right w:type="dxa" w:w="80"/>
-            </w:tcMar>
-            <w:vAlign w:val="top"/>
-          </w:tcPr>
-          <w:p>
-            <w:pPr>
-              <w:spacing w:line="240"/>
-              <w:jc w:val="left"/>
-            </w:pPr>
-            <w:r>
-              <w:rPr>
-                <w:rFonts w:ascii="Times New Roman" w:cs="Times New Roman" w:eastAsia="Times New Roman" w:hAnsi="Times New Roman"/>
-                <w:sz w:val="22"/>
-                <w:szCs w:val="22"/>
-              </w:rPr>
-              <w:t xml:space="preserve">Демонстрирующий готовность к непрерывному профессиональному развитию, повышению квалификации и освоению новых компетенций, востребованных на региональном рынке труда.</w:t>
-            </w:r>
-          </w:p>
-        </w:tc>
-      </w:tr>
-      <w:tr>
-        <w:tc>
-          <w:tcPr>
-            <w:tcW w:type="dxa" w:w="1418"/>
-            <w:tcMar>
-              <w:top w:type="dxa" w:w="40"/>
-              <w:left w:type="dxa" w:w="80"/>
-              <w:bottom w:type="dxa" w:w="40"/>
-              <w:right w:type="dxa" w:w="80"/>
-            </w:tcMar>
-            <w:vAlign w:val="top"/>
-          </w:tcPr>
-          <w:p>
-            <w:pPr>
-              <w:spacing w:line="240"/>
-              <w:jc w:val="left"/>
-            </w:pPr>
-            <w:r>
-              <w:rPr>
-                <w:rFonts w:ascii="Times New Roman" w:cs="Times New Roman" w:eastAsia="Times New Roman" w:hAnsi="Times New Roman"/>
-                <w:sz w:val="22"/>
-                <w:szCs w:val="22"/>
-              </w:rPr>
-              <w:t xml:space="preserve">ЛР 47</w:t>
-            </w:r>
-          </w:p>
-        </w:tc>
-        <w:tc>
-          <w:tcPr>
-            <w:tcW w:type="dxa" w:w="7936"/>
-            <w:tcMar>
-              <w:top w:type="dxa" w:w="40"/>
-              <w:left w:type="dxa" w:w="80"/>
-              <w:bottom w:type="dxa" w:w="40"/>
-              <w:right w:type="dxa" w:w="80"/>
-            </w:tcMar>
-            <w:vAlign w:val="top"/>
-          </w:tcPr>
-          <w:p>
-            <w:pPr>
-              <w:spacing w:line="240"/>
-              <w:jc w:val="left"/>
-            </w:pPr>
-            <w:r>
-              <w:rPr>
-                <w:rFonts w:ascii="Times New Roman" w:cs="Times New Roman" w:eastAsia="Times New Roman" w:hAnsi="Times New Roman"/>
-                <w:sz w:val="22"/>
-                <w:szCs w:val="22"/>
-              </w:rPr>
               <w:t xml:space="preserve">Готовый применять инструменты цифровой трансформации (цифровые платформы, системы автоматизации, средства искусственного интеллекта, технологии обработки больших данных) для решения профессиональных задач.</w:t>
-            </w:r>
-          </w:p>
-        </w:tc>
-      </w:tr>
-      <w:tr>
-        <w:tc>
-          <w:tcPr>
-            <w:tcW w:type="dxa" w:w="1418"/>
-            <w:tcMar>
-              <w:top w:type="dxa" w:w="40"/>
-              <w:left w:type="dxa" w:w="80"/>
-              <w:bottom w:type="dxa" w:w="40"/>
-              <w:right w:type="dxa" w:w="80"/>
-            </w:tcMar>
-            <w:vAlign w:val="top"/>
-          </w:tcPr>
-          <w:p>
-            <w:pPr>
-              <w:spacing w:line="240"/>
-              <w:jc w:val="left"/>
-            </w:pPr>
-            <w:r>
-              <w:rPr>
-                <w:rFonts w:ascii="Times New Roman" w:cs="Times New Roman" w:eastAsia="Times New Roman" w:hAnsi="Times New Roman"/>
-                <w:sz w:val="22"/>
-                <w:szCs w:val="22"/>
-              </w:rPr>
-              <w:t xml:space="preserve">ЛР 48</w:t>
-            </w:r>
-          </w:p>
-        </w:tc>
-        <w:tc>
-          <w:tcPr>
-            <w:tcW w:type="dxa" w:w="7936"/>
-            <w:tcMar>
-              <w:top w:type="dxa" w:w="40"/>
-              <w:left w:type="dxa" w:w="80"/>
-              <w:bottom w:type="dxa" w:w="40"/>
-              <w:right w:type="dxa" w:w="80"/>
-            </w:tcMar>
-            <w:vAlign w:val="top"/>
-          </w:tcPr>
-          <w:p>
-            <w:pPr>
-              <w:spacing w:line="240"/>
-              <w:jc w:val="left"/>
-            </w:pPr>
-            <w:r>
-              <w:rPr>
-                <w:rFonts w:ascii="Times New Roman" w:cs="Times New Roman" w:eastAsia="Times New Roman" w:hAnsi="Times New Roman"/>
-                <w:sz w:val="22"/>
-                <w:szCs w:val="22"/>
-              </w:rPr>
-              <w:t xml:space="preserve">Понимающий хрупкость природных экосистем Сахалинской области и осознающий личную ответственность за рациональное природопользование и сохранение уникальной природы островного региона.</w:t>
-            </w:r>
-          </w:p>
-        </w:tc>
-      </w:tr>
-      <w:tr>
-        <w:tc>
-          <w:tcPr>
-            <w:tcW w:type="dxa" w:w="1418"/>
-            <w:tcMar>
-              <w:top w:type="dxa" w:w="40"/>
-              <w:left w:type="dxa" w:w="80"/>
-              <w:bottom w:type="dxa" w:w="40"/>
-              <w:right w:type="dxa" w:w="80"/>
-            </w:tcMar>
-            <w:vAlign w:val="top"/>
-          </w:tcPr>
-          <w:p>
-            <w:pPr>
-              <w:spacing w:line="240"/>
-              <w:jc w:val="left"/>
-            </w:pPr>
-            <w:r>
-              <w:rPr>
-                <w:rFonts w:ascii="Times New Roman" w:cs="Times New Roman" w:eastAsia="Times New Roman" w:hAnsi="Times New Roman"/>
-                <w:sz w:val="22"/>
-                <w:szCs w:val="22"/>
-              </w:rPr>
-              <w:t xml:space="preserve">ЛР 49</w:t>
-            </w:r>
-          </w:p>
-        </w:tc>
-        <w:tc>
-          <w:tcPr>
-            <w:tcW w:type="dxa" w:w="7936"/>
-            <w:tcMar>
-              <w:top w:type="dxa" w:w="40"/>
-              <w:left w:type="dxa" w:w="80"/>
-              <w:bottom w:type="dxa" w:w="40"/>
-              <w:right w:type="dxa" w:w="80"/>
-            </w:tcMar>
-            <w:vAlign w:val="top"/>
-          </w:tcPr>
-          <w:p>
-            <w:pPr>
-              <w:spacing w:line="240"/>
-              <w:jc w:val="left"/>
-            </w:pPr>
-            <w:r>
-              <w:rPr>
-                <w:rFonts w:ascii="Times New Roman" w:cs="Times New Roman" w:eastAsia="Times New Roman" w:hAnsi="Times New Roman"/>
-                <w:sz w:val="22"/>
-                <w:szCs w:val="22"/>
-              </w:rPr>
-              <w:t xml:space="preserve">Применяющий принципы бережливого производства и ресурсосбережения в профессиональной деятельности с учётом экологических требований и технологических возможностей.</w:t>
-            </w:r>
-          </w:p>
-        </w:tc>
-      </w:tr>
-      <w:tr>
-        <w:tc>
-          <w:tcPr>
-            <w:tcW w:type="dxa" w:w="1418"/>
-            <w:tcMar>
-              <w:top w:type="dxa" w:w="40"/>
-              <w:left w:type="dxa" w:w="80"/>
-              <w:bottom w:type="dxa" w:w="40"/>
-              <w:right w:type="dxa" w:w="80"/>
-            </w:tcMar>
-            <w:vAlign w:val="top"/>
-          </w:tcPr>
-          <w:p>
-            <w:pPr>
-              <w:spacing w:line="240"/>
-              <w:jc w:val="left"/>
-            </w:pPr>
-            <w:r>
-              <w:rPr>
-                <w:rFonts w:ascii="Times New Roman" w:cs="Times New Roman" w:eastAsia="Times New Roman" w:hAnsi="Times New Roman"/>
-                <w:sz w:val="22"/>
-                <w:szCs w:val="22"/>
-              </w:rPr>
-              <w:t xml:space="preserve">ЛР 50</w:t>
-            </w:r>
-          </w:p>
-        </w:tc>
-        <w:tc>
-          <w:tcPr>
-            <w:tcW w:type="dxa" w:w="7936"/>
-            <w:tcMar>
-              <w:top w:type="dxa" w:w="40"/>
-              <w:left w:type="dxa" w:w="80"/>
-              <w:bottom w:type="dxa" w:w="40"/>
-              <w:right w:type="dxa" w:w="80"/>
-            </w:tcMar>
-            <w:vAlign w:val="top"/>
-          </w:tcPr>
-          <w:p>
-            <w:pPr>
-              <w:spacing w:line="240"/>
-              <w:jc w:val="left"/>
-            </w:pPr>
-            <w:r>
-              <w:rPr>
-                <w:rFonts w:ascii="Times New Roman" w:cs="Times New Roman" w:eastAsia="Times New Roman" w:hAnsi="Times New Roman"/>
-                <w:sz w:val="22"/>
-                <w:szCs w:val="22"/>
-              </w:rPr>
-              <w:t xml:space="preserve">Демонстрирующий устойчивость к стрессовым ситуациям, характерным для профессиональной деятельности в условиях цифровой трансформации и высоких информационных нагрузок.</w:t>
-            </w:r>
-          </w:p>
-        </w:tc>
-      </w:tr>
-      <w:tr>
-        <w:tc>
-          <w:tcPr>
-            <w:tcW w:type="dxa" w:w="1418"/>
-            <w:tcMar>
-              <w:top w:type="dxa" w:w="40"/>
-              <w:left w:type="dxa" w:w="80"/>
-              <w:bottom w:type="dxa" w:w="40"/>
-              <w:right w:type="dxa" w:w="80"/>
-            </w:tcMar>
-            <w:vAlign w:val="top"/>
-          </w:tcPr>
-          <w:p>
-            <w:pPr>
-              <w:spacing w:line="240"/>
-              <w:jc w:val="left"/>
-            </w:pPr>
-            <w:r>
-              <w:rPr>
-                <w:rFonts w:ascii="Times New Roman" w:cs="Times New Roman" w:eastAsia="Times New Roman" w:hAnsi="Times New Roman"/>
-                <w:sz w:val="22"/>
-                <w:szCs w:val="22"/>
-              </w:rPr>
-              <w:t xml:space="preserve">ЛР 51</w:t>
-            </w:r>
-          </w:p>
-        </w:tc>
-        <w:tc>
-          <w:tcPr>
-            <w:tcW w:type="dxa" w:w="7936"/>
-            <w:tcMar>
-              <w:top w:type="dxa" w:w="40"/>
-              <w:left w:type="dxa" w:w="80"/>
-              <w:bottom w:type="dxa" w:w="40"/>
-              <w:right w:type="dxa" w:w="80"/>
-            </w:tcMar>
-            <w:vAlign w:val="top"/>
-          </w:tcPr>
-          <w:p>
-            <w:pPr>
-              <w:spacing w:line="240"/>
-              <w:jc w:val="left"/>
-            </w:pPr>
-            <w:r>
-              <w:rPr>
-                <w:rFonts w:ascii="Times New Roman" w:cs="Times New Roman" w:eastAsia="Times New Roman" w:hAnsi="Times New Roman"/>
-                <w:sz w:val="22"/>
-                <w:szCs w:val="22"/>
-              </w:rPr>
-              <w:t xml:space="preserve">Ориентированный на ведение здорового образа жизни как основы для сохранения профессионального долголетия и активной трудовой деятельности на благо семьи и региона.</w:t>
-            </w:r>
-          </w:p>
-        </w:tc>
-      </w:tr>
-      <w:tr>
-        <w:tc>
-          <w:tcPr>
-            <w:tcW w:type="dxa" w:w="1418"/>
-            <w:tcMar>
-              <w:top w:type="dxa" w:w="40"/>
-              <w:left w:type="dxa" w:w="80"/>
-              <w:bottom w:type="dxa" w:w="40"/>
-              <w:right w:type="dxa" w:w="80"/>
-            </w:tcMar>
-            <w:vAlign w:val="top"/>
-          </w:tcPr>
-          <w:p>
-            <w:pPr>
-              <w:spacing w:line="240"/>
-              <w:jc w:val="left"/>
-            </w:pPr>
-            <w:r>
-              <w:rPr>
-                <w:rFonts w:ascii="Times New Roman" w:cs="Times New Roman" w:eastAsia="Times New Roman" w:hAnsi="Times New Roman"/>
-                <w:sz w:val="22"/>
-                <w:szCs w:val="22"/>
-              </w:rPr>
-              <w:t xml:space="preserve">ЛР 52</w:t>
-            </w:r>
-          </w:p>
-        </w:tc>
-        <w:tc>
-          <w:tcPr>
-            <w:tcW w:type="dxa" w:w="7936"/>
-            <w:tcMar>
-              <w:top w:type="dxa" w:w="40"/>
-              <w:left w:type="dxa" w:w="80"/>
-              <w:bottom w:type="dxa" w:w="40"/>
-              <w:right w:type="dxa" w:w="80"/>
-            </w:tcMar>
-            <w:vAlign w:val="top"/>
-          </w:tcPr>
-          <w:p>
-            <w:pPr>
-              <w:spacing w:line="240"/>
-              <w:jc w:val="left"/>
-            </w:pPr>
-            <w:r>
-              <w:rPr>
-                <w:rFonts w:ascii="Times New Roman" w:cs="Times New Roman" w:eastAsia="Times New Roman" w:hAnsi="Times New Roman"/>
-                <w:sz w:val="22"/>
-                <w:szCs w:val="22"/>
-              </w:rPr>
-              <w:t xml:space="preserve">Проявляющий интерес к культурному наследию Сахалинской области, её природным и рукотворным достопримечательностям, демонстрирующий бережное отношение к эстетическому облику своего города и региона.</w:t>
             </w:r>
           </w:p>
         </w:tc>
@@ -14650,7 +12220,7 @@
                 <w:sz w:val="22"/>
                 <w:szCs w:val="22"/>
               </w:rPr>
-              <w:t xml:space="preserve">ЛР 1</w:t>
+              <w:t xml:space="preserve">ЛР 13</w:t>
             </w:r>
           </w:p>
         </w:tc>
@@ -14676,7 +12246,7 @@
                 <w:sz w:val="22"/>
                 <w:szCs w:val="22"/>
               </w:rPr>
-              <w:t xml:space="preserve">Осознанно выражающий свою российскую гражданскую принадлежность (идентичность) в поликультурном, многонациональном и многоконфессиональном российском обществе, в мировом сообществе.</w:t>
+              <w:t xml:space="preserve">Понимающий и деятельно выражающий понимание ценности межнационального, межрелигиозного согласия, способный вести диалог с людьми разных национальностей и вероисповеданий, находить общие цели и сотрудничать для их достижения.</w:t>
             </w:r>
           </w:p>
         </w:tc>
@@ -14702,7 +12272,7 @@
                 <w:sz w:val="22"/>
                 <w:szCs w:val="22"/>
               </w:rPr>
-              <w:t xml:space="preserve">Кураторские часы, воспитательные мероприятия техникума, внеурочная деятельность, участие в мероприятиях профориентации.</w:t>
+              <w:t xml:space="preserve">ОК 04: Выполнение практических работ в парах (темы 1.4, 1.5, 1.11, 1.14): распределение ролей «автор — тестировщик», взаимная проверка программ и обсуждение результатов.</w:t>
             </w:r>
           </w:p>
         </w:tc>
@@ -14730,7 +12300,7 @@
                 <w:sz w:val="22"/>
                 <w:szCs w:val="22"/>
               </w:rPr>
-              <w:t xml:space="preserve">ЛР 2</w:t>
+              <w:t xml:space="preserve">ЛР 28</w:t>
             </w:r>
           </w:p>
         </w:tc>
@@ -14756,7 +12326,7 @@
                 <w:sz w:val="22"/>
                 <w:szCs w:val="22"/>
               </w:rPr>
-              <w:t xml:space="preserve">Сознающий своё единство с народом России как источником власти и субъектом тысячелетней российской государственности, с Российским государством, ответственность за его развитие в настоящем и будущем на основе исторического просвещения, российского национального исторического сознания.</w:t>
+              <w:t xml:space="preserve">Участвующий в социально значимой трудовой и профессиональной деятельности разного вида в семье, образовательной организации, на базах производственной практики, в своей местности.</w:t>
             </w:r>
           </w:p>
         </w:tc>
@@ -14782,7 +12352,7 @@
                 <w:sz w:val="22"/>
                 <w:szCs w:val="22"/>
               </w:rPr>
-              <w:t xml:space="preserve">Кураторские часы, воспитательные мероприятия техникума, внеурочная деятельность, участие в мероприятиях профориентации.</w:t>
+              <w:t xml:space="preserve">ОК 04: Выполнение практических работ в парах (темы 1.4, 1.5, 1.11, 1.14): распределение ролей «автор — тестировщик», взаимная проверка программ и обсуждение результатов.</w:t>
             </w:r>
           </w:p>
         </w:tc>
@@ -14810,7 +12380,7 @@
                 <w:sz w:val="22"/>
                 <w:szCs w:val="22"/>
               </w:rPr>
-              <w:t xml:space="preserve">ЛР 3</w:t>
+              <w:t xml:space="preserve">ЛР 38</w:t>
             </w:r>
           </w:p>
         </w:tc>
@@ -14836,7 +12406,7 @@
                 <w:sz w:val="22"/>
                 <w:szCs w:val="22"/>
               </w:rPr>
-              <w:t xml:space="preserve">Проявляющий гражданско-патриотическую позицию, готовность к защите Родины, способный аргументированно отстаивать суверенитет и достоинство народа России и Российского государства, сохранять и защищать историческую правду.</w:t>
+              <w:t xml:space="preserve">Обладающий представлением о современной научной картине мира, достижениях науки и техники, аргументированно выражающий понимание значения науки и технологий для развития российского общества и обеспечения его безопасности.</w:t>
             </w:r>
           </w:p>
         </w:tc>
@@ -14862,7 +12432,7 @@
                 <w:sz w:val="22"/>
                 <w:szCs w:val="22"/>
               </w:rPr>
-              <w:t xml:space="preserve">Кураторские часы, воспитательные мероприятия техникума, внеурочная деятельность, участие в мероприятиях профориентации.</w:t>
+              <w:t xml:space="preserve">ОК 02: Поиск и анализ справочной информации по языкам Python и ассемблер, документации среды программирования и отладчика при выполнении практических работ; использование отладчика и программных средств тестирования.</w:t>
             </w:r>
           </w:p>
         </w:tc>
@@ -14890,7 +12460,7 @@
                 <w:sz w:val="22"/>
                 <w:szCs w:val="22"/>
               </w:rPr>
-              <w:t xml:space="preserve">ЛР 4</w:t>
+              <w:t xml:space="preserve">ЛР 39</w:t>
             </w:r>
           </w:p>
         </w:tc>
@@ -14916,7 +12486,7 @@
                 <w:sz w:val="22"/>
                 <w:szCs w:val="22"/>
               </w:rPr>
-              <w:t xml:space="preserve">Ориентированный на активное гражданское участие в социально-политических процессах на основе уважения закона и правопорядка, прав и свобод сограждан.</w:t>
+              <w:t xml:space="preserve">Демонстрирующий навыки критического мышления, определения достоверности научной информации, в том числе в сфере профессиональной деятельности. Умеющий выбирать способы решения задач профессиональной деятельности применительно к различным контекстам.</w:t>
             </w:r>
           </w:p>
         </w:tc>
@@ -14942,7 +12512,7 @@
                 <w:sz w:val="22"/>
                 <w:szCs w:val="22"/>
               </w:rPr>
-              <w:t xml:space="preserve">Кураторские часы, воспитательные мероприятия техникума, внеурочная деятельность, участие в мероприятиях профориентации.</w:t>
+              <w:t xml:space="preserve">ОК 01: Практические занятия по составлению, тестированию и отладке программ (темы 1.3–1.9): выбор алгоритма и способа решения задачи, проверка результата на тестовых данных, разбор типовых ошибок.</w:t>
             </w:r>
           </w:p>
         </w:tc>
@@ -14970,7 +12540,7 @@
                 <w:sz w:val="22"/>
                 <w:szCs w:val="22"/>
               </w:rPr>
-              <w:t xml:space="preserve">ЛР 5</w:t>
+              <w:t xml:space="preserve">ЛР 40</w:t>
             </w:r>
           </w:p>
         </w:tc>
@@ -14996,7 +12566,7 @@
                 <w:sz w:val="22"/>
                 <w:szCs w:val="22"/>
               </w:rPr>
-              <w:t xml:space="preserve">Осознанно и деятельно выражающий неприятие любой дискриминации по социальным, национальным, расовым, религиозным признакам, проявлений экстремизма, терроризма, коррупции, антигосударственной деятельности.</w:t>
+              <w:t xml:space="preserve">Использующий современные средства поиска, анализа и интерпретации информации, информационные технологии для выполнения задач профессиональной деятельности.</w:t>
             </w:r>
           </w:p>
         </w:tc>
@@ -15022,7 +12592,21 @@
                 <w:sz w:val="22"/>
                 <w:szCs w:val="22"/>
               </w:rPr>
-              <w:t xml:space="preserve">Кураторские часы, воспитательные мероприятия техникума, внеурочная деятельность, участие в мероприятиях профориентации.</w:t>
+              <w:t xml:space="preserve">ОК 01: Практические занятия по составлению, тестированию и отладке программ (темы 1.3–1.9): выбор алгоритма и способа решения задачи, проверка результата на тестовых данных, разбор типовых ошибок.</w:t>
+            </w:r>
+          </w:p>
+          <w:p>
+            <w:pPr>
+              <w:spacing w:line="240"/>
+              <w:jc w:val="left"/>
+            </w:pPr>
+            <w:r>
+              <w:rPr>
+                <w:rFonts w:ascii="Times New Roman" w:cs="Times New Roman" w:eastAsia="Times New Roman" w:hAnsi="Times New Roman"/>
+                <w:sz w:val="22"/>
+                <w:szCs w:val="22"/>
+              </w:rPr>
+              <w:t xml:space="preserve">ОК 02: Поиск и анализ справочной информации по языкам Python и ассемблер, документации среды программирования и отладчика при выполнении практических работ; использование отладчика и программных средств тестирования.</w:t>
             </w:r>
           </w:p>
         </w:tc>
@@ -15050,7 +12634,7 @@
                 <w:sz w:val="22"/>
                 <w:szCs w:val="22"/>
               </w:rPr>
-              <w:t xml:space="preserve">ЛР 6</w:t>
+              <w:t xml:space="preserve">ЛР 41</w:t>
             </w:r>
           </w:p>
         </w:tc>
@@ -15076,7 +12660,7 @@
                 <w:sz w:val="22"/>
                 <w:szCs w:val="22"/>
               </w:rPr>
-              <w:t xml:space="preserve">Обладающий опытом гражданской социально значимой деятельности (в студенческом самоуправлении, добровольческом движении, предпринимательской деятельности, экологических, военно-патриотических и др. объединениях, акциях, программах)</w:t>
+              <w:t xml:space="preserve">Развивающий и применяющий навыки наблюдения, накопления и систематизации фактов, осмысления опыта в естественнонаучной и гуманитарной областях познания, исследовательской и профессиональной деятельности</w:t>
             </w:r>
           </w:p>
         </w:tc>
@@ -15102,7 +12686,7 @@
                 <w:sz w:val="22"/>
                 <w:szCs w:val="22"/>
               </w:rPr>
-              <w:t xml:space="preserve">Кураторские часы, воспитательные мероприятия техникума, внеурочная деятельность, участие в мероприятиях профориентации.</w:t>
+              <w:t xml:space="preserve">ОК 02: Поиск и анализ справочной информации по языкам Python и ассемблер, документации среды программирования и отладчика при выполнении практических работ; использование отладчика и программных средств тестирования.</w:t>
             </w:r>
           </w:p>
         </w:tc>
@@ -15130,7 +12714,7 @@
                 <w:sz w:val="22"/>
                 <w:szCs w:val="22"/>
               </w:rPr>
-              <w:t xml:space="preserve">ЛР 7</w:t>
+              <w:t xml:space="preserve">ЛР 47</w:t>
             </w:r>
           </w:p>
         </w:tc>
@@ -15156,7 +12740,7 @@
                 <w:sz w:val="22"/>
                 <w:szCs w:val="22"/>
               </w:rPr>
-              <w:t xml:space="preserve">Осознающий свою национальную, этническую принадлежность, демонстрирующий приверженность к родной культуре, любовь к своему народу.</w:t>
+              <w:t xml:space="preserve">Готовый применять инструменты цифровой трансформации (цифровые платформы, системы автоматизации, средства искусственного интеллекта, технологии обработки больших данных) для решения профессиональных задач.</w:t>
             </w:r>
           </w:p>
         </w:tc>
@@ -15182,3621 +12766,7 @@
                 <w:sz w:val="22"/>
                 <w:szCs w:val="22"/>
               </w:rPr>
-              <w:t xml:space="preserve">Кураторские часы, воспитательные мероприятия техникума, внеурочная деятельность, участие в мероприятиях профориентации.</w:t>
-            </w:r>
-          </w:p>
-        </w:tc>
-      </w:tr>
-      <w:tr>
-        <w:tc>
-          <w:tcPr>
-            <w:tcW w:type="dxa" w:w="1247"/>
-            <w:tcMar>
-              <w:top w:type="dxa" w:w="40"/>
-              <w:left w:type="dxa" w:w="80"/>
-              <w:bottom w:type="dxa" w:w="40"/>
-              <w:right w:type="dxa" w:w="80"/>
-            </w:tcMar>
-            <w:vAlign w:val="top"/>
-          </w:tcPr>
-          <w:p>
-            <w:pPr>
-              <w:spacing w:line="240"/>
-              <w:jc w:val="left"/>
-            </w:pPr>
-            <w:r>
-              <w:rPr>
-                <w:rFonts w:ascii="Times New Roman" w:cs="Times New Roman" w:eastAsia="Times New Roman" w:hAnsi="Times New Roman"/>
-                <w:sz w:val="22"/>
-                <w:szCs w:val="22"/>
-              </w:rPr>
-              <w:t xml:space="preserve">ЛР 8</w:t>
-            </w:r>
-          </w:p>
-        </w:tc>
-        <w:tc>
-          <w:tcPr>
-            <w:tcW w:type="dxa" w:w="4138"/>
-            <w:tcMar>
-              <w:top w:type="dxa" w:w="40"/>
-              <w:left w:type="dxa" w:w="80"/>
-              <w:bottom w:type="dxa" w:w="40"/>
-              <w:right w:type="dxa" w:w="80"/>
-            </w:tcMar>
-            <w:vAlign w:val="top"/>
-          </w:tcPr>
-          <w:p>
-            <w:pPr>
-              <w:spacing w:line="240"/>
-              <w:jc w:val="left"/>
-            </w:pPr>
-            <w:r>
-              <w:rPr>
-                <w:rFonts w:ascii="Times New Roman" w:cs="Times New Roman" w:eastAsia="Times New Roman" w:hAnsi="Times New Roman"/>
-                <w:sz w:val="22"/>
-                <w:szCs w:val="22"/>
-              </w:rPr>
-              <w:t xml:space="preserve">Сознающий причастность к многонациональному народу Российской Федерации, Отечеству, общероссийскую идентичность.</w:t>
-            </w:r>
-          </w:p>
-        </w:tc>
-        <w:tc>
-          <w:tcPr>
-            <w:tcW w:type="dxa" w:w="3969"/>
-            <w:tcMar>
-              <w:top w:type="dxa" w:w="40"/>
-              <w:left w:type="dxa" w:w="80"/>
-              <w:bottom w:type="dxa" w:w="40"/>
-              <w:right w:type="dxa" w:w="80"/>
-            </w:tcMar>
-            <w:vAlign w:val="top"/>
-          </w:tcPr>
-          <w:p>
-            <w:pPr>
-              <w:spacing w:line="240"/>
-              <w:jc w:val="left"/>
-            </w:pPr>
-            <w:r>
-              <w:rPr>
-                <w:rFonts w:ascii="Times New Roman" w:cs="Times New Roman" w:eastAsia="Times New Roman" w:hAnsi="Times New Roman"/>
-                <w:sz w:val="22"/>
-                <w:szCs w:val="22"/>
-              </w:rPr>
-              <w:t xml:space="preserve">Кураторские часы, воспитательные мероприятия техникума, внеурочная деятельность, участие в мероприятиях профориентации.</w:t>
-            </w:r>
-          </w:p>
-        </w:tc>
-      </w:tr>
-      <w:tr>
-        <w:tc>
-          <w:tcPr>
-            <w:tcW w:type="dxa" w:w="1247"/>
-            <w:tcMar>
-              <w:top w:type="dxa" w:w="40"/>
-              <w:left w:type="dxa" w:w="80"/>
-              <w:bottom w:type="dxa" w:w="40"/>
-              <w:right w:type="dxa" w:w="80"/>
-            </w:tcMar>
-            <w:vAlign w:val="top"/>
-          </w:tcPr>
-          <w:p>
-            <w:pPr>
-              <w:spacing w:line="240"/>
-              <w:jc w:val="left"/>
-            </w:pPr>
-            <w:r>
-              <w:rPr>
-                <w:rFonts w:ascii="Times New Roman" w:cs="Times New Roman" w:eastAsia="Times New Roman" w:hAnsi="Times New Roman"/>
-                <w:sz w:val="22"/>
-                <w:szCs w:val="22"/>
-              </w:rPr>
-              <w:t xml:space="preserve">ЛР 9</w:t>
-            </w:r>
-          </w:p>
-        </w:tc>
-        <w:tc>
-          <w:tcPr>
-            <w:tcW w:type="dxa" w:w="4138"/>
-            <w:tcMar>
-              <w:top w:type="dxa" w:w="40"/>
-              <w:left w:type="dxa" w:w="80"/>
-              <w:bottom w:type="dxa" w:w="40"/>
-              <w:right w:type="dxa" w:w="80"/>
-            </w:tcMar>
-            <w:vAlign w:val="top"/>
-          </w:tcPr>
-          <w:p>
-            <w:pPr>
-              <w:spacing w:line="240"/>
-              <w:jc w:val="left"/>
-            </w:pPr>
-            <w:r>
-              <w:rPr>
-                <w:rFonts w:ascii="Times New Roman" w:cs="Times New Roman" w:eastAsia="Times New Roman" w:hAnsi="Times New Roman"/>
-                <w:sz w:val="22"/>
-                <w:szCs w:val="22"/>
-              </w:rPr>
-              <w:t xml:space="preserve">Проявляющий деятельное ценностное отношение к историческому и культурному наследию своего и других народов России, их традициям, праздникам.</w:t>
-            </w:r>
-          </w:p>
-        </w:tc>
-        <w:tc>
-          <w:tcPr>
-            <w:tcW w:type="dxa" w:w="3969"/>
-            <w:tcMar>
-              <w:top w:type="dxa" w:w="40"/>
-              <w:left w:type="dxa" w:w="80"/>
-              <w:bottom w:type="dxa" w:w="40"/>
-              <w:right w:type="dxa" w:w="80"/>
-            </w:tcMar>
-            <w:vAlign w:val="top"/>
-          </w:tcPr>
-          <w:p>
-            <w:pPr>
-              <w:spacing w:line="240"/>
-              <w:jc w:val="left"/>
-            </w:pPr>
-            <w:r>
-              <w:rPr>
-                <w:rFonts w:ascii="Times New Roman" w:cs="Times New Roman" w:eastAsia="Times New Roman" w:hAnsi="Times New Roman"/>
-                <w:sz w:val="22"/>
-                <w:szCs w:val="22"/>
-              </w:rPr>
-              <w:t xml:space="preserve">Кураторские часы, воспитательные мероприятия техникума, внеурочная деятельность, участие в мероприятиях профориентации.</w:t>
-            </w:r>
-          </w:p>
-        </w:tc>
-      </w:tr>
-      <w:tr>
-        <w:tc>
-          <w:tcPr>
-            <w:tcW w:type="dxa" w:w="1247"/>
-            <w:tcMar>
-              <w:top w:type="dxa" w:w="40"/>
-              <w:left w:type="dxa" w:w="80"/>
-              <w:bottom w:type="dxa" w:w="40"/>
-              <w:right w:type="dxa" w:w="80"/>
-            </w:tcMar>
-            <w:vAlign w:val="top"/>
-          </w:tcPr>
-          <w:p>
-            <w:pPr>
-              <w:spacing w:line="240"/>
-              <w:jc w:val="left"/>
-            </w:pPr>
-            <w:r>
-              <w:rPr>
-                <w:rFonts w:ascii="Times New Roman" w:cs="Times New Roman" w:eastAsia="Times New Roman" w:hAnsi="Times New Roman"/>
-                <w:sz w:val="22"/>
-                <w:szCs w:val="22"/>
-              </w:rPr>
-              <w:t xml:space="preserve">ЛР 10</w:t>
-            </w:r>
-          </w:p>
-        </w:tc>
-        <w:tc>
-          <w:tcPr>
-            <w:tcW w:type="dxa" w:w="4138"/>
-            <w:tcMar>
-              <w:top w:type="dxa" w:w="40"/>
-              <w:left w:type="dxa" w:w="80"/>
-              <w:bottom w:type="dxa" w:w="40"/>
-              <w:right w:type="dxa" w:w="80"/>
-            </w:tcMar>
-            <w:vAlign w:val="top"/>
-          </w:tcPr>
-          <w:p>
-            <w:pPr>
-              <w:spacing w:line="240"/>
-              <w:jc w:val="left"/>
-            </w:pPr>
-            <w:r>
-              <w:rPr>
-                <w:rFonts w:ascii="Times New Roman" w:cs="Times New Roman" w:eastAsia="Times New Roman" w:hAnsi="Times New Roman"/>
-                <w:sz w:val="22"/>
-                <w:szCs w:val="22"/>
-              </w:rPr>
-              <w:t xml:space="preserve">Проявляющий уважение к соотечественникам, проживающим за рубежом, поддерживающий их права, защиту их интересов в сохранении общероссийской идентичности.</w:t>
-            </w:r>
-          </w:p>
-        </w:tc>
-        <w:tc>
-          <w:tcPr>
-            <w:tcW w:type="dxa" w:w="3969"/>
-            <w:tcMar>
-              <w:top w:type="dxa" w:w="40"/>
-              <w:left w:type="dxa" w:w="80"/>
-              <w:bottom w:type="dxa" w:w="40"/>
-              <w:right w:type="dxa" w:w="80"/>
-            </w:tcMar>
-            <w:vAlign w:val="top"/>
-          </w:tcPr>
-          <w:p>
-            <w:pPr>
-              <w:spacing w:line="240"/>
-              <w:jc w:val="left"/>
-            </w:pPr>
-            <w:r>
-              <w:rPr>
-                <w:rFonts w:ascii="Times New Roman" w:cs="Times New Roman" w:eastAsia="Times New Roman" w:hAnsi="Times New Roman"/>
-                <w:sz w:val="22"/>
-                <w:szCs w:val="22"/>
-              </w:rPr>
-              <w:t xml:space="preserve">Кураторские часы, воспитательные мероприятия техникума, внеурочная деятельность, участие в мероприятиях профориентации.</w:t>
-            </w:r>
-          </w:p>
-        </w:tc>
-      </w:tr>
-      <w:tr>
-        <w:tc>
-          <w:tcPr>
-            <w:tcW w:type="dxa" w:w="1247"/>
-            <w:tcMar>
-              <w:top w:type="dxa" w:w="40"/>
-              <w:left w:type="dxa" w:w="80"/>
-              <w:bottom w:type="dxa" w:w="40"/>
-              <w:right w:type="dxa" w:w="80"/>
-            </w:tcMar>
-            <w:vAlign w:val="top"/>
-          </w:tcPr>
-          <w:p>
-            <w:pPr>
-              <w:spacing w:line="240"/>
-              <w:jc w:val="left"/>
-            </w:pPr>
-            <w:r>
-              <w:rPr>
-                <w:rFonts w:ascii="Times New Roman" w:cs="Times New Roman" w:eastAsia="Times New Roman" w:hAnsi="Times New Roman"/>
-                <w:sz w:val="22"/>
-                <w:szCs w:val="22"/>
-              </w:rPr>
-              <w:t xml:space="preserve">ЛР 11</w:t>
-            </w:r>
-          </w:p>
-        </w:tc>
-        <w:tc>
-          <w:tcPr>
-            <w:tcW w:type="dxa" w:w="4138"/>
-            <w:tcMar>
-              <w:top w:type="dxa" w:w="40"/>
-              <w:left w:type="dxa" w:w="80"/>
-              <w:bottom w:type="dxa" w:w="40"/>
-              <w:right w:type="dxa" w:w="80"/>
-            </w:tcMar>
-            <w:vAlign w:val="top"/>
-          </w:tcPr>
-          <w:p>
-            <w:pPr>
-              <w:spacing w:line="240"/>
-              <w:jc w:val="left"/>
-            </w:pPr>
-            <w:r>
-              <w:rPr>
-                <w:rFonts w:ascii="Times New Roman" w:cs="Times New Roman" w:eastAsia="Times New Roman" w:hAnsi="Times New Roman"/>
-                <w:sz w:val="22"/>
-                <w:szCs w:val="22"/>
-              </w:rPr>
-              <w:t xml:space="preserve">Проявляющий приверженность традиционным духовно-нравственным ценностям, культуре народов России с учётом мировоззренческого, национального, конфессионального самоопределения.</w:t>
-            </w:r>
-          </w:p>
-        </w:tc>
-        <w:tc>
-          <w:tcPr>
-            <w:tcW w:type="dxa" w:w="3969"/>
-            <w:tcMar>
-              <w:top w:type="dxa" w:w="40"/>
-              <w:left w:type="dxa" w:w="80"/>
-              <w:bottom w:type="dxa" w:w="40"/>
-              <w:right w:type="dxa" w:w="80"/>
-            </w:tcMar>
-            <w:vAlign w:val="top"/>
-          </w:tcPr>
-          <w:p>
-            <w:pPr>
-              <w:spacing w:line="240"/>
-              <w:jc w:val="left"/>
-            </w:pPr>
-            <w:r>
-              <w:rPr>
-                <w:rFonts w:ascii="Times New Roman" w:cs="Times New Roman" w:eastAsia="Times New Roman" w:hAnsi="Times New Roman"/>
-                <w:sz w:val="22"/>
-                <w:szCs w:val="22"/>
-              </w:rPr>
-              <w:t xml:space="preserve">Кураторские часы, воспитательные мероприятия техникума, внеурочная деятельность, участие в мероприятиях профориентации.</w:t>
-            </w:r>
-          </w:p>
-        </w:tc>
-      </w:tr>
-      <w:tr>
-        <w:tc>
-          <w:tcPr>
-            <w:tcW w:type="dxa" w:w="1247"/>
-            <w:tcMar>
-              <w:top w:type="dxa" w:w="40"/>
-              <w:left w:type="dxa" w:w="80"/>
-              <w:bottom w:type="dxa" w:w="40"/>
-              <w:right w:type="dxa" w:w="80"/>
-            </w:tcMar>
-            <w:vAlign w:val="top"/>
-          </w:tcPr>
-          <w:p>
-            <w:pPr>
-              <w:spacing w:line="240"/>
-              <w:jc w:val="left"/>
-            </w:pPr>
-            <w:r>
-              <w:rPr>
-                <w:rFonts w:ascii="Times New Roman" w:cs="Times New Roman" w:eastAsia="Times New Roman" w:hAnsi="Times New Roman"/>
-                <w:sz w:val="22"/>
-                <w:szCs w:val="22"/>
-              </w:rPr>
-              <w:t xml:space="preserve">ЛР 12</w:t>
-            </w:r>
-          </w:p>
-        </w:tc>
-        <w:tc>
-          <w:tcPr>
-            <w:tcW w:type="dxa" w:w="4138"/>
-            <w:tcMar>
-              <w:top w:type="dxa" w:w="40"/>
-              <w:left w:type="dxa" w:w="80"/>
-              <w:bottom w:type="dxa" w:w="40"/>
-              <w:right w:type="dxa" w:w="80"/>
-            </w:tcMar>
-            <w:vAlign w:val="top"/>
-          </w:tcPr>
-          <w:p>
-            <w:pPr>
-              <w:spacing w:line="240"/>
-              <w:jc w:val="left"/>
-            </w:pPr>
-            <w:r>
-              <w:rPr>
-                <w:rFonts w:ascii="Times New Roman" w:cs="Times New Roman" w:eastAsia="Times New Roman" w:hAnsi="Times New Roman"/>
-                <w:sz w:val="22"/>
-                <w:szCs w:val="22"/>
-              </w:rPr>
-              <w:t xml:space="preserve">Проявляющий уважение к жизни и достоинству каждого человека, свободе мировоззренческого выбора и самоопределения, к представителям различных этнических групп, традиционных религий народов России, их национальному достоинству и религиозным чувствам с учётом соблюдения конституционных прав и свобод всех граждан.</w:t>
-            </w:r>
-          </w:p>
-        </w:tc>
-        <w:tc>
-          <w:tcPr>
-            <w:tcW w:type="dxa" w:w="3969"/>
-            <w:tcMar>
-              <w:top w:type="dxa" w:w="40"/>
-              <w:left w:type="dxa" w:w="80"/>
-              <w:bottom w:type="dxa" w:w="40"/>
-              <w:right w:type="dxa" w:w="80"/>
-            </w:tcMar>
-            <w:vAlign w:val="top"/>
-          </w:tcPr>
-          <w:p>
-            <w:pPr>
-              <w:spacing w:line="240"/>
-              <w:jc w:val="left"/>
-            </w:pPr>
-            <w:r>
-              <w:rPr>
-                <w:rFonts w:ascii="Times New Roman" w:cs="Times New Roman" w:eastAsia="Times New Roman" w:hAnsi="Times New Roman"/>
-                <w:sz w:val="22"/>
-                <w:szCs w:val="22"/>
-              </w:rPr>
-              <w:t xml:space="preserve">Кураторские часы, воспитательные мероприятия техникума, внеурочная деятельность, участие в мероприятиях профориентации.</w:t>
-            </w:r>
-          </w:p>
-        </w:tc>
-      </w:tr>
-      <w:tr>
-        <w:tc>
-          <w:tcPr>
-            <w:tcW w:type="dxa" w:w="1247"/>
-            <w:tcMar>
-              <w:top w:type="dxa" w:w="40"/>
-              <w:left w:type="dxa" w:w="80"/>
-              <w:bottom w:type="dxa" w:w="40"/>
-              <w:right w:type="dxa" w:w="80"/>
-            </w:tcMar>
-            <w:vAlign w:val="top"/>
-          </w:tcPr>
-          <w:p>
-            <w:pPr>
-              <w:spacing w:line="240"/>
-              <w:jc w:val="left"/>
-            </w:pPr>
-            <w:r>
-              <w:rPr>
-                <w:rFonts w:ascii="Times New Roman" w:cs="Times New Roman" w:eastAsia="Times New Roman" w:hAnsi="Times New Roman"/>
-                <w:sz w:val="22"/>
-                <w:szCs w:val="22"/>
-              </w:rPr>
-              <w:t xml:space="preserve">ЛР 13</w:t>
-            </w:r>
-          </w:p>
-        </w:tc>
-        <w:tc>
-          <w:tcPr>
-            <w:tcW w:type="dxa" w:w="4138"/>
-            <w:tcMar>
-              <w:top w:type="dxa" w:w="40"/>
-              <w:left w:type="dxa" w:w="80"/>
-              <w:bottom w:type="dxa" w:w="40"/>
-              <w:right w:type="dxa" w:w="80"/>
-            </w:tcMar>
-            <w:vAlign w:val="top"/>
-          </w:tcPr>
-          <w:p>
-            <w:pPr>
-              <w:spacing w:line="240"/>
-              <w:jc w:val="left"/>
-            </w:pPr>
-            <w:r>
-              <w:rPr>
-                <w:rFonts w:ascii="Times New Roman" w:cs="Times New Roman" w:eastAsia="Times New Roman" w:hAnsi="Times New Roman"/>
-                <w:sz w:val="22"/>
-                <w:szCs w:val="22"/>
-              </w:rPr>
-              <w:t xml:space="preserve">Понимающий и деятельно выражающий понимание ценности межнационального, межрелигиозного согласия, способный вести диалог с людьми разных национальностей и вероисповеданий, находить общие цели и сотрудничать для их достижения.</w:t>
-            </w:r>
-          </w:p>
-        </w:tc>
-        <w:tc>
-          <w:tcPr>
-            <w:tcW w:type="dxa" w:w="3969"/>
-            <w:tcMar>
-              <w:top w:type="dxa" w:w="40"/>
-              <w:left w:type="dxa" w:w="80"/>
-              <w:bottom w:type="dxa" w:w="40"/>
-              <w:right w:type="dxa" w:w="80"/>
-            </w:tcMar>
-            <w:vAlign w:val="top"/>
-          </w:tcPr>
-          <w:p>
-            <w:pPr>
-              <w:spacing w:line="240"/>
-              <w:jc w:val="left"/>
-            </w:pPr>
-            <w:r>
-              <w:rPr>
-                <w:rFonts w:ascii="Times New Roman" w:cs="Times New Roman" w:eastAsia="Times New Roman" w:hAnsi="Times New Roman"/>
-                <w:sz w:val="22"/>
-                <w:szCs w:val="22"/>
-              </w:rPr>
-              <w:t xml:space="preserve">ОК 04: Выполнение практических работ в парах (темы 1.4, 1.5, 1.11, 1.14): распределение ролей «автор — тестировщик», взаимная проверка программ и обсуждение результатов.</w:t>
-            </w:r>
-          </w:p>
-        </w:tc>
-      </w:tr>
-      <w:tr>
-        <w:tc>
-          <w:tcPr>
-            <w:tcW w:type="dxa" w:w="1247"/>
-            <w:tcMar>
-              <w:top w:type="dxa" w:w="40"/>
-              <w:left w:type="dxa" w:w="80"/>
-              <w:bottom w:type="dxa" w:w="40"/>
-              <w:right w:type="dxa" w:w="80"/>
-            </w:tcMar>
-            <w:vAlign w:val="top"/>
-          </w:tcPr>
-          <w:p>
-            <w:pPr>
-              <w:spacing w:line="240"/>
-              <w:jc w:val="left"/>
-            </w:pPr>
-            <w:r>
-              <w:rPr>
-                <w:rFonts w:ascii="Times New Roman" w:cs="Times New Roman" w:eastAsia="Times New Roman" w:hAnsi="Times New Roman"/>
-                <w:sz w:val="22"/>
-                <w:szCs w:val="22"/>
-              </w:rPr>
-              <w:t xml:space="preserve">ЛР 14</w:t>
-            </w:r>
-          </w:p>
-        </w:tc>
-        <w:tc>
-          <w:tcPr>
-            <w:tcW w:type="dxa" w:w="4138"/>
-            <w:tcMar>
-              <w:top w:type="dxa" w:w="40"/>
-              <w:left w:type="dxa" w:w="80"/>
-              <w:bottom w:type="dxa" w:w="40"/>
-              <w:right w:type="dxa" w:w="80"/>
-            </w:tcMar>
-            <w:vAlign w:val="top"/>
-          </w:tcPr>
-          <w:p>
-            <w:pPr>
-              <w:spacing w:line="240"/>
-              <w:jc w:val="left"/>
-            </w:pPr>
-            <w:r>
-              <w:rPr>
-                <w:rFonts w:ascii="Times New Roman" w:cs="Times New Roman" w:eastAsia="Times New Roman" w:hAnsi="Times New Roman"/>
-                <w:sz w:val="22"/>
-                <w:szCs w:val="22"/>
-              </w:rPr>
-              <w:t xml:space="preserve">Ориентированный на создание устойчивой семьи на основе российских традиционных семейных ценностей, рождение и воспитание детей и принятие родительской ответственности.</w:t>
-            </w:r>
-          </w:p>
-        </w:tc>
-        <w:tc>
-          <w:tcPr>
-            <w:tcW w:type="dxa" w:w="3969"/>
-            <w:tcMar>
-              <w:top w:type="dxa" w:w="40"/>
-              <w:left w:type="dxa" w:w="80"/>
-              <w:bottom w:type="dxa" w:w="40"/>
-              <w:right w:type="dxa" w:w="80"/>
-            </w:tcMar>
-            <w:vAlign w:val="top"/>
-          </w:tcPr>
-          <w:p>
-            <w:pPr>
-              <w:spacing w:line="240"/>
-              <w:jc w:val="left"/>
-            </w:pPr>
-            <w:r>
-              <w:rPr>
-                <w:rFonts w:ascii="Times New Roman" w:cs="Times New Roman" w:eastAsia="Times New Roman" w:hAnsi="Times New Roman"/>
-                <w:sz w:val="22"/>
-                <w:szCs w:val="22"/>
-              </w:rPr>
-              <w:t xml:space="preserve">Кураторские часы, воспитательные мероприятия техникума, внеурочная деятельность, участие в мероприятиях профориентации.</w:t>
-            </w:r>
-          </w:p>
-        </w:tc>
-      </w:tr>
-      <w:tr>
-        <w:tc>
-          <w:tcPr>
-            <w:tcW w:type="dxa" w:w="1247"/>
-            <w:tcMar>
-              <w:top w:type="dxa" w:w="40"/>
-              <w:left w:type="dxa" w:w="80"/>
-              <w:bottom w:type="dxa" w:w="40"/>
-              <w:right w:type="dxa" w:w="80"/>
-            </w:tcMar>
-            <w:vAlign w:val="top"/>
-          </w:tcPr>
-          <w:p>
-            <w:pPr>
-              <w:spacing w:line="240"/>
-              <w:jc w:val="left"/>
-            </w:pPr>
-            <w:r>
-              <w:rPr>
-                <w:rFonts w:ascii="Times New Roman" w:cs="Times New Roman" w:eastAsia="Times New Roman" w:hAnsi="Times New Roman"/>
-                <w:sz w:val="22"/>
-                <w:szCs w:val="22"/>
-              </w:rPr>
-              <w:t xml:space="preserve">ЛР 15</w:t>
-            </w:r>
-          </w:p>
-        </w:tc>
-        <w:tc>
-          <w:tcPr>
-            <w:tcW w:type="dxa" w:w="4138"/>
-            <w:tcMar>
-              <w:top w:type="dxa" w:w="40"/>
-              <w:left w:type="dxa" w:w="80"/>
-              <w:bottom w:type="dxa" w:w="40"/>
-              <w:right w:type="dxa" w:w="80"/>
-            </w:tcMar>
-            <w:vAlign w:val="top"/>
-          </w:tcPr>
-          <w:p>
-            <w:pPr>
-              <w:spacing w:line="240"/>
-              <w:jc w:val="left"/>
-            </w:pPr>
-            <w:r>
-              <w:rPr>
-                <w:rFonts w:ascii="Times New Roman" w:cs="Times New Roman" w:eastAsia="Times New Roman" w:hAnsi="Times New Roman"/>
-                <w:sz w:val="22"/>
-                <w:szCs w:val="22"/>
-              </w:rPr>
-              <w:t xml:space="preserve">Обладающий сформированными представлениями о ценности и значении в отечественной и мировой культуре языков и литературы народов России</w:t>
-            </w:r>
-          </w:p>
-        </w:tc>
-        <w:tc>
-          <w:tcPr>
-            <w:tcW w:type="dxa" w:w="3969"/>
-            <w:tcMar>
-              <w:top w:type="dxa" w:w="40"/>
-              <w:left w:type="dxa" w:w="80"/>
-              <w:bottom w:type="dxa" w:w="40"/>
-              <w:right w:type="dxa" w:w="80"/>
-            </w:tcMar>
-            <w:vAlign w:val="top"/>
-          </w:tcPr>
-          <w:p>
-            <w:pPr>
-              <w:spacing w:line="240"/>
-              <w:jc w:val="left"/>
-            </w:pPr>
-            <w:r>
-              <w:rPr>
-                <w:rFonts w:ascii="Times New Roman" w:cs="Times New Roman" w:eastAsia="Times New Roman" w:hAnsi="Times New Roman"/>
-                <w:sz w:val="22"/>
-                <w:szCs w:val="22"/>
-              </w:rPr>
-              <w:t xml:space="preserve">Кураторские часы, воспитательные мероприятия техникума, внеурочная деятельность, участие в мероприятиях профориентации.</w:t>
-            </w:r>
-          </w:p>
-        </w:tc>
-      </w:tr>
-      <w:tr>
-        <w:tc>
-          <w:tcPr>
-            <w:tcW w:type="dxa" w:w="1247"/>
-            <w:tcMar>
-              <w:top w:type="dxa" w:w="40"/>
-              <w:left w:type="dxa" w:w="80"/>
-              <w:bottom w:type="dxa" w:w="40"/>
-              <w:right w:type="dxa" w:w="80"/>
-            </w:tcMar>
-            <w:vAlign w:val="top"/>
-          </w:tcPr>
-          <w:p>
-            <w:pPr>
-              <w:spacing w:line="240"/>
-              <w:jc w:val="left"/>
-            </w:pPr>
-            <w:r>
-              <w:rPr>
-                <w:rFonts w:ascii="Times New Roman" w:cs="Times New Roman" w:eastAsia="Times New Roman" w:hAnsi="Times New Roman"/>
-                <w:sz w:val="22"/>
-                <w:szCs w:val="22"/>
-              </w:rPr>
-              <w:t xml:space="preserve">ЛР 16</w:t>
-            </w:r>
-          </w:p>
-        </w:tc>
-        <w:tc>
-          <w:tcPr>
-            <w:tcW w:type="dxa" w:w="4138"/>
-            <w:tcMar>
-              <w:top w:type="dxa" w:w="40"/>
-              <w:left w:type="dxa" w:w="80"/>
-              <w:bottom w:type="dxa" w:w="40"/>
-              <w:right w:type="dxa" w:w="80"/>
-            </w:tcMar>
-            <w:vAlign w:val="top"/>
-          </w:tcPr>
-          <w:p>
-            <w:pPr>
-              <w:spacing w:line="240"/>
-              <w:jc w:val="left"/>
-            </w:pPr>
-            <w:r>
-              <w:rPr>
-                <w:rFonts w:ascii="Times New Roman" w:cs="Times New Roman" w:eastAsia="Times New Roman" w:hAnsi="Times New Roman"/>
-                <w:sz w:val="22"/>
-                <w:szCs w:val="22"/>
-              </w:rPr>
-              <w:t xml:space="preserve">Выражающий понимание ценности отечественного и мирового искусства, российского и мирового художественного наследия.</w:t>
-            </w:r>
-          </w:p>
-        </w:tc>
-        <w:tc>
-          <w:tcPr>
-            <w:tcW w:type="dxa" w:w="3969"/>
-            <w:tcMar>
-              <w:top w:type="dxa" w:w="40"/>
-              <w:left w:type="dxa" w:w="80"/>
-              <w:bottom w:type="dxa" w:w="40"/>
-              <w:right w:type="dxa" w:w="80"/>
-            </w:tcMar>
-            <w:vAlign w:val="top"/>
-          </w:tcPr>
-          <w:p>
-            <w:pPr>
-              <w:spacing w:line="240"/>
-              <w:jc w:val="left"/>
-            </w:pPr>
-            <w:r>
-              <w:rPr>
-                <w:rFonts w:ascii="Times New Roman" w:cs="Times New Roman" w:eastAsia="Times New Roman" w:hAnsi="Times New Roman"/>
-                <w:sz w:val="22"/>
-                <w:szCs w:val="22"/>
-              </w:rPr>
-              <w:t xml:space="preserve">Кураторские часы, воспитательные мероприятия техникума, внеурочная деятельность, участие в мероприятиях профориентации.</w:t>
-            </w:r>
-          </w:p>
-        </w:tc>
-      </w:tr>
-      <w:tr>
-        <w:tc>
-          <w:tcPr>
-            <w:tcW w:type="dxa" w:w="1247"/>
-            <w:tcMar>
-              <w:top w:type="dxa" w:w="40"/>
-              <w:left w:type="dxa" w:w="80"/>
-              <w:bottom w:type="dxa" w:w="40"/>
-              <w:right w:type="dxa" w:w="80"/>
-            </w:tcMar>
-            <w:vAlign w:val="top"/>
-          </w:tcPr>
-          <w:p>
-            <w:pPr>
-              <w:spacing w:line="240"/>
-              <w:jc w:val="left"/>
-            </w:pPr>
-            <w:r>
-              <w:rPr>
-                <w:rFonts w:ascii="Times New Roman" w:cs="Times New Roman" w:eastAsia="Times New Roman" w:hAnsi="Times New Roman"/>
-                <w:sz w:val="22"/>
-                <w:szCs w:val="22"/>
-              </w:rPr>
-              <w:t xml:space="preserve">ЛР 17</w:t>
-            </w:r>
-          </w:p>
-        </w:tc>
-        <w:tc>
-          <w:tcPr>
-            <w:tcW w:type="dxa" w:w="4138"/>
-            <w:tcMar>
-              <w:top w:type="dxa" w:w="40"/>
-              <w:left w:type="dxa" w:w="80"/>
-              <w:bottom w:type="dxa" w:w="40"/>
-              <w:right w:type="dxa" w:w="80"/>
-            </w:tcMar>
-            <w:vAlign w:val="top"/>
-          </w:tcPr>
-          <w:p>
-            <w:pPr>
-              <w:spacing w:line="240"/>
-              <w:jc w:val="left"/>
-            </w:pPr>
-            <w:r>
-              <w:rPr>
-                <w:rFonts w:ascii="Times New Roman" w:cs="Times New Roman" w:eastAsia="Times New Roman" w:hAnsi="Times New Roman"/>
-                <w:sz w:val="22"/>
-                <w:szCs w:val="22"/>
-              </w:rPr>
-              <w:t xml:space="preserve">Проявляющий восприимчивость к разным видам искусства, понимание эмоционального воздействия искусства, его влияния на душевное состояние и поведение людей, умеющий критически оценивать это влияние.</w:t>
-            </w:r>
-          </w:p>
-        </w:tc>
-        <w:tc>
-          <w:tcPr>
-            <w:tcW w:type="dxa" w:w="3969"/>
-            <w:tcMar>
-              <w:top w:type="dxa" w:w="40"/>
-              <w:left w:type="dxa" w:w="80"/>
-              <w:bottom w:type="dxa" w:w="40"/>
-              <w:right w:type="dxa" w:w="80"/>
-            </w:tcMar>
-            <w:vAlign w:val="top"/>
-          </w:tcPr>
-          <w:p>
-            <w:pPr>
-              <w:spacing w:line="240"/>
-              <w:jc w:val="left"/>
-            </w:pPr>
-            <w:r>
-              <w:rPr>
-                <w:rFonts w:ascii="Times New Roman" w:cs="Times New Roman" w:eastAsia="Times New Roman" w:hAnsi="Times New Roman"/>
-                <w:sz w:val="22"/>
-                <w:szCs w:val="22"/>
-              </w:rPr>
-              <w:t xml:space="preserve">Кураторские часы, воспитательные мероприятия техникума, внеурочная деятельность, участие в мероприятиях профориентации.</w:t>
-            </w:r>
-          </w:p>
-        </w:tc>
-      </w:tr>
-      <w:tr>
-        <w:tc>
-          <w:tcPr>
-            <w:tcW w:type="dxa" w:w="1247"/>
-            <w:tcMar>
-              <w:top w:type="dxa" w:w="40"/>
-              <w:left w:type="dxa" w:w="80"/>
-              <w:bottom w:type="dxa" w:w="40"/>
-              <w:right w:type="dxa" w:w="80"/>
-            </w:tcMar>
-            <w:vAlign w:val="top"/>
-          </w:tcPr>
-          <w:p>
-            <w:pPr>
-              <w:spacing w:line="240"/>
-              <w:jc w:val="left"/>
-            </w:pPr>
-            <w:r>
-              <w:rPr>
-                <w:rFonts w:ascii="Times New Roman" w:cs="Times New Roman" w:eastAsia="Times New Roman" w:hAnsi="Times New Roman"/>
-                <w:sz w:val="22"/>
-                <w:szCs w:val="22"/>
-              </w:rPr>
-              <w:t xml:space="preserve">ЛР 18</w:t>
-            </w:r>
-          </w:p>
-        </w:tc>
-        <w:tc>
-          <w:tcPr>
-            <w:tcW w:type="dxa" w:w="4138"/>
-            <w:tcMar>
-              <w:top w:type="dxa" w:w="40"/>
-              <w:left w:type="dxa" w:w="80"/>
-              <w:bottom w:type="dxa" w:w="40"/>
-              <w:right w:type="dxa" w:w="80"/>
-            </w:tcMar>
-            <w:vAlign w:val="top"/>
-          </w:tcPr>
-          <w:p>
-            <w:pPr>
-              <w:spacing w:line="240"/>
-              <w:jc w:val="left"/>
-            </w:pPr>
-            <w:r>
-              <w:rPr>
-                <w:rFonts w:ascii="Times New Roman" w:cs="Times New Roman" w:eastAsia="Times New Roman" w:hAnsi="Times New Roman"/>
-                <w:sz w:val="22"/>
-                <w:szCs w:val="22"/>
-              </w:rPr>
-              <w:t xml:space="preserve">Проявляющий понимание художественной культуры как средства коммуникации и самовыражения в современном обществе, значение нравственных норм, ценностей, традиций в искусстве.</w:t>
-            </w:r>
-          </w:p>
-        </w:tc>
-        <w:tc>
-          <w:tcPr>
-            <w:tcW w:type="dxa" w:w="3969"/>
-            <w:tcMar>
-              <w:top w:type="dxa" w:w="40"/>
-              <w:left w:type="dxa" w:w="80"/>
-              <w:bottom w:type="dxa" w:w="40"/>
-              <w:right w:type="dxa" w:w="80"/>
-            </w:tcMar>
-            <w:vAlign w:val="top"/>
-          </w:tcPr>
-          <w:p>
-            <w:pPr>
-              <w:spacing w:line="240"/>
-              <w:jc w:val="left"/>
-            </w:pPr>
-            <w:r>
-              <w:rPr>
-                <w:rFonts w:ascii="Times New Roman" w:cs="Times New Roman" w:eastAsia="Times New Roman" w:hAnsi="Times New Roman"/>
-                <w:sz w:val="22"/>
-                <w:szCs w:val="22"/>
-              </w:rPr>
-              <w:t xml:space="preserve">Кураторские часы, воспитательные мероприятия техникума, внеурочная деятельность, участие в мероприятиях профориентации.</w:t>
-            </w:r>
-          </w:p>
-        </w:tc>
-      </w:tr>
-      <w:tr>
-        <w:tc>
-          <w:tcPr>
-            <w:tcW w:type="dxa" w:w="1247"/>
-            <w:tcMar>
-              <w:top w:type="dxa" w:w="40"/>
-              <w:left w:type="dxa" w:w="80"/>
-              <w:bottom w:type="dxa" w:w="40"/>
-              <w:right w:type="dxa" w:w="80"/>
-            </w:tcMar>
-            <w:vAlign w:val="top"/>
-          </w:tcPr>
-          <w:p>
-            <w:pPr>
-              <w:spacing w:line="240"/>
-              <w:jc w:val="left"/>
-            </w:pPr>
-            <w:r>
-              <w:rPr>
-                <w:rFonts w:ascii="Times New Roman" w:cs="Times New Roman" w:eastAsia="Times New Roman" w:hAnsi="Times New Roman"/>
-                <w:sz w:val="22"/>
-                <w:szCs w:val="22"/>
-              </w:rPr>
-              <w:t xml:space="preserve">ЛР 19</w:t>
-            </w:r>
-          </w:p>
-        </w:tc>
-        <w:tc>
-          <w:tcPr>
-            <w:tcW w:type="dxa" w:w="4138"/>
-            <w:tcMar>
-              <w:top w:type="dxa" w:w="40"/>
-              <w:left w:type="dxa" w:w="80"/>
-              <w:bottom w:type="dxa" w:w="40"/>
-              <w:right w:type="dxa" w:w="80"/>
-            </w:tcMar>
-            <w:vAlign w:val="top"/>
-          </w:tcPr>
-          <w:p>
-            <w:pPr>
-              <w:spacing w:line="240"/>
-              <w:jc w:val="left"/>
-            </w:pPr>
-            <w:r>
-              <w:rPr>
-                <w:rFonts w:ascii="Times New Roman" w:cs="Times New Roman" w:eastAsia="Times New Roman" w:hAnsi="Times New Roman"/>
-                <w:sz w:val="22"/>
-                <w:szCs w:val="22"/>
-              </w:rPr>
-              <w:t xml:space="preserve">Ориентированный на осознанное творческое самовыражение, реализацию творческих способностей, на эстетическое обустройство собственного быта, профессиональной среды.</w:t>
-            </w:r>
-          </w:p>
-        </w:tc>
-        <w:tc>
-          <w:tcPr>
-            <w:tcW w:type="dxa" w:w="3969"/>
-            <w:tcMar>
-              <w:top w:type="dxa" w:w="40"/>
-              <w:left w:type="dxa" w:w="80"/>
-              <w:bottom w:type="dxa" w:w="40"/>
-              <w:right w:type="dxa" w:w="80"/>
-            </w:tcMar>
-            <w:vAlign w:val="top"/>
-          </w:tcPr>
-          <w:p>
-            <w:pPr>
-              <w:spacing w:line="240"/>
-              <w:jc w:val="left"/>
-            </w:pPr>
-            <w:r>
-              <w:rPr>
-                <w:rFonts w:ascii="Times New Roman" w:cs="Times New Roman" w:eastAsia="Times New Roman" w:hAnsi="Times New Roman"/>
-                <w:sz w:val="22"/>
-                <w:szCs w:val="22"/>
-              </w:rPr>
-              <w:t xml:space="preserve">Кураторские часы, воспитательные мероприятия техникума, внеурочная деятельность, участие в мероприятиях профориентации.</w:t>
-            </w:r>
-          </w:p>
-        </w:tc>
-      </w:tr>
-      <w:tr>
-        <w:tc>
-          <w:tcPr>
-            <w:tcW w:type="dxa" w:w="1247"/>
-            <w:tcMar>
-              <w:top w:type="dxa" w:w="40"/>
-              <w:left w:type="dxa" w:w="80"/>
-              <w:bottom w:type="dxa" w:w="40"/>
-              <w:right w:type="dxa" w:w="80"/>
-            </w:tcMar>
-            <w:vAlign w:val="top"/>
-          </w:tcPr>
-          <w:p>
-            <w:pPr>
-              <w:spacing w:line="240"/>
-              <w:jc w:val="left"/>
-            </w:pPr>
-            <w:r>
-              <w:rPr>
-                <w:rFonts w:ascii="Times New Roman" w:cs="Times New Roman" w:eastAsia="Times New Roman" w:hAnsi="Times New Roman"/>
-                <w:sz w:val="22"/>
-                <w:szCs w:val="22"/>
-              </w:rPr>
-              <w:t xml:space="preserve">ЛР 20</w:t>
-            </w:r>
-          </w:p>
-        </w:tc>
-        <w:tc>
-          <w:tcPr>
-            <w:tcW w:type="dxa" w:w="4138"/>
-            <w:tcMar>
-              <w:top w:type="dxa" w:w="40"/>
-              <w:left w:type="dxa" w:w="80"/>
-              <w:bottom w:type="dxa" w:w="40"/>
-              <w:right w:type="dxa" w:w="80"/>
-            </w:tcMar>
-            <w:vAlign w:val="top"/>
-          </w:tcPr>
-          <w:p>
-            <w:pPr>
-              <w:spacing w:line="240"/>
-              <w:jc w:val="left"/>
-            </w:pPr>
-            <w:r>
-              <w:rPr>
-                <w:rFonts w:ascii="Times New Roman" w:cs="Times New Roman" w:eastAsia="Times New Roman" w:hAnsi="Times New Roman"/>
-                <w:sz w:val="22"/>
-                <w:szCs w:val="22"/>
-              </w:rPr>
-              <w:t xml:space="preserve">Понимающий и выражающий в практической деятельности понимание ценности жизни, здоровья и безопасности, значение личных усилий в сохранении и укреплении своего здоровья и здоровья других людей.</w:t>
-            </w:r>
-          </w:p>
-        </w:tc>
-        <w:tc>
-          <w:tcPr>
-            <w:tcW w:type="dxa" w:w="3969"/>
-            <w:tcMar>
-              <w:top w:type="dxa" w:w="40"/>
-              <w:left w:type="dxa" w:w="80"/>
-              <w:bottom w:type="dxa" w:w="40"/>
-              <w:right w:type="dxa" w:w="80"/>
-            </w:tcMar>
-            <w:vAlign w:val="top"/>
-          </w:tcPr>
-          <w:p>
-            <w:pPr>
-              <w:spacing w:line="240"/>
-              <w:jc w:val="left"/>
-            </w:pPr>
-            <w:r>
-              <w:rPr>
-                <w:rFonts w:ascii="Times New Roman" w:cs="Times New Roman" w:eastAsia="Times New Roman" w:hAnsi="Times New Roman"/>
-                <w:sz w:val="22"/>
-                <w:szCs w:val="22"/>
-              </w:rPr>
-              <w:t xml:space="preserve">Кураторские часы, воспитательные мероприятия техникума, внеурочная деятельность, участие в мероприятиях профориентации.</w:t>
-            </w:r>
-          </w:p>
-        </w:tc>
-      </w:tr>
-      <w:tr>
-        <w:tc>
-          <w:tcPr>
-            <w:tcW w:type="dxa" w:w="1247"/>
-            <w:tcMar>
-              <w:top w:type="dxa" w:w="40"/>
-              <w:left w:type="dxa" w:w="80"/>
-              <w:bottom w:type="dxa" w:w="40"/>
-              <w:right w:type="dxa" w:w="80"/>
-            </w:tcMar>
-            <w:vAlign w:val="top"/>
-          </w:tcPr>
-          <w:p>
-            <w:pPr>
-              <w:spacing w:line="240"/>
-              <w:jc w:val="left"/>
-            </w:pPr>
-            <w:r>
-              <w:rPr>
-                <w:rFonts w:ascii="Times New Roman" w:cs="Times New Roman" w:eastAsia="Times New Roman" w:hAnsi="Times New Roman"/>
-                <w:sz w:val="22"/>
-                <w:szCs w:val="22"/>
-              </w:rPr>
-              <w:t xml:space="preserve">ЛР 21</w:t>
-            </w:r>
-          </w:p>
-        </w:tc>
-        <w:tc>
-          <w:tcPr>
-            <w:tcW w:type="dxa" w:w="4138"/>
-            <w:tcMar>
-              <w:top w:type="dxa" w:w="40"/>
-              <w:left w:type="dxa" w:w="80"/>
-              <w:bottom w:type="dxa" w:w="40"/>
-              <w:right w:type="dxa" w:w="80"/>
-            </w:tcMar>
-            <w:vAlign w:val="top"/>
-          </w:tcPr>
-          <w:p>
-            <w:pPr>
-              <w:spacing w:line="240"/>
-              <w:jc w:val="left"/>
-            </w:pPr>
-            <w:r>
-              <w:rPr>
-                <w:rFonts w:ascii="Times New Roman" w:cs="Times New Roman" w:eastAsia="Times New Roman" w:hAnsi="Times New Roman"/>
-                <w:sz w:val="22"/>
-                <w:szCs w:val="22"/>
-              </w:rPr>
-              <w:t xml:space="preserve">Соблюдающий правила личной и общественной безопасности, в том числе безопасного поведения в информационной среде.</w:t>
-            </w:r>
-          </w:p>
-        </w:tc>
-        <w:tc>
-          <w:tcPr>
-            <w:tcW w:type="dxa" w:w="3969"/>
-            <w:tcMar>
-              <w:top w:type="dxa" w:w="40"/>
-              <w:left w:type="dxa" w:w="80"/>
-              <w:bottom w:type="dxa" w:w="40"/>
-              <w:right w:type="dxa" w:w="80"/>
-            </w:tcMar>
-            <w:vAlign w:val="top"/>
-          </w:tcPr>
-          <w:p>
-            <w:pPr>
-              <w:spacing w:line="240"/>
-              <w:jc w:val="left"/>
-            </w:pPr>
-            <w:r>
-              <w:rPr>
-                <w:rFonts w:ascii="Times New Roman" w:cs="Times New Roman" w:eastAsia="Times New Roman" w:hAnsi="Times New Roman"/>
-                <w:sz w:val="22"/>
-                <w:szCs w:val="22"/>
-              </w:rPr>
-              <w:t xml:space="preserve">Кураторские часы, воспитательные мероприятия техникума, внеурочная деятельность, участие в мероприятиях профориентации.</w:t>
-            </w:r>
-          </w:p>
-        </w:tc>
-      </w:tr>
-      <w:tr>
-        <w:tc>
-          <w:tcPr>
-            <w:tcW w:type="dxa" w:w="1247"/>
-            <w:tcMar>
-              <w:top w:type="dxa" w:w="40"/>
-              <w:left w:type="dxa" w:w="80"/>
-              <w:bottom w:type="dxa" w:w="40"/>
-              <w:right w:type="dxa" w:w="80"/>
-            </w:tcMar>
-            <w:vAlign w:val="top"/>
-          </w:tcPr>
-          <w:p>
-            <w:pPr>
-              <w:spacing w:line="240"/>
-              <w:jc w:val="left"/>
-            </w:pPr>
-            <w:r>
-              <w:rPr>
-                <w:rFonts w:ascii="Times New Roman" w:cs="Times New Roman" w:eastAsia="Times New Roman" w:hAnsi="Times New Roman"/>
-                <w:sz w:val="22"/>
-                <w:szCs w:val="22"/>
-              </w:rPr>
-              <w:t xml:space="preserve">ЛР 22</w:t>
-            </w:r>
-          </w:p>
-        </w:tc>
-        <w:tc>
-          <w:tcPr>
-            <w:tcW w:type="dxa" w:w="4138"/>
-            <w:tcMar>
-              <w:top w:type="dxa" w:w="40"/>
-              <w:left w:type="dxa" w:w="80"/>
-              <w:bottom w:type="dxa" w:w="40"/>
-              <w:right w:type="dxa" w:w="80"/>
-            </w:tcMar>
-            <w:vAlign w:val="top"/>
-          </w:tcPr>
-          <w:p>
-            <w:pPr>
-              <w:spacing w:line="240"/>
-              <w:jc w:val="left"/>
-            </w:pPr>
-            <w:r>
-              <w:rPr>
-                <w:rFonts w:ascii="Times New Roman" w:cs="Times New Roman" w:eastAsia="Times New Roman" w:hAnsi="Times New Roman"/>
-                <w:sz w:val="22"/>
-                <w:szCs w:val="22"/>
-              </w:rPr>
-              <w:t xml:space="preserve">Выражающий на практике установку на здоровый образ жизни (здоровое питание, соблюдение гигиены, режим занятий и отдыха, регулярную физическую активность), стремление к физическому совершенствованию.</w:t>
-            </w:r>
-          </w:p>
-        </w:tc>
-        <w:tc>
-          <w:tcPr>
-            <w:tcW w:type="dxa" w:w="3969"/>
-            <w:tcMar>
-              <w:top w:type="dxa" w:w="40"/>
-              <w:left w:type="dxa" w:w="80"/>
-              <w:bottom w:type="dxa" w:w="40"/>
-              <w:right w:type="dxa" w:w="80"/>
-            </w:tcMar>
-            <w:vAlign w:val="top"/>
-          </w:tcPr>
-          <w:p>
-            <w:pPr>
-              <w:spacing w:line="240"/>
-              <w:jc w:val="left"/>
-            </w:pPr>
-            <w:r>
-              <w:rPr>
-                <w:rFonts w:ascii="Times New Roman" w:cs="Times New Roman" w:eastAsia="Times New Roman" w:hAnsi="Times New Roman"/>
-                <w:sz w:val="22"/>
-                <w:szCs w:val="22"/>
-              </w:rPr>
-              <w:t xml:space="preserve">Кураторские часы, воспитательные мероприятия техникума, внеурочная деятельность, участие в мероприятиях профориентации.</w:t>
-            </w:r>
-          </w:p>
-        </w:tc>
-      </w:tr>
-      <w:tr>
-        <w:tc>
-          <w:tcPr>
-            <w:tcW w:type="dxa" w:w="1247"/>
-            <w:tcMar>
-              <w:top w:type="dxa" w:w="40"/>
-              <w:left w:type="dxa" w:w="80"/>
-              <w:bottom w:type="dxa" w:w="40"/>
-              <w:right w:type="dxa" w:w="80"/>
-            </w:tcMar>
-            <w:vAlign w:val="top"/>
-          </w:tcPr>
-          <w:p>
-            <w:pPr>
-              <w:spacing w:line="240"/>
-              <w:jc w:val="left"/>
-            </w:pPr>
-            <w:r>
-              <w:rPr>
-                <w:rFonts w:ascii="Times New Roman" w:cs="Times New Roman" w:eastAsia="Times New Roman" w:hAnsi="Times New Roman"/>
-                <w:sz w:val="22"/>
-                <w:szCs w:val="22"/>
-              </w:rPr>
-              <w:t xml:space="preserve">ЛР 23</w:t>
-            </w:r>
-          </w:p>
-        </w:tc>
-        <w:tc>
-          <w:tcPr>
-            <w:tcW w:type="dxa" w:w="4138"/>
-            <w:tcMar>
-              <w:top w:type="dxa" w:w="40"/>
-              <w:left w:type="dxa" w:w="80"/>
-              <w:bottom w:type="dxa" w:w="40"/>
-              <w:right w:type="dxa" w:w="80"/>
-            </w:tcMar>
-            <w:vAlign w:val="top"/>
-          </w:tcPr>
-          <w:p>
-            <w:pPr>
-              <w:spacing w:line="240"/>
-              <w:jc w:val="left"/>
-            </w:pPr>
-            <w:r>
-              <w:rPr>
-                <w:rFonts w:ascii="Times New Roman" w:cs="Times New Roman" w:eastAsia="Times New Roman" w:hAnsi="Times New Roman"/>
-                <w:sz w:val="22"/>
-                <w:szCs w:val="22"/>
-              </w:rPr>
-              <w:t xml:space="preserve">Проявляющий сознательное и обоснованное неприятие вредных привычек (курения, употребления алкоголя, наркотиков, любых форм зависимостей), деструктивного поведения в обществе и цифровой среде, понимание их вреда для физического и психического здоровья.</w:t>
-            </w:r>
-          </w:p>
-        </w:tc>
-        <w:tc>
-          <w:tcPr>
-            <w:tcW w:type="dxa" w:w="3969"/>
-            <w:tcMar>
-              <w:top w:type="dxa" w:w="40"/>
-              <w:left w:type="dxa" w:w="80"/>
-              <w:bottom w:type="dxa" w:w="40"/>
-              <w:right w:type="dxa" w:w="80"/>
-            </w:tcMar>
-            <w:vAlign w:val="top"/>
-          </w:tcPr>
-          <w:p>
-            <w:pPr>
-              <w:spacing w:line="240"/>
-              <w:jc w:val="left"/>
-            </w:pPr>
-            <w:r>
-              <w:rPr>
-                <w:rFonts w:ascii="Times New Roman" w:cs="Times New Roman" w:eastAsia="Times New Roman" w:hAnsi="Times New Roman"/>
-                <w:sz w:val="22"/>
-                <w:szCs w:val="22"/>
-              </w:rPr>
-              <w:t xml:space="preserve">Кураторские часы, воспитательные мероприятия техникума, внеурочная деятельность, участие в мероприятиях профориентации.</w:t>
-            </w:r>
-          </w:p>
-        </w:tc>
-      </w:tr>
-      <w:tr>
-        <w:tc>
-          <w:tcPr>
-            <w:tcW w:type="dxa" w:w="1247"/>
-            <w:tcMar>
-              <w:top w:type="dxa" w:w="40"/>
-              <w:left w:type="dxa" w:w="80"/>
-              <w:bottom w:type="dxa" w:w="40"/>
-              <w:right w:type="dxa" w:w="80"/>
-            </w:tcMar>
-            <w:vAlign w:val="top"/>
-          </w:tcPr>
-          <w:p>
-            <w:pPr>
-              <w:spacing w:line="240"/>
-              <w:jc w:val="left"/>
-            </w:pPr>
-            <w:r>
-              <w:rPr>
-                <w:rFonts w:ascii="Times New Roman" w:cs="Times New Roman" w:eastAsia="Times New Roman" w:hAnsi="Times New Roman"/>
-                <w:sz w:val="22"/>
-                <w:szCs w:val="22"/>
-              </w:rPr>
-              <w:t xml:space="preserve">ЛР 24</w:t>
-            </w:r>
-          </w:p>
-        </w:tc>
-        <w:tc>
-          <w:tcPr>
-            <w:tcW w:type="dxa" w:w="4138"/>
-            <w:tcMar>
-              <w:top w:type="dxa" w:w="40"/>
-              <w:left w:type="dxa" w:w="80"/>
-              <w:bottom w:type="dxa" w:w="40"/>
-              <w:right w:type="dxa" w:w="80"/>
-            </w:tcMar>
-            <w:vAlign w:val="top"/>
-          </w:tcPr>
-          <w:p>
-            <w:pPr>
-              <w:spacing w:line="240"/>
-              <w:jc w:val="left"/>
-            </w:pPr>
-            <w:r>
-              <w:rPr>
-                <w:rFonts w:ascii="Times New Roman" w:cs="Times New Roman" w:eastAsia="Times New Roman" w:hAnsi="Times New Roman"/>
-                <w:sz w:val="22"/>
-                <w:szCs w:val="22"/>
-              </w:rPr>
-              <w:t xml:space="preserve">Демонстрирующий навыки рефлексии своего состояния (физического, эмоционального, психологического), понимания состояния других людей.</w:t>
-            </w:r>
-          </w:p>
-        </w:tc>
-        <w:tc>
-          <w:tcPr>
-            <w:tcW w:type="dxa" w:w="3969"/>
-            <w:tcMar>
-              <w:top w:type="dxa" w:w="40"/>
-              <w:left w:type="dxa" w:w="80"/>
-              <w:bottom w:type="dxa" w:w="40"/>
-              <w:right w:type="dxa" w:w="80"/>
-            </w:tcMar>
-            <w:vAlign w:val="top"/>
-          </w:tcPr>
-          <w:p>
-            <w:pPr>
-              <w:spacing w:line="240"/>
-              <w:jc w:val="left"/>
-            </w:pPr>
-            <w:r>
-              <w:rPr>
-                <w:rFonts w:ascii="Times New Roman" w:cs="Times New Roman" w:eastAsia="Times New Roman" w:hAnsi="Times New Roman"/>
-                <w:sz w:val="22"/>
-                <w:szCs w:val="22"/>
-              </w:rPr>
-              <w:t xml:space="preserve">Кураторские часы, воспитательные мероприятия техникума, внеурочная деятельность, участие в мероприятиях профориентации.</w:t>
-            </w:r>
-          </w:p>
-        </w:tc>
-      </w:tr>
-      <w:tr>
-        <w:tc>
-          <w:tcPr>
-            <w:tcW w:type="dxa" w:w="1247"/>
-            <w:tcMar>
-              <w:top w:type="dxa" w:w="40"/>
-              <w:left w:type="dxa" w:w="80"/>
-              <w:bottom w:type="dxa" w:w="40"/>
-              <w:right w:type="dxa" w:w="80"/>
-            </w:tcMar>
-            <w:vAlign w:val="top"/>
-          </w:tcPr>
-          <w:p>
-            <w:pPr>
-              <w:spacing w:line="240"/>
-              <w:jc w:val="left"/>
-            </w:pPr>
-            <w:r>
-              <w:rPr>
-                <w:rFonts w:ascii="Times New Roman" w:cs="Times New Roman" w:eastAsia="Times New Roman" w:hAnsi="Times New Roman"/>
-                <w:sz w:val="22"/>
-                <w:szCs w:val="22"/>
-              </w:rPr>
-              <w:t xml:space="preserve">ЛР 25</w:t>
-            </w:r>
-          </w:p>
-        </w:tc>
-        <w:tc>
-          <w:tcPr>
-            <w:tcW w:type="dxa" w:w="4138"/>
-            <w:tcMar>
-              <w:top w:type="dxa" w:w="40"/>
-              <w:left w:type="dxa" w:w="80"/>
-              <w:bottom w:type="dxa" w:w="40"/>
-              <w:right w:type="dxa" w:w="80"/>
-            </w:tcMar>
-            <w:vAlign w:val="top"/>
-          </w:tcPr>
-          <w:p>
-            <w:pPr>
-              <w:spacing w:line="240"/>
-              <w:jc w:val="left"/>
-            </w:pPr>
-            <w:r>
-              <w:rPr>
-                <w:rFonts w:ascii="Times New Roman" w:cs="Times New Roman" w:eastAsia="Times New Roman" w:hAnsi="Times New Roman"/>
-                <w:sz w:val="22"/>
-                <w:szCs w:val="22"/>
-              </w:rPr>
-              <w:t xml:space="preserve">Демонстрирующий и развивающий свою физическую подготовку, необходимую для избранной профессиональной деятельности, способности адаптироваться к стрессовым ситуациям в общении, в изменяющихся условиях (профессиональных, социальных, информационных, природных), эффективно действовать в чрезвычайных ситуациях.</w:t>
-            </w:r>
-          </w:p>
-        </w:tc>
-        <w:tc>
-          <w:tcPr>
-            <w:tcW w:type="dxa" w:w="3969"/>
-            <w:tcMar>
-              <w:top w:type="dxa" w:w="40"/>
-              <w:left w:type="dxa" w:w="80"/>
-              <w:bottom w:type="dxa" w:w="40"/>
-              <w:right w:type="dxa" w:w="80"/>
-            </w:tcMar>
-            <w:vAlign w:val="top"/>
-          </w:tcPr>
-          <w:p>
-            <w:pPr>
-              <w:spacing w:line="240"/>
-              <w:jc w:val="left"/>
-            </w:pPr>
-            <w:r>
-              <w:rPr>
-                <w:rFonts w:ascii="Times New Roman" w:cs="Times New Roman" w:eastAsia="Times New Roman" w:hAnsi="Times New Roman"/>
-                <w:sz w:val="22"/>
-                <w:szCs w:val="22"/>
-              </w:rPr>
-              <w:t xml:space="preserve">Кураторские часы, воспитательные мероприятия техникума, внеурочная деятельность, участие в мероприятиях профориентации.</w:t>
-            </w:r>
-          </w:p>
-        </w:tc>
-      </w:tr>
-      <w:tr>
-        <w:tc>
-          <w:tcPr>
-            <w:tcW w:type="dxa" w:w="1247"/>
-            <w:tcMar>
-              <w:top w:type="dxa" w:w="40"/>
-              <w:left w:type="dxa" w:w="80"/>
-              <w:bottom w:type="dxa" w:w="40"/>
-              <w:right w:type="dxa" w:w="80"/>
-            </w:tcMar>
-            <w:vAlign w:val="top"/>
-          </w:tcPr>
-          <w:p>
-            <w:pPr>
-              <w:spacing w:line="240"/>
-              <w:jc w:val="left"/>
-            </w:pPr>
-            <w:r>
-              <w:rPr>
-                <w:rFonts w:ascii="Times New Roman" w:cs="Times New Roman" w:eastAsia="Times New Roman" w:hAnsi="Times New Roman"/>
-                <w:sz w:val="22"/>
-                <w:szCs w:val="22"/>
-              </w:rPr>
-              <w:t xml:space="preserve">ЛР 26</w:t>
-            </w:r>
-          </w:p>
-        </w:tc>
-        <w:tc>
-          <w:tcPr>
-            <w:tcW w:type="dxa" w:w="4138"/>
-            <w:tcMar>
-              <w:top w:type="dxa" w:w="40"/>
-              <w:left w:type="dxa" w:w="80"/>
-              <w:bottom w:type="dxa" w:w="40"/>
-              <w:right w:type="dxa" w:w="80"/>
-            </w:tcMar>
-            <w:vAlign w:val="top"/>
-          </w:tcPr>
-          <w:p>
-            <w:pPr>
-              <w:spacing w:line="240"/>
-              <w:jc w:val="left"/>
-            </w:pPr>
-            <w:r>
-              <w:rPr>
-                <w:rFonts w:ascii="Times New Roman" w:cs="Times New Roman" w:eastAsia="Times New Roman" w:hAnsi="Times New Roman"/>
-                <w:sz w:val="22"/>
-                <w:szCs w:val="22"/>
-              </w:rPr>
-              <w:t xml:space="preserve">Использующий средства физической культуры для сохранения и укрепления здоровья в процессе профессиональной деятельности и поддержания необходимого уровня физической подготовленности</w:t>
-            </w:r>
-          </w:p>
-        </w:tc>
-        <w:tc>
-          <w:tcPr>
-            <w:tcW w:type="dxa" w:w="3969"/>
-            <w:tcMar>
-              <w:top w:type="dxa" w:w="40"/>
-              <w:left w:type="dxa" w:w="80"/>
-              <w:bottom w:type="dxa" w:w="40"/>
-              <w:right w:type="dxa" w:w="80"/>
-            </w:tcMar>
-            <w:vAlign w:val="top"/>
-          </w:tcPr>
-          <w:p>
-            <w:pPr>
-              <w:spacing w:line="240"/>
-              <w:jc w:val="left"/>
-            </w:pPr>
-            <w:r>
-              <w:rPr>
-                <w:rFonts w:ascii="Times New Roman" w:cs="Times New Roman" w:eastAsia="Times New Roman" w:hAnsi="Times New Roman"/>
-                <w:sz w:val="22"/>
-                <w:szCs w:val="22"/>
-              </w:rPr>
-              <w:t xml:space="preserve">Кураторские часы, воспитательные мероприятия техникума, внеурочная деятельность, участие в мероприятиях профориентации.</w:t>
-            </w:r>
-          </w:p>
-        </w:tc>
-      </w:tr>
-      <w:tr>
-        <w:tc>
-          <w:tcPr>
-            <w:tcW w:type="dxa" w:w="1247"/>
-            <w:tcMar>
-              <w:top w:type="dxa" w:w="40"/>
-              <w:left w:type="dxa" w:w="80"/>
-              <w:bottom w:type="dxa" w:w="40"/>
-              <w:right w:type="dxa" w:w="80"/>
-            </w:tcMar>
-            <w:vAlign w:val="top"/>
-          </w:tcPr>
-          <w:p>
-            <w:pPr>
-              <w:spacing w:line="240"/>
-              <w:jc w:val="left"/>
-            </w:pPr>
-            <w:r>
-              <w:rPr>
-                <w:rFonts w:ascii="Times New Roman" w:cs="Times New Roman" w:eastAsia="Times New Roman" w:hAnsi="Times New Roman"/>
-                <w:sz w:val="22"/>
-                <w:szCs w:val="22"/>
-              </w:rPr>
-              <w:t xml:space="preserve">ЛР 27</w:t>
-            </w:r>
-          </w:p>
-        </w:tc>
-        <w:tc>
-          <w:tcPr>
-            <w:tcW w:type="dxa" w:w="4138"/>
-            <w:tcMar>
-              <w:top w:type="dxa" w:w="40"/>
-              <w:left w:type="dxa" w:w="80"/>
-              <w:bottom w:type="dxa" w:w="40"/>
-              <w:right w:type="dxa" w:w="80"/>
-            </w:tcMar>
-            <w:vAlign w:val="top"/>
-          </w:tcPr>
-          <w:p>
-            <w:pPr>
-              <w:spacing w:line="240"/>
-              <w:jc w:val="left"/>
-            </w:pPr>
-            <w:r>
-              <w:rPr>
-                <w:rFonts w:ascii="Times New Roman" w:cs="Times New Roman" w:eastAsia="Times New Roman" w:hAnsi="Times New Roman"/>
-                <w:sz w:val="22"/>
-                <w:szCs w:val="22"/>
-              </w:rPr>
-              <w:t xml:space="preserve">Понимающий профессиональные идеалы и ценности, уважающий труд, результаты труда, трудовые достижения российского народа, трудовые и профессиональные достижения своих земляков, их вклад в развитие своего поселения, края, страны.</w:t>
-            </w:r>
-          </w:p>
-        </w:tc>
-        <w:tc>
-          <w:tcPr>
-            <w:tcW w:type="dxa" w:w="3969"/>
-            <w:tcMar>
-              <w:top w:type="dxa" w:w="40"/>
-              <w:left w:type="dxa" w:w="80"/>
-              <w:bottom w:type="dxa" w:w="40"/>
-              <w:right w:type="dxa" w:w="80"/>
-            </w:tcMar>
-            <w:vAlign w:val="top"/>
-          </w:tcPr>
-          <w:p>
-            <w:pPr>
-              <w:spacing w:line="240"/>
-              <w:jc w:val="left"/>
-            </w:pPr>
-            <w:r>
-              <w:rPr>
-                <w:rFonts w:ascii="Times New Roman" w:cs="Times New Roman" w:eastAsia="Times New Roman" w:hAnsi="Times New Roman"/>
-                <w:sz w:val="22"/>
-                <w:szCs w:val="22"/>
-              </w:rPr>
-              <w:t xml:space="preserve">Кураторские часы, воспитательные мероприятия техникума, внеурочная деятельность, участие в мероприятиях профориентации.</w:t>
-            </w:r>
-          </w:p>
-        </w:tc>
-      </w:tr>
-      <w:tr>
-        <w:tc>
-          <w:tcPr>
-            <w:tcW w:type="dxa" w:w="1247"/>
-            <w:tcMar>
-              <w:top w:type="dxa" w:w="40"/>
-              <w:left w:type="dxa" w:w="80"/>
-              <w:bottom w:type="dxa" w:w="40"/>
-              <w:right w:type="dxa" w:w="80"/>
-            </w:tcMar>
-            <w:vAlign w:val="top"/>
-          </w:tcPr>
-          <w:p>
-            <w:pPr>
-              <w:spacing w:line="240"/>
-              <w:jc w:val="left"/>
-            </w:pPr>
-            <w:r>
-              <w:rPr>
-                <w:rFonts w:ascii="Times New Roman" w:cs="Times New Roman" w:eastAsia="Times New Roman" w:hAnsi="Times New Roman"/>
-                <w:sz w:val="22"/>
-                <w:szCs w:val="22"/>
-              </w:rPr>
-              <w:t xml:space="preserve">ЛР 28</w:t>
-            </w:r>
-          </w:p>
-        </w:tc>
-        <w:tc>
-          <w:tcPr>
-            <w:tcW w:type="dxa" w:w="4138"/>
-            <w:tcMar>
-              <w:top w:type="dxa" w:w="40"/>
-              <w:left w:type="dxa" w:w="80"/>
-              <w:bottom w:type="dxa" w:w="40"/>
-              <w:right w:type="dxa" w:w="80"/>
-            </w:tcMar>
-            <w:vAlign w:val="top"/>
-          </w:tcPr>
-          <w:p>
-            <w:pPr>
-              <w:spacing w:line="240"/>
-              <w:jc w:val="left"/>
-            </w:pPr>
-            <w:r>
-              <w:rPr>
-                <w:rFonts w:ascii="Times New Roman" w:cs="Times New Roman" w:eastAsia="Times New Roman" w:hAnsi="Times New Roman"/>
-                <w:sz w:val="22"/>
-                <w:szCs w:val="22"/>
-              </w:rPr>
-              <w:t xml:space="preserve">Участвующий в социально значимой трудовой и профессиональной деятельности разного вида в семье, образовательной организации, на базах производственной практики, в своей местности.</w:t>
-            </w:r>
-          </w:p>
-        </w:tc>
-        <w:tc>
-          <w:tcPr>
-            <w:tcW w:type="dxa" w:w="3969"/>
-            <w:tcMar>
-              <w:top w:type="dxa" w:w="40"/>
-              <w:left w:type="dxa" w:w="80"/>
-              <w:bottom w:type="dxa" w:w="40"/>
-              <w:right w:type="dxa" w:w="80"/>
-            </w:tcMar>
-            <w:vAlign w:val="top"/>
-          </w:tcPr>
-          <w:p>
-            <w:pPr>
-              <w:spacing w:line="240"/>
-              <w:jc w:val="left"/>
-            </w:pPr>
-            <w:r>
-              <w:rPr>
-                <w:rFonts w:ascii="Times New Roman" w:cs="Times New Roman" w:eastAsia="Times New Roman" w:hAnsi="Times New Roman"/>
-                <w:sz w:val="22"/>
-                <w:szCs w:val="22"/>
-              </w:rPr>
-              <w:t xml:space="preserve">ОК 04: Выполнение практических работ в парах (темы 1.4, 1.5, 1.11, 1.14): распределение ролей «автор — тестировщик», взаимная проверка программ и обсуждение результатов.</w:t>
-            </w:r>
-          </w:p>
-        </w:tc>
-      </w:tr>
-      <w:tr>
-        <w:tc>
-          <w:tcPr>
-            <w:tcW w:type="dxa" w:w="1247"/>
-            <w:tcMar>
-              <w:top w:type="dxa" w:w="40"/>
-              <w:left w:type="dxa" w:w="80"/>
-              <w:bottom w:type="dxa" w:w="40"/>
-              <w:right w:type="dxa" w:w="80"/>
-            </w:tcMar>
-            <w:vAlign w:val="top"/>
-          </w:tcPr>
-          <w:p>
-            <w:pPr>
-              <w:spacing w:line="240"/>
-              <w:jc w:val="left"/>
-            </w:pPr>
-            <w:r>
-              <w:rPr>
-                <w:rFonts w:ascii="Times New Roman" w:cs="Times New Roman" w:eastAsia="Times New Roman" w:hAnsi="Times New Roman"/>
-                <w:sz w:val="22"/>
-                <w:szCs w:val="22"/>
-              </w:rPr>
-              <w:t xml:space="preserve">ЛР 29</w:t>
-            </w:r>
-          </w:p>
-        </w:tc>
-        <w:tc>
-          <w:tcPr>
-            <w:tcW w:type="dxa" w:w="4138"/>
-            <w:tcMar>
-              <w:top w:type="dxa" w:w="40"/>
-              <w:left w:type="dxa" w:w="80"/>
-              <w:bottom w:type="dxa" w:w="40"/>
-              <w:right w:type="dxa" w:w="80"/>
-            </w:tcMar>
-            <w:vAlign w:val="top"/>
-          </w:tcPr>
-          <w:p>
-            <w:pPr>
-              <w:spacing w:line="240"/>
-              <w:jc w:val="left"/>
-            </w:pPr>
-            <w:r>
-              <w:rPr>
-                <w:rFonts w:ascii="Times New Roman" w:cs="Times New Roman" w:eastAsia="Times New Roman" w:hAnsi="Times New Roman"/>
-                <w:sz w:val="22"/>
-                <w:szCs w:val="22"/>
-              </w:rPr>
-              <w:t xml:space="preserve">Выражающий осознанную готовность к непрерывному образованию и самообразованию в выбранной сфере профессиональной деятельности.</w:t>
-            </w:r>
-          </w:p>
-        </w:tc>
-        <w:tc>
-          <w:tcPr>
-            <w:tcW w:type="dxa" w:w="3969"/>
-            <w:tcMar>
-              <w:top w:type="dxa" w:w="40"/>
-              <w:left w:type="dxa" w:w="80"/>
-              <w:bottom w:type="dxa" w:w="40"/>
-              <w:right w:type="dxa" w:w="80"/>
-            </w:tcMar>
-            <w:vAlign w:val="top"/>
-          </w:tcPr>
-          <w:p>
-            <w:pPr>
-              <w:spacing w:line="240"/>
-              <w:jc w:val="left"/>
-            </w:pPr>
-            <w:r>
-              <w:rPr>
-                <w:rFonts w:ascii="Times New Roman" w:cs="Times New Roman" w:eastAsia="Times New Roman" w:hAnsi="Times New Roman"/>
-                <w:sz w:val="22"/>
-                <w:szCs w:val="22"/>
-              </w:rPr>
-              <w:t xml:space="preserve">Кураторские часы, воспитательные мероприятия техникума, внеурочная деятельность, участие в мероприятиях профориентации.</w:t>
-            </w:r>
-          </w:p>
-        </w:tc>
-      </w:tr>
-      <w:tr>
-        <w:tc>
-          <w:tcPr>
-            <w:tcW w:type="dxa" w:w="1247"/>
-            <w:tcMar>
-              <w:top w:type="dxa" w:w="40"/>
-              <w:left w:type="dxa" w:w="80"/>
-              <w:bottom w:type="dxa" w:w="40"/>
-              <w:right w:type="dxa" w:w="80"/>
-            </w:tcMar>
-            <w:vAlign w:val="top"/>
-          </w:tcPr>
-          <w:p>
-            <w:pPr>
-              <w:spacing w:line="240"/>
-              <w:jc w:val="left"/>
-            </w:pPr>
-            <w:r>
-              <w:rPr>
-                <w:rFonts w:ascii="Times New Roman" w:cs="Times New Roman" w:eastAsia="Times New Roman" w:hAnsi="Times New Roman"/>
-                <w:sz w:val="22"/>
-                <w:szCs w:val="22"/>
-              </w:rPr>
-              <w:t xml:space="preserve">ЛР 30</w:t>
-            </w:r>
-          </w:p>
-        </w:tc>
-        <w:tc>
-          <w:tcPr>
-            <w:tcW w:type="dxa" w:w="4138"/>
-            <w:tcMar>
-              <w:top w:type="dxa" w:w="40"/>
-              <w:left w:type="dxa" w:w="80"/>
-              <w:bottom w:type="dxa" w:w="40"/>
-              <w:right w:type="dxa" w:w="80"/>
-            </w:tcMar>
-            <w:vAlign w:val="top"/>
-          </w:tcPr>
-          <w:p>
-            <w:pPr>
-              <w:spacing w:line="240"/>
-              <w:jc w:val="left"/>
-            </w:pPr>
-            <w:r>
-              <w:rPr>
-                <w:rFonts w:ascii="Times New Roman" w:cs="Times New Roman" w:eastAsia="Times New Roman" w:hAnsi="Times New Roman"/>
-                <w:sz w:val="22"/>
-                <w:szCs w:val="22"/>
-              </w:rPr>
-              <w:t xml:space="preserve">Понимающий специфику профессионально-трудовой деятельности, регулирования трудовых отношений, готовый учиться и трудиться в современном высокотехнологичном мире на благо государства и общества.</w:t>
-            </w:r>
-          </w:p>
-        </w:tc>
-        <w:tc>
-          <w:tcPr>
-            <w:tcW w:type="dxa" w:w="3969"/>
-            <w:tcMar>
-              <w:top w:type="dxa" w:w="40"/>
-              <w:left w:type="dxa" w:w="80"/>
-              <w:bottom w:type="dxa" w:w="40"/>
-              <w:right w:type="dxa" w:w="80"/>
-            </w:tcMar>
-            <w:vAlign w:val="top"/>
-          </w:tcPr>
-          <w:p>
-            <w:pPr>
-              <w:spacing w:line="240"/>
-              <w:jc w:val="left"/>
-            </w:pPr>
-            <w:r>
-              <w:rPr>
-                <w:rFonts w:ascii="Times New Roman" w:cs="Times New Roman" w:eastAsia="Times New Roman" w:hAnsi="Times New Roman"/>
-                <w:sz w:val="22"/>
-                <w:szCs w:val="22"/>
-              </w:rPr>
-              <w:t xml:space="preserve">Кураторские часы, воспитательные мероприятия техникума, внеурочная деятельность, участие в мероприятиях профориентации.</w:t>
-            </w:r>
-          </w:p>
-        </w:tc>
-      </w:tr>
-      <w:tr>
-        <w:tc>
-          <w:tcPr>
-            <w:tcW w:type="dxa" w:w="1247"/>
-            <w:tcMar>
-              <w:top w:type="dxa" w:w="40"/>
-              <w:left w:type="dxa" w:w="80"/>
-              <w:bottom w:type="dxa" w:w="40"/>
-              <w:right w:type="dxa" w:w="80"/>
-            </w:tcMar>
-            <w:vAlign w:val="top"/>
-          </w:tcPr>
-          <w:p>
-            <w:pPr>
-              <w:spacing w:line="240"/>
-              <w:jc w:val="left"/>
-            </w:pPr>
-            <w:r>
-              <w:rPr>
-                <w:rFonts w:ascii="Times New Roman" w:cs="Times New Roman" w:eastAsia="Times New Roman" w:hAnsi="Times New Roman"/>
-                <w:sz w:val="22"/>
-                <w:szCs w:val="22"/>
-              </w:rPr>
-              <w:t xml:space="preserve">ЛР 31</w:t>
-            </w:r>
-          </w:p>
-        </w:tc>
-        <w:tc>
-          <w:tcPr>
-            <w:tcW w:type="dxa" w:w="4138"/>
-            <w:tcMar>
-              <w:top w:type="dxa" w:w="40"/>
-              <w:left w:type="dxa" w:w="80"/>
-              <w:bottom w:type="dxa" w:w="40"/>
-              <w:right w:type="dxa" w:w="80"/>
-            </w:tcMar>
-            <w:vAlign w:val="top"/>
-          </w:tcPr>
-          <w:p>
-            <w:pPr>
-              <w:spacing w:line="240"/>
-              <w:jc w:val="left"/>
-            </w:pPr>
-            <w:r>
-              <w:rPr>
-                <w:rFonts w:ascii="Times New Roman" w:cs="Times New Roman" w:eastAsia="Times New Roman" w:hAnsi="Times New Roman"/>
-                <w:sz w:val="22"/>
-                <w:szCs w:val="22"/>
-              </w:rPr>
-              <w:t xml:space="preserve">Ориентированный на осознанное освоение выбранной сферы профессиональной деятельности с учётом личных жизненных планов, потребностей своей семьи, государства и общества.</w:t>
-            </w:r>
-          </w:p>
-        </w:tc>
-        <w:tc>
-          <w:tcPr>
-            <w:tcW w:type="dxa" w:w="3969"/>
-            <w:tcMar>
-              <w:top w:type="dxa" w:w="40"/>
-              <w:left w:type="dxa" w:w="80"/>
-              <w:bottom w:type="dxa" w:w="40"/>
-              <w:right w:type="dxa" w:w="80"/>
-            </w:tcMar>
-            <w:vAlign w:val="top"/>
-          </w:tcPr>
-          <w:p>
-            <w:pPr>
-              <w:spacing w:line="240"/>
-              <w:jc w:val="left"/>
-            </w:pPr>
-            <w:r>
-              <w:rPr>
-                <w:rFonts w:ascii="Times New Roman" w:cs="Times New Roman" w:eastAsia="Times New Roman" w:hAnsi="Times New Roman"/>
-                <w:sz w:val="22"/>
-                <w:szCs w:val="22"/>
-              </w:rPr>
-              <w:t xml:space="preserve">Кураторские часы, воспитательные мероприятия техникума, внеурочная деятельность, участие в мероприятиях профориентации.</w:t>
-            </w:r>
-          </w:p>
-        </w:tc>
-      </w:tr>
-      <w:tr>
-        <w:tc>
-          <w:tcPr>
-            <w:tcW w:type="dxa" w:w="1247"/>
-            <w:tcMar>
-              <w:top w:type="dxa" w:w="40"/>
-              <w:left w:type="dxa" w:w="80"/>
-              <w:bottom w:type="dxa" w:w="40"/>
-              <w:right w:type="dxa" w:w="80"/>
-            </w:tcMar>
-            <w:vAlign w:val="top"/>
-          </w:tcPr>
-          <w:p>
-            <w:pPr>
-              <w:spacing w:line="240"/>
-              <w:jc w:val="left"/>
-            </w:pPr>
-            <w:r>
-              <w:rPr>
-                <w:rFonts w:ascii="Times New Roman" w:cs="Times New Roman" w:eastAsia="Times New Roman" w:hAnsi="Times New Roman"/>
-                <w:sz w:val="22"/>
-                <w:szCs w:val="22"/>
-              </w:rPr>
-              <w:t xml:space="preserve">ЛР 32</w:t>
-            </w:r>
-          </w:p>
-        </w:tc>
-        <w:tc>
-          <w:tcPr>
-            <w:tcW w:type="dxa" w:w="4138"/>
-            <w:tcMar>
-              <w:top w:type="dxa" w:w="40"/>
-              <w:left w:type="dxa" w:w="80"/>
-              <w:bottom w:type="dxa" w:w="40"/>
-              <w:right w:type="dxa" w:w="80"/>
-            </w:tcMar>
-            <w:vAlign w:val="top"/>
-          </w:tcPr>
-          <w:p>
-            <w:pPr>
-              <w:spacing w:line="240"/>
-              <w:jc w:val="left"/>
-            </w:pPr>
-            <w:r>
-              <w:rPr>
-                <w:rFonts w:ascii="Times New Roman" w:cs="Times New Roman" w:eastAsia="Times New Roman" w:hAnsi="Times New Roman"/>
-                <w:sz w:val="22"/>
-                <w:szCs w:val="22"/>
-              </w:rPr>
-              <w:t xml:space="preserve">Обладающий сформированными представлениями о значении и ценности выбранной профессии, проявляющий уважение к своей профессии и своему профессиональному сообществу, поддерживающий позитивный образ и престиж своей профессии в обществе.</w:t>
-            </w:r>
-          </w:p>
-        </w:tc>
-        <w:tc>
-          <w:tcPr>
-            <w:tcW w:type="dxa" w:w="3969"/>
-            <w:tcMar>
-              <w:top w:type="dxa" w:w="40"/>
-              <w:left w:type="dxa" w:w="80"/>
-              <w:bottom w:type="dxa" w:w="40"/>
-              <w:right w:type="dxa" w:w="80"/>
-            </w:tcMar>
-            <w:vAlign w:val="top"/>
-          </w:tcPr>
-          <w:p>
-            <w:pPr>
-              <w:spacing w:line="240"/>
-              <w:jc w:val="left"/>
-            </w:pPr>
-            <w:r>
-              <w:rPr>
-                <w:rFonts w:ascii="Times New Roman" w:cs="Times New Roman" w:eastAsia="Times New Roman" w:hAnsi="Times New Roman"/>
-                <w:sz w:val="22"/>
-                <w:szCs w:val="22"/>
-              </w:rPr>
-              <w:t xml:space="preserve">Кураторские часы, воспитательные мероприятия техникума, внеурочная деятельность, участие в мероприятиях профориентации.</w:t>
-            </w:r>
-          </w:p>
-        </w:tc>
-      </w:tr>
-      <w:tr>
-        <w:tc>
-          <w:tcPr>
-            <w:tcW w:type="dxa" w:w="1247"/>
-            <w:tcMar>
-              <w:top w:type="dxa" w:w="40"/>
-              <w:left w:type="dxa" w:w="80"/>
-              <w:bottom w:type="dxa" w:w="40"/>
-              <w:right w:type="dxa" w:w="80"/>
-            </w:tcMar>
-            <w:vAlign w:val="top"/>
-          </w:tcPr>
-          <w:p>
-            <w:pPr>
-              <w:spacing w:line="240"/>
-              <w:jc w:val="left"/>
-            </w:pPr>
-            <w:r>
-              <w:rPr>
-                <w:rFonts w:ascii="Times New Roman" w:cs="Times New Roman" w:eastAsia="Times New Roman" w:hAnsi="Times New Roman"/>
-                <w:sz w:val="22"/>
-                <w:szCs w:val="22"/>
-              </w:rPr>
-              <w:t xml:space="preserve">ЛР 33</w:t>
-            </w:r>
-          </w:p>
-        </w:tc>
-        <w:tc>
-          <w:tcPr>
-            <w:tcW w:type="dxa" w:w="4138"/>
-            <w:tcMar>
-              <w:top w:type="dxa" w:w="40"/>
-              <w:left w:type="dxa" w:w="80"/>
-              <w:bottom w:type="dxa" w:w="40"/>
-              <w:right w:type="dxa" w:w="80"/>
-            </w:tcMar>
-            <w:vAlign w:val="top"/>
-          </w:tcPr>
-          <w:p>
-            <w:pPr>
-              <w:spacing w:line="240"/>
-              <w:jc w:val="left"/>
-            </w:pPr>
-            <w:r>
-              <w:rPr>
-                <w:rFonts w:ascii="Times New Roman" w:cs="Times New Roman" w:eastAsia="Times New Roman" w:hAnsi="Times New Roman"/>
-                <w:sz w:val="22"/>
-                <w:szCs w:val="22"/>
-              </w:rPr>
-              <w:t xml:space="preserve">Демонстрирующий в поведении сформированность экологической культуры на основе понимания влияния социально-экономических процессов на природу, в том числе на глобальном уровне, ответственность за действия в природной среде.</w:t>
-            </w:r>
-          </w:p>
-        </w:tc>
-        <w:tc>
-          <w:tcPr>
-            <w:tcW w:type="dxa" w:w="3969"/>
-            <w:tcMar>
-              <w:top w:type="dxa" w:w="40"/>
-              <w:left w:type="dxa" w:w="80"/>
-              <w:bottom w:type="dxa" w:w="40"/>
-              <w:right w:type="dxa" w:w="80"/>
-            </w:tcMar>
-            <w:vAlign w:val="top"/>
-          </w:tcPr>
-          <w:p>
-            <w:pPr>
-              <w:spacing w:line="240"/>
-              <w:jc w:val="left"/>
-            </w:pPr>
-            <w:r>
-              <w:rPr>
-                <w:rFonts w:ascii="Times New Roman" w:cs="Times New Roman" w:eastAsia="Times New Roman" w:hAnsi="Times New Roman"/>
-                <w:sz w:val="22"/>
-                <w:szCs w:val="22"/>
-              </w:rPr>
-              <w:t xml:space="preserve">Кураторские часы, воспитательные мероприятия техникума, внеурочная деятельность, участие в мероприятиях профориентации.</w:t>
-            </w:r>
-          </w:p>
-        </w:tc>
-      </w:tr>
-      <w:tr>
-        <w:tc>
-          <w:tcPr>
-            <w:tcW w:type="dxa" w:w="1247"/>
-            <w:tcMar>
-              <w:top w:type="dxa" w:w="40"/>
-              <w:left w:type="dxa" w:w="80"/>
-              <w:bottom w:type="dxa" w:w="40"/>
-              <w:right w:type="dxa" w:w="80"/>
-            </w:tcMar>
-            <w:vAlign w:val="top"/>
-          </w:tcPr>
-          <w:p>
-            <w:pPr>
-              <w:spacing w:line="240"/>
-              <w:jc w:val="left"/>
-            </w:pPr>
-            <w:r>
-              <w:rPr>
-                <w:rFonts w:ascii="Times New Roman" w:cs="Times New Roman" w:eastAsia="Times New Roman" w:hAnsi="Times New Roman"/>
-                <w:sz w:val="22"/>
-                <w:szCs w:val="22"/>
-              </w:rPr>
-              <w:t xml:space="preserve">ЛР 34</w:t>
-            </w:r>
-          </w:p>
-        </w:tc>
-        <w:tc>
-          <w:tcPr>
-            <w:tcW w:type="dxa" w:w="4138"/>
-            <w:tcMar>
-              <w:top w:type="dxa" w:w="40"/>
-              <w:left w:type="dxa" w:w="80"/>
-              <w:bottom w:type="dxa" w:w="40"/>
-              <w:right w:type="dxa" w:w="80"/>
-            </w:tcMar>
-            <w:vAlign w:val="top"/>
-          </w:tcPr>
-          <w:p>
-            <w:pPr>
-              <w:spacing w:line="240"/>
-              <w:jc w:val="left"/>
-            </w:pPr>
-            <w:r>
-              <w:rPr>
-                <w:rFonts w:ascii="Times New Roman" w:cs="Times New Roman" w:eastAsia="Times New Roman" w:hAnsi="Times New Roman"/>
-                <w:sz w:val="22"/>
-                <w:szCs w:val="22"/>
-              </w:rPr>
-              <w:t xml:space="preserve">Выражающий деятельное неприятие действий, приносящих вред природе, содействующий сохранению и защите окружающей среды.</w:t>
-            </w:r>
-          </w:p>
-        </w:tc>
-        <w:tc>
-          <w:tcPr>
-            <w:tcW w:type="dxa" w:w="3969"/>
-            <w:tcMar>
-              <w:top w:type="dxa" w:w="40"/>
-              <w:left w:type="dxa" w:w="80"/>
-              <w:bottom w:type="dxa" w:w="40"/>
-              <w:right w:type="dxa" w:w="80"/>
-            </w:tcMar>
-            <w:vAlign w:val="top"/>
-          </w:tcPr>
-          <w:p>
-            <w:pPr>
-              <w:spacing w:line="240"/>
-              <w:jc w:val="left"/>
-            </w:pPr>
-            <w:r>
-              <w:rPr>
-                <w:rFonts w:ascii="Times New Roman" w:cs="Times New Roman" w:eastAsia="Times New Roman" w:hAnsi="Times New Roman"/>
-                <w:sz w:val="22"/>
-                <w:szCs w:val="22"/>
-              </w:rPr>
-              <w:t xml:space="preserve">Кураторские часы, воспитательные мероприятия техникума, внеурочная деятельность, участие в мероприятиях профориентации.</w:t>
-            </w:r>
-          </w:p>
-        </w:tc>
-      </w:tr>
-      <w:tr>
-        <w:tc>
-          <w:tcPr>
-            <w:tcW w:type="dxa" w:w="1247"/>
-            <w:tcMar>
-              <w:top w:type="dxa" w:w="40"/>
-              <w:left w:type="dxa" w:w="80"/>
-              <w:bottom w:type="dxa" w:w="40"/>
-              <w:right w:type="dxa" w:w="80"/>
-            </w:tcMar>
-            <w:vAlign w:val="top"/>
-          </w:tcPr>
-          <w:p>
-            <w:pPr>
-              <w:spacing w:line="240"/>
-              <w:jc w:val="left"/>
-            </w:pPr>
-            <w:r>
-              <w:rPr>
-                <w:rFonts w:ascii="Times New Roman" w:cs="Times New Roman" w:eastAsia="Times New Roman" w:hAnsi="Times New Roman"/>
-                <w:sz w:val="22"/>
-                <w:szCs w:val="22"/>
-              </w:rPr>
-              <w:t xml:space="preserve">ЛР 35</w:t>
-            </w:r>
-          </w:p>
-        </w:tc>
-        <w:tc>
-          <w:tcPr>
-            <w:tcW w:type="dxa" w:w="4138"/>
-            <w:tcMar>
-              <w:top w:type="dxa" w:w="40"/>
-              <w:left w:type="dxa" w:w="80"/>
-              <w:bottom w:type="dxa" w:w="40"/>
-              <w:right w:type="dxa" w:w="80"/>
-            </w:tcMar>
-            <w:vAlign w:val="top"/>
-          </w:tcPr>
-          <w:p>
-            <w:pPr>
-              <w:spacing w:line="240"/>
-              <w:jc w:val="left"/>
-            </w:pPr>
-            <w:r>
-              <w:rPr>
-                <w:rFonts w:ascii="Times New Roman" w:cs="Times New Roman" w:eastAsia="Times New Roman" w:hAnsi="Times New Roman"/>
-                <w:sz w:val="22"/>
-                <w:szCs w:val="22"/>
-              </w:rPr>
-              <w:t xml:space="preserve">Применяющий знания из общеобразовательных и профессиональных дисциплин для разумного, бережливого производства и природопользования, ресурсосбережения в быту, в профессиональной среде, общественном пространстве.</w:t>
-            </w:r>
-          </w:p>
-        </w:tc>
-        <w:tc>
-          <w:tcPr>
-            <w:tcW w:type="dxa" w:w="3969"/>
-            <w:tcMar>
-              <w:top w:type="dxa" w:w="40"/>
-              <w:left w:type="dxa" w:w="80"/>
-              <w:bottom w:type="dxa" w:w="40"/>
-              <w:right w:type="dxa" w:w="80"/>
-            </w:tcMar>
-            <w:vAlign w:val="top"/>
-          </w:tcPr>
-          <w:p>
-            <w:pPr>
-              <w:spacing w:line="240"/>
-              <w:jc w:val="left"/>
-            </w:pPr>
-            <w:r>
-              <w:rPr>
-                <w:rFonts w:ascii="Times New Roman" w:cs="Times New Roman" w:eastAsia="Times New Roman" w:hAnsi="Times New Roman"/>
-                <w:sz w:val="22"/>
-                <w:szCs w:val="22"/>
-              </w:rPr>
-              <w:t xml:space="preserve">Кураторские часы, воспитательные мероприятия техникума, внеурочная деятельность, участие в мероприятиях профориентации.</w:t>
-            </w:r>
-          </w:p>
-        </w:tc>
-      </w:tr>
-      <w:tr>
-        <w:tc>
-          <w:tcPr>
-            <w:tcW w:type="dxa" w:w="1247"/>
-            <w:tcMar>
-              <w:top w:type="dxa" w:w="40"/>
-              <w:left w:type="dxa" w:w="80"/>
-              <w:bottom w:type="dxa" w:w="40"/>
-              <w:right w:type="dxa" w:w="80"/>
-            </w:tcMar>
-            <w:vAlign w:val="top"/>
-          </w:tcPr>
-          <w:p>
-            <w:pPr>
-              <w:spacing w:line="240"/>
-              <w:jc w:val="left"/>
-            </w:pPr>
-            <w:r>
-              <w:rPr>
-                <w:rFonts w:ascii="Times New Roman" w:cs="Times New Roman" w:eastAsia="Times New Roman" w:hAnsi="Times New Roman"/>
-                <w:sz w:val="22"/>
-                <w:szCs w:val="22"/>
-              </w:rPr>
-              <w:t xml:space="preserve">ЛР 36</w:t>
-            </w:r>
-          </w:p>
-        </w:tc>
-        <w:tc>
-          <w:tcPr>
-            <w:tcW w:type="dxa" w:w="4138"/>
-            <w:tcMar>
-              <w:top w:type="dxa" w:w="40"/>
-              <w:left w:type="dxa" w:w="80"/>
-              <w:bottom w:type="dxa" w:w="40"/>
-              <w:right w:type="dxa" w:w="80"/>
-            </w:tcMar>
-            <w:vAlign w:val="top"/>
-          </w:tcPr>
-          <w:p>
-            <w:pPr>
-              <w:spacing w:line="240"/>
-              <w:jc w:val="left"/>
-            </w:pPr>
-            <w:r>
-              <w:rPr>
-                <w:rFonts w:ascii="Times New Roman" w:cs="Times New Roman" w:eastAsia="Times New Roman" w:hAnsi="Times New Roman"/>
-                <w:sz w:val="22"/>
-                <w:szCs w:val="22"/>
-              </w:rPr>
-              <w:t xml:space="preserve">Имеющий и развивающий опыт экологически направленной, природоохранной, ресурсосберегающей деятельности, в том числе в рамках выбранной специальности, способствующий его приобретению другими людьми</w:t>
-            </w:r>
-          </w:p>
-        </w:tc>
-        <w:tc>
-          <w:tcPr>
-            <w:tcW w:type="dxa" w:w="3969"/>
-            <w:tcMar>
-              <w:top w:type="dxa" w:w="40"/>
-              <w:left w:type="dxa" w:w="80"/>
-              <w:bottom w:type="dxa" w:w="40"/>
-              <w:right w:type="dxa" w:w="80"/>
-            </w:tcMar>
-            <w:vAlign w:val="top"/>
-          </w:tcPr>
-          <w:p>
-            <w:pPr>
-              <w:spacing w:line="240"/>
-              <w:jc w:val="left"/>
-            </w:pPr>
-            <w:r>
-              <w:rPr>
-                <w:rFonts w:ascii="Times New Roman" w:cs="Times New Roman" w:eastAsia="Times New Roman" w:hAnsi="Times New Roman"/>
-                <w:sz w:val="22"/>
-                <w:szCs w:val="22"/>
-              </w:rPr>
-              <w:t xml:space="preserve">Кураторские часы, воспитательные мероприятия техникума, внеурочная деятельность, участие в мероприятиях профориентации.</w:t>
-            </w:r>
-          </w:p>
-        </w:tc>
-      </w:tr>
-      <w:tr>
-        <w:tc>
-          <w:tcPr>
-            <w:tcW w:type="dxa" w:w="1247"/>
-            <w:tcMar>
-              <w:top w:type="dxa" w:w="40"/>
-              <w:left w:type="dxa" w:w="80"/>
-              <w:bottom w:type="dxa" w:w="40"/>
-              <w:right w:type="dxa" w:w="80"/>
-            </w:tcMar>
-            <w:vAlign w:val="top"/>
-          </w:tcPr>
-          <w:p>
-            <w:pPr>
-              <w:spacing w:line="240"/>
-              <w:jc w:val="left"/>
-            </w:pPr>
-            <w:r>
-              <w:rPr>
-                <w:rFonts w:ascii="Times New Roman" w:cs="Times New Roman" w:eastAsia="Times New Roman" w:hAnsi="Times New Roman"/>
-                <w:sz w:val="22"/>
-                <w:szCs w:val="22"/>
-              </w:rPr>
-              <w:t xml:space="preserve">ЛР 37</w:t>
-            </w:r>
-          </w:p>
-        </w:tc>
-        <w:tc>
-          <w:tcPr>
-            <w:tcW w:type="dxa" w:w="4138"/>
-            <w:tcMar>
-              <w:top w:type="dxa" w:w="40"/>
-              <w:left w:type="dxa" w:w="80"/>
-              <w:bottom w:type="dxa" w:w="40"/>
-              <w:right w:type="dxa" w:w="80"/>
-            </w:tcMar>
-            <w:vAlign w:val="top"/>
-          </w:tcPr>
-          <w:p>
-            <w:pPr>
-              <w:spacing w:line="240"/>
-              <w:jc w:val="left"/>
-            </w:pPr>
-            <w:r>
-              <w:rPr>
-                <w:rFonts w:ascii="Times New Roman" w:cs="Times New Roman" w:eastAsia="Times New Roman" w:hAnsi="Times New Roman"/>
-                <w:sz w:val="22"/>
-                <w:szCs w:val="22"/>
-              </w:rPr>
-              <w:t xml:space="preserve">Деятельно выражающий познавательные интересы в разных предметных областях с учётом своих интересов, способностей, достижений, выбранного направления профессионального образования и подготовки.</w:t>
-            </w:r>
-          </w:p>
-        </w:tc>
-        <w:tc>
-          <w:tcPr>
-            <w:tcW w:type="dxa" w:w="3969"/>
-            <w:tcMar>
-              <w:top w:type="dxa" w:w="40"/>
-              <w:left w:type="dxa" w:w="80"/>
-              <w:bottom w:type="dxa" w:w="40"/>
-              <w:right w:type="dxa" w:w="80"/>
-            </w:tcMar>
-            <w:vAlign w:val="top"/>
-          </w:tcPr>
-          <w:p>
-            <w:pPr>
-              <w:spacing w:line="240"/>
-              <w:jc w:val="left"/>
-            </w:pPr>
-            <w:r>
-              <w:rPr>
-                <w:rFonts w:ascii="Times New Roman" w:cs="Times New Roman" w:eastAsia="Times New Roman" w:hAnsi="Times New Roman"/>
-                <w:sz w:val="22"/>
-                <w:szCs w:val="22"/>
-              </w:rPr>
-              <w:t xml:space="preserve">Кураторские часы, воспитательные мероприятия техникума, внеурочная деятельность, участие в мероприятиях профориентации.</w:t>
-            </w:r>
-          </w:p>
-        </w:tc>
-      </w:tr>
-      <w:tr>
-        <w:tc>
-          <w:tcPr>
-            <w:tcW w:type="dxa" w:w="1247"/>
-            <w:tcMar>
-              <w:top w:type="dxa" w:w="40"/>
-              <w:left w:type="dxa" w:w="80"/>
-              <w:bottom w:type="dxa" w:w="40"/>
-              <w:right w:type="dxa" w:w="80"/>
-            </w:tcMar>
-            <w:vAlign w:val="top"/>
-          </w:tcPr>
-          <w:p>
-            <w:pPr>
-              <w:spacing w:line="240"/>
-              <w:jc w:val="left"/>
-            </w:pPr>
-            <w:r>
-              <w:rPr>
-                <w:rFonts w:ascii="Times New Roman" w:cs="Times New Roman" w:eastAsia="Times New Roman" w:hAnsi="Times New Roman"/>
-                <w:sz w:val="22"/>
-                <w:szCs w:val="22"/>
-              </w:rPr>
-              <w:t xml:space="preserve">ЛР 38</w:t>
-            </w:r>
-          </w:p>
-        </w:tc>
-        <w:tc>
-          <w:tcPr>
-            <w:tcW w:type="dxa" w:w="4138"/>
-            <w:tcMar>
-              <w:top w:type="dxa" w:w="40"/>
-              <w:left w:type="dxa" w:w="80"/>
-              <w:bottom w:type="dxa" w:w="40"/>
-              <w:right w:type="dxa" w:w="80"/>
-            </w:tcMar>
-            <w:vAlign w:val="top"/>
-          </w:tcPr>
-          <w:p>
-            <w:pPr>
-              <w:spacing w:line="240"/>
-              <w:jc w:val="left"/>
-            </w:pPr>
-            <w:r>
-              <w:rPr>
-                <w:rFonts w:ascii="Times New Roman" w:cs="Times New Roman" w:eastAsia="Times New Roman" w:hAnsi="Times New Roman"/>
-                <w:sz w:val="22"/>
-                <w:szCs w:val="22"/>
-              </w:rPr>
-              <w:t xml:space="preserve">Обладающий представлением о современной научной картине мира, достижениях науки и техники, аргументированно выражающий понимание значения науки и технологий для развития российского общества и обеспечения его безопасности.</w:t>
-            </w:r>
-          </w:p>
-        </w:tc>
-        <w:tc>
-          <w:tcPr>
-            <w:tcW w:type="dxa" w:w="3969"/>
-            <w:tcMar>
-              <w:top w:type="dxa" w:w="40"/>
-              <w:left w:type="dxa" w:w="80"/>
-              <w:bottom w:type="dxa" w:w="40"/>
-              <w:right w:type="dxa" w:w="80"/>
-            </w:tcMar>
-            <w:vAlign w:val="top"/>
-          </w:tcPr>
-          <w:p>
-            <w:pPr>
-              <w:spacing w:line="240"/>
-              <w:jc w:val="left"/>
-            </w:pPr>
-            <w:r>
-              <w:rPr>
-                <w:rFonts w:ascii="Times New Roman" w:cs="Times New Roman" w:eastAsia="Times New Roman" w:hAnsi="Times New Roman"/>
-                <w:sz w:val="22"/>
-                <w:szCs w:val="22"/>
-              </w:rPr>
-              <w:t xml:space="preserve">ОК 02: Поиск и анализ справочной информации по языкам Python и ассемблер, документации среды программирования и отладчика при выполнении практических работ; использование отладчика и программных средств тестирования.</w:t>
-            </w:r>
-          </w:p>
-        </w:tc>
-      </w:tr>
-      <w:tr>
-        <w:tc>
-          <w:tcPr>
-            <w:tcW w:type="dxa" w:w="1247"/>
-            <w:tcMar>
-              <w:top w:type="dxa" w:w="40"/>
-              <w:left w:type="dxa" w:w="80"/>
-              <w:bottom w:type="dxa" w:w="40"/>
-              <w:right w:type="dxa" w:w="80"/>
-            </w:tcMar>
-            <w:vAlign w:val="top"/>
-          </w:tcPr>
-          <w:p>
-            <w:pPr>
-              <w:spacing w:line="240"/>
-              <w:jc w:val="left"/>
-            </w:pPr>
-            <w:r>
-              <w:rPr>
-                <w:rFonts w:ascii="Times New Roman" w:cs="Times New Roman" w:eastAsia="Times New Roman" w:hAnsi="Times New Roman"/>
-                <w:sz w:val="22"/>
-                <w:szCs w:val="22"/>
-              </w:rPr>
-              <w:t xml:space="preserve">ЛР 39</w:t>
-            </w:r>
-          </w:p>
-        </w:tc>
-        <w:tc>
-          <w:tcPr>
-            <w:tcW w:type="dxa" w:w="4138"/>
-            <w:tcMar>
-              <w:top w:type="dxa" w:w="40"/>
-              <w:left w:type="dxa" w:w="80"/>
-              <w:bottom w:type="dxa" w:w="40"/>
-              <w:right w:type="dxa" w:w="80"/>
-            </w:tcMar>
-            <w:vAlign w:val="top"/>
-          </w:tcPr>
-          <w:p>
-            <w:pPr>
-              <w:spacing w:line="240"/>
-              <w:jc w:val="left"/>
-            </w:pPr>
-            <w:r>
-              <w:rPr>
-                <w:rFonts w:ascii="Times New Roman" w:cs="Times New Roman" w:eastAsia="Times New Roman" w:hAnsi="Times New Roman"/>
-                <w:sz w:val="22"/>
-                <w:szCs w:val="22"/>
-              </w:rPr>
-              <w:t xml:space="preserve">Демонстрирующий навыки критического мышления, определения достоверности научной информации, в том числе в сфере профессиональной деятельности. Умеющий выбирать способы решения задач профессиональной деятельности применительно к различным контекстам.</w:t>
-            </w:r>
-          </w:p>
-        </w:tc>
-        <w:tc>
-          <w:tcPr>
-            <w:tcW w:type="dxa" w:w="3969"/>
-            <w:tcMar>
-              <w:top w:type="dxa" w:w="40"/>
-              <w:left w:type="dxa" w:w="80"/>
-              <w:bottom w:type="dxa" w:w="40"/>
-              <w:right w:type="dxa" w:w="80"/>
-            </w:tcMar>
-            <w:vAlign w:val="top"/>
-          </w:tcPr>
-          <w:p>
-            <w:pPr>
-              <w:spacing w:line="240"/>
-              <w:jc w:val="left"/>
-            </w:pPr>
-            <w:r>
-              <w:rPr>
-                <w:rFonts w:ascii="Times New Roman" w:cs="Times New Roman" w:eastAsia="Times New Roman" w:hAnsi="Times New Roman"/>
-                <w:sz w:val="22"/>
-                <w:szCs w:val="22"/>
-              </w:rPr>
               <w:t xml:space="preserve">ОК 01: Практические занятия по составлению, тестированию и отладке программ (темы 1.3–1.9): выбор алгоритма и способа решения задачи, проверка результата на тестовых данных, разбор типовых ошибок.</w:t>
-            </w:r>
-          </w:p>
-        </w:tc>
-      </w:tr>
-      <w:tr>
-        <w:tc>
-          <w:tcPr>
-            <w:tcW w:type="dxa" w:w="1247"/>
-            <w:tcMar>
-              <w:top w:type="dxa" w:w="40"/>
-              <w:left w:type="dxa" w:w="80"/>
-              <w:bottom w:type="dxa" w:w="40"/>
-              <w:right w:type="dxa" w:w="80"/>
-            </w:tcMar>
-            <w:vAlign w:val="top"/>
-          </w:tcPr>
-          <w:p>
-            <w:pPr>
-              <w:spacing w:line="240"/>
-              <w:jc w:val="left"/>
-            </w:pPr>
-            <w:r>
-              <w:rPr>
-                <w:rFonts w:ascii="Times New Roman" w:cs="Times New Roman" w:eastAsia="Times New Roman" w:hAnsi="Times New Roman"/>
-                <w:sz w:val="22"/>
-                <w:szCs w:val="22"/>
-              </w:rPr>
-              <w:t xml:space="preserve">ЛР 40</w:t>
-            </w:r>
-          </w:p>
-        </w:tc>
-        <w:tc>
-          <w:tcPr>
-            <w:tcW w:type="dxa" w:w="4138"/>
-            <w:tcMar>
-              <w:top w:type="dxa" w:w="40"/>
-              <w:left w:type="dxa" w:w="80"/>
-              <w:bottom w:type="dxa" w:w="40"/>
-              <w:right w:type="dxa" w:w="80"/>
-            </w:tcMar>
-            <w:vAlign w:val="top"/>
-          </w:tcPr>
-          <w:p>
-            <w:pPr>
-              <w:spacing w:line="240"/>
-              <w:jc w:val="left"/>
-            </w:pPr>
-            <w:r>
-              <w:rPr>
-                <w:rFonts w:ascii="Times New Roman" w:cs="Times New Roman" w:eastAsia="Times New Roman" w:hAnsi="Times New Roman"/>
-                <w:sz w:val="22"/>
-                <w:szCs w:val="22"/>
-              </w:rPr>
-              <w:t xml:space="preserve">Использующий современные средства поиска, анализа и интерпретации информации, информационные технологии для выполнения задач профессиональной деятельности.</w:t>
-            </w:r>
-          </w:p>
-        </w:tc>
-        <w:tc>
-          <w:tcPr>
-            <w:tcW w:type="dxa" w:w="3969"/>
-            <w:tcMar>
-              <w:top w:type="dxa" w:w="40"/>
-              <w:left w:type="dxa" w:w="80"/>
-              <w:bottom w:type="dxa" w:w="40"/>
-              <w:right w:type="dxa" w:w="80"/>
-            </w:tcMar>
-            <w:vAlign w:val="top"/>
-          </w:tcPr>
-          <w:p>
-            <w:pPr>
-              <w:spacing w:line="240"/>
-              <w:jc w:val="left"/>
-            </w:pPr>
-            <w:r>
-              <w:rPr>
-                <w:rFonts w:ascii="Times New Roman" w:cs="Times New Roman" w:eastAsia="Times New Roman" w:hAnsi="Times New Roman"/>
-                <w:sz w:val="22"/>
-                <w:szCs w:val="22"/>
-              </w:rPr>
-              <w:t xml:space="preserve">ОК 01: Практические занятия по составлению, тестированию и отладке программ (темы 1.3–1.9): выбор алгоритма и способа решения задачи, проверка результата на тестовых данных, разбор типовых ошибок.</w:t>
-            </w:r>
-          </w:p>
-          <w:p>
-            <w:pPr>
-              <w:spacing w:line="240"/>
-              <w:jc w:val="left"/>
-            </w:pPr>
-            <w:r>
-              <w:rPr>
-                <w:rFonts w:ascii="Times New Roman" w:cs="Times New Roman" w:eastAsia="Times New Roman" w:hAnsi="Times New Roman"/>
-                <w:sz w:val="22"/>
-                <w:szCs w:val="22"/>
-              </w:rPr>
-              <w:t xml:space="preserve">ОК 02: Поиск и анализ справочной информации по языкам Python и ассемблер, документации среды программирования и отладчика при выполнении практических работ; использование отладчика и программных средств тестирования.</w:t>
-            </w:r>
-          </w:p>
-        </w:tc>
-      </w:tr>
-      <w:tr>
-        <w:tc>
-          <w:tcPr>
-            <w:tcW w:type="dxa" w:w="1247"/>
-            <w:tcMar>
-              <w:top w:type="dxa" w:w="40"/>
-              <w:left w:type="dxa" w:w="80"/>
-              <w:bottom w:type="dxa" w:w="40"/>
-              <w:right w:type="dxa" w:w="80"/>
-            </w:tcMar>
-            <w:vAlign w:val="top"/>
-          </w:tcPr>
-          <w:p>
-            <w:pPr>
-              <w:spacing w:line="240"/>
-              <w:jc w:val="left"/>
-            </w:pPr>
-            <w:r>
-              <w:rPr>
-                <w:rFonts w:ascii="Times New Roman" w:cs="Times New Roman" w:eastAsia="Times New Roman" w:hAnsi="Times New Roman"/>
-                <w:sz w:val="22"/>
-                <w:szCs w:val="22"/>
-              </w:rPr>
-              <w:t xml:space="preserve">ЛР 41</w:t>
-            </w:r>
-          </w:p>
-        </w:tc>
-        <w:tc>
-          <w:tcPr>
-            <w:tcW w:type="dxa" w:w="4138"/>
-            <w:tcMar>
-              <w:top w:type="dxa" w:w="40"/>
-              <w:left w:type="dxa" w:w="80"/>
-              <w:bottom w:type="dxa" w:w="40"/>
-              <w:right w:type="dxa" w:w="80"/>
-            </w:tcMar>
-            <w:vAlign w:val="top"/>
-          </w:tcPr>
-          <w:p>
-            <w:pPr>
-              <w:spacing w:line="240"/>
-              <w:jc w:val="left"/>
-            </w:pPr>
-            <w:r>
-              <w:rPr>
-                <w:rFonts w:ascii="Times New Roman" w:cs="Times New Roman" w:eastAsia="Times New Roman" w:hAnsi="Times New Roman"/>
-                <w:sz w:val="22"/>
-                <w:szCs w:val="22"/>
-              </w:rPr>
-              <w:t xml:space="preserve">Развивающий и применяющий навыки наблюдения, накопления и систематизации фактов, осмысления опыта в естественнонаучной и гуманитарной областях познания, исследовательской и профессиональной деятельности</w:t>
-            </w:r>
-          </w:p>
-        </w:tc>
-        <w:tc>
-          <w:tcPr>
-            <w:tcW w:type="dxa" w:w="3969"/>
-            <w:tcMar>
-              <w:top w:type="dxa" w:w="40"/>
-              <w:left w:type="dxa" w:w="80"/>
-              <w:bottom w:type="dxa" w:w="40"/>
-              <w:right w:type="dxa" w:w="80"/>
-            </w:tcMar>
-            <w:vAlign w:val="top"/>
-          </w:tcPr>
-          <w:p>
-            <w:pPr>
-              <w:spacing w:line="240"/>
-              <w:jc w:val="left"/>
-            </w:pPr>
-            <w:r>
-              <w:rPr>
-                <w:rFonts w:ascii="Times New Roman" w:cs="Times New Roman" w:eastAsia="Times New Roman" w:hAnsi="Times New Roman"/>
-                <w:sz w:val="22"/>
-                <w:szCs w:val="22"/>
-              </w:rPr>
-              <w:t xml:space="preserve">ОК 02: Поиск и анализ справочной информации по языкам Python и ассемблер, документации среды программирования и отладчика при выполнении практических работ; использование отладчика и программных средств тестирования.</w:t>
-            </w:r>
-          </w:p>
-        </w:tc>
-      </w:tr>
-      <w:tr>
-        <w:tc>
-          <w:tcPr>
-            <w:tcW w:type="dxa" w:w="1247"/>
-            <w:tcMar>
-              <w:top w:type="dxa" w:w="40"/>
-              <w:left w:type="dxa" w:w="80"/>
-              <w:bottom w:type="dxa" w:w="40"/>
-              <w:right w:type="dxa" w:w="80"/>
-            </w:tcMar>
-            <w:vAlign w:val="top"/>
-          </w:tcPr>
-          <w:p>
-            <w:pPr>
-              <w:spacing w:line="240"/>
-              <w:jc w:val="left"/>
-            </w:pPr>
-            <w:r>
-              <w:rPr>
-                <w:rFonts w:ascii="Times New Roman" w:cs="Times New Roman" w:eastAsia="Times New Roman" w:hAnsi="Times New Roman"/>
-                <w:sz w:val="22"/>
-                <w:szCs w:val="22"/>
-              </w:rPr>
-              <w:t xml:space="preserve">ЛР 42</w:t>
-            </w:r>
-          </w:p>
-        </w:tc>
-        <w:tc>
-          <w:tcPr>
-            <w:tcW w:type="dxa" w:w="4138"/>
-            <w:tcMar>
-              <w:top w:type="dxa" w:w="40"/>
-              <w:left w:type="dxa" w:w="80"/>
-              <w:bottom w:type="dxa" w:w="40"/>
-              <w:right w:type="dxa" w:w="80"/>
-            </w:tcMar>
-            <w:vAlign w:val="top"/>
-          </w:tcPr>
-          <w:p>
-            <w:pPr>
-              <w:spacing w:line="240"/>
-              <w:jc w:val="left"/>
-            </w:pPr>
-            <w:r>
-              <w:rPr>
-                <w:rFonts w:ascii="Times New Roman" w:cs="Times New Roman" w:eastAsia="Times New Roman" w:hAnsi="Times New Roman"/>
-                <w:sz w:val="22"/>
-                <w:szCs w:val="22"/>
-              </w:rPr>
-              <w:t xml:space="preserve">Понимающий роль Сахалинской области в обеспечении экономической безопасности и стратегических интересов Российской Федерации, осознающий личную ответственность за развитие своего региона.</w:t>
-            </w:r>
-          </w:p>
-        </w:tc>
-        <w:tc>
-          <w:tcPr>
-            <w:tcW w:type="dxa" w:w="3969"/>
-            <w:tcMar>
-              <w:top w:type="dxa" w:w="40"/>
-              <w:left w:type="dxa" w:w="80"/>
-              <w:bottom w:type="dxa" w:w="40"/>
-              <w:right w:type="dxa" w:w="80"/>
-            </w:tcMar>
-            <w:vAlign w:val="top"/>
-          </w:tcPr>
-          <w:p>
-            <w:pPr>
-              <w:spacing w:line="240"/>
-              <w:jc w:val="left"/>
-            </w:pPr>
-            <w:r>
-              <w:rPr>
-                <w:rFonts w:ascii="Times New Roman" w:cs="Times New Roman" w:eastAsia="Times New Roman" w:hAnsi="Times New Roman"/>
-                <w:sz w:val="22"/>
-                <w:szCs w:val="22"/>
-              </w:rPr>
-              <w:t xml:space="preserve">Кураторские часы, воспитательные мероприятия техникума, внеурочная деятельность, участие в мероприятиях профориентации.</w:t>
-            </w:r>
-          </w:p>
-        </w:tc>
-      </w:tr>
-      <w:tr>
-        <w:tc>
-          <w:tcPr>
-            <w:tcW w:type="dxa" w:w="1247"/>
-            <w:tcMar>
-              <w:top w:type="dxa" w:w="40"/>
-              <w:left w:type="dxa" w:w="80"/>
-              <w:bottom w:type="dxa" w:w="40"/>
-              <w:right w:type="dxa" w:w="80"/>
-            </w:tcMar>
-            <w:vAlign w:val="top"/>
-          </w:tcPr>
-          <w:p>
-            <w:pPr>
-              <w:spacing w:line="240"/>
-              <w:jc w:val="left"/>
-            </w:pPr>
-            <w:r>
-              <w:rPr>
-                <w:rFonts w:ascii="Times New Roman" w:cs="Times New Roman" w:eastAsia="Times New Roman" w:hAnsi="Times New Roman"/>
-                <w:sz w:val="22"/>
-                <w:szCs w:val="22"/>
-              </w:rPr>
-              <w:t xml:space="preserve">ЛР 43</w:t>
-            </w:r>
-          </w:p>
-        </w:tc>
-        <w:tc>
-          <w:tcPr>
-            <w:tcW w:type="dxa" w:w="4138"/>
-            <w:tcMar>
-              <w:top w:type="dxa" w:w="40"/>
-              <w:left w:type="dxa" w:w="80"/>
-              <w:bottom w:type="dxa" w:w="40"/>
-              <w:right w:type="dxa" w:w="80"/>
-            </w:tcMar>
-            <w:vAlign w:val="top"/>
-          </w:tcPr>
-          <w:p>
-            <w:pPr>
-              <w:spacing w:line="240"/>
-              <w:jc w:val="left"/>
-            </w:pPr>
-            <w:r>
-              <w:rPr>
-                <w:rFonts w:ascii="Times New Roman" w:cs="Times New Roman" w:eastAsia="Times New Roman" w:hAnsi="Times New Roman"/>
-                <w:sz w:val="22"/>
-                <w:szCs w:val="22"/>
-              </w:rPr>
-              <w:t xml:space="preserve">Ориентированный на профессиональную самореализацию в Сахалинской области, связывающий свои жизненные и карьерные планы с развитием региона.</w:t>
-            </w:r>
-          </w:p>
-        </w:tc>
-        <w:tc>
-          <w:tcPr>
-            <w:tcW w:type="dxa" w:w="3969"/>
-            <w:tcMar>
-              <w:top w:type="dxa" w:w="40"/>
-              <w:left w:type="dxa" w:w="80"/>
-              <w:bottom w:type="dxa" w:w="40"/>
-              <w:right w:type="dxa" w:w="80"/>
-            </w:tcMar>
-            <w:vAlign w:val="top"/>
-          </w:tcPr>
-          <w:p>
-            <w:pPr>
-              <w:spacing w:line="240"/>
-              <w:jc w:val="left"/>
-            </w:pPr>
-            <w:r>
-              <w:rPr>
-                <w:rFonts w:ascii="Times New Roman" w:cs="Times New Roman" w:eastAsia="Times New Roman" w:hAnsi="Times New Roman"/>
-                <w:sz w:val="22"/>
-                <w:szCs w:val="22"/>
-              </w:rPr>
-              <w:t xml:space="preserve">Кураторские часы, воспитательные мероприятия техникума, внеурочная деятельность, участие в мероприятиях профориентации.</w:t>
-            </w:r>
-          </w:p>
-        </w:tc>
-      </w:tr>
-      <w:tr>
-        <w:tc>
-          <w:tcPr>
-            <w:tcW w:type="dxa" w:w="1247"/>
-            <w:tcMar>
-              <w:top w:type="dxa" w:w="40"/>
-              <w:left w:type="dxa" w:w="80"/>
-              <w:bottom w:type="dxa" w:w="40"/>
-              <w:right w:type="dxa" w:w="80"/>
-            </w:tcMar>
-            <w:vAlign w:val="top"/>
-          </w:tcPr>
-          <w:p>
-            <w:pPr>
-              <w:spacing w:line="240"/>
-              <w:jc w:val="left"/>
-            </w:pPr>
-            <w:r>
-              <w:rPr>
-                <w:rFonts w:ascii="Times New Roman" w:cs="Times New Roman" w:eastAsia="Times New Roman" w:hAnsi="Times New Roman"/>
-                <w:sz w:val="22"/>
-                <w:szCs w:val="22"/>
-              </w:rPr>
-              <w:t xml:space="preserve">ЛР 44</w:t>
-            </w:r>
-          </w:p>
-        </w:tc>
-        <w:tc>
-          <w:tcPr>
-            <w:tcW w:type="dxa" w:w="4138"/>
-            <w:tcMar>
-              <w:top w:type="dxa" w:w="40"/>
-              <w:left w:type="dxa" w:w="80"/>
-              <w:bottom w:type="dxa" w:w="40"/>
-              <w:right w:type="dxa" w:w="80"/>
-            </w:tcMar>
-            <w:vAlign w:val="top"/>
-          </w:tcPr>
-          <w:p>
-            <w:pPr>
-              <w:spacing w:line="240"/>
-              <w:jc w:val="left"/>
-            </w:pPr>
-            <w:r>
-              <w:rPr>
-                <w:rFonts w:ascii="Times New Roman" w:cs="Times New Roman" w:eastAsia="Times New Roman" w:hAnsi="Times New Roman"/>
-                <w:sz w:val="22"/>
-                <w:szCs w:val="22"/>
-              </w:rPr>
-              <w:t xml:space="preserve">Демонстрирующий уважение к многонациональной культуре народов Сахалинской области, их традициям, языкам и обычаям, способствующий сохранению межнационального согласия.</w:t>
-            </w:r>
-          </w:p>
-        </w:tc>
-        <w:tc>
-          <w:tcPr>
-            <w:tcW w:type="dxa" w:w="3969"/>
-            <w:tcMar>
-              <w:top w:type="dxa" w:w="40"/>
-              <w:left w:type="dxa" w:w="80"/>
-              <w:bottom w:type="dxa" w:w="40"/>
-              <w:right w:type="dxa" w:w="80"/>
-            </w:tcMar>
-            <w:vAlign w:val="top"/>
-          </w:tcPr>
-          <w:p>
-            <w:pPr>
-              <w:spacing w:line="240"/>
-              <w:jc w:val="left"/>
-            </w:pPr>
-            <w:r>
-              <w:rPr>
-                <w:rFonts w:ascii="Times New Roman" w:cs="Times New Roman" w:eastAsia="Times New Roman" w:hAnsi="Times New Roman"/>
-                <w:sz w:val="22"/>
-                <w:szCs w:val="22"/>
-              </w:rPr>
-              <w:t xml:space="preserve">Кураторские часы, воспитательные мероприятия техникума, внеурочная деятельность, участие в мероприятиях профориентации.</w:t>
-            </w:r>
-          </w:p>
-        </w:tc>
-      </w:tr>
-      <w:tr>
-        <w:tc>
-          <w:tcPr>
-            <w:tcW w:type="dxa" w:w="1247"/>
-            <w:tcMar>
-              <w:top w:type="dxa" w:w="40"/>
-              <w:left w:type="dxa" w:w="80"/>
-              <w:bottom w:type="dxa" w:w="40"/>
-              <w:right w:type="dxa" w:w="80"/>
-            </w:tcMar>
-            <w:vAlign w:val="top"/>
-          </w:tcPr>
-          <w:p>
-            <w:pPr>
-              <w:spacing w:line="240"/>
-              <w:jc w:val="left"/>
-            </w:pPr>
-            <w:r>
-              <w:rPr>
-                <w:rFonts w:ascii="Times New Roman" w:cs="Times New Roman" w:eastAsia="Times New Roman" w:hAnsi="Times New Roman"/>
-                <w:sz w:val="22"/>
-                <w:szCs w:val="22"/>
-              </w:rPr>
-              <w:t xml:space="preserve">ЛР 45</w:t>
-            </w:r>
-          </w:p>
-        </w:tc>
-        <w:tc>
-          <w:tcPr>
-            <w:tcW w:type="dxa" w:w="4138"/>
-            <w:tcMar>
-              <w:top w:type="dxa" w:w="40"/>
-              <w:left w:type="dxa" w:w="80"/>
-              <w:bottom w:type="dxa" w:w="40"/>
-              <w:right w:type="dxa" w:w="80"/>
-            </w:tcMar>
-            <w:vAlign w:val="top"/>
-          </w:tcPr>
-          <w:p>
-            <w:pPr>
-              <w:spacing w:line="240"/>
-              <w:jc w:val="left"/>
-            </w:pPr>
-            <w:r>
-              <w:rPr>
-                <w:rFonts w:ascii="Times New Roman" w:cs="Times New Roman" w:eastAsia="Times New Roman" w:hAnsi="Times New Roman"/>
-                <w:sz w:val="22"/>
-                <w:szCs w:val="22"/>
-              </w:rPr>
-              <w:t xml:space="preserve">Ориентированный на осознанное освоение выбранной профессии с учётом кадровых потребностей предприятий и организаций Сахалинской области.</w:t>
-            </w:r>
-          </w:p>
-        </w:tc>
-        <w:tc>
-          <w:tcPr>
-            <w:tcW w:type="dxa" w:w="3969"/>
-            <w:tcMar>
-              <w:top w:type="dxa" w:w="40"/>
-              <w:left w:type="dxa" w:w="80"/>
-              <w:bottom w:type="dxa" w:w="40"/>
-              <w:right w:type="dxa" w:w="80"/>
-            </w:tcMar>
-            <w:vAlign w:val="top"/>
-          </w:tcPr>
-          <w:p>
-            <w:pPr>
-              <w:spacing w:line="240"/>
-              <w:jc w:val="left"/>
-            </w:pPr>
-            <w:r>
-              <w:rPr>
-                <w:rFonts w:ascii="Times New Roman" w:cs="Times New Roman" w:eastAsia="Times New Roman" w:hAnsi="Times New Roman"/>
-                <w:sz w:val="22"/>
-                <w:szCs w:val="22"/>
-              </w:rPr>
-              <w:t xml:space="preserve">Кураторские часы, воспитательные мероприятия техникума, внеурочная деятельность, участие в мероприятиях профориентации.</w:t>
-            </w:r>
-          </w:p>
-        </w:tc>
-      </w:tr>
-      <w:tr>
-        <w:tc>
-          <w:tcPr>
-            <w:tcW w:type="dxa" w:w="1247"/>
-            <w:tcMar>
-              <w:top w:type="dxa" w:w="40"/>
-              <w:left w:type="dxa" w:w="80"/>
-              <w:bottom w:type="dxa" w:w="40"/>
-              <w:right w:type="dxa" w:w="80"/>
-            </w:tcMar>
-            <w:vAlign w:val="top"/>
-          </w:tcPr>
-          <w:p>
-            <w:pPr>
-              <w:spacing w:line="240"/>
-              <w:jc w:val="left"/>
-            </w:pPr>
-            <w:r>
-              <w:rPr>
-                <w:rFonts w:ascii="Times New Roman" w:cs="Times New Roman" w:eastAsia="Times New Roman" w:hAnsi="Times New Roman"/>
-                <w:sz w:val="22"/>
-                <w:szCs w:val="22"/>
-              </w:rPr>
-              <w:t xml:space="preserve">ЛР 46</w:t>
-            </w:r>
-          </w:p>
-        </w:tc>
-        <w:tc>
-          <w:tcPr>
-            <w:tcW w:type="dxa" w:w="4138"/>
-            <w:tcMar>
-              <w:top w:type="dxa" w:w="40"/>
-              <w:left w:type="dxa" w:w="80"/>
-              <w:bottom w:type="dxa" w:w="40"/>
-              <w:right w:type="dxa" w:w="80"/>
-            </w:tcMar>
-            <w:vAlign w:val="top"/>
-          </w:tcPr>
-          <w:p>
-            <w:pPr>
-              <w:spacing w:line="240"/>
-              <w:jc w:val="left"/>
-            </w:pPr>
-            <w:r>
-              <w:rPr>
-                <w:rFonts w:ascii="Times New Roman" w:cs="Times New Roman" w:eastAsia="Times New Roman" w:hAnsi="Times New Roman"/>
-                <w:sz w:val="22"/>
-                <w:szCs w:val="22"/>
-              </w:rPr>
-              <w:t xml:space="preserve">Демонстрирующий готовность к непрерывному профессиональному развитию, повышению квалификации и освоению новых компетенций, востребованных на региональном рынке труда.</w:t>
-            </w:r>
-          </w:p>
-        </w:tc>
-        <w:tc>
-          <w:tcPr>
-            <w:tcW w:type="dxa" w:w="3969"/>
-            <w:tcMar>
-              <w:top w:type="dxa" w:w="40"/>
-              <w:left w:type="dxa" w:w="80"/>
-              <w:bottom w:type="dxa" w:w="40"/>
-              <w:right w:type="dxa" w:w="80"/>
-            </w:tcMar>
-            <w:vAlign w:val="top"/>
-          </w:tcPr>
-          <w:p>
-            <w:pPr>
-              <w:spacing w:line="240"/>
-              <w:jc w:val="left"/>
-            </w:pPr>
-            <w:r>
-              <w:rPr>
-                <w:rFonts w:ascii="Times New Roman" w:cs="Times New Roman" w:eastAsia="Times New Roman" w:hAnsi="Times New Roman"/>
-                <w:sz w:val="22"/>
-                <w:szCs w:val="22"/>
-              </w:rPr>
-              <w:t xml:space="preserve">Кураторские часы, воспитательные мероприятия техникума, внеурочная деятельность, участие в мероприятиях профориентации.</w:t>
-            </w:r>
-          </w:p>
-        </w:tc>
-      </w:tr>
-      <w:tr>
-        <w:tc>
-          <w:tcPr>
-            <w:tcW w:type="dxa" w:w="1247"/>
-            <w:tcMar>
-              <w:top w:type="dxa" w:w="40"/>
-              <w:left w:type="dxa" w:w="80"/>
-              <w:bottom w:type="dxa" w:w="40"/>
-              <w:right w:type="dxa" w:w="80"/>
-            </w:tcMar>
-            <w:vAlign w:val="top"/>
-          </w:tcPr>
-          <w:p>
-            <w:pPr>
-              <w:spacing w:line="240"/>
-              <w:jc w:val="left"/>
-            </w:pPr>
-            <w:r>
-              <w:rPr>
-                <w:rFonts w:ascii="Times New Roman" w:cs="Times New Roman" w:eastAsia="Times New Roman" w:hAnsi="Times New Roman"/>
-                <w:sz w:val="22"/>
-                <w:szCs w:val="22"/>
-              </w:rPr>
-              <w:t xml:space="preserve">ЛР 47</w:t>
-            </w:r>
-          </w:p>
-        </w:tc>
-        <w:tc>
-          <w:tcPr>
-            <w:tcW w:type="dxa" w:w="4138"/>
-            <w:tcMar>
-              <w:top w:type="dxa" w:w="40"/>
-              <w:left w:type="dxa" w:w="80"/>
-              <w:bottom w:type="dxa" w:w="40"/>
-              <w:right w:type="dxa" w:w="80"/>
-            </w:tcMar>
-            <w:vAlign w:val="top"/>
-          </w:tcPr>
-          <w:p>
-            <w:pPr>
-              <w:spacing w:line="240"/>
-              <w:jc w:val="left"/>
-            </w:pPr>
-            <w:r>
-              <w:rPr>
-                <w:rFonts w:ascii="Times New Roman" w:cs="Times New Roman" w:eastAsia="Times New Roman" w:hAnsi="Times New Roman"/>
-                <w:sz w:val="22"/>
-                <w:szCs w:val="22"/>
-              </w:rPr>
-              <w:t xml:space="preserve">Готовый применять инструменты цифровой трансформации (цифровые платформы, системы автоматизации, средства искусственного интеллекта, технологии обработки больших данных) для решения профессиональных задач.</w:t>
-            </w:r>
-          </w:p>
-        </w:tc>
-        <w:tc>
-          <w:tcPr>
-            <w:tcW w:type="dxa" w:w="3969"/>
-            <w:tcMar>
-              <w:top w:type="dxa" w:w="40"/>
-              <w:left w:type="dxa" w:w="80"/>
-              <w:bottom w:type="dxa" w:w="40"/>
-              <w:right w:type="dxa" w:w="80"/>
-            </w:tcMar>
-            <w:vAlign w:val="top"/>
-          </w:tcPr>
-          <w:p>
-            <w:pPr>
-              <w:spacing w:line="240"/>
-              <w:jc w:val="left"/>
-            </w:pPr>
-            <w:r>
-              <w:rPr>
-                <w:rFonts w:ascii="Times New Roman" w:cs="Times New Roman" w:eastAsia="Times New Roman" w:hAnsi="Times New Roman"/>
-                <w:sz w:val="22"/>
-                <w:szCs w:val="22"/>
-              </w:rPr>
-              <w:t xml:space="preserve">ОК 01: Практические занятия по составлению, тестированию и отладке программ (темы 1.3–1.9): выбор алгоритма и способа решения задачи, проверка результата на тестовых данных, разбор типовых ошибок.</w:t>
-            </w:r>
-          </w:p>
-        </w:tc>
-      </w:tr>
-      <w:tr>
-        <w:tc>
-          <w:tcPr>
-            <w:tcW w:type="dxa" w:w="1247"/>
-            <w:tcMar>
-              <w:top w:type="dxa" w:w="40"/>
-              <w:left w:type="dxa" w:w="80"/>
-              <w:bottom w:type="dxa" w:w="40"/>
-              <w:right w:type="dxa" w:w="80"/>
-            </w:tcMar>
-            <w:vAlign w:val="top"/>
-          </w:tcPr>
-          <w:p>
-            <w:pPr>
-              <w:spacing w:line="240"/>
-              <w:jc w:val="left"/>
-            </w:pPr>
-            <w:r>
-              <w:rPr>
-                <w:rFonts w:ascii="Times New Roman" w:cs="Times New Roman" w:eastAsia="Times New Roman" w:hAnsi="Times New Roman"/>
-                <w:sz w:val="22"/>
-                <w:szCs w:val="22"/>
-              </w:rPr>
-              <w:t xml:space="preserve">ЛР 48</w:t>
-            </w:r>
-          </w:p>
-        </w:tc>
-        <w:tc>
-          <w:tcPr>
-            <w:tcW w:type="dxa" w:w="4138"/>
-            <w:tcMar>
-              <w:top w:type="dxa" w:w="40"/>
-              <w:left w:type="dxa" w:w="80"/>
-              <w:bottom w:type="dxa" w:w="40"/>
-              <w:right w:type="dxa" w:w="80"/>
-            </w:tcMar>
-            <w:vAlign w:val="top"/>
-          </w:tcPr>
-          <w:p>
-            <w:pPr>
-              <w:spacing w:line="240"/>
-              <w:jc w:val="left"/>
-            </w:pPr>
-            <w:r>
-              <w:rPr>
-                <w:rFonts w:ascii="Times New Roman" w:cs="Times New Roman" w:eastAsia="Times New Roman" w:hAnsi="Times New Roman"/>
-                <w:sz w:val="22"/>
-                <w:szCs w:val="22"/>
-              </w:rPr>
-              <w:t xml:space="preserve">Понимающий хрупкость природных экосистем Сахалинской области и осознающий личную ответственность за рациональное природопользование и сохранение уникальной природы островного региона.</w:t>
-            </w:r>
-          </w:p>
-        </w:tc>
-        <w:tc>
-          <w:tcPr>
-            <w:tcW w:type="dxa" w:w="3969"/>
-            <w:tcMar>
-              <w:top w:type="dxa" w:w="40"/>
-              <w:left w:type="dxa" w:w="80"/>
-              <w:bottom w:type="dxa" w:w="40"/>
-              <w:right w:type="dxa" w:w="80"/>
-            </w:tcMar>
-            <w:vAlign w:val="top"/>
-          </w:tcPr>
-          <w:p>
-            <w:pPr>
-              <w:spacing w:line="240"/>
-              <w:jc w:val="left"/>
-            </w:pPr>
-            <w:r>
-              <w:rPr>
-                <w:rFonts w:ascii="Times New Roman" w:cs="Times New Roman" w:eastAsia="Times New Roman" w:hAnsi="Times New Roman"/>
-                <w:sz w:val="22"/>
-                <w:szCs w:val="22"/>
-              </w:rPr>
-              <w:t xml:space="preserve">Кураторские часы, воспитательные мероприятия техникума, внеурочная деятельность, участие в мероприятиях профориентации.</w:t>
-            </w:r>
-          </w:p>
-        </w:tc>
-      </w:tr>
-      <w:tr>
-        <w:tc>
-          <w:tcPr>
-            <w:tcW w:type="dxa" w:w="1247"/>
-            <w:tcMar>
-              <w:top w:type="dxa" w:w="40"/>
-              <w:left w:type="dxa" w:w="80"/>
-              <w:bottom w:type="dxa" w:w="40"/>
-              <w:right w:type="dxa" w:w="80"/>
-            </w:tcMar>
-            <w:vAlign w:val="top"/>
-          </w:tcPr>
-          <w:p>
-            <w:pPr>
-              <w:spacing w:line="240"/>
-              <w:jc w:val="left"/>
-            </w:pPr>
-            <w:r>
-              <w:rPr>
-                <w:rFonts w:ascii="Times New Roman" w:cs="Times New Roman" w:eastAsia="Times New Roman" w:hAnsi="Times New Roman"/>
-                <w:sz w:val="22"/>
-                <w:szCs w:val="22"/>
-              </w:rPr>
-              <w:t xml:space="preserve">ЛР 49</w:t>
-            </w:r>
-          </w:p>
-        </w:tc>
-        <w:tc>
-          <w:tcPr>
-            <w:tcW w:type="dxa" w:w="4138"/>
-            <w:tcMar>
-              <w:top w:type="dxa" w:w="40"/>
-              <w:left w:type="dxa" w:w="80"/>
-              <w:bottom w:type="dxa" w:w="40"/>
-              <w:right w:type="dxa" w:w="80"/>
-            </w:tcMar>
-            <w:vAlign w:val="top"/>
-          </w:tcPr>
-          <w:p>
-            <w:pPr>
-              <w:spacing w:line="240"/>
-              <w:jc w:val="left"/>
-            </w:pPr>
-            <w:r>
-              <w:rPr>
-                <w:rFonts w:ascii="Times New Roman" w:cs="Times New Roman" w:eastAsia="Times New Roman" w:hAnsi="Times New Roman"/>
-                <w:sz w:val="22"/>
-                <w:szCs w:val="22"/>
-              </w:rPr>
-              <w:t xml:space="preserve">Применяющий принципы бережливого производства и ресурсосбережения в профессиональной деятельности с учётом экологических требований и технологических возможностей.</w:t>
-            </w:r>
-          </w:p>
-        </w:tc>
-        <w:tc>
-          <w:tcPr>
-            <w:tcW w:type="dxa" w:w="3969"/>
-            <w:tcMar>
-              <w:top w:type="dxa" w:w="40"/>
-              <w:left w:type="dxa" w:w="80"/>
-              <w:bottom w:type="dxa" w:w="40"/>
-              <w:right w:type="dxa" w:w="80"/>
-            </w:tcMar>
-            <w:vAlign w:val="top"/>
-          </w:tcPr>
-          <w:p>
-            <w:pPr>
-              <w:spacing w:line="240"/>
-              <w:jc w:val="left"/>
-            </w:pPr>
-            <w:r>
-              <w:rPr>
-                <w:rFonts w:ascii="Times New Roman" w:cs="Times New Roman" w:eastAsia="Times New Roman" w:hAnsi="Times New Roman"/>
-                <w:sz w:val="22"/>
-                <w:szCs w:val="22"/>
-              </w:rPr>
-              <w:t xml:space="preserve">Кураторские часы, воспитательные мероприятия техникума, внеурочная деятельность, участие в мероприятиях профориентации.</w:t>
-            </w:r>
-          </w:p>
-        </w:tc>
-      </w:tr>
-      <w:tr>
-        <w:tc>
-          <w:tcPr>
-            <w:tcW w:type="dxa" w:w="1247"/>
-            <w:tcMar>
-              <w:top w:type="dxa" w:w="40"/>
-              <w:left w:type="dxa" w:w="80"/>
-              <w:bottom w:type="dxa" w:w="40"/>
-              <w:right w:type="dxa" w:w="80"/>
-            </w:tcMar>
-            <w:vAlign w:val="top"/>
-          </w:tcPr>
-          <w:p>
-            <w:pPr>
-              <w:spacing w:line="240"/>
-              <w:jc w:val="left"/>
-            </w:pPr>
-            <w:r>
-              <w:rPr>
-                <w:rFonts w:ascii="Times New Roman" w:cs="Times New Roman" w:eastAsia="Times New Roman" w:hAnsi="Times New Roman"/>
-                <w:sz w:val="22"/>
-                <w:szCs w:val="22"/>
-              </w:rPr>
-              <w:t xml:space="preserve">ЛР 50</w:t>
-            </w:r>
-          </w:p>
-        </w:tc>
-        <w:tc>
-          <w:tcPr>
-            <w:tcW w:type="dxa" w:w="4138"/>
-            <w:tcMar>
-              <w:top w:type="dxa" w:w="40"/>
-              <w:left w:type="dxa" w:w="80"/>
-              <w:bottom w:type="dxa" w:w="40"/>
-              <w:right w:type="dxa" w:w="80"/>
-            </w:tcMar>
-            <w:vAlign w:val="top"/>
-          </w:tcPr>
-          <w:p>
-            <w:pPr>
-              <w:spacing w:line="240"/>
-              <w:jc w:val="left"/>
-            </w:pPr>
-            <w:r>
-              <w:rPr>
-                <w:rFonts w:ascii="Times New Roman" w:cs="Times New Roman" w:eastAsia="Times New Roman" w:hAnsi="Times New Roman"/>
-                <w:sz w:val="22"/>
-                <w:szCs w:val="22"/>
-              </w:rPr>
-              <w:t xml:space="preserve">Демонстрирующий устойчивость к стрессовым ситуациям, характерным для профессиональной деятельности в условиях цифровой трансформации и высоких информационных нагрузок.</w:t>
-            </w:r>
-          </w:p>
-        </w:tc>
-        <w:tc>
-          <w:tcPr>
-            <w:tcW w:type="dxa" w:w="3969"/>
-            <w:tcMar>
-              <w:top w:type="dxa" w:w="40"/>
-              <w:left w:type="dxa" w:w="80"/>
-              <w:bottom w:type="dxa" w:w="40"/>
-              <w:right w:type="dxa" w:w="80"/>
-            </w:tcMar>
-            <w:vAlign w:val="top"/>
-          </w:tcPr>
-          <w:p>
-            <w:pPr>
-              <w:spacing w:line="240"/>
-              <w:jc w:val="left"/>
-            </w:pPr>
-            <w:r>
-              <w:rPr>
-                <w:rFonts w:ascii="Times New Roman" w:cs="Times New Roman" w:eastAsia="Times New Roman" w:hAnsi="Times New Roman"/>
-                <w:sz w:val="22"/>
-                <w:szCs w:val="22"/>
-              </w:rPr>
-              <w:t xml:space="preserve">Кураторские часы, воспитательные мероприятия техникума, внеурочная деятельность, участие в мероприятиях профориентации.</w:t>
-            </w:r>
-          </w:p>
-        </w:tc>
-      </w:tr>
-      <w:tr>
-        <w:tc>
-          <w:tcPr>
-            <w:tcW w:type="dxa" w:w="1247"/>
-            <w:tcMar>
-              <w:top w:type="dxa" w:w="40"/>
-              <w:left w:type="dxa" w:w="80"/>
-              <w:bottom w:type="dxa" w:w="40"/>
-              <w:right w:type="dxa" w:w="80"/>
-            </w:tcMar>
-            <w:vAlign w:val="top"/>
-          </w:tcPr>
-          <w:p>
-            <w:pPr>
-              <w:spacing w:line="240"/>
-              <w:jc w:val="left"/>
-            </w:pPr>
-            <w:r>
-              <w:rPr>
-                <w:rFonts w:ascii="Times New Roman" w:cs="Times New Roman" w:eastAsia="Times New Roman" w:hAnsi="Times New Roman"/>
-                <w:sz w:val="22"/>
-                <w:szCs w:val="22"/>
-              </w:rPr>
-              <w:t xml:space="preserve">ЛР 51</w:t>
-            </w:r>
-          </w:p>
-        </w:tc>
-        <w:tc>
-          <w:tcPr>
-            <w:tcW w:type="dxa" w:w="4138"/>
-            <w:tcMar>
-              <w:top w:type="dxa" w:w="40"/>
-              <w:left w:type="dxa" w:w="80"/>
-              <w:bottom w:type="dxa" w:w="40"/>
-              <w:right w:type="dxa" w:w="80"/>
-            </w:tcMar>
-            <w:vAlign w:val="top"/>
-          </w:tcPr>
-          <w:p>
-            <w:pPr>
-              <w:spacing w:line="240"/>
-              <w:jc w:val="left"/>
-            </w:pPr>
-            <w:r>
-              <w:rPr>
-                <w:rFonts w:ascii="Times New Roman" w:cs="Times New Roman" w:eastAsia="Times New Roman" w:hAnsi="Times New Roman"/>
-                <w:sz w:val="22"/>
-                <w:szCs w:val="22"/>
-              </w:rPr>
-              <w:t xml:space="preserve">Ориентированный на ведение здорового образа жизни как основы для сохранения профессионального долголетия и активной трудовой деятельности на благо семьи и региона.</w:t>
-            </w:r>
-          </w:p>
-        </w:tc>
-        <w:tc>
-          <w:tcPr>
-            <w:tcW w:type="dxa" w:w="3969"/>
-            <w:tcMar>
-              <w:top w:type="dxa" w:w="40"/>
-              <w:left w:type="dxa" w:w="80"/>
-              <w:bottom w:type="dxa" w:w="40"/>
-              <w:right w:type="dxa" w:w="80"/>
-            </w:tcMar>
-            <w:vAlign w:val="top"/>
-          </w:tcPr>
-          <w:p>
-            <w:pPr>
-              <w:spacing w:line="240"/>
-              <w:jc w:val="left"/>
-            </w:pPr>
-            <w:r>
-              <w:rPr>
-                <w:rFonts w:ascii="Times New Roman" w:cs="Times New Roman" w:eastAsia="Times New Roman" w:hAnsi="Times New Roman"/>
-                <w:sz w:val="22"/>
-                <w:szCs w:val="22"/>
-              </w:rPr>
-              <w:t xml:space="preserve">Кураторские часы, воспитательные мероприятия техникума, внеурочная деятельность, участие в мероприятиях профориентации.</w:t>
-            </w:r>
-          </w:p>
-        </w:tc>
-      </w:tr>
-      <w:tr>
-        <w:tc>
-          <w:tcPr>
-            <w:tcW w:type="dxa" w:w="1247"/>
-            <w:tcMar>
-              <w:top w:type="dxa" w:w="40"/>
-              <w:left w:type="dxa" w:w="80"/>
-              <w:bottom w:type="dxa" w:w="40"/>
-              <w:right w:type="dxa" w:w="80"/>
-            </w:tcMar>
-            <w:vAlign w:val="top"/>
-          </w:tcPr>
-          <w:p>
-            <w:pPr>
-              <w:spacing w:line="240"/>
-              <w:jc w:val="left"/>
-            </w:pPr>
-            <w:r>
-              <w:rPr>
-                <w:rFonts w:ascii="Times New Roman" w:cs="Times New Roman" w:eastAsia="Times New Roman" w:hAnsi="Times New Roman"/>
-                <w:sz w:val="22"/>
-                <w:szCs w:val="22"/>
-              </w:rPr>
-              <w:t xml:space="preserve">ЛР 52</w:t>
-            </w:r>
-          </w:p>
-        </w:tc>
-        <w:tc>
-          <w:tcPr>
-            <w:tcW w:type="dxa" w:w="4138"/>
-            <w:tcMar>
-              <w:top w:type="dxa" w:w="40"/>
-              <w:left w:type="dxa" w:w="80"/>
-              <w:bottom w:type="dxa" w:w="40"/>
-              <w:right w:type="dxa" w:w="80"/>
-            </w:tcMar>
-            <w:vAlign w:val="top"/>
-          </w:tcPr>
-          <w:p>
-            <w:pPr>
-              <w:spacing w:line="240"/>
-              <w:jc w:val="left"/>
-            </w:pPr>
-            <w:r>
-              <w:rPr>
-                <w:rFonts w:ascii="Times New Roman" w:cs="Times New Roman" w:eastAsia="Times New Roman" w:hAnsi="Times New Roman"/>
-                <w:sz w:val="22"/>
-                <w:szCs w:val="22"/>
-              </w:rPr>
-              <w:t xml:space="preserve">Проявляющий интерес к культурному наследию Сахалинской области, её природным и рукотворным достопримечательностям, демонстрирующий бережное отношение к эстетическому облику своего города и региона.</w:t>
-            </w:r>
-          </w:p>
-        </w:tc>
-        <w:tc>
-          <w:tcPr>
-            <w:tcW w:type="dxa" w:w="3969"/>
-            <w:tcMar>
-              <w:top w:type="dxa" w:w="40"/>
-              <w:left w:type="dxa" w:w="80"/>
-              <w:bottom w:type="dxa" w:w="40"/>
-              <w:right w:type="dxa" w:w="80"/>
-            </w:tcMar>
-            <w:vAlign w:val="top"/>
-          </w:tcPr>
-          <w:p>
-            <w:pPr>
-              <w:spacing w:line="240"/>
-              <w:jc w:val="left"/>
-            </w:pPr>
-            <w:r>
-              <w:rPr>
-                <w:rFonts w:ascii="Times New Roman" w:cs="Times New Roman" w:eastAsia="Times New Roman" w:hAnsi="Times New Roman"/>
-                <w:sz w:val="22"/>
-                <w:szCs w:val="22"/>
-              </w:rPr>
-              <w:t xml:space="preserve">Кураторские часы, воспитательные мероприятия техникума, внеурочная деятельность, участие в мероприятиях профориентации.</w:t>
             </w:r>
           </w:p>
         </w:tc>

--- a/examples/UD_OP04_OA-2501/РП_ОП.04_ОА-2501_с_ФОС.docx
+++ b/examples/UD_OP04_OA-2501/РП_ОП.04_ОА-2501_с_ФОС.docx
@@ -463,9 +463,9 @@
         </w:tblBorders>
       </w:tblPr>
       <w:tblGrid>
-        <w:gridCol w:w="1928"/>
-        <w:gridCol w:w="3713"/>
-        <w:gridCol w:w="3713"/>
+        <w:gridCol w:w="3175"/>
+        <w:gridCol w:w="3089"/>
+        <w:gridCol w:w="3090"/>
       </w:tblGrid>
       <w:tr>
         <w:trPr>
@@ -473,7 +473,7 @@
         </w:trPr>
         <w:tc>
           <w:tcPr>
-            <w:tcW w:type="dxa" w:w="1928"/>
+            <w:tcW w:type="dxa" w:w="3175"/>
             <w:shd w:fill="EDEDED" w:color="auto" w:val="clear"/>
             <w:tcMar>
               <w:top w:type="dxa" w:w="40"/>
@@ -502,7 +502,7 @@
         </w:tc>
         <w:tc>
           <w:tcPr>
-            <w:tcW w:type="dxa" w:w="3713"/>
+            <w:tcW w:type="dxa" w:w="3089"/>
             <w:shd w:fill="EDEDED" w:color="auto" w:val="clear"/>
             <w:tcMar>
               <w:top w:type="dxa" w:w="40"/>
@@ -531,7 +531,7 @@
         </w:tc>
         <w:tc>
           <w:tcPr>
-            <w:tcW w:type="dxa" w:w="3713"/>
+            <w:tcW w:type="dxa" w:w="3090"/>
             <w:shd w:fill="EDEDED" w:color="auto" w:val="clear"/>
             <w:tcMar>
               <w:top w:type="dxa" w:w="40"/>
@@ -562,7 +562,7 @@
       <w:tr>
         <w:tc>
           <w:tcPr>
-            <w:tcW w:type="dxa" w:w="1928"/>
+            <w:tcW w:type="dxa" w:w="3175"/>
             <w:tcMar>
               <w:top w:type="dxa" w:w="40"/>
               <w:left w:type="dxa" w:w="80"/>
@@ -686,7 +686,7 @@
         </w:tc>
         <w:tc>
           <w:tcPr>
-            <w:tcW w:type="dxa" w:w="3713"/>
+            <w:tcW w:type="dxa" w:w="3089"/>
             <w:tcMar>
               <w:top w:type="dxa" w:w="40"/>
               <w:left w:type="dxa" w:w="80"/>
@@ -796,7 +796,7 @@
         </w:tc>
         <w:tc>
           <w:tcPr>
-            <w:tcW w:type="dxa" w:w="3713"/>
+            <w:tcW w:type="dxa" w:w="3090"/>
             <w:tcMar>
               <w:top w:type="dxa" w:w="40"/>
               <w:left w:type="dxa" w:w="80"/>
@@ -4468,7 +4468,7 @@
                 <w:sz w:val="22"/>
                 <w:szCs w:val="22"/>
               </w:rPr>
-              <w:t xml:space="preserve">8</w:t>
+              <w:t xml:space="preserve">16</w:t>
             </w:r>
           </w:p>
         </w:tc>
@@ -4623,7 +4623,7 @@
                 <w:sz w:val="22"/>
                 <w:szCs w:val="22"/>
               </w:rPr>
-              <w:t xml:space="preserve">2. Алгоритмы цикла; Основы алгоритмизации</w:t>
+              <w:t xml:space="preserve">2. Практическая работа № 1. Операторы выбора: Стандартизация графического представления алгоритмов. Блок-схемы</w:t>
             </w:r>
           </w:p>
         </w:tc>
@@ -4689,7 +4689,7 @@
                 <w:sz w:val="22"/>
                 <w:szCs w:val="22"/>
               </w:rPr>
-              <w:t xml:space="preserve">3. Назначение и состав системы программирования. Языки программирования и их классификация</w:t>
+              <w:t xml:space="preserve">3. Алгоритмы цикла; Основы алгоритмизации</w:t>
             </w:r>
           </w:p>
         </w:tc>
@@ -4755,7 +4755,7 @@
                 <w:sz w:val="22"/>
                 <w:szCs w:val="22"/>
               </w:rPr>
-              <w:t xml:space="preserve">4. Алгоритмы. Языки программирования</w:t>
+              <w:t xml:space="preserve">4. Этапы решения задач на компьютере. Особенности тестирования и отладки программ.</w:t>
             </w:r>
           </w:p>
         </w:tc>
@@ -4818,6 +4818,270 @@
             <w:r>
               <w:rPr>
                 <w:rFonts w:ascii="Times New Roman" w:cs="Times New Roman" w:eastAsia="Times New Roman" w:hAnsi="Times New Roman"/>
+                <w:sz w:val="22"/>
+                <w:szCs w:val="22"/>
+              </w:rPr>
+              <w:t xml:space="preserve">5. Назначение и состав системы программирования. Языки программирования и их классификация</w:t>
+            </w:r>
+          </w:p>
+        </w:tc>
+        <w:tc>
+          <w:tcPr>
+            <w:tcW w:type="dxa" w:w="1134"/>
+            <w:tcMar>
+              <w:top w:type="dxa" w:w="40"/>
+              <w:left w:type="dxa" w:w="80"/>
+              <w:bottom w:type="dxa" w:w="40"/>
+              <w:right w:type="dxa" w:w="80"/>
+            </w:tcMar>
+            <w:vAlign w:val="top"/>
+          </w:tcPr>
+          <w:p>
+            <w:pPr>
+              <w:spacing w:line="240"/>
+              <w:jc w:val="center"/>
+            </w:pPr>
+            <w:r>
+              <w:rPr>
+                <w:rFonts w:ascii="Times New Roman" w:cs="Times New Roman" w:eastAsia="Times New Roman" w:hAnsi="Times New Roman"/>
+                <w:sz w:val="22"/>
+                <w:szCs w:val="22"/>
+              </w:rPr>
+              <w:t xml:space="preserve">2</w:t>
+            </w:r>
+          </w:p>
+        </w:tc>
+        <w:tc>
+          <w:tcPr>
+            <w:vMerge w:val="continue"/>
+          </w:tcPr>
+          <w:p/>
+        </w:tc>
+      </w:tr>
+      <w:tr>
+        <w:tc>
+          <w:tcPr>
+            <w:vMerge w:val="continue"/>
+          </w:tcPr>
+          <w:p/>
+        </w:tc>
+        <w:tc>
+          <w:tcPr>
+            <w:tcW w:type="dxa" w:w="7936"/>
+            <w:tcMar>
+              <w:top w:type="dxa" w:w="40"/>
+              <w:left w:type="dxa" w:w="80"/>
+              <w:bottom w:type="dxa" w:w="40"/>
+              <w:right w:type="dxa" w:w="80"/>
+            </w:tcMar>
+            <w:vAlign w:val="top"/>
+          </w:tcPr>
+          <w:p>
+            <w:pPr>
+              <w:spacing w:line="240"/>
+              <w:jc w:val="left"/>
+            </w:pPr>
+            <w:r>
+              <w:rPr>
+                <w:rFonts w:ascii="Times New Roman" w:cs="Times New Roman" w:eastAsia="Times New Roman" w:hAnsi="Times New Roman"/>
+                <w:sz w:val="22"/>
+                <w:szCs w:val="22"/>
+              </w:rPr>
+              <w:t xml:space="preserve">6. Алгоритмы. Языки программирования</w:t>
+            </w:r>
+          </w:p>
+        </w:tc>
+        <w:tc>
+          <w:tcPr>
+            <w:tcW w:type="dxa" w:w="1134"/>
+            <w:tcMar>
+              <w:top w:type="dxa" w:w="40"/>
+              <w:left w:type="dxa" w:w="80"/>
+              <w:bottom w:type="dxa" w:w="40"/>
+              <w:right w:type="dxa" w:w="80"/>
+            </w:tcMar>
+            <w:vAlign w:val="top"/>
+          </w:tcPr>
+          <w:p>
+            <w:pPr>
+              <w:spacing w:line="240"/>
+              <w:jc w:val="center"/>
+            </w:pPr>
+            <w:r>
+              <w:rPr>
+                <w:rFonts w:ascii="Times New Roman" w:cs="Times New Roman" w:eastAsia="Times New Roman" w:hAnsi="Times New Roman"/>
+                <w:sz w:val="22"/>
+                <w:szCs w:val="22"/>
+              </w:rPr>
+              <w:t xml:space="preserve">2</w:t>
+            </w:r>
+          </w:p>
+        </w:tc>
+        <w:tc>
+          <w:tcPr>
+            <w:vMerge w:val="continue"/>
+          </w:tcPr>
+          <w:p/>
+        </w:tc>
+      </w:tr>
+      <w:tr>
+        <w:tc>
+          <w:tcPr>
+            <w:vMerge w:val="continue"/>
+          </w:tcPr>
+          <w:p/>
+        </w:tc>
+        <w:tc>
+          <w:tcPr>
+            <w:tcW w:type="dxa" w:w="7936"/>
+            <w:tcMar>
+              <w:top w:type="dxa" w:w="40"/>
+              <w:left w:type="dxa" w:w="80"/>
+              <w:bottom w:type="dxa" w:w="40"/>
+              <w:right w:type="dxa" w:w="80"/>
+            </w:tcMar>
+            <w:vAlign w:val="top"/>
+          </w:tcPr>
+          <w:p>
+            <w:pPr>
+              <w:spacing w:line="240"/>
+              <w:jc w:val="left"/>
+            </w:pPr>
+            <w:r>
+              <w:rPr>
+                <w:rFonts w:ascii="Times New Roman" w:cs="Times New Roman" w:eastAsia="Times New Roman" w:hAnsi="Times New Roman"/>
+                <w:sz w:val="22"/>
+                <w:szCs w:val="22"/>
+              </w:rPr>
+              <w:t xml:space="preserve">7. Практическая работа № 2. Операторы выбора: Основная структура программы на языке Python. Назначение блоков</w:t>
+            </w:r>
+          </w:p>
+        </w:tc>
+        <w:tc>
+          <w:tcPr>
+            <w:tcW w:type="dxa" w:w="1134"/>
+            <w:tcMar>
+              <w:top w:type="dxa" w:w="40"/>
+              <w:left w:type="dxa" w:w="80"/>
+              <w:bottom w:type="dxa" w:w="40"/>
+              <w:right w:type="dxa" w:w="80"/>
+            </w:tcMar>
+            <w:vAlign w:val="top"/>
+          </w:tcPr>
+          <w:p>
+            <w:pPr>
+              <w:spacing w:line="240"/>
+              <w:jc w:val="center"/>
+            </w:pPr>
+            <w:r>
+              <w:rPr>
+                <w:rFonts w:ascii="Times New Roman" w:cs="Times New Roman" w:eastAsia="Times New Roman" w:hAnsi="Times New Roman"/>
+                <w:sz w:val="22"/>
+                <w:szCs w:val="22"/>
+              </w:rPr>
+              <w:t xml:space="preserve">2</w:t>
+            </w:r>
+          </w:p>
+        </w:tc>
+        <w:tc>
+          <w:tcPr>
+            <w:vMerge w:val="continue"/>
+          </w:tcPr>
+          <w:p/>
+        </w:tc>
+      </w:tr>
+      <w:tr>
+        <w:tc>
+          <w:tcPr>
+            <w:vMerge w:val="continue"/>
+          </w:tcPr>
+          <w:p/>
+        </w:tc>
+        <w:tc>
+          <w:tcPr>
+            <w:tcW w:type="dxa" w:w="7936"/>
+            <w:tcMar>
+              <w:top w:type="dxa" w:w="40"/>
+              <w:left w:type="dxa" w:w="80"/>
+              <w:bottom w:type="dxa" w:w="40"/>
+              <w:right w:type="dxa" w:w="80"/>
+            </w:tcMar>
+            <w:vAlign w:val="top"/>
+          </w:tcPr>
+          <w:p>
+            <w:pPr>
+              <w:spacing w:line="240"/>
+              <w:jc w:val="left"/>
+            </w:pPr>
+            <w:r>
+              <w:rPr>
+                <w:rFonts w:ascii="Times New Roman" w:cs="Times New Roman" w:eastAsia="Times New Roman" w:hAnsi="Times New Roman"/>
+                <w:sz w:val="22"/>
+                <w:szCs w:val="22"/>
+              </w:rPr>
+              <w:t xml:space="preserve">8. Практическая работа № 3. Операторы выбора: Составление линейных задач, их тестирование и отладка в программной среде</w:t>
+            </w:r>
+          </w:p>
+        </w:tc>
+        <w:tc>
+          <w:tcPr>
+            <w:tcW w:type="dxa" w:w="1134"/>
+            <w:tcMar>
+              <w:top w:type="dxa" w:w="40"/>
+              <w:left w:type="dxa" w:w="80"/>
+              <w:bottom w:type="dxa" w:w="40"/>
+              <w:right w:type="dxa" w:w="80"/>
+            </w:tcMar>
+            <w:vAlign w:val="top"/>
+          </w:tcPr>
+          <w:p>
+            <w:pPr>
+              <w:spacing w:line="240"/>
+              <w:jc w:val="center"/>
+            </w:pPr>
+            <w:r>
+              <w:rPr>
+                <w:rFonts w:ascii="Times New Roman" w:cs="Times New Roman" w:eastAsia="Times New Roman" w:hAnsi="Times New Roman"/>
+                <w:sz w:val="22"/>
+                <w:szCs w:val="22"/>
+              </w:rPr>
+              <w:t xml:space="preserve">2</w:t>
+            </w:r>
+          </w:p>
+        </w:tc>
+        <w:tc>
+          <w:tcPr>
+            <w:vMerge w:val="continue"/>
+          </w:tcPr>
+          <w:p/>
+        </w:tc>
+      </w:tr>
+      <w:tr>
+        <w:tc>
+          <w:tcPr>
+            <w:vMerge w:val="continue"/>
+          </w:tcPr>
+          <w:p/>
+        </w:tc>
+        <w:tc>
+          <w:tcPr>
+            <w:tcW w:type="dxa" w:w="7936"/>
+            <w:tcMar>
+              <w:top w:type="dxa" w:w="40"/>
+              <w:left w:type="dxa" w:w="80"/>
+              <w:bottom w:type="dxa" w:w="40"/>
+              <w:right w:type="dxa" w:w="80"/>
+            </w:tcMar>
+            <w:vAlign w:val="top"/>
+          </w:tcPr>
+          <w:p>
+            <w:pPr>
+              <w:spacing w:line="240"/>
+              <w:jc w:val="left"/>
+            </w:pPr>
+            <w:r>
+              <w:rPr>
+                <w:rFonts w:ascii="Times New Roman" w:cs="Times New Roman" w:eastAsia="Times New Roman" w:hAnsi="Times New Roman"/>
                 <w:b/>
                 <w:bCs/>
                 <w:sz w:val="22"/>
@@ -5174,7 +5438,7 @@
                 <w:sz w:val="22"/>
                 <w:szCs w:val="22"/>
               </w:rPr>
-              <w:t xml:space="preserve">42</w:t>
+              <w:t xml:space="preserve">40</w:t>
             </w:r>
           </w:p>
         </w:tc>
@@ -5263,7 +5527,7 @@
                 <w:sz w:val="22"/>
                 <w:szCs w:val="22"/>
               </w:rPr>
-              <w:t xml:space="preserve">5. Простые типы данных. Операции. Основные операторы Python</w:t>
+              <w:t xml:space="preserve">9. Простые типы данных. Операции. Основные операторы Python</w:t>
             </w:r>
           </w:p>
         </w:tc>
@@ -5329,7 +5593,7 @@
                 <w:sz w:val="22"/>
                 <w:szCs w:val="22"/>
               </w:rPr>
-              <w:t xml:space="preserve">6. Реализация разветвляющихся алгоритмов в языке Python. Полный и неполный условный оператор.</w:t>
+              <w:t xml:space="preserve">10. Реализация разветвляющихся алгоритмов в языке Python. Полный и неполный условный оператор.</w:t>
             </w:r>
           </w:p>
         </w:tc>
@@ -5395,7 +5659,7 @@
                 <w:sz w:val="22"/>
                 <w:szCs w:val="22"/>
               </w:rPr>
-              <w:t xml:space="preserve">7. Практическая работа № 1. Операторы выбора: Составление задач с ветвлением, их тестирование и отладка в программной среде Visual Studio</w:t>
+              <w:t xml:space="preserve">11. Практическая работа № 4. Операторы выбора: Составление задач с ветвлением, их тестирование и отладка в программной среде Visual Studio</w:t>
             </w:r>
           </w:p>
         </w:tc>
@@ -5461,7 +5725,7 @@
                 <w:sz w:val="22"/>
                 <w:szCs w:val="22"/>
               </w:rPr>
-              <w:t xml:space="preserve">8. Практическая работа № 2. Операторы выбора: Использование полного и неполного условного оператора при составлении программ, вложенность условий</w:t>
+              <w:t xml:space="preserve">12. Практическая работа № 5. Операторы выбора: Использование полного и неполного условного оператора при составлении программ, вложенность условий</w:t>
             </w:r>
           </w:p>
         </w:tc>
@@ -5527,7 +5791,7 @@
                 <w:sz w:val="22"/>
                 <w:szCs w:val="22"/>
               </w:rPr>
-              <w:t xml:space="preserve">9. Реализация циклических алгоритмов в языке Python. Вложенные циклы.</w:t>
+              <w:t xml:space="preserve">13. Реализация циклических алгоритмов в языке Python. Вложенные циклы.</w:t>
             </w:r>
           </w:p>
         </w:tc>
@@ -5593,7 +5857,7 @@
                 <w:sz w:val="22"/>
                 <w:szCs w:val="22"/>
               </w:rPr>
-              <w:t xml:space="preserve">10. Практическая работа № 3. Циклы: Составление программ с использованием циклов в языке Python</w:t>
+              <w:t xml:space="preserve">14. Практическая работа № 6. Циклы: Составление программ с использованием циклов в языке Python</w:t>
             </w:r>
           </w:p>
         </w:tc>
@@ -5659,7 +5923,7 @@
                 <w:sz w:val="22"/>
                 <w:szCs w:val="22"/>
               </w:rPr>
-              <w:t xml:space="preserve">11. Практическая работа № 4. Циклы: Виды циклов. Вложенные циклы</w:t>
+              <w:t xml:space="preserve">15. Практическая работа № 7. Циклы: Виды циклов. Вложенные циклы</w:t>
             </w:r>
           </w:p>
         </w:tc>
@@ -5725,7 +5989,7 @@
                 <w:sz w:val="22"/>
                 <w:szCs w:val="22"/>
               </w:rPr>
-              <w:t xml:space="preserve">12. Структуры данных. Массивы. Работа с массивами. Одномерные массивы. Обработка массивов. Сортировка массивов</w:t>
+              <w:t xml:space="preserve">16. Структуры данных. Массивы. Работа с массивами. Одномерные массивы. Обработка массивов. Сортировка массивов. Двумерные массивы. Решение систем уравнений</w:t>
             </w:r>
           </w:p>
         </w:tc>
@@ -5791,7 +6055,7 @@
                 <w:sz w:val="22"/>
                 <w:szCs w:val="22"/>
               </w:rPr>
-              <w:t xml:space="preserve">13. Двумерные массивы. Решение систем уравнений</w:t>
+              <w:t xml:space="preserve">17. Практическая работа № 8. Работа с массивами: Массивы. Работа с массивами. Одномерные и двумерные массивы</w:t>
             </w:r>
           </w:p>
         </w:tc>
@@ -5857,7 +6121,7 @@
                 <w:sz w:val="22"/>
                 <w:szCs w:val="22"/>
               </w:rPr>
-              <w:t xml:space="preserve">14. Практическая работа № 5. Работа с массивами: Массивы. Работа с массивами. Одномерные и двумерные массивы</w:t>
+              <w:t xml:space="preserve">18. Практическая работа № 9. Работа с массивами: Сортировка одномерных массивов</w:t>
             </w:r>
           </w:p>
         </w:tc>
@@ -5923,7 +6187,7 @@
                 <w:sz w:val="22"/>
                 <w:szCs w:val="22"/>
               </w:rPr>
-              <w:t xml:space="preserve">15. Практическая работа № 6. Работа с массивами: Сортировка одномерных массивов</w:t>
+              <w:t xml:space="preserve">19. Практическая работа № 10. Работа с массивами: Использование массивов. Одномерные и двумерные массивы в программах на языке Python</w:t>
             </w:r>
           </w:p>
         </w:tc>
@@ -5989,7 +6253,7 @@
                 <w:sz w:val="22"/>
                 <w:szCs w:val="22"/>
               </w:rPr>
-              <w:t xml:space="preserve">16. Практическая работа № 7. Работа с массивами: Использование массивов. Одномерные и двумерные массивы в программах на языке Python</w:t>
+              <w:t xml:space="preserve">20. Организация динамических структур данных. Списки. Кортежи.</w:t>
             </w:r>
           </w:p>
         </w:tc>
@@ -6055,7 +6319,7 @@
                 <w:sz w:val="22"/>
                 <w:szCs w:val="22"/>
               </w:rPr>
-              <w:t xml:space="preserve">17. Организация динамических структур данных. Списки. Кортежи.</w:t>
+              <w:t xml:space="preserve">21. Практическая работа № 11. Коллекции и контейнеры (часть 1)</w:t>
             </w:r>
           </w:p>
         </w:tc>
@@ -6121,7 +6385,7 @@
                 <w:sz w:val="22"/>
                 <w:szCs w:val="22"/>
               </w:rPr>
-              <w:t xml:space="preserve">18. Практическая работа № 8. Коллекции и контейнеры (часть 1)</w:t>
+              <w:t xml:space="preserve">22. Практическая работа № 12. Коллекции и контейнеры (часть 2)</w:t>
             </w:r>
           </w:p>
         </w:tc>
@@ -6187,7 +6451,7 @@
                 <w:sz w:val="22"/>
                 <w:szCs w:val="22"/>
               </w:rPr>
-              <w:t xml:space="preserve">19. Практическая работа № 9. Коллекции и контейнеры (часть 2)</w:t>
+              <w:t xml:space="preserve">23. Практическая работа № 13. Коллекции и контейнеры (часть 3)</w:t>
             </w:r>
           </w:p>
         </w:tc>
@@ -6253,7 +6517,7 @@
                 <w:sz w:val="22"/>
                 <w:szCs w:val="22"/>
               </w:rPr>
-              <w:t xml:space="preserve">20. Практическая работа № 10. Коллекции и контейнеры (часть 3)</w:t>
+              <w:t xml:space="preserve">24. Символьные типы данных. Символы и строки. Обработка символов. Обработка строк</w:t>
             </w:r>
           </w:p>
         </w:tc>
@@ -6319,7 +6583,7 @@
                 <w:sz w:val="22"/>
                 <w:szCs w:val="22"/>
               </w:rPr>
-              <w:t xml:space="preserve">21. Символьные типы данных. Символы и строки. Обработка символов. Обработка строк</w:t>
+              <w:t xml:space="preserve">25. Практическая работа № 14. Символы и строки: Строки. Работа со строками. Объектно-ориентированное программирование</w:t>
             </w:r>
           </w:p>
         </w:tc>
@@ -6385,7 +6649,7 @@
                 <w:sz w:val="22"/>
                 <w:szCs w:val="22"/>
               </w:rPr>
-              <w:t xml:space="preserve">22. Практическая работа № 11. Символы и строки: Строки. Работа со строками. Объектно-ориентированное программирование</w:t>
+              <w:t xml:space="preserve">26. Практическая работа № 15. Символы и строки: Использование строковых типов данных при составлении программ</w:t>
             </w:r>
           </w:p>
         </w:tc>
@@ -6451,7 +6715,7 @@
                 <w:sz w:val="22"/>
                 <w:szCs w:val="22"/>
               </w:rPr>
-              <w:t xml:space="preserve">23. Практическая работа № 12. Символы и строки: Использование строковых типов данных при составлении программ</w:t>
+              <w:t xml:space="preserve">27. Файлы. Организация ввода из файла и вывода в файл</w:t>
             </w:r>
           </w:p>
         </w:tc>
@@ -6517,7 +6781,7 @@
                 <w:sz w:val="22"/>
                 <w:szCs w:val="22"/>
               </w:rPr>
-              <w:t xml:space="preserve">24. Файлы. Организация ввода из файла и вывода в файл</w:t>
+              <w:t xml:space="preserve">28. Практическая работа № 16. Работа с файлами: Использование текстовых файлов в программе</w:t>
             </w:r>
           </w:p>
         </w:tc>
@@ -6580,10 +6844,12 @@
             <w:r>
               <w:rPr>
                 <w:rFonts w:ascii="Times New Roman" w:cs="Times New Roman" w:eastAsia="Times New Roman" w:hAnsi="Times New Roman"/>
-                <w:sz w:val="22"/>
-                <w:szCs w:val="22"/>
-              </w:rPr>
-              <w:t xml:space="preserve">25. Практическая работа № 13. Работа с файлами: Использование текстовых файлов в программе</w:t>
+                <w:b/>
+                <w:bCs/>
+                <w:sz w:val="22"/>
+                <w:szCs w:val="22"/>
+              </w:rPr>
+              <w:t xml:space="preserve">Самостоятельная работа обучающихся:</w:t>
             </w:r>
           </w:p>
         </w:tc>
@@ -6606,10 +6872,12 @@
             <w:r>
               <w:rPr>
                 <w:rFonts w:ascii="Times New Roman" w:cs="Times New Roman" w:eastAsia="Times New Roman" w:hAnsi="Times New Roman"/>
-                <w:sz w:val="22"/>
-                <w:szCs w:val="22"/>
-              </w:rPr>
-              <w:t xml:space="preserve">2</w:t>
+                <w:b/>
+                <w:bCs/>
+                <w:sz w:val="22"/>
+                <w:szCs w:val="22"/>
+              </w:rPr>
+              <w:t xml:space="preserve">6</w:t>
             </w:r>
           </w:p>
         </w:tc>
@@ -6646,30 +6914,223 @@
             <w:r>
               <w:rPr>
                 <w:rFonts w:ascii="Times New Roman" w:cs="Times New Roman" w:eastAsia="Times New Roman" w:hAnsi="Times New Roman"/>
+                <w:sz w:val="22"/>
+                <w:szCs w:val="22"/>
+              </w:rPr>
+              <w:t xml:space="preserve">1) Решение дополнительных задач на операторы выбора и циклы для подготовки к практическим работам</w:t>
+            </w:r>
+          </w:p>
+        </w:tc>
+        <w:tc>
+          <w:tcPr>
+            <w:tcW w:type="dxa" w:w="1134"/>
+            <w:tcMar>
+              <w:top w:type="dxa" w:w="40"/>
+              <w:left w:type="dxa" w:w="80"/>
+              <w:bottom w:type="dxa" w:w="40"/>
+              <w:right w:type="dxa" w:w="80"/>
+            </w:tcMar>
+            <w:vAlign w:val="top"/>
+          </w:tcPr>
+          <w:p>
+            <w:pPr>
+              <w:spacing w:line="240"/>
+              <w:jc w:val="center"/>
+            </w:pPr>
+            <w:r>
+              <w:rPr>
+                <w:rFonts w:ascii="Times New Roman" w:cs="Times New Roman" w:eastAsia="Times New Roman" w:hAnsi="Times New Roman"/>
+                <w:sz w:val="22"/>
+                <w:szCs w:val="22"/>
+              </w:rPr>
+              <w:t xml:space="preserve">2</w:t>
+            </w:r>
+          </w:p>
+        </w:tc>
+        <w:tc>
+          <w:tcPr>
+            <w:vMerge w:val="continue"/>
+          </w:tcPr>
+          <w:p/>
+        </w:tc>
+      </w:tr>
+      <w:tr>
+        <w:tc>
+          <w:tcPr>
+            <w:vMerge w:val="continue"/>
+          </w:tcPr>
+          <w:p/>
+        </w:tc>
+        <w:tc>
+          <w:tcPr>
+            <w:tcW w:type="dxa" w:w="7936"/>
+            <w:tcMar>
+              <w:top w:type="dxa" w:w="40"/>
+              <w:left w:type="dxa" w:w="80"/>
+              <w:bottom w:type="dxa" w:w="40"/>
+              <w:right w:type="dxa" w:w="80"/>
+            </w:tcMar>
+            <w:vAlign w:val="top"/>
+          </w:tcPr>
+          <w:p>
+            <w:pPr>
+              <w:spacing w:line="240"/>
+              <w:jc w:val="left"/>
+            </w:pPr>
+            <w:r>
+              <w:rPr>
+                <w:rFonts w:ascii="Times New Roman" w:cs="Times New Roman" w:eastAsia="Times New Roman" w:hAnsi="Times New Roman"/>
+                <w:sz w:val="22"/>
+                <w:szCs w:val="22"/>
+              </w:rPr>
+              <w:t xml:space="preserve">2) Выполнение индивидуального задания по обработке массивов, коллекций и строк; оформление отчёта по практической работе</w:t>
+            </w:r>
+          </w:p>
+        </w:tc>
+        <w:tc>
+          <w:tcPr>
+            <w:tcW w:type="dxa" w:w="1134"/>
+            <w:tcMar>
+              <w:top w:type="dxa" w:w="40"/>
+              <w:left w:type="dxa" w:w="80"/>
+              <w:bottom w:type="dxa" w:w="40"/>
+              <w:right w:type="dxa" w:w="80"/>
+            </w:tcMar>
+            <w:vAlign w:val="top"/>
+          </w:tcPr>
+          <w:p>
+            <w:pPr>
+              <w:spacing w:line="240"/>
+              <w:jc w:val="center"/>
+            </w:pPr>
+            <w:r>
+              <w:rPr>
+                <w:rFonts w:ascii="Times New Roman" w:cs="Times New Roman" w:eastAsia="Times New Roman" w:hAnsi="Times New Roman"/>
+                <w:sz w:val="22"/>
+                <w:szCs w:val="22"/>
+              </w:rPr>
+              <w:t xml:space="preserve">2</w:t>
+            </w:r>
+          </w:p>
+        </w:tc>
+        <w:tc>
+          <w:tcPr>
+            <w:vMerge w:val="continue"/>
+          </w:tcPr>
+          <w:p/>
+        </w:tc>
+      </w:tr>
+      <w:tr>
+        <w:tc>
+          <w:tcPr>
+            <w:vMerge w:val="continue"/>
+          </w:tcPr>
+          <w:p/>
+        </w:tc>
+        <w:tc>
+          <w:tcPr>
+            <w:tcW w:type="dxa" w:w="7936"/>
+            <w:tcMar>
+              <w:top w:type="dxa" w:w="40"/>
+              <w:left w:type="dxa" w:w="80"/>
+              <w:bottom w:type="dxa" w:w="40"/>
+              <w:right w:type="dxa" w:w="80"/>
+            </w:tcMar>
+            <w:vAlign w:val="top"/>
+          </w:tcPr>
+          <w:p>
+            <w:pPr>
+              <w:spacing w:line="240"/>
+              <w:jc w:val="left"/>
+            </w:pPr>
+            <w:r>
+              <w:rPr>
+                <w:rFonts w:ascii="Times New Roman" w:cs="Times New Roman" w:eastAsia="Times New Roman" w:hAnsi="Times New Roman"/>
+                <w:sz w:val="22"/>
+                <w:szCs w:val="22"/>
+              </w:rPr>
+              <w:t xml:space="preserve">3) Составление программы чтения, обработки и записи текстового файла по индивидуальному варианту</w:t>
+            </w:r>
+          </w:p>
+        </w:tc>
+        <w:tc>
+          <w:tcPr>
+            <w:tcW w:type="dxa" w:w="1134"/>
+            <w:tcMar>
+              <w:top w:type="dxa" w:w="40"/>
+              <w:left w:type="dxa" w:w="80"/>
+              <w:bottom w:type="dxa" w:w="40"/>
+              <w:right w:type="dxa" w:w="80"/>
+            </w:tcMar>
+            <w:vAlign w:val="top"/>
+          </w:tcPr>
+          <w:p>
+            <w:pPr>
+              <w:spacing w:line="240"/>
+              <w:jc w:val="center"/>
+            </w:pPr>
+            <w:r>
+              <w:rPr>
+                <w:rFonts w:ascii="Times New Roman" w:cs="Times New Roman" w:eastAsia="Times New Roman" w:hAnsi="Times New Roman"/>
+                <w:sz w:val="22"/>
+                <w:szCs w:val="22"/>
+              </w:rPr>
+              <w:t xml:space="preserve">2</w:t>
+            </w:r>
+          </w:p>
+        </w:tc>
+        <w:tc>
+          <w:tcPr>
+            <w:vMerge w:val="continue"/>
+          </w:tcPr>
+          <w:p/>
+        </w:tc>
+      </w:tr>
+      <w:tr>
+        <w:tc>
+          <w:tcPr>
+            <w:tcW w:type="dxa" w:w="3119"/>
+            <w:vMerge w:val="restart"/>
+            <w:tcMar>
+              <w:top w:type="dxa" w:w="40"/>
+              <w:left w:type="dxa" w:w="80"/>
+              <w:bottom w:type="dxa" w:w="40"/>
+              <w:right w:type="dxa" w:w="80"/>
+            </w:tcMar>
+            <w:vAlign w:val="top"/>
+          </w:tcPr>
+          <w:p>
+            <w:pPr>
+              <w:spacing w:line="240"/>
+              <w:jc w:val="left"/>
+            </w:pPr>
+            <w:r>
+              <w:rPr>
+                <w:rFonts w:ascii="Times New Roman" w:cs="Times New Roman" w:eastAsia="Times New Roman" w:hAnsi="Times New Roman"/>
                 <w:b/>
                 <w:bCs/>
                 <w:sz w:val="22"/>
                 <w:szCs w:val="22"/>
               </w:rPr>
-              <w:t xml:space="preserve">Самостоятельная работа обучающихся:</w:t>
-            </w:r>
-          </w:p>
-        </w:tc>
-        <w:tc>
-          <w:tcPr>
-            <w:tcW w:type="dxa" w:w="1134"/>
-            <w:tcMar>
-              <w:top w:type="dxa" w:w="40"/>
-              <w:left w:type="dxa" w:w="80"/>
-              <w:bottom w:type="dxa" w:w="40"/>
-              <w:right w:type="dxa" w:w="80"/>
-            </w:tcMar>
-            <w:vAlign w:val="top"/>
-          </w:tcPr>
-          <w:p>
-            <w:pPr>
-              <w:spacing w:line="240"/>
-              <w:jc w:val="center"/>
+              <w:t xml:space="preserve">Тема 3. Модульное программирование. Рекурсия. Визуально-событийно управляемое программирование. Разработка оконного приложения.</w:t>
+            </w:r>
+          </w:p>
+        </w:tc>
+        <w:tc>
+          <w:tcPr>
+            <w:tcW w:type="dxa" w:w="7936"/>
+            <w:tcMar>
+              <w:top w:type="dxa" w:w="40"/>
+              <w:left w:type="dxa" w:w="80"/>
+              <w:bottom w:type="dxa" w:w="40"/>
+              <w:right w:type="dxa" w:w="80"/>
+            </w:tcMar>
+            <w:vAlign w:val="top"/>
+          </w:tcPr>
+          <w:p>
+            <w:pPr>
+              <w:spacing w:line="240"/>
+              <w:jc w:val="left"/>
             </w:pPr>
             <w:r>
               <w:rPr>
@@ -6679,15 +7140,190 @@
                 <w:sz w:val="22"/>
                 <w:szCs w:val="22"/>
               </w:rPr>
-              <w:t xml:space="preserve">6</w:t>
-            </w:r>
-          </w:p>
-        </w:tc>
-        <w:tc>
-          <w:tcPr>
-            <w:vMerge w:val="continue"/>
-          </w:tcPr>
-          <w:p/>
+              <w:t xml:space="preserve">Содержание (перечень дидактических единиц по Теме)</w:t>
+            </w:r>
+          </w:p>
+          <w:p>
+            <w:pPr>
+              <w:spacing w:line="240"/>
+              <w:jc w:val="left"/>
+            </w:pPr>
+            <w:r>
+              <w:rPr>
+                <w:rFonts w:ascii="Times New Roman" w:cs="Times New Roman" w:eastAsia="Times New Roman" w:hAnsi="Times New Roman"/>
+                <w:sz w:val="22"/>
+                <w:szCs w:val="22"/>
+              </w:rPr>
+              <w:t xml:space="preserve">1. Локальные и глобальные переменные. Модульное программирование.</w:t>
+            </w:r>
+          </w:p>
+          <w:p>
+            <w:pPr>
+              <w:spacing w:line="240"/>
+              <w:jc w:val="left"/>
+            </w:pPr>
+            <w:r>
+              <w:rPr>
+                <w:rFonts w:ascii="Times New Roman" w:cs="Times New Roman" w:eastAsia="Times New Roman" w:hAnsi="Times New Roman"/>
+                <w:sz w:val="22"/>
+                <w:szCs w:val="22"/>
+              </w:rPr>
+              <w:t xml:space="preserve">2. Процедуры и функции. Подпрограммы. Передача данных в процедуры и функции.</w:t>
+            </w:r>
+          </w:p>
+          <w:p>
+            <w:pPr>
+              <w:spacing w:line="240"/>
+              <w:jc w:val="left"/>
+            </w:pPr>
+            <w:r>
+              <w:rPr>
+                <w:rFonts w:ascii="Times New Roman" w:cs="Times New Roman" w:eastAsia="Times New Roman" w:hAnsi="Times New Roman"/>
+                <w:sz w:val="22"/>
+                <w:szCs w:val="22"/>
+              </w:rPr>
+              <w:t xml:space="preserve">3. Рекурсия. Разработка рекурсивных подпрограмм</w:t>
+            </w:r>
+          </w:p>
+          <w:p>
+            <w:pPr>
+              <w:spacing w:line="240"/>
+              <w:jc w:val="left"/>
+            </w:pPr>
+            <w:r>
+              <w:rPr>
+                <w:rFonts w:ascii="Times New Roman" w:cs="Times New Roman" w:eastAsia="Times New Roman" w:hAnsi="Times New Roman"/>
+                <w:sz w:val="22"/>
+                <w:szCs w:val="22"/>
+              </w:rPr>
+              <w:t xml:space="preserve">4. Визуально-событийно управляемое программирование.</w:t>
+            </w:r>
+          </w:p>
+          <w:p>
+            <w:pPr>
+              <w:spacing w:line="240"/>
+              <w:jc w:val="left"/>
+            </w:pPr>
+            <w:r>
+              <w:rPr>
+                <w:rFonts w:ascii="Times New Roman" w:cs="Times New Roman" w:eastAsia="Times New Roman" w:hAnsi="Times New Roman"/>
+                <w:sz w:val="22"/>
+                <w:szCs w:val="22"/>
+              </w:rPr>
+              <w:t xml:space="preserve">5. Виджеты. События. Основные элементы управления.</w:t>
+            </w:r>
+          </w:p>
+          <w:p>
+            <w:pPr>
+              <w:spacing w:line="240"/>
+              <w:jc w:val="left"/>
+            </w:pPr>
+            <w:r>
+              <w:rPr>
+                <w:rFonts w:ascii="Times New Roman" w:cs="Times New Roman" w:eastAsia="Times New Roman" w:hAnsi="Times New Roman"/>
+                <w:sz w:val="22"/>
+                <w:szCs w:val="22"/>
+              </w:rPr>
+              <w:t xml:space="preserve">6. Разработка оконного приложения.</w:t>
+            </w:r>
+          </w:p>
+          <w:p>
+            <w:pPr>
+              <w:spacing w:line="240"/>
+              <w:jc w:val="left"/>
+            </w:pPr>
+            <w:r>
+              <w:rPr>
+                <w:rFonts w:ascii="Times New Roman" w:cs="Times New Roman" w:eastAsia="Times New Roman" w:hAnsi="Times New Roman"/>
+                <w:sz w:val="22"/>
+                <w:szCs w:val="22"/>
+              </w:rPr>
+              <w:t xml:space="preserve">7. Установка приложения</w:t>
+            </w:r>
+          </w:p>
+        </w:tc>
+        <w:tc>
+          <w:tcPr>
+            <w:tcW w:type="dxa" w:w="1134"/>
+            <w:tcMar>
+              <w:top w:type="dxa" w:w="40"/>
+              <w:left w:type="dxa" w:w="80"/>
+              <w:bottom w:type="dxa" w:w="40"/>
+              <w:right w:type="dxa" w:w="80"/>
+            </w:tcMar>
+            <w:vAlign w:val="top"/>
+          </w:tcPr>
+          <w:p>
+            <w:pPr>
+              <w:spacing w:line="240"/>
+              <w:jc w:val="center"/>
+            </w:pPr>
+            <w:r>
+              <w:rPr>
+                <w:rFonts w:ascii="Times New Roman" w:cs="Times New Roman" w:eastAsia="Times New Roman" w:hAnsi="Times New Roman"/>
+                <w:b/>
+                <w:bCs/>
+                <w:sz w:val="22"/>
+                <w:szCs w:val="22"/>
+              </w:rPr>
+              <w:t xml:space="preserve">28</w:t>
+            </w:r>
+          </w:p>
+        </w:tc>
+        <w:tc>
+          <w:tcPr>
+            <w:tcW w:type="dxa" w:w="2381"/>
+            <w:vMerge w:val="restart"/>
+            <w:tcMar>
+              <w:top w:type="dxa" w:w="40"/>
+              <w:left w:type="dxa" w:w="80"/>
+              <w:bottom w:type="dxa" w:w="40"/>
+              <w:right w:type="dxa" w:w="80"/>
+            </w:tcMar>
+            <w:vAlign w:val="top"/>
+          </w:tcPr>
+          <w:p>
+            <w:pPr>
+              <w:spacing w:line="240"/>
+              <w:jc w:val="left"/>
+            </w:pPr>
+            <w:r>
+              <w:rPr>
+                <w:rFonts w:ascii="Times New Roman" w:cs="Times New Roman" w:eastAsia="Times New Roman" w:hAnsi="Times New Roman"/>
+                <w:sz w:val="22"/>
+                <w:szCs w:val="22"/>
+              </w:rPr>
+              <w:t xml:space="preserve">ОК 01, 02, 04, 05, 09</w:t>
+            </w:r>
+          </w:p>
+          <w:p>
+            <w:pPr>
+              <w:spacing w:line="240"/>
+              <w:jc w:val="left"/>
+            </w:pPr>
+            <w:r>
+              <w:rPr>
+                <w:rFonts w:ascii="Times New Roman" w:cs="Times New Roman" w:eastAsia="Times New Roman" w:hAnsi="Times New Roman"/>
+                <w:sz w:val="22"/>
+                <w:szCs w:val="22"/>
+              </w:rPr>
+              <w:t xml:space="preserve">ПК 1.2, 2.3, 2.4</w:t>
+            </w:r>
+          </w:p>
+          <w:p>
+            <w:pPr>
+              <w:spacing w:line="240"/>
+              <w:jc w:val="left"/>
+            </w:pPr>
+            <w:r>
+              <w:rPr>
+                <w:rFonts w:ascii="Times New Roman" w:cs="Times New Roman" w:eastAsia="Times New Roman" w:hAnsi="Times New Roman"/>
+                <w:sz w:val="22"/>
+                <w:szCs w:val="22"/>
+              </w:rPr>
+              <w:t xml:space="preserve">ЛР 13, 15, 28, 38–41, 47</w:t>
+            </w:r>
+          </w:p>
         </w:tc>
       </w:tr>
       <w:tr>
@@ -6719,7 +7355,7 @@
                 <w:sz w:val="22"/>
                 <w:szCs w:val="22"/>
               </w:rPr>
-              <w:t xml:space="preserve">1) Решение дополнительных задач на операторы выбора и циклы для подготовки к практическим работам</w:t>
+              <w:t xml:space="preserve">29. Понятие и назначение модулей в языке программирования</w:t>
             </w:r>
           </w:p>
         </w:tc>
@@ -6785,7 +7421,7 @@
                 <w:sz w:val="22"/>
                 <w:szCs w:val="22"/>
               </w:rPr>
-              <w:t xml:space="preserve">2) Выполнение индивидуального задания по обработке массивов, коллекций и строк; оформление отчёта по практической работе</w:t>
+              <w:t xml:space="preserve">30. Структура пользовательской подпрограммы. Типы параметров подпрограмм. Процедуры. Функции.</w:t>
             </w:r>
           </w:p>
         </w:tc>
@@ -6851,7 +7487,7 @@
                 <w:sz w:val="22"/>
                 <w:szCs w:val="22"/>
               </w:rPr>
-              <w:t xml:space="preserve">3) Составление программы чтения, обработки и записи текстового файла по индивидуальному варианту</w:t>
+              <w:t xml:space="preserve">31. Практическая работа № 17. Реализация подпрограммы: Составление программ с использованием подпрограмм: процедур и функций</w:t>
             </w:r>
           </w:p>
         </w:tc>
@@ -6891,32 +7527,9 @@
       <w:tr>
         <w:tc>
           <w:tcPr>
-            <w:tcW w:type="dxa" w:w="3119"/>
-            <w:vMerge w:val="restart"/>
-            <w:tcMar>
-              <w:top w:type="dxa" w:w="40"/>
-              <w:left w:type="dxa" w:w="80"/>
-              <w:bottom w:type="dxa" w:w="40"/>
-              <w:right w:type="dxa" w:w="80"/>
-            </w:tcMar>
-            <w:vAlign w:val="top"/>
-          </w:tcPr>
-          <w:p>
-            <w:pPr>
-              <w:spacing w:line="240"/>
-              <w:jc w:val="left"/>
-            </w:pPr>
-            <w:r>
-              <w:rPr>
-                <w:rFonts w:ascii="Times New Roman" w:cs="Times New Roman" w:eastAsia="Times New Roman" w:hAnsi="Times New Roman"/>
-                <w:b/>
-                <w:bCs/>
-                <w:sz w:val="22"/>
-                <w:szCs w:val="22"/>
-              </w:rPr>
-              <w:t xml:space="preserve">Тема 3. Модульное программирование. Рекурсия. Визуально-событийно управляемое программирование. Разработка оконного приложения.</w:t>
-            </w:r>
-          </w:p>
+            <w:vMerge w:val="continue"/>
+          </w:tcPr>
+          <w:p/>
         </w:tc>
         <w:tc>
           <w:tcPr>
@@ -6937,110 +7550,10 @@
             <w:r>
               <w:rPr>
                 <w:rFonts w:ascii="Times New Roman" w:cs="Times New Roman" w:eastAsia="Times New Roman" w:hAnsi="Times New Roman"/>
-                <w:b/>
-                <w:bCs/>
-                <w:sz w:val="22"/>
-                <w:szCs w:val="22"/>
-              </w:rPr>
-              <w:t xml:space="preserve">Содержание (перечень дидактических единиц по Теме)</w:t>
-            </w:r>
-          </w:p>
-          <w:p>
-            <w:pPr>
-              <w:spacing w:line="240"/>
-              <w:jc w:val="left"/>
-            </w:pPr>
-            <w:r>
-              <w:rPr>
-                <w:rFonts w:ascii="Times New Roman" w:cs="Times New Roman" w:eastAsia="Times New Roman" w:hAnsi="Times New Roman"/>
-                <w:sz w:val="22"/>
-                <w:szCs w:val="22"/>
-              </w:rPr>
-              <w:t xml:space="preserve">1. Локальные и глобальные переменные. Модульное программирование.</w:t>
-            </w:r>
-          </w:p>
-          <w:p>
-            <w:pPr>
-              <w:spacing w:line="240"/>
-              <w:jc w:val="left"/>
-            </w:pPr>
-            <w:r>
-              <w:rPr>
-                <w:rFonts w:ascii="Times New Roman" w:cs="Times New Roman" w:eastAsia="Times New Roman" w:hAnsi="Times New Roman"/>
-                <w:sz w:val="22"/>
-                <w:szCs w:val="22"/>
-              </w:rPr>
-              <w:t xml:space="preserve">2. Процедуры и функции. Подпрограммы. Передача данных в процедуры и функции.</w:t>
-            </w:r>
-          </w:p>
-          <w:p>
-            <w:pPr>
-              <w:spacing w:line="240"/>
-              <w:jc w:val="left"/>
-            </w:pPr>
-            <w:r>
-              <w:rPr>
-                <w:rFonts w:ascii="Times New Roman" w:cs="Times New Roman" w:eastAsia="Times New Roman" w:hAnsi="Times New Roman"/>
-                <w:sz w:val="22"/>
-                <w:szCs w:val="22"/>
-              </w:rPr>
-              <w:t xml:space="preserve">3. Рекурсия. Разработка рекурсивных подпрограмм</w:t>
-            </w:r>
-          </w:p>
-          <w:p>
-            <w:pPr>
-              <w:spacing w:line="240"/>
-              <w:jc w:val="left"/>
-            </w:pPr>
-            <w:r>
-              <w:rPr>
-                <w:rFonts w:ascii="Times New Roman" w:cs="Times New Roman" w:eastAsia="Times New Roman" w:hAnsi="Times New Roman"/>
-                <w:sz w:val="22"/>
-                <w:szCs w:val="22"/>
-              </w:rPr>
-              <w:t xml:space="preserve">4. Визуально-событийно управляемое программирование.</w:t>
-            </w:r>
-          </w:p>
-          <w:p>
-            <w:pPr>
-              <w:spacing w:line="240"/>
-              <w:jc w:val="left"/>
-            </w:pPr>
-            <w:r>
-              <w:rPr>
-                <w:rFonts w:ascii="Times New Roman" w:cs="Times New Roman" w:eastAsia="Times New Roman" w:hAnsi="Times New Roman"/>
-                <w:sz w:val="22"/>
-                <w:szCs w:val="22"/>
-              </w:rPr>
-              <w:t xml:space="preserve">5. Виджеты. События. Основные элементы управления.</w:t>
-            </w:r>
-          </w:p>
-          <w:p>
-            <w:pPr>
-              <w:spacing w:line="240"/>
-              <w:jc w:val="left"/>
-            </w:pPr>
-            <w:r>
-              <w:rPr>
-                <w:rFonts w:ascii="Times New Roman" w:cs="Times New Roman" w:eastAsia="Times New Roman" w:hAnsi="Times New Roman"/>
-                <w:sz w:val="22"/>
-                <w:szCs w:val="22"/>
-              </w:rPr>
-              <w:t xml:space="preserve">6. Разработка оконного приложения.</w:t>
-            </w:r>
-          </w:p>
-          <w:p>
-            <w:pPr>
-              <w:spacing w:line="240"/>
-              <w:jc w:val="left"/>
-            </w:pPr>
-            <w:r>
-              <w:rPr>
-                <w:rFonts w:ascii="Times New Roman" w:cs="Times New Roman" w:eastAsia="Times New Roman" w:hAnsi="Times New Roman"/>
-                <w:sz w:val="22"/>
-                <w:szCs w:val="22"/>
-              </w:rPr>
-              <w:t xml:space="preserve">7. Установка приложения</w:t>
+                <w:sz w:val="22"/>
+                <w:szCs w:val="22"/>
+              </w:rPr>
+              <w:t xml:space="preserve">32. Рекурсия. Разработка рекурсивных подпрограмм</w:t>
             </w:r>
           </w:p>
         </w:tc>
@@ -7063,69 +7576,18 @@
             <w:r>
               <w:rPr>
                 <w:rFonts w:ascii="Times New Roman" w:cs="Times New Roman" w:eastAsia="Times New Roman" w:hAnsi="Times New Roman"/>
-                <w:b/>
-                <w:bCs/>
-                <w:sz w:val="22"/>
-                <w:szCs w:val="22"/>
-              </w:rPr>
-              <w:t xml:space="preserve">34</w:t>
-            </w:r>
-          </w:p>
-        </w:tc>
-        <w:tc>
-          <w:tcPr>
-            <w:tcW w:type="dxa" w:w="2381"/>
-            <w:vMerge w:val="restart"/>
-            <w:tcMar>
-              <w:top w:type="dxa" w:w="40"/>
-              <w:left w:type="dxa" w:w="80"/>
-              <w:bottom w:type="dxa" w:w="40"/>
-              <w:right w:type="dxa" w:w="80"/>
-            </w:tcMar>
-            <w:vAlign w:val="top"/>
-          </w:tcPr>
-          <w:p>
-            <w:pPr>
-              <w:spacing w:line="240"/>
-              <w:jc w:val="left"/>
-            </w:pPr>
-            <w:r>
-              <w:rPr>
-                <w:rFonts w:ascii="Times New Roman" w:cs="Times New Roman" w:eastAsia="Times New Roman" w:hAnsi="Times New Roman"/>
-                <w:sz w:val="22"/>
-                <w:szCs w:val="22"/>
-              </w:rPr>
-              <w:t xml:space="preserve">ОК 01, 02, 04, 05, 09</w:t>
-            </w:r>
-          </w:p>
-          <w:p>
-            <w:pPr>
-              <w:spacing w:line="240"/>
-              <w:jc w:val="left"/>
-            </w:pPr>
-            <w:r>
-              <w:rPr>
-                <w:rFonts w:ascii="Times New Roman" w:cs="Times New Roman" w:eastAsia="Times New Roman" w:hAnsi="Times New Roman"/>
-                <w:sz w:val="22"/>
-                <w:szCs w:val="22"/>
-              </w:rPr>
-              <w:t xml:space="preserve">ПК 1.2, 2.3, 2.4</w:t>
-            </w:r>
-          </w:p>
-          <w:p>
-            <w:pPr>
-              <w:spacing w:line="240"/>
-              <w:jc w:val="left"/>
-            </w:pPr>
-            <w:r>
-              <w:rPr>
-                <w:rFonts w:ascii="Times New Roman" w:cs="Times New Roman" w:eastAsia="Times New Roman" w:hAnsi="Times New Roman"/>
-                <w:sz w:val="22"/>
-                <w:szCs w:val="22"/>
-              </w:rPr>
-              <w:t xml:space="preserve">ЛР 13, 15, 28, 38–41, 47</w:t>
-            </w:r>
-          </w:p>
+                <w:sz w:val="22"/>
+                <w:szCs w:val="22"/>
+              </w:rPr>
+              <w:t xml:space="preserve">2</w:t>
+            </w:r>
+          </w:p>
+        </w:tc>
+        <w:tc>
+          <w:tcPr>
+            <w:vMerge w:val="continue"/>
+          </w:tcPr>
+          <w:p/>
         </w:tc>
       </w:tr>
       <w:tr>
@@ -7157,7 +7619,7 @@
                 <w:sz w:val="22"/>
                 <w:szCs w:val="22"/>
               </w:rPr>
-              <w:t xml:space="preserve">26. Понятие и назначение модулей в языке программирования</w:t>
+              <w:t xml:space="preserve">33. Практическая работа № 18. Разработка рекурсивных подпрограмм: Организация вызова подпрограмм. Рекурсивные подпрограммы</w:t>
             </w:r>
           </w:p>
         </w:tc>
@@ -7223,7 +7685,7 @@
                 <w:sz w:val="22"/>
                 <w:szCs w:val="22"/>
               </w:rPr>
-              <w:t xml:space="preserve">27. Структура пользовательской подпрограммы. Типы параметров подпрограмм. Процедуры. Функции.</w:t>
+              <w:t xml:space="preserve">34. Визуально-событийно управляемое программирование; Виджеты. События. Основные элементы управления</w:t>
             </w:r>
           </w:p>
         </w:tc>
@@ -7289,7 +7751,7 @@
                 <w:sz w:val="22"/>
                 <w:szCs w:val="22"/>
               </w:rPr>
-              <w:t xml:space="preserve">28. Практическая работа № 14. Реализация подпрограммы: Составление программ с использованием подпрограмм: процедур и функций</w:t>
+              <w:t xml:space="preserve">35. Практическая работа № 19. Основные элементы управления (часть 1)</w:t>
             </w:r>
           </w:p>
         </w:tc>
@@ -7355,7 +7817,7 @@
                 <w:sz w:val="22"/>
                 <w:szCs w:val="22"/>
               </w:rPr>
-              <w:t xml:space="preserve">29. Рекурсия. Разработка рекурсивных подпрограмм</w:t>
+              <w:t xml:space="preserve">36. Практическая работа № 20. Основные элементы управления (часть 2)</w:t>
             </w:r>
           </w:p>
         </w:tc>
@@ -7421,7 +7883,7 @@
                 <w:sz w:val="22"/>
                 <w:szCs w:val="22"/>
               </w:rPr>
-              <w:t xml:space="preserve">30. Практическая работа № 15. Разработка рекурсивных подпрограмм: Организация вызова подпрограмм. Рекурсивные подпрограммы</w:t>
+              <w:t xml:space="preserve">37. Практическая работа № 21. Основные элементы управления (часть 3)</w:t>
             </w:r>
           </w:p>
         </w:tc>
@@ -7487,7 +7949,7 @@
                 <w:sz w:val="22"/>
                 <w:szCs w:val="22"/>
               </w:rPr>
-              <w:t xml:space="preserve">31. Визуально-событийно управляемое программирование; Виджеты. События. Основные элементы управления</w:t>
+              <w:t xml:space="preserve">38. Разработка оконного приложения; Установка приложения</w:t>
             </w:r>
           </w:p>
         </w:tc>
@@ -7553,7 +8015,7 @@
                 <w:sz w:val="22"/>
                 <w:szCs w:val="22"/>
               </w:rPr>
-              <w:t xml:space="preserve">32. Практическая работа № 16. Основные элементы управления (часть 1)</w:t>
+              <w:t xml:space="preserve">39. Практическая работа № 22. Разработка оконного приложения (часть 1)</w:t>
             </w:r>
           </w:p>
         </w:tc>
@@ -7619,7 +8081,7 @@
                 <w:sz w:val="22"/>
                 <w:szCs w:val="22"/>
               </w:rPr>
-              <w:t xml:space="preserve">33. Практическая работа № 17. Основные элементы управления (часть 2)</w:t>
+              <w:t xml:space="preserve">40. Практическая работа № 23. Разработка оконного приложения (часть 2)</w:t>
             </w:r>
           </w:p>
         </w:tc>
@@ -7685,7 +8147,7 @@
                 <w:sz w:val="22"/>
                 <w:szCs w:val="22"/>
               </w:rPr>
-              <w:t xml:space="preserve">34. Практическая работа № 18. Основные элементы управления (часть 3)</w:t>
+              <w:t xml:space="preserve">41. Практическая работа № 24. Разработка оконного приложения (часть 3)</w:t>
             </w:r>
           </w:p>
         </w:tc>
@@ -7751,469 +8213,7 @@
                 <w:sz w:val="22"/>
                 <w:szCs w:val="22"/>
               </w:rPr>
-              <w:t xml:space="preserve">35. Практическая работа № 19. Основные элементы управления (часть 4)</w:t>
-            </w:r>
-          </w:p>
-        </w:tc>
-        <w:tc>
-          <w:tcPr>
-            <w:tcW w:type="dxa" w:w="1134"/>
-            <w:tcMar>
-              <w:top w:type="dxa" w:w="40"/>
-              <w:left w:type="dxa" w:w="80"/>
-              <w:bottom w:type="dxa" w:w="40"/>
-              <w:right w:type="dxa" w:w="80"/>
-            </w:tcMar>
-            <w:vAlign w:val="top"/>
-          </w:tcPr>
-          <w:p>
-            <w:pPr>
-              <w:spacing w:line="240"/>
-              <w:jc w:val="center"/>
-            </w:pPr>
-            <w:r>
-              <w:rPr>
-                <w:rFonts w:ascii="Times New Roman" w:cs="Times New Roman" w:eastAsia="Times New Roman" w:hAnsi="Times New Roman"/>
-                <w:sz w:val="22"/>
-                <w:szCs w:val="22"/>
-              </w:rPr>
-              <w:t xml:space="preserve">2</w:t>
-            </w:r>
-          </w:p>
-        </w:tc>
-        <w:tc>
-          <w:tcPr>
-            <w:vMerge w:val="continue"/>
-          </w:tcPr>
-          <w:p/>
-        </w:tc>
-      </w:tr>
-      <w:tr>
-        <w:tc>
-          <w:tcPr>
-            <w:vMerge w:val="continue"/>
-          </w:tcPr>
-          <w:p/>
-        </w:tc>
-        <w:tc>
-          <w:tcPr>
-            <w:tcW w:type="dxa" w:w="7936"/>
-            <w:tcMar>
-              <w:top w:type="dxa" w:w="40"/>
-              <w:left w:type="dxa" w:w="80"/>
-              <w:bottom w:type="dxa" w:w="40"/>
-              <w:right w:type="dxa" w:w="80"/>
-            </w:tcMar>
-            <w:vAlign w:val="top"/>
-          </w:tcPr>
-          <w:p>
-            <w:pPr>
-              <w:spacing w:line="240"/>
-              <w:jc w:val="left"/>
-            </w:pPr>
-            <w:r>
-              <w:rPr>
-                <w:rFonts w:ascii="Times New Roman" w:cs="Times New Roman" w:eastAsia="Times New Roman" w:hAnsi="Times New Roman"/>
-                <w:sz w:val="22"/>
-                <w:szCs w:val="22"/>
-              </w:rPr>
-              <w:t xml:space="preserve">36. Разработка оконного приложения; Установка приложения</w:t>
-            </w:r>
-          </w:p>
-        </w:tc>
-        <w:tc>
-          <w:tcPr>
-            <w:tcW w:type="dxa" w:w="1134"/>
-            <w:tcMar>
-              <w:top w:type="dxa" w:w="40"/>
-              <w:left w:type="dxa" w:w="80"/>
-              <w:bottom w:type="dxa" w:w="40"/>
-              <w:right w:type="dxa" w:w="80"/>
-            </w:tcMar>
-            <w:vAlign w:val="top"/>
-          </w:tcPr>
-          <w:p>
-            <w:pPr>
-              <w:spacing w:line="240"/>
-              <w:jc w:val="center"/>
-            </w:pPr>
-            <w:r>
-              <w:rPr>
-                <w:rFonts w:ascii="Times New Roman" w:cs="Times New Roman" w:eastAsia="Times New Roman" w:hAnsi="Times New Roman"/>
-                <w:sz w:val="22"/>
-                <w:szCs w:val="22"/>
-              </w:rPr>
-              <w:t xml:space="preserve">2</w:t>
-            </w:r>
-          </w:p>
-        </w:tc>
-        <w:tc>
-          <w:tcPr>
-            <w:vMerge w:val="continue"/>
-          </w:tcPr>
-          <w:p/>
-        </w:tc>
-      </w:tr>
-      <w:tr>
-        <w:tc>
-          <w:tcPr>
-            <w:vMerge w:val="continue"/>
-          </w:tcPr>
-          <w:p/>
-        </w:tc>
-        <w:tc>
-          <w:tcPr>
-            <w:tcW w:type="dxa" w:w="7936"/>
-            <w:tcMar>
-              <w:top w:type="dxa" w:w="40"/>
-              <w:left w:type="dxa" w:w="80"/>
-              <w:bottom w:type="dxa" w:w="40"/>
-              <w:right w:type="dxa" w:w="80"/>
-            </w:tcMar>
-            <w:vAlign w:val="top"/>
-          </w:tcPr>
-          <w:p>
-            <w:pPr>
-              <w:spacing w:line="240"/>
-              <w:jc w:val="left"/>
-            </w:pPr>
-            <w:r>
-              <w:rPr>
-                <w:rFonts w:ascii="Times New Roman" w:cs="Times New Roman" w:eastAsia="Times New Roman" w:hAnsi="Times New Roman"/>
-                <w:sz w:val="22"/>
-                <w:szCs w:val="22"/>
-              </w:rPr>
-              <w:t xml:space="preserve">37. Практическая работа № 20. Разработка оконного приложения (часть 1)</w:t>
-            </w:r>
-          </w:p>
-        </w:tc>
-        <w:tc>
-          <w:tcPr>
-            <w:tcW w:type="dxa" w:w="1134"/>
-            <w:tcMar>
-              <w:top w:type="dxa" w:w="40"/>
-              <w:left w:type="dxa" w:w="80"/>
-              <w:bottom w:type="dxa" w:w="40"/>
-              <w:right w:type="dxa" w:w="80"/>
-            </w:tcMar>
-            <w:vAlign w:val="top"/>
-          </w:tcPr>
-          <w:p>
-            <w:pPr>
-              <w:spacing w:line="240"/>
-              <w:jc w:val="center"/>
-            </w:pPr>
-            <w:r>
-              <w:rPr>
-                <w:rFonts w:ascii="Times New Roman" w:cs="Times New Roman" w:eastAsia="Times New Roman" w:hAnsi="Times New Roman"/>
-                <w:sz w:val="22"/>
-                <w:szCs w:val="22"/>
-              </w:rPr>
-              <w:t xml:space="preserve">2</w:t>
-            </w:r>
-          </w:p>
-        </w:tc>
-        <w:tc>
-          <w:tcPr>
-            <w:vMerge w:val="continue"/>
-          </w:tcPr>
-          <w:p/>
-        </w:tc>
-      </w:tr>
-      <w:tr>
-        <w:tc>
-          <w:tcPr>
-            <w:vMerge w:val="continue"/>
-          </w:tcPr>
-          <w:p/>
-        </w:tc>
-        <w:tc>
-          <w:tcPr>
-            <w:tcW w:type="dxa" w:w="7936"/>
-            <w:tcMar>
-              <w:top w:type="dxa" w:w="40"/>
-              <w:left w:type="dxa" w:w="80"/>
-              <w:bottom w:type="dxa" w:w="40"/>
-              <w:right w:type="dxa" w:w="80"/>
-            </w:tcMar>
-            <w:vAlign w:val="top"/>
-          </w:tcPr>
-          <w:p>
-            <w:pPr>
-              <w:spacing w:line="240"/>
-              <w:jc w:val="left"/>
-            </w:pPr>
-            <w:r>
-              <w:rPr>
-                <w:rFonts w:ascii="Times New Roman" w:cs="Times New Roman" w:eastAsia="Times New Roman" w:hAnsi="Times New Roman"/>
-                <w:sz w:val="22"/>
-                <w:szCs w:val="22"/>
-              </w:rPr>
-              <w:t xml:space="preserve">38. Практическая работа № 21. Разработка оконного приложения (часть 2)</w:t>
-            </w:r>
-          </w:p>
-        </w:tc>
-        <w:tc>
-          <w:tcPr>
-            <w:tcW w:type="dxa" w:w="1134"/>
-            <w:tcMar>
-              <w:top w:type="dxa" w:w="40"/>
-              <w:left w:type="dxa" w:w="80"/>
-              <w:bottom w:type="dxa" w:w="40"/>
-              <w:right w:type="dxa" w:w="80"/>
-            </w:tcMar>
-            <w:vAlign w:val="top"/>
-          </w:tcPr>
-          <w:p>
-            <w:pPr>
-              <w:spacing w:line="240"/>
-              <w:jc w:val="center"/>
-            </w:pPr>
-            <w:r>
-              <w:rPr>
-                <w:rFonts w:ascii="Times New Roman" w:cs="Times New Roman" w:eastAsia="Times New Roman" w:hAnsi="Times New Roman"/>
-                <w:sz w:val="22"/>
-                <w:szCs w:val="22"/>
-              </w:rPr>
-              <w:t xml:space="preserve">2</w:t>
-            </w:r>
-          </w:p>
-        </w:tc>
-        <w:tc>
-          <w:tcPr>
-            <w:vMerge w:val="continue"/>
-          </w:tcPr>
-          <w:p/>
-        </w:tc>
-      </w:tr>
-      <w:tr>
-        <w:tc>
-          <w:tcPr>
-            <w:vMerge w:val="continue"/>
-          </w:tcPr>
-          <w:p/>
-        </w:tc>
-        <w:tc>
-          <w:tcPr>
-            <w:tcW w:type="dxa" w:w="7936"/>
-            <w:tcMar>
-              <w:top w:type="dxa" w:w="40"/>
-              <w:left w:type="dxa" w:w="80"/>
-              <w:bottom w:type="dxa" w:w="40"/>
-              <w:right w:type="dxa" w:w="80"/>
-            </w:tcMar>
-            <w:vAlign w:val="top"/>
-          </w:tcPr>
-          <w:p>
-            <w:pPr>
-              <w:spacing w:line="240"/>
-              <w:jc w:val="left"/>
-            </w:pPr>
-            <w:r>
-              <w:rPr>
-                <w:rFonts w:ascii="Times New Roman" w:cs="Times New Roman" w:eastAsia="Times New Roman" w:hAnsi="Times New Roman"/>
-                <w:sz w:val="22"/>
-                <w:szCs w:val="22"/>
-              </w:rPr>
-              <w:t xml:space="preserve">39. Практическая работа № 22. Разработка оконного приложения (часть 3)</w:t>
-            </w:r>
-          </w:p>
-        </w:tc>
-        <w:tc>
-          <w:tcPr>
-            <w:tcW w:type="dxa" w:w="1134"/>
-            <w:tcMar>
-              <w:top w:type="dxa" w:w="40"/>
-              <w:left w:type="dxa" w:w="80"/>
-              <w:bottom w:type="dxa" w:w="40"/>
-              <w:right w:type="dxa" w:w="80"/>
-            </w:tcMar>
-            <w:vAlign w:val="top"/>
-          </w:tcPr>
-          <w:p>
-            <w:pPr>
-              <w:spacing w:line="240"/>
-              <w:jc w:val="center"/>
-            </w:pPr>
-            <w:r>
-              <w:rPr>
-                <w:rFonts w:ascii="Times New Roman" w:cs="Times New Roman" w:eastAsia="Times New Roman" w:hAnsi="Times New Roman"/>
-                <w:sz w:val="22"/>
-                <w:szCs w:val="22"/>
-              </w:rPr>
-              <w:t xml:space="preserve">2</w:t>
-            </w:r>
-          </w:p>
-        </w:tc>
-        <w:tc>
-          <w:tcPr>
-            <w:vMerge w:val="continue"/>
-          </w:tcPr>
-          <w:p/>
-        </w:tc>
-      </w:tr>
-      <w:tr>
-        <w:tc>
-          <w:tcPr>
-            <w:vMerge w:val="continue"/>
-          </w:tcPr>
-          <w:p/>
-        </w:tc>
-        <w:tc>
-          <w:tcPr>
-            <w:tcW w:type="dxa" w:w="7936"/>
-            <w:tcMar>
-              <w:top w:type="dxa" w:w="40"/>
-              <w:left w:type="dxa" w:w="80"/>
-              <w:bottom w:type="dxa" w:w="40"/>
-              <w:right w:type="dxa" w:w="80"/>
-            </w:tcMar>
-            <w:vAlign w:val="top"/>
-          </w:tcPr>
-          <w:p>
-            <w:pPr>
-              <w:spacing w:line="240"/>
-              <w:jc w:val="left"/>
-            </w:pPr>
-            <w:r>
-              <w:rPr>
-                <w:rFonts w:ascii="Times New Roman" w:cs="Times New Roman" w:eastAsia="Times New Roman" w:hAnsi="Times New Roman"/>
-                <w:sz w:val="22"/>
-                <w:szCs w:val="22"/>
-              </w:rPr>
-              <w:t xml:space="preserve">40. Практическая работа № 23. Разработка оконного приложения (часть 4)</w:t>
-            </w:r>
-          </w:p>
-        </w:tc>
-        <w:tc>
-          <w:tcPr>
-            <w:tcW w:type="dxa" w:w="1134"/>
-            <w:tcMar>
-              <w:top w:type="dxa" w:w="40"/>
-              <w:left w:type="dxa" w:w="80"/>
-              <w:bottom w:type="dxa" w:w="40"/>
-              <w:right w:type="dxa" w:w="80"/>
-            </w:tcMar>
-            <w:vAlign w:val="top"/>
-          </w:tcPr>
-          <w:p>
-            <w:pPr>
-              <w:spacing w:line="240"/>
-              <w:jc w:val="center"/>
-            </w:pPr>
-            <w:r>
-              <w:rPr>
-                <w:rFonts w:ascii="Times New Roman" w:cs="Times New Roman" w:eastAsia="Times New Roman" w:hAnsi="Times New Roman"/>
-                <w:sz w:val="22"/>
-                <w:szCs w:val="22"/>
-              </w:rPr>
-              <w:t xml:space="preserve">2</w:t>
-            </w:r>
-          </w:p>
-        </w:tc>
-        <w:tc>
-          <w:tcPr>
-            <w:vMerge w:val="continue"/>
-          </w:tcPr>
-          <w:p/>
-        </w:tc>
-      </w:tr>
-      <w:tr>
-        <w:tc>
-          <w:tcPr>
-            <w:vMerge w:val="continue"/>
-          </w:tcPr>
-          <w:p/>
-        </w:tc>
-        <w:tc>
-          <w:tcPr>
-            <w:tcW w:type="dxa" w:w="7936"/>
-            <w:tcMar>
-              <w:top w:type="dxa" w:w="40"/>
-              <w:left w:type="dxa" w:w="80"/>
-              <w:bottom w:type="dxa" w:w="40"/>
-              <w:right w:type="dxa" w:w="80"/>
-            </w:tcMar>
-            <w:vAlign w:val="top"/>
-          </w:tcPr>
-          <w:p>
-            <w:pPr>
-              <w:spacing w:line="240"/>
-              <w:jc w:val="left"/>
-            </w:pPr>
-            <w:r>
-              <w:rPr>
-                <w:rFonts w:ascii="Times New Roman" w:cs="Times New Roman" w:eastAsia="Times New Roman" w:hAnsi="Times New Roman"/>
-                <w:sz w:val="22"/>
-                <w:szCs w:val="22"/>
-              </w:rPr>
-              <w:t xml:space="preserve">41. Практическая работа № 24. Разработка оконного приложения (часть 5)</w:t>
-            </w:r>
-          </w:p>
-        </w:tc>
-        <w:tc>
-          <w:tcPr>
-            <w:tcW w:type="dxa" w:w="1134"/>
-            <w:tcMar>
-              <w:top w:type="dxa" w:w="40"/>
-              <w:left w:type="dxa" w:w="80"/>
-              <w:bottom w:type="dxa" w:w="40"/>
-              <w:right w:type="dxa" w:w="80"/>
-            </w:tcMar>
-            <w:vAlign w:val="top"/>
-          </w:tcPr>
-          <w:p>
-            <w:pPr>
-              <w:spacing w:line="240"/>
-              <w:jc w:val="center"/>
-            </w:pPr>
-            <w:r>
-              <w:rPr>
-                <w:rFonts w:ascii="Times New Roman" w:cs="Times New Roman" w:eastAsia="Times New Roman" w:hAnsi="Times New Roman"/>
-                <w:sz w:val="22"/>
-                <w:szCs w:val="22"/>
-              </w:rPr>
-              <w:t xml:space="preserve">2</w:t>
-            </w:r>
-          </w:p>
-        </w:tc>
-        <w:tc>
-          <w:tcPr>
-            <w:vMerge w:val="continue"/>
-          </w:tcPr>
-          <w:p/>
-        </w:tc>
-      </w:tr>
-      <w:tr>
-        <w:tc>
-          <w:tcPr>
-            <w:vMerge w:val="continue"/>
-          </w:tcPr>
-          <w:p/>
-        </w:tc>
-        <w:tc>
-          <w:tcPr>
-            <w:tcW w:type="dxa" w:w="7936"/>
-            <w:tcMar>
-              <w:top w:type="dxa" w:w="40"/>
-              <w:left w:type="dxa" w:w="80"/>
-              <w:bottom w:type="dxa" w:w="40"/>
-              <w:right w:type="dxa" w:w="80"/>
-            </w:tcMar>
-            <w:vAlign w:val="top"/>
-          </w:tcPr>
-          <w:p>
-            <w:pPr>
-              <w:spacing w:line="240"/>
-              <w:jc w:val="left"/>
-            </w:pPr>
-            <w:r>
-              <w:rPr>
-                <w:rFonts w:ascii="Times New Roman" w:cs="Times New Roman" w:eastAsia="Times New Roman" w:hAnsi="Times New Roman"/>
-                <w:sz w:val="22"/>
-                <w:szCs w:val="22"/>
-              </w:rPr>
-              <w:t xml:space="preserve">42. Практическая работа № 25. Разработка оконного приложения (часть 6)</w:t>
+              <w:t xml:space="preserve">42. Практическая работа № 25. Разработка оконного приложения (часть 4)</w:t>
             </w:r>
           </w:p>
         </w:tc>
@@ -8908,7 +8908,7 @@
           <w:sz w:val="24"/>
           <w:szCs w:val="24"/>
         </w:rPr>
-        <w:t xml:space="preserve">интерпретатор и среда разработки Python с библиотекой tkinter для оконных приложений;</w:t>
+        <w:t xml:space="preserve">интерпретатор и среда разработки Python с библиотекой tkinter для оконных приложений и пакетом PyInstaller для сборки установочного файла;</w:t>
       </w:r>
     </w:p>
     <w:p>
@@ -11007,7 +11007,7 @@
                 <w:sz w:val="22"/>
                 <w:szCs w:val="22"/>
               </w:rPr>
-              <w:t xml:space="preserve">Операторы выбора: Составление задач с ветвлением, их тестирование и отладка в программной среде Visual Studio</w:t>
+              <w:t xml:space="preserve">Операторы выбора: Стандартизация графического представления алгоритмов. Блок-схемы</w:t>
             </w:r>
           </w:p>
         </w:tc>
@@ -11061,7 +11061,7 @@
                 <w:sz w:val="22"/>
                 <w:szCs w:val="22"/>
               </w:rPr>
-              <w:t xml:space="preserve">Операторы выбора: Использование полного и неполного условного оператора при составлении программ, вложенность условий</w:t>
+              <w:t xml:space="preserve">Операторы выбора: Основная структура программы на языке Python. Назначение блоков</w:t>
             </w:r>
           </w:p>
         </w:tc>
@@ -11115,7 +11115,7 @@
                 <w:sz w:val="22"/>
                 <w:szCs w:val="22"/>
               </w:rPr>
-              <w:t xml:space="preserve">Циклы: Составление программ с использованием циклов в языке Python</w:t>
+              <w:t xml:space="preserve">Операторы выбора: Составление линейных задач, их тестирование и отладка в программной среде</w:t>
             </w:r>
           </w:p>
         </w:tc>
@@ -11169,7 +11169,7 @@
                 <w:sz w:val="22"/>
                 <w:szCs w:val="22"/>
               </w:rPr>
-              <w:t xml:space="preserve">Циклы: Виды циклов. Вложенные циклы</w:t>
+              <w:t xml:space="preserve">Операторы выбора: Составление задач с ветвлением, их тестирование и отладка в программной среде Visual Studio</w:t>
             </w:r>
           </w:p>
         </w:tc>
@@ -11223,7 +11223,7 @@
                 <w:sz w:val="22"/>
                 <w:szCs w:val="22"/>
               </w:rPr>
-              <w:t xml:space="preserve">Работа с массивами: Массивы. Работа с массивами. Одномерные и двумерные массивы</w:t>
+              <w:t xml:space="preserve">Операторы выбора: Использование полного и неполного условного оператора при составлении программ, вложенность условий</w:t>
             </w:r>
           </w:p>
         </w:tc>
@@ -11277,7 +11277,7 @@
                 <w:sz w:val="22"/>
                 <w:szCs w:val="22"/>
               </w:rPr>
-              <w:t xml:space="preserve">Работа с массивами: Сортировка одномерных массивов</w:t>
+              <w:t xml:space="preserve">Циклы: Составление программ с использованием циклов в языке Python</w:t>
             </w:r>
           </w:p>
         </w:tc>
@@ -11331,7 +11331,7 @@
                 <w:sz w:val="22"/>
                 <w:szCs w:val="22"/>
               </w:rPr>
-              <w:t xml:space="preserve">Работа с массивами: Использование массивов. Одномерные и двумерные массивы в программах на языке Python</w:t>
+              <w:t xml:space="preserve">Циклы: Виды циклов. Вложенные циклы</w:t>
             </w:r>
           </w:p>
         </w:tc>
@@ -11385,7 +11385,7 @@
                 <w:sz w:val="22"/>
                 <w:szCs w:val="22"/>
               </w:rPr>
-              <w:t xml:space="preserve">Коллекции и контейнеры (часть 1)</w:t>
+              <w:t xml:space="preserve">Работа с массивами: Массивы. Работа с массивами. Одномерные и двумерные массивы</w:t>
             </w:r>
           </w:p>
         </w:tc>
@@ -11439,7 +11439,7 @@
                 <w:sz w:val="22"/>
                 <w:szCs w:val="22"/>
               </w:rPr>
-              <w:t xml:space="preserve">Коллекции и контейнеры (часть 2)</w:t>
+              <w:t xml:space="preserve">Работа с массивами: Сортировка одномерных массивов</w:t>
             </w:r>
           </w:p>
         </w:tc>
@@ -11493,7 +11493,7 @@
                 <w:sz w:val="22"/>
                 <w:szCs w:val="22"/>
               </w:rPr>
-              <w:t xml:space="preserve">Коллекции и контейнеры (часть 3)</w:t>
+              <w:t xml:space="preserve">Работа с массивами: Использование массивов. Одномерные и двумерные массивы в программах на языке Python</w:t>
             </w:r>
           </w:p>
         </w:tc>
@@ -11547,7 +11547,7 @@
                 <w:sz w:val="22"/>
                 <w:szCs w:val="22"/>
               </w:rPr>
-              <w:t xml:space="preserve">Символы и строки: Строки. Работа со строками. Объектно-ориентированное программирование</w:t>
+              <w:t xml:space="preserve">Коллекции и контейнеры (часть 1)</w:t>
             </w:r>
           </w:p>
         </w:tc>
@@ -11601,7 +11601,7 @@
                 <w:sz w:val="22"/>
                 <w:szCs w:val="22"/>
               </w:rPr>
-              <w:t xml:space="preserve">Символы и строки: Использование строковых типов данных при составлении программ</w:t>
+              <w:t xml:space="preserve">Коллекции и контейнеры (часть 2)</w:t>
             </w:r>
           </w:p>
         </w:tc>
@@ -11655,7 +11655,7 @@
                 <w:sz w:val="22"/>
                 <w:szCs w:val="22"/>
               </w:rPr>
-              <w:t xml:space="preserve">Работа с файлами: Использование текстовых файлов в программе</w:t>
+              <w:t xml:space="preserve">Коллекции и контейнеры (часть 3)</w:t>
             </w:r>
           </w:p>
         </w:tc>
@@ -11709,7 +11709,7 @@
                 <w:sz w:val="22"/>
                 <w:szCs w:val="22"/>
               </w:rPr>
-              <w:t xml:space="preserve">Реализация подпрограммы: Составление программ с использованием подпрограмм: процедур и функций</w:t>
+              <w:t xml:space="preserve">Символы и строки: Строки. Работа со строками. Объектно-ориентированное программирование</w:t>
             </w:r>
           </w:p>
         </w:tc>
@@ -11763,7 +11763,7 @@
                 <w:sz w:val="22"/>
                 <w:szCs w:val="22"/>
               </w:rPr>
-              <w:t xml:space="preserve">Разработка рекурсивных подпрограмм: Организация вызова подпрограмм. Рекурсивные подпрограммы</w:t>
+              <w:t xml:space="preserve">Символы и строки: Использование строковых типов данных при составлении программ</w:t>
             </w:r>
           </w:p>
         </w:tc>
@@ -11817,7 +11817,7 @@
                 <w:sz w:val="22"/>
                 <w:szCs w:val="22"/>
               </w:rPr>
-              <w:t xml:space="preserve">Основные элементы управления (часть 1)</w:t>
+              <w:t xml:space="preserve">Работа с файлами: Использование текстовых файлов в программе</w:t>
             </w:r>
           </w:p>
         </w:tc>
@@ -11871,7 +11871,7 @@
                 <w:sz w:val="22"/>
                 <w:szCs w:val="22"/>
               </w:rPr>
-              <w:t xml:space="preserve">Основные элементы управления (часть 2)</w:t>
+              <w:t xml:space="preserve">Реализация подпрограммы: Составление программ с использованием подпрограмм: процедур и функций</w:t>
             </w:r>
           </w:p>
         </w:tc>
@@ -11925,7 +11925,7 @@
                 <w:sz w:val="22"/>
                 <w:szCs w:val="22"/>
               </w:rPr>
-              <w:t xml:space="preserve">Основные элементы управления (часть 3)</w:t>
+              <w:t xml:space="preserve">Разработка рекурсивных подпрограмм: Организация вызова подпрограмм. Рекурсивные подпрограммы</w:t>
             </w:r>
           </w:p>
         </w:tc>
@@ -11979,7 +11979,7 @@
                 <w:sz w:val="22"/>
                 <w:szCs w:val="22"/>
               </w:rPr>
-              <w:t xml:space="preserve">Основные элементы управления (часть 4)</w:t>
+              <w:t xml:space="preserve">Основные элементы управления (часть 1)</w:t>
             </w:r>
           </w:p>
         </w:tc>
@@ -12033,7 +12033,7 @@
                 <w:sz w:val="22"/>
                 <w:szCs w:val="22"/>
               </w:rPr>
-              <w:t xml:space="preserve">Разработка оконного приложения (часть 1)</w:t>
+              <w:t xml:space="preserve">Основные элементы управления (часть 2)</w:t>
             </w:r>
           </w:p>
         </w:tc>
@@ -12087,7 +12087,7 @@
                 <w:sz w:val="22"/>
                 <w:szCs w:val="22"/>
               </w:rPr>
-              <w:t xml:space="preserve">Разработка оконного приложения (часть 2)</w:t>
+              <w:t xml:space="preserve">Основные элементы управления (часть 3)</w:t>
             </w:r>
           </w:p>
         </w:tc>
@@ -12141,7 +12141,7 @@
                 <w:sz w:val="22"/>
                 <w:szCs w:val="22"/>
               </w:rPr>
-              <w:t xml:space="preserve">Разработка оконного приложения (часть 3)</w:t>
+              <w:t xml:space="preserve">Разработка оконного приложения (часть 1)</w:t>
             </w:r>
           </w:p>
         </w:tc>
@@ -12195,7 +12195,7 @@
                 <w:sz w:val="22"/>
                 <w:szCs w:val="22"/>
               </w:rPr>
-              <w:t xml:space="preserve">Разработка оконного приложения (часть 4)</w:t>
+              <w:t xml:space="preserve">Разработка оконного приложения (часть 2)</w:t>
             </w:r>
           </w:p>
         </w:tc>
@@ -12249,7 +12249,7 @@
                 <w:sz w:val="22"/>
                 <w:szCs w:val="22"/>
               </w:rPr>
-              <w:t xml:space="preserve">Разработка оконного приложения (часть 5)</w:t>
+              <w:t xml:space="preserve">Разработка оконного приложения (часть 3)</w:t>
             </w:r>
           </w:p>
         </w:tc>
@@ -12303,7 +12303,7 @@
                 <w:sz w:val="22"/>
                 <w:szCs w:val="22"/>
               </w:rPr>
-              <w:t xml:space="preserve">Разработка оконного приложения (часть 6)</w:t>
+              <w:t xml:space="preserve">Разработка оконного приложения (часть 4)</w:t>
             </w:r>
           </w:p>
         </w:tc>
@@ -13598,7 +13598,7 @@
           <w:sz w:val="24"/>
           <w:szCs w:val="24"/>
         </w:rPr>
-        <w:t xml:space="preserve">4. Какова сложность линейного поиска элемента в неупорядоченном списке из n элементов в худшем случае?</w:t>
+        <w:t xml:space="preserve">4. Какой вид ошибки возникает при нарушении правил записи конструкций языка, из-за чего программа не запускается?</w:t>
       </w:r>
     </w:p>
     <w:p>
@@ -13612,7 +13612,7 @@
           <w:sz w:val="24"/>
           <w:szCs w:val="24"/>
         </w:rPr>
-        <w:t xml:space="preserve">а) O(log n)    б) O(n)    в) O(n²)    г) O(1)</w:t>
+        <w:t xml:space="preserve">а) времени выполнения    б) синтаксическая    в) орфографическая    г) логическая</w:t>
       </w:r>
     </w:p>
     <w:p>
@@ -15774,7 +15774,7 @@
           <w:sz w:val="24"/>
           <w:szCs w:val="24"/>
         </w:rPr>
-        <w:t xml:space="preserve">47. Как называется замена реализации унаследованного метода в классе-наследнике?</w:t>
+        <w:t xml:space="preserve">47. Как называется функция, которая вызывается при возникновении события в окне?</w:t>
       </w:r>
     </w:p>
     <w:p>
@@ -15788,7 +15788,7 @@
           <w:sz w:val="24"/>
           <w:szCs w:val="24"/>
         </w:rPr>
-        <w:t xml:space="preserve">а) инкапсуляция    б) инициализация    в) переопределение    г) импортирование</w:t>
+        <w:t xml:space="preserve">а) конструктор    б) итератор    в) обработчик    г) декоратор</w:t>
       </w:r>
     </w:p>
     <w:p>
@@ -16135,7 +16135,7 @@
           <w:sz w:val="24"/>
           <w:szCs w:val="24"/>
         </w:rPr>
-        <w:t xml:space="preserve">53. Как называется объект, созданный по описанию класса?</w:t>
+        <w:t xml:space="preserve">53. Какой метод виджета tkinter размещает его в ячейке сетки окна?</w:t>
       </w:r>
     </w:p>
     <w:p>
@@ -16149,7 +16149,7 @@
           <w:sz w:val="24"/>
           <w:szCs w:val="24"/>
         </w:rPr>
-        <w:t xml:space="preserve">а) метод    б) модуль    в) атрибут    г) экземпляр</w:t>
+        <w:t xml:space="preserve">а) pack()    б) config()    в) bind()    г) grid()</w:t>
       </w:r>
     </w:p>
     <w:p>
@@ -16382,7 +16382,7 @@
           <w:sz w:val="24"/>
           <w:szCs w:val="24"/>
         </w:rPr>
-        <w:t xml:space="preserve">60. Какой принцип ООП позволяет создать новый класс на основе существующего с сохранением его свойств и методов?</w:t>
+        <w:t xml:space="preserve">60. Что возвращает метод get() виджета Entry?</w:t>
       </w:r>
     </w:p>
     <w:p>
@@ -16396,7 +16396,7 @@
           <w:sz w:val="24"/>
           <w:szCs w:val="24"/>
         </w:rPr>
-        <w:t xml:space="preserve">а) полиморфизм    б) инкапсуляция    в) абстракция    г) наследование</w:t>
+        <w:t xml:space="preserve">а) ссылку на окно    б) номер строки    в) размер виджета    г) введённый текст</w:t>
       </w:r>
     </w:p>
     <w:p>
@@ -20004,7 +20004,7 @@
           <w:sz w:val="24"/>
           <w:szCs w:val="24"/>
         </w:rPr>
-        <w:t xml:space="preserve">Сложность алгоритмов: понятие, оценка числа операций, обозначение O(n); сравнение линейного и бинарного поиска</w:t>
+        <w:t xml:space="preserve">Блок-схемы ветвлений и циклов: построение по описанию алгоритма и ручная трассировка</w:t>
       </w:r>
     </w:p>
     <w:p>
@@ -20118,7 +20118,7 @@
           <w:sz w:val="24"/>
           <w:szCs w:val="24"/>
         </w:rPr>
-        <w:t xml:space="preserve">Стандарт кодирования: правила именования, отступы, комментарии; требования PEP 8</w:t>
+        <w:t xml:space="preserve">Линейные программы: порядок составления, ввод исходных данных, вычисление и вывод результата</w:t>
       </w:r>
     </w:p>
     <w:p>
@@ -20802,7 +20802,7 @@
           <w:sz w:val="24"/>
           <w:szCs w:val="24"/>
         </w:rPr>
-        <w:t xml:space="preserve">Классы памяти и время жизни переменных: автоматическая, статическая и динамическая память</w:t>
+        <w:t xml:space="preserve">Передача результатов из подпрограммы: оператор return и возврат нескольких значений</w:t>
       </w:r>
     </w:p>
     <w:p>
@@ -20821,7 +20821,7 @@
           <w:sz w:val="24"/>
           <w:szCs w:val="24"/>
         </w:rPr>
-        <w:t xml:space="preserve">Объектно-ориентированное программирование: класс, экземпляр, атрибуты, методы, конструктор __init__</w:t>
+        <w:t xml:space="preserve">Работа в среде программирования: создание проекта, запуск программы, отладчик и точки останова</w:t>
       </w:r>
     </w:p>
     <w:p>
@@ -20840,7 +20840,7 @@
           <w:sz w:val="24"/>
           <w:szCs w:val="24"/>
         </w:rPr>
-        <w:t xml:space="preserve">Основные принципы объектно-ориентированного программирования: инкапсуляция, наследование, полиморфизм, переопределение методов</w:t>
+        <w:t xml:space="preserve">Тестовые данные: подбор тестов для проверки программы, ожидаемые и фактические результаты</w:t>
       </w:r>
     </w:p>
     <w:p>
@@ -21722,7 +21722,7 @@
           <w:sz w:val="24"/>
           <w:szCs w:val="24"/>
         </w:rPr>
-        <w:t xml:space="preserve">Дано: список из 1000 упорядоченных чисел, искомого элемента в нём нет.</w:t>
+        <w:t xml:space="preserve">Дано: числа x = 6 и y = 4.</w:t>
       </w:r>
       <w:r>
         <w:br/>
@@ -21733,7 +21733,7 @@
           <w:sz w:val="24"/>
           <w:szCs w:val="24"/>
         </w:rPr>
-        <w:t xml:space="preserve">Задание: оценить число сравнений в худшем случае для линейного и для бинарного поиска.</w:t>
+        <w:t xml:space="preserve">Задание: составить линейную программу: вычислить сумму, разность и произведение чисел и вывести их через пробел.</w:t>
       </w:r>
       <w:r>
         <w:br/>
@@ -21744,7 +21744,7 @@
           <w:sz w:val="24"/>
           <w:szCs w:val="24"/>
         </w:rPr>
-        <w:t xml:space="preserve">Результат: линейный поиск — 1000 сравнений, бинарный поиск — 10 сравнений (2 в степени 10 равно 1024, что не меньше 1000).</w:t>
+        <w:t xml:space="preserve">Результат: 10 2 24.</w:t>
       </w:r>
     </w:p>
     <w:p>
@@ -21804,7 +21804,7 @@
           <w:sz w:val="24"/>
           <w:szCs w:val="24"/>
         </w:rPr>
-        <w:t xml:space="preserve">Дано: функция «def F(a,b):return a*b» без отступов и пояснений.</w:t>
+        <w:t xml:space="preserve">Дано: фрагмент a = 3; b = "4"; print(a + b).</w:t>
       </w:r>
       <w:r>
         <w:br/>
@@ -21815,7 +21815,7 @@
           <w:sz w:val="24"/>
           <w:szCs w:val="24"/>
         </w:rPr>
-        <w:t xml:space="preserve">Задание: оформить её по стандарту кодирования: имя rectangle_area, отступ 4 пробела, пробел после запятой, строка документации; вызвать для сторон 3 и 5.</w:t>
+        <w:t xml:space="preserve">Задание: запустить фрагмент, определить вид ошибки и исправить программу.</w:t>
       </w:r>
       <w:r>
         <w:br/>
@@ -21826,7 +21826,7 @@
           <w:sz w:val="24"/>
           <w:szCs w:val="24"/>
         </w:rPr>
-        <w:t xml:space="preserve">Результат: rectangle_area(3, 5) возвращает 15.</w:t>
+        <w:t xml:space="preserve">Результат: ошибка времени выполнения TypeError (нельзя сложить число и строку); после исправления print(a + int(b)) выводится 7.</w:t>
       </w:r>
     </w:p>
     <w:p>
@@ -22747,7 +22747,7 @@
           <w:sz w:val="24"/>
           <w:szCs w:val="24"/>
         </w:rPr>
-        <w:t xml:space="preserve">Дано: класс Rectangle с атрибутами ширины w = 4 и высоты h = 6, методы area() и perimeter().</w:t>
+        <w:t xml:space="preserve">Дано: стороны прямоугольника a = 4 и b = 6.</w:t>
       </w:r>
       <w:r>
         <w:br/>
@@ -22758,7 +22758,7 @@
           <w:sz w:val="24"/>
           <w:szCs w:val="24"/>
         </w:rPr>
-        <w:t xml:space="preserve">Задание: описать класс, создать экземпляр и вызвать методы.</w:t>
+        <w:t xml:space="preserve">Задание: составить линейную программу вычисления площади и периметра прямоугольника.</w:t>
       </w:r>
       <w:r>
         <w:br/>
@@ -23485,7 +23485,7 @@
           <w:sz w:val="24"/>
           <w:szCs w:val="24"/>
         </w:rPr>
-        <w:t xml:space="preserve">Дано: класс Animal с методом speak(), возвращающим «звук».</w:t>
+        <w:t xml:space="preserve">Дано: числа 7 и 4.</w:t>
       </w:r>
       <w:r>
         <w:br/>
@@ -23496,7 +23496,7 @@
           <w:sz w:val="24"/>
           <w:szCs w:val="24"/>
         </w:rPr>
-        <w:t xml:space="preserve">Задание: описать класс Dog — наследник Animal с переопределённым методом speak(), возвращающим «Гав»; создать объекты обоих классов и вызвать метод.</w:t>
+        <w:t xml:space="preserve">Задание: построить блок-схему ветвления для нахождения меньшего из двух чисел и выполнить её для заданных чисел.</w:t>
       </w:r>
       <w:r>
         <w:br/>
@@ -23507,7 +23507,7 @@
           <w:sz w:val="24"/>
           <w:szCs w:val="24"/>
         </w:rPr>
-        <w:t xml:space="preserve">Результат: Animal().speak() — «звук», Dog().speak() — «Гав».</w:t>
+        <w:t xml:space="preserve">Результат: меньшее число — 4.</w:t>
       </w:r>
     </w:p>
     <w:p>

--- a/examples/UD_OP04_OA-2501/РП_ОП.04_ОА-2501_с_ФОС.docx
+++ b/examples/UD_OP04_OA-2501/РП_ОП.04_ОА-2501_с_ФОС.docx
@@ -4509,7 +4509,7 @@
                 <w:sz w:val="22"/>
                 <w:szCs w:val="22"/>
               </w:rPr>
-              <w:t xml:space="preserve">ПК 1.2, 2.3, 2.4</w:t>
+              <w:t xml:space="preserve">ПК 1.2</w:t>
             </w:r>
           </w:p>
           <w:p>
@@ -5479,7 +5479,7 @@
                 <w:sz w:val="22"/>
                 <w:szCs w:val="22"/>
               </w:rPr>
-              <w:t xml:space="preserve">ПК 1.2, 2.3, 2.4</w:t>
+              <w:t xml:space="preserve">ПК 2.3</w:t>
             </w:r>
           </w:p>
           <w:p>
@@ -7307,7 +7307,7 @@
                 <w:sz w:val="22"/>
                 <w:szCs w:val="22"/>
               </w:rPr>
-              <w:t xml:space="preserve">ПК 1.2, 2.3, 2.4</w:t>
+              <w:t xml:space="preserve">ПК 2.4</w:t>
             </w:r>
           </w:p>
           <w:p>

--- a/examples/UD_OP04_OA-2501/РП_ОП.04_ОА-2501_с_ФОС.docx
+++ b/examples/UD_OP04_OA-2501/РП_ОП.04_ОА-2501_с_ФОС.docx
@@ -4468,7 +4468,7 @@
                 <w:sz w:val="22"/>
                 <w:szCs w:val="22"/>
               </w:rPr>
-              <w:t xml:space="preserve">16</w:t>
+              <w:t xml:space="preserve">12</w:t>
             </w:r>
           </w:p>
         </w:tc>
@@ -4623,7 +4623,7 @@
                 <w:sz w:val="22"/>
                 <w:szCs w:val="22"/>
               </w:rPr>
-              <w:t xml:space="preserve">2. Практическая работа № 1. Операторы выбора: Стандартизация графического представления алгоритмов. Блок-схемы</w:t>
+              <w:t xml:space="preserve">2. Практическое занятие № 1. Стандартизация графического представления алгоритмов. Блок-схемы</w:t>
             </w:r>
           </w:p>
         </w:tc>
@@ -4950,10 +4950,12 @@
             <w:r>
               <w:rPr>
                 <w:rFonts w:ascii="Times New Roman" w:cs="Times New Roman" w:eastAsia="Times New Roman" w:hAnsi="Times New Roman"/>
-                <w:sz w:val="22"/>
-                <w:szCs w:val="22"/>
-              </w:rPr>
-              <w:t xml:space="preserve">7. Практическая работа № 2. Операторы выбора: Основная структура программы на языке Python. Назначение блоков</w:t>
+                <w:b/>
+                <w:bCs/>
+                <w:sz w:val="22"/>
+                <w:szCs w:val="22"/>
+              </w:rPr>
+              <w:t xml:space="preserve">Самостоятельная работа обучающихся:</w:t>
             </w:r>
           </w:p>
         </w:tc>
@@ -4976,10 +4978,12 @@
             <w:r>
               <w:rPr>
                 <w:rFonts w:ascii="Times New Roman" w:cs="Times New Roman" w:eastAsia="Times New Roman" w:hAnsi="Times New Roman"/>
-                <w:sz w:val="22"/>
-                <w:szCs w:val="22"/>
-              </w:rPr>
-              <w:t xml:space="preserve">2</w:t>
+                <w:b/>
+                <w:bCs/>
+                <w:sz w:val="22"/>
+                <w:szCs w:val="22"/>
+              </w:rPr>
+              <w:t xml:space="preserve">4</w:t>
             </w:r>
           </w:p>
         </w:tc>
@@ -5019,7 +5023,7 @@
                 <w:sz w:val="22"/>
                 <w:szCs w:val="22"/>
               </w:rPr>
-              <w:t xml:space="preserve">8. Практическая работа № 3. Операторы выбора: Составление линейных задач, их тестирование и отладка в программной среде</w:t>
+              <w:t xml:space="preserve">1) Подготовка конспекта: свойства алгоритмов и способы их записи — словесное описание и блок-схема</w:t>
             </w:r>
           </w:p>
         </w:tc>
@@ -5082,30 +5086,91 @@
             <w:r>
               <w:rPr>
                 <w:rFonts w:ascii="Times New Roman" w:cs="Times New Roman" w:eastAsia="Times New Roman" w:hAnsi="Times New Roman"/>
+                <w:sz w:val="22"/>
+                <w:szCs w:val="22"/>
+              </w:rPr>
+              <w:t xml:space="preserve">2) Составление сравнительной таблицы языков программирования по классификации и способу трансляции</w:t>
+            </w:r>
+          </w:p>
+        </w:tc>
+        <w:tc>
+          <w:tcPr>
+            <w:tcW w:type="dxa" w:w="1134"/>
+            <w:tcMar>
+              <w:top w:type="dxa" w:w="40"/>
+              <w:left w:type="dxa" w:w="80"/>
+              <w:bottom w:type="dxa" w:w="40"/>
+              <w:right w:type="dxa" w:w="80"/>
+            </w:tcMar>
+            <w:vAlign w:val="top"/>
+          </w:tcPr>
+          <w:p>
+            <w:pPr>
+              <w:spacing w:line="240"/>
+              <w:jc w:val="center"/>
+            </w:pPr>
+            <w:r>
+              <w:rPr>
+                <w:rFonts w:ascii="Times New Roman" w:cs="Times New Roman" w:eastAsia="Times New Roman" w:hAnsi="Times New Roman"/>
+                <w:sz w:val="22"/>
+                <w:szCs w:val="22"/>
+              </w:rPr>
+              <w:t xml:space="preserve">2</w:t>
+            </w:r>
+          </w:p>
+        </w:tc>
+        <w:tc>
+          <w:tcPr>
+            <w:vMerge w:val="continue"/>
+          </w:tcPr>
+          <w:p/>
+        </w:tc>
+      </w:tr>
+      <w:tr>
+        <w:tc>
+          <w:tcPr>
+            <w:tcW w:type="dxa" w:w="3119"/>
+            <w:vMerge w:val="restart"/>
+            <w:tcMar>
+              <w:top w:type="dxa" w:w="40"/>
+              <w:left w:type="dxa" w:w="80"/>
+              <w:bottom w:type="dxa" w:w="40"/>
+              <w:right w:type="dxa" w:w="80"/>
+            </w:tcMar>
+            <w:vAlign w:val="top"/>
+          </w:tcPr>
+          <w:p>
+            <w:pPr>
+              <w:spacing w:line="240"/>
+              <w:jc w:val="left"/>
+            </w:pPr>
+            <w:r>
+              <w:rPr>
+                <w:rFonts w:ascii="Times New Roman" w:cs="Times New Roman" w:eastAsia="Times New Roman" w:hAnsi="Times New Roman"/>
                 <w:b/>
                 <w:bCs/>
                 <w:sz w:val="22"/>
                 <w:szCs w:val="22"/>
               </w:rPr>
-              <w:t xml:space="preserve">Самостоятельная работа обучающихся:</w:t>
-            </w:r>
-          </w:p>
-        </w:tc>
-        <w:tc>
-          <w:tcPr>
-            <w:tcW w:type="dxa" w:w="1134"/>
-            <w:tcMar>
-              <w:top w:type="dxa" w:w="40"/>
-              <w:left w:type="dxa" w:w="80"/>
-              <w:bottom w:type="dxa" w:w="40"/>
-              <w:right w:type="dxa" w:w="80"/>
-            </w:tcMar>
-            <w:vAlign w:val="top"/>
-          </w:tcPr>
-          <w:p>
-            <w:pPr>
-              <w:spacing w:line="240"/>
-              <w:jc w:val="center"/>
+              <w:t xml:space="preserve">Тема 2. Основные элементы языка. Управляющие операторы языка. Структурированные типы данных. Символьные типы данных.</w:t>
+            </w:r>
+          </w:p>
+        </w:tc>
+        <w:tc>
+          <w:tcPr>
+            <w:tcW w:type="dxa" w:w="7936"/>
+            <w:tcMar>
+              <w:top w:type="dxa" w:w="40"/>
+              <w:left w:type="dxa" w:w="80"/>
+              <w:bottom w:type="dxa" w:w="40"/>
+              <w:right w:type="dxa" w:w="80"/>
+            </w:tcMar>
+            <w:vAlign w:val="top"/>
+          </w:tcPr>
+          <w:p>
+            <w:pPr>
+              <w:spacing w:line="240"/>
+              <w:jc w:val="left"/>
             </w:pPr>
             <w:r>
               <w:rPr>
@@ -5115,15 +5180,190 @@
                 <w:sz w:val="22"/>
                 <w:szCs w:val="22"/>
               </w:rPr>
-              <w:t xml:space="preserve">4</w:t>
-            </w:r>
-          </w:p>
-        </w:tc>
-        <w:tc>
-          <w:tcPr>
-            <w:vMerge w:val="continue"/>
-          </w:tcPr>
-          <w:p/>
+              <w:t xml:space="preserve">Содержание (перечень дидактических единиц по Теме)</w:t>
+            </w:r>
+          </w:p>
+          <w:p>
+            <w:pPr>
+              <w:spacing w:line="240"/>
+              <w:jc w:val="left"/>
+            </w:pPr>
+            <w:r>
+              <w:rPr>
+                <w:rFonts w:ascii="Times New Roman" w:cs="Times New Roman" w:eastAsia="Times New Roman" w:hAnsi="Times New Roman"/>
+                <w:sz w:val="22"/>
+                <w:szCs w:val="22"/>
+              </w:rPr>
+              <w:t xml:space="preserve">1. Основные элементы языка. Операторы языка. Ввод/вывод данных.</w:t>
+            </w:r>
+          </w:p>
+          <w:p>
+            <w:pPr>
+              <w:spacing w:line="240"/>
+              <w:jc w:val="left"/>
+            </w:pPr>
+            <w:r>
+              <w:rPr>
+                <w:rFonts w:ascii="Times New Roman" w:cs="Times New Roman" w:eastAsia="Times New Roman" w:hAnsi="Times New Roman"/>
+                <w:sz w:val="22"/>
+                <w:szCs w:val="22"/>
+              </w:rPr>
+              <w:t xml:space="preserve">2. Управляющие операторы языка. Операторы выбора. Оператор условной передачи управления. Оператор безусловной передачи управления.</w:t>
+            </w:r>
+          </w:p>
+          <w:p>
+            <w:pPr>
+              <w:spacing w:line="240"/>
+              <w:jc w:val="left"/>
+            </w:pPr>
+            <w:r>
+              <w:rPr>
+                <w:rFonts w:ascii="Times New Roman" w:cs="Times New Roman" w:eastAsia="Times New Roman" w:hAnsi="Times New Roman"/>
+                <w:sz w:val="22"/>
+                <w:szCs w:val="22"/>
+              </w:rPr>
+              <w:t xml:space="preserve">3. Оператор case. Операторы организации циклической обработки. Циклы.</w:t>
+            </w:r>
+          </w:p>
+          <w:p>
+            <w:pPr>
+              <w:spacing w:line="240"/>
+              <w:jc w:val="left"/>
+            </w:pPr>
+            <w:r>
+              <w:rPr>
+                <w:rFonts w:ascii="Times New Roman" w:cs="Times New Roman" w:eastAsia="Times New Roman" w:hAnsi="Times New Roman"/>
+                <w:sz w:val="22"/>
+                <w:szCs w:val="22"/>
+              </w:rPr>
+              <w:t xml:space="preserve">4. Структуры данных. Массивы. Работа с массивами. Одномерные массивы. Обработка массивов. Сортировка массивов. Двумерные массивы. Решение систем уравнений.</w:t>
+            </w:r>
+          </w:p>
+          <w:p>
+            <w:pPr>
+              <w:spacing w:line="240"/>
+              <w:jc w:val="left"/>
+            </w:pPr>
+            <w:r>
+              <w:rPr>
+                <w:rFonts w:ascii="Times New Roman" w:cs="Times New Roman" w:eastAsia="Times New Roman" w:hAnsi="Times New Roman"/>
+                <w:sz w:val="22"/>
+                <w:szCs w:val="22"/>
+              </w:rPr>
+              <w:t xml:space="preserve">5. Коллекции. Контейнеры. Операции над коллекциями и контейнерами. Обработка коллекций. Многомерные контейнеры. Обработка контейнеров.</w:t>
+            </w:r>
+          </w:p>
+          <w:p>
+            <w:pPr>
+              <w:spacing w:line="240"/>
+              <w:jc w:val="left"/>
+            </w:pPr>
+            <w:r>
+              <w:rPr>
+                <w:rFonts w:ascii="Times New Roman" w:cs="Times New Roman" w:eastAsia="Times New Roman" w:hAnsi="Times New Roman"/>
+                <w:sz w:val="22"/>
+                <w:szCs w:val="22"/>
+              </w:rPr>
+              <w:t xml:space="preserve">6. Символьные типы данных. Символы и строки. Обработка символов. Обработка строк.</w:t>
+            </w:r>
+          </w:p>
+          <w:p>
+            <w:pPr>
+              <w:spacing w:line="240"/>
+              <w:jc w:val="left"/>
+            </w:pPr>
+            <w:r>
+              <w:rPr>
+                <w:rFonts w:ascii="Times New Roman" w:cs="Times New Roman" w:eastAsia="Times New Roman" w:hAnsi="Times New Roman"/>
+                <w:sz w:val="22"/>
+                <w:szCs w:val="22"/>
+              </w:rPr>
+              <w:t xml:space="preserve">7. Строковые массивы. Файлы. Потоки. Считывание из файла. Запись в файл. Редактирование файлов.</w:t>
+            </w:r>
+          </w:p>
+        </w:tc>
+        <w:tc>
+          <w:tcPr>
+            <w:tcW w:type="dxa" w:w="1134"/>
+            <w:tcMar>
+              <w:top w:type="dxa" w:w="40"/>
+              <w:left w:type="dxa" w:w="80"/>
+              <w:bottom w:type="dxa" w:w="40"/>
+              <w:right w:type="dxa" w:w="80"/>
+            </w:tcMar>
+            <w:vAlign w:val="top"/>
+          </w:tcPr>
+          <w:p>
+            <w:pPr>
+              <w:spacing w:line="240"/>
+              <w:jc w:val="center"/>
+            </w:pPr>
+            <w:r>
+              <w:rPr>
+                <w:rFonts w:ascii="Times New Roman" w:cs="Times New Roman" w:eastAsia="Times New Roman" w:hAnsi="Times New Roman"/>
+                <w:b/>
+                <w:bCs/>
+                <w:sz w:val="22"/>
+                <w:szCs w:val="22"/>
+              </w:rPr>
+              <w:t xml:space="preserve">40</w:t>
+            </w:r>
+          </w:p>
+        </w:tc>
+        <w:tc>
+          <w:tcPr>
+            <w:tcW w:type="dxa" w:w="2381"/>
+            <w:vMerge w:val="restart"/>
+            <w:tcMar>
+              <w:top w:type="dxa" w:w="40"/>
+              <w:left w:type="dxa" w:w="80"/>
+              <w:bottom w:type="dxa" w:w="40"/>
+              <w:right w:type="dxa" w:w="80"/>
+            </w:tcMar>
+            <w:vAlign w:val="top"/>
+          </w:tcPr>
+          <w:p>
+            <w:pPr>
+              <w:spacing w:line="240"/>
+              <w:jc w:val="left"/>
+            </w:pPr>
+            <w:r>
+              <w:rPr>
+                <w:rFonts w:ascii="Times New Roman" w:cs="Times New Roman" w:eastAsia="Times New Roman" w:hAnsi="Times New Roman"/>
+                <w:sz w:val="22"/>
+                <w:szCs w:val="22"/>
+              </w:rPr>
+              <w:t xml:space="preserve">ОК 01, 02, 04, 05, 09</w:t>
+            </w:r>
+          </w:p>
+          <w:p>
+            <w:pPr>
+              <w:spacing w:line="240"/>
+              <w:jc w:val="left"/>
+            </w:pPr>
+            <w:r>
+              <w:rPr>
+                <w:rFonts w:ascii="Times New Roman" w:cs="Times New Roman" w:eastAsia="Times New Roman" w:hAnsi="Times New Roman"/>
+                <w:sz w:val="22"/>
+                <w:szCs w:val="22"/>
+              </w:rPr>
+              <w:t xml:space="preserve">ПК 2.3</w:t>
+            </w:r>
+          </w:p>
+          <w:p>
+            <w:pPr>
+              <w:spacing w:line="240"/>
+              <w:jc w:val="left"/>
+            </w:pPr>
+            <w:r>
+              <w:rPr>
+                <w:rFonts w:ascii="Times New Roman" w:cs="Times New Roman" w:eastAsia="Times New Roman" w:hAnsi="Times New Roman"/>
+                <w:sz w:val="22"/>
+                <w:szCs w:val="22"/>
+              </w:rPr>
+              <w:t xml:space="preserve">ЛР 13, 15, 28, 38–41, 47</w:t>
+            </w:r>
+          </w:p>
         </w:tc>
       </w:tr>
       <w:tr>
@@ -5155,7 +5395,7 @@
                 <w:sz w:val="22"/>
                 <w:szCs w:val="22"/>
               </w:rPr>
-              <w:t xml:space="preserve">1) Подготовка конспекта: свойства алгоритмов и способы их записи — словесное описание и блок-схема</w:t>
+              <w:t xml:space="preserve">7. Простые типы данных. Операции. Основные операторы Python</w:t>
             </w:r>
           </w:p>
         </w:tc>
@@ -5221,7 +5461,7 @@
                 <w:sz w:val="22"/>
                 <w:szCs w:val="22"/>
               </w:rPr>
-              <w:t xml:space="preserve">2) Составление сравнительной таблицы языков программирования по классификации и способу трансляции</w:t>
+              <w:t xml:space="preserve">8. Реализация разветвляющихся алгоритмов в языке Python. Полный и неполный условный оператор.</w:t>
             </w:r>
           </w:p>
         </w:tc>
@@ -5261,6 +5501,1462 @@
       <w:tr>
         <w:tc>
           <w:tcPr>
+            <w:vMerge w:val="continue"/>
+          </w:tcPr>
+          <w:p/>
+        </w:tc>
+        <w:tc>
+          <w:tcPr>
+            <w:tcW w:type="dxa" w:w="7936"/>
+            <w:tcMar>
+              <w:top w:type="dxa" w:w="40"/>
+              <w:left w:type="dxa" w:w="80"/>
+              <w:bottom w:type="dxa" w:w="40"/>
+              <w:right w:type="dxa" w:w="80"/>
+            </w:tcMar>
+            <w:vAlign w:val="top"/>
+          </w:tcPr>
+          <w:p>
+            <w:pPr>
+              <w:spacing w:line="240"/>
+              <w:jc w:val="left"/>
+            </w:pPr>
+            <w:r>
+              <w:rPr>
+                <w:rFonts w:ascii="Times New Roman" w:cs="Times New Roman" w:eastAsia="Times New Roman" w:hAnsi="Times New Roman"/>
+                <w:sz w:val="22"/>
+                <w:szCs w:val="22"/>
+              </w:rPr>
+              <w:t xml:space="preserve">9. Практическая работа № 1. Операторы выбора: Составление задач с ветвлением, их тестирование и отладка в программной среде Visual Studio</w:t>
+            </w:r>
+          </w:p>
+        </w:tc>
+        <w:tc>
+          <w:tcPr>
+            <w:tcW w:type="dxa" w:w="1134"/>
+            <w:tcMar>
+              <w:top w:type="dxa" w:w="40"/>
+              <w:left w:type="dxa" w:w="80"/>
+              <w:bottom w:type="dxa" w:w="40"/>
+              <w:right w:type="dxa" w:w="80"/>
+            </w:tcMar>
+            <w:vAlign w:val="top"/>
+          </w:tcPr>
+          <w:p>
+            <w:pPr>
+              <w:spacing w:line="240"/>
+              <w:jc w:val="center"/>
+            </w:pPr>
+            <w:r>
+              <w:rPr>
+                <w:rFonts w:ascii="Times New Roman" w:cs="Times New Roman" w:eastAsia="Times New Roman" w:hAnsi="Times New Roman"/>
+                <w:sz w:val="22"/>
+                <w:szCs w:val="22"/>
+              </w:rPr>
+              <w:t xml:space="preserve">2</w:t>
+            </w:r>
+          </w:p>
+        </w:tc>
+        <w:tc>
+          <w:tcPr>
+            <w:vMerge w:val="continue"/>
+          </w:tcPr>
+          <w:p/>
+        </w:tc>
+      </w:tr>
+      <w:tr>
+        <w:tc>
+          <w:tcPr>
+            <w:vMerge w:val="continue"/>
+          </w:tcPr>
+          <w:p/>
+        </w:tc>
+        <w:tc>
+          <w:tcPr>
+            <w:tcW w:type="dxa" w:w="7936"/>
+            <w:tcMar>
+              <w:top w:type="dxa" w:w="40"/>
+              <w:left w:type="dxa" w:w="80"/>
+              <w:bottom w:type="dxa" w:w="40"/>
+              <w:right w:type="dxa" w:w="80"/>
+            </w:tcMar>
+            <w:vAlign w:val="top"/>
+          </w:tcPr>
+          <w:p>
+            <w:pPr>
+              <w:spacing w:line="240"/>
+              <w:jc w:val="left"/>
+            </w:pPr>
+            <w:r>
+              <w:rPr>
+                <w:rFonts w:ascii="Times New Roman" w:cs="Times New Roman" w:eastAsia="Times New Roman" w:hAnsi="Times New Roman"/>
+                <w:sz w:val="22"/>
+                <w:szCs w:val="22"/>
+              </w:rPr>
+              <w:t xml:space="preserve">10. Практическая работа № 2. Операторы выбора: Использование полного и неполного условного оператора при составлении программ, вложенность условий</w:t>
+            </w:r>
+          </w:p>
+        </w:tc>
+        <w:tc>
+          <w:tcPr>
+            <w:tcW w:type="dxa" w:w="1134"/>
+            <w:tcMar>
+              <w:top w:type="dxa" w:w="40"/>
+              <w:left w:type="dxa" w:w="80"/>
+              <w:bottom w:type="dxa" w:w="40"/>
+              <w:right w:type="dxa" w:w="80"/>
+            </w:tcMar>
+            <w:vAlign w:val="top"/>
+          </w:tcPr>
+          <w:p>
+            <w:pPr>
+              <w:spacing w:line="240"/>
+              <w:jc w:val="center"/>
+            </w:pPr>
+            <w:r>
+              <w:rPr>
+                <w:rFonts w:ascii="Times New Roman" w:cs="Times New Roman" w:eastAsia="Times New Roman" w:hAnsi="Times New Roman"/>
+                <w:sz w:val="22"/>
+                <w:szCs w:val="22"/>
+              </w:rPr>
+              <w:t xml:space="preserve">2</w:t>
+            </w:r>
+          </w:p>
+        </w:tc>
+        <w:tc>
+          <w:tcPr>
+            <w:vMerge w:val="continue"/>
+          </w:tcPr>
+          <w:p/>
+        </w:tc>
+      </w:tr>
+      <w:tr>
+        <w:tc>
+          <w:tcPr>
+            <w:vMerge w:val="continue"/>
+          </w:tcPr>
+          <w:p/>
+        </w:tc>
+        <w:tc>
+          <w:tcPr>
+            <w:tcW w:type="dxa" w:w="7936"/>
+            <w:tcMar>
+              <w:top w:type="dxa" w:w="40"/>
+              <w:left w:type="dxa" w:w="80"/>
+              <w:bottom w:type="dxa" w:w="40"/>
+              <w:right w:type="dxa" w:w="80"/>
+            </w:tcMar>
+            <w:vAlign w:val="top"/>
+          </w:tcPr>
+          <w:p>
+            <w:pPr>
+              <w:spacing w:line="240"/>
+              <w:jc w:val="left"/>
+            </w:pPr>
+            <w:r>
+              <w:rPr>
+                <w:rFonts w:ascii="Times New Roman" w:cs="Times New Roman" w:eastAsia="Times New Roman" w:hAnsi="Times New Roman"/>
+                <w:sz w:val="22"/>
+                <w:szCs w:val="22"/>
+              </w:rPr>
+              <w:t xml:space="preserve">11. Реализация циклических алгоритмов в языке Python. Вложенные циклы.</w:t>
+            </w:r>
+          </w:p>
+        </w:tc>
+        <w:tc>
+          <w:tcPr>
+            <w:tcW w:type="dxa" w:w="1134"/>
+            <w:tcMar>
+              <w:top w:type="dxa" w:w="40"/>
+              <w:left w:type="dxa" w:w="80"/>
+              <w:bottom w:type="dxa" w:w="40"/>
+              <w:right w:type="dxa" w:w="80"/>
+            </w:tcMar>
+            <w:vAlign w:val="top"/>
+          </w:tcPr>
+          <w:p>
+            <w:pPr>
+              <w:spacing w:line="240"/>
+              <w:jc w:val="center"/>
+            </w:pPr>
+            <w:r>
+              <w:rPr>
+                <w:rFonts w:ascii="Times New Roman" w:cs="Times New Roman" w:eastAsia="Times New Roman" w:hAnsi="Times New Roman"/>
+                <w:sz w:val="22"/>
+                <w:szCs w:val="22"/>
+              </w:rPr>
+              <w:t xml:space="preserve">2</w:t>
+            </w:r>
+          </w:p>
+        </w:tc>
+        <w:tc>
+          <w:tcPr>
+            <w:vMerge w:val="continue"/>
+          </w:tcPr>
+          <w:p/>
+        </w:tc>
+      </w:tr>
+      <w:tr>
+        <w:tc>
+          <w:tcPr>
+            <w:vMerge w:val="continue"/>
+          </w:tcPr>
+          <w:p/>
+        </w:tc>
+        <w:tc>
+          <w:tcPr>
+            <w:tcW w:type="dxa" w:w="7936"/>
+            <w:tcMar>
+              <w:top w:type="dxa" w:w="40"/>
+              <w:left w:type="dxa" w:w="80"/>
+              <w:bottom w:type="dxa" w:w="40"/>
+              <w:right w:type="dxa" w:w="80"/>
+            </w:tcMar>
+            <w:vAlign w:val="top"/>
+          </w:tcPr>
+          <w:p>
+            <w:pPr>
+              <w:spacing w:line="240"/>
+              <w:jc w:val="left"/>
+            </w:pPr>
+            <w:r>
+              <w:rPr>
+                <w:rFonts w:ascii="Times New Roman" w:cs="Times New Roman" w:eastAsia="Times New Roman" w:hAnsi="Times New Roman"/>
+                <w:sz w:val="22"/>
+                <w:szCs w:val="22"/>
+              </w:rPr>
+              <w:t xml:space="preserve">12. Практическая работа № 3. Циклы: Составление программ с использованием циклов в языке Python</w:t>
+            </w:r>
+          </w:p>
+        </w:tc>
+        <w:tc>
+          <w:tcPr>
+            <w:tcW w:type="dxa" w:w="1134"/>
+            <w:tcMar>
+              <w:top w:type="dxa" w:w="40"/>
+              <w:left w:type="dxa" w:w="80"/>
+              <w:bottom w:type="dxa" w:w="40"/>
+              <w:right w:type="dxa" w:w="80"/>
+            </w:tcMar>
+            <w:vAlign w:val="top"/>
+          </w:tcPr>
+          <w:p>
+            <w:pPr>
+              <w:spacing w:line="240"/>
+              <w:jc w:val="center"/>
+            </w:pPr>
+            <w:r>
+              <w:rPr>
+                <w:rFonts w:ascii="Times New Roman" w:cs="Times New Roman" w:eastAsia="Times New Roman" w:hAnsi="Times New Roman"/>
+                <w:sz w:val="22"/>
+                <w:szCs w:val="22"/>
+              </w:rPr>
+              <w:t xml:space="preserve">2</w:t>
+            </w:r>
+          </w:p>
+        </w:tc>
+        <w:tc>
+          <w:tcPr>
+            <w:vMerge w:val="continue"/>
+          </w:tcPr>
+          <w:p/>
+        </w:tc>
+      </w:tr>
+      <w:tr>
+        <w:tc>
+          <w:tcPr>
+            <w:vMerge w:val="continue"/>
+          </w:tcPr>
+          <w:p/>
+        </w:tc>
+        <w:tc>
+          <w:tcPr>
+            <w:tcW w:type="dxa" w:w="7936"/>
+            <w:tcMar>
+              <w:top w:type="dxa" w:w="40"/>
+              <w:left w:type="dxa" w:w="80"/>
+              <w:bottom w:type="dxa" w:w="40"/>
+              <w:right w:type="dxa" w:w="80"/>
+            </w:tcMar>
+            <w:vAlign w:val="top"/>
+          </w:tcPr>
+          <w:p>
+            <w:pPr>
+              <w:spacing w:line="240"/>
+              <w:jc w:val="left"/>
+            </w:pPr>
+            <w:r>
+              <w:rPr>
+                <w:rFonts w:ascii="Times New Roman" w:cs="Times New Roman" w:eastAsia="Times New Roman" w:hAnsi="Times New Roman"/>
+                <w:sz w:val="22"/>
+                <w:szCs w:val="22"/>
+              </w:rPr>
+              <w:t xml:space="preserve">13. Практическая работа № 4. Циклы: Виды циклов. Вложенные циклы</w:t>
+            </w:r>
+          </w:p>
+        </w:tc>
+        <w:tc>
+          <w:tcPr>
+            <w:tcW w:type="dxa" w:w="1134"/>
+            <w:tcMar>
+              <w:top w:type="dxa" w:w="40"/>
+              <w:left w:type="dxa" w:w="80"/>
+              <w:bottom w:type="dxa" w:w="40"/>
+              <w:right w:type="dxa" w:w="80"/>
+            </w:tcMar>
+            <w:vAlign w:val="top"/>
+          </w:tcPr>
+          <w:p>
+            <w:pPr>
+              <w:spacing w:line="240"/>
+              <w:jc w:val="center"/>
+            </w:pPr>
+            <w:r>
+              <w:rPr>
+                <w:rFonts w:ascii="Times New Roman" w:cs="Times New Roman" w:eastAsia="Times New Roman" w:hAnsi="Times New Roman"/>
+                <w:sz w:val="22"/>
+                <w:szCs w:val="22"/>
+              </w:rPr>
+              <w:t xml:space="preserve">2</w:t>
+            </w:r>
+          </w:p>
+        </w:tc>
+        <w:tc>
+          <w:tcPr>
+            <w:vMerge w:val="continue"/>
+          </w:tcPr>
+          <w:p/>
+        </w:tc>
+      </w:tr>
+      <w:tr>
+        <w:tc>
+          <w:tcPr>
+            <w:vMerge w:val="continue"/>
+          </w:tcPr>
+          <w:p/>
+        </w:tc>
+        <w:tc>
+          <w:tcPr>
+            <w:tcW w:type="dxa" w:w="7936"/>
+            <w:tcMar>
+              <w:top w:type="dxa" w:w="40"/>
+              <w:left w:type="dxa" w:w="80"/>
+              <w:bottom w:type="dxa" w:w="40"/>
+              <w:right w:type="dxa" w:w="80"/>
+            </w:tcMar>
+            <w:vAlign w:val="top"/>
+          </w:tcPr>
+          <w:p>
+            <w:pPr>
+              <w:spacing w:line="240"/>
+              <w:jc w:val="left"/>
+            </w:pPr>
+            <w:r>
+              <w:rPr>
+                <w:rFonts w:ascii="Times New Roman" w:cs="Times New Roman" w:eastAsia="Times New Roman" w:hAnsi="Times New Roman"/>
+                <w:sz w:val="22"/>
+                <w:szCs w:val="22"/>
+              </w:rPr>
+              <w:t xml:space="preserve">14. Структуры данных. Массивы. Работа с массивами. Одномерные массивы. Обработка массивов. Сортировка массивов. Двумерные массивы. Решение систем уравнений</w:t>
+            </w:r>
+          </w:p>
+        </w:tc>
+        <w:tc>
+          <w:tcPr>
+            <w:tcW w:type="dxa" w:w="1134"/>
+            <w:tcMar>
+              <w:top w:type="dxa" w:w="40"/>
+              <w:left w:type="dxa" w:w="80"/>
+              <w:bottom w:type="dxa" w:w="40"/>
+              <w:right w:type="dxa" w:w="80"/>
+            </w:tcMar>
+            <w:vAlign w:val="top"/>
+          </w:tcPr>
+          <w:p>
+            <w:pPr>
+              <w:spacing w:line="240"/>
+              <w:jc w:val="center"/>
+            </w:pPr>
+            <w:r>
+              <w:rPr>
+                <w:rFonts w:ascii="Times New Roman" w:cs="Times New Roman" w:eastAsia="Times New Roman" w:hAnsi="Times New Roman"/>
+                <w:sz w:val="22"/>
+                <w:szCs w:val="22"/>
+              </w:rPr>
+              <w:t xml:space="preserve">2</w:t>
+            </w:r>
+          </w:p>
+        </w:tc>
+        <w:tc>
+          <w:tcPr>
+            <w:vMerge w:val="continue"/>
+          </w:tcPr>
+          <w:p/>
+        </w:tc>
+      </w:tr>
+      <w:tr>
+        <w:tc>
+          <w:tcPr>
+            <w:vMerge w:val="continue"/>
+          </w:tcPr>
+          <w:p/>
+        </w:tc>
+        <w:tc>
+          <w:tcPr>
+            <w:tcW w:type="dxa" w:w="7936"/>
+            <w:tcMar>
+              <w:top w:type="dxa" w:w="40"/>
+              <w:left w:type="dxa" w:w="80"/>
+              <w:bottom w:type="dxa" w:w="40"/>
+              <w:right w:type="dxa" w:w="80"/>
+            </w:tcMar>
+            <w:vAlign w:val="top"/>
+          </w:tcPr>
+          <w:p>
+            <w:pPr>
+              <w:spacing w:line="240"/>
+              <w:jc w:val="left"/>
+            </w:pPr>
+            <w:r>
+              <w:rPr>
+                <w:rFonts w:ascii="Times New Roman" w:cs="Times New Roman" w:eastAsia="Times New Roman" w:hAnsi="Times New Roman"/>
+                <w:sz w:val="22"/>
+                <w:szCs w:val="22"/>
+              </w:rPr>
+              <w:t xml:space="preserve">15. Практическая работа № 5. Работа с массивами: Массивы. Работа с массивами. Одномерные и двумерные массивы</w:t>
+            </w:r>
+          </w:p>
+        </w:tc>
+        <w:tc>
+          <w:tcPr>
+            <w:tcW w:type="dxa" w:w="1134"/>
+            <w:tcMar>
+              <w:top w:type="dxa" w:w="40"/>
+              <w:left w:type="dxa" w:w="80"/>
+              <w:bottom w:type="dxa" w:w="40"/>
+              <w:right w:type="dxa" w:w="80"/>
+            </w:tcMar>
+            <w:vAlign w:val="top"/>
+          </w:tcPr>
+          <w:p>
+            <w:pPr>
+              <w:spacing w:line="240"/>
+              <w:jc w:val="center"/>
+            </w:pPr>
+            <w:r>
+              <w:rPr>
+                <w:rFonts w:ascii="Times New Roman" w:cs="Times New Roman" w:eastAsia="Times New Roman" w:hAnsi="Times New Roman"/>
+                <w:sz w:val="22"/>
+                <w:szCs w:val="22"/>
+              </w:rPr>
+              <w:t xml:space="preserve">2</w:t>
+            </w:r>
+          </w:p>
+        </w:tc>
+        <w:tc>
+          <w:tcPr>
+            <w:vMerge w:val="continue"/>
+          </w:tcPr>
+          <w:p/>
+        </w:tc>
+      </w:tr>
+      <w:tr>
+        <w:tc>
+          <w:tcPr>
+            <w:vMerge w:val="continue"/>
+          </w:tcPr>
+          <w:p/>
+        </w:tc>
+        <w:tc>
+          <w:tcPr>
+            <w:tcW w:type="dxa" w:w="7936"/>
+            <w:tcMar>
+              <w:top w:type="dxa" w:w="40"/>
+              <w:left w:type="dxa" w:w="80"/>
+              <w:bottom w:type="dxa" w:w="40"/>
+              <w:right w:type="dxa" w:w="80"/>
+            </w:tcMar>
+            <w:vAlign w:val="top"/>
+          </w:tcPr>
+          <w:p>
+            <w:pPr>
+              <w:spacing w:line="240"/>
+              <w:jc w:val="left"/>
+            </w:pPr>
+            <w:r>
+              <w:rPr>
+                <w:rFonts w:ascii="Times New Roman" w:cs="Times New Roman" w:eastAsia="Times New Roman" w:hAnsi="Times New Roman"/>
+                <w:sz w:val="22"/>
+                <w:szCs w:val="22"/>
+              </w:rPr>
+              <w:t xml:space="preserve">16. Практическая работа № 6. Работа с массивами: Сортировка одномерных массивов</w:t>
+            </w:r>
+          </w:p>
+        </w:tc>
+        <w:tc>
+          <w:tcPr>
+            <w:tcW w:type="dxa" w:w="1134"/>
+            <w:tcMar>
+              <w:top w:type="dxa" w:w="40"/>
+              <w:left w:type="dxa" w:w="80"/>
+              <w:bottom w:type="dxa" w:w="40"/>
+              <w:right w:type="dxa" w:w="80"/>
+            </w:tcMar>
+            <w:vAlign w:val="top"/>
+          </w:tcPr>
+          <w:p>
+            <w:pPr>
+              <w:spacing w:line="240"/>
+              <w:jc w:val="center"/>
+            </w:pPr>
+            <w:r>
+              <w:rPr>
+                <w:rFonts w:ascii="Times New Roman" w:cs="Times New Roman" w:eastAsia="Times New Roman" w:hAnsi="Times New Roman"/>
+                <w:sz w:val="22"/>
+                <w:szCs w:val="22"/>
+              </w:rPr>
+              <w:t xml:space="preserve">2</w:t>
+            </w:r>
+          </w:p>
+        </w:tc>
+        <w:tc>
+          <w:tcPr>
+            <w:vMerge w:val="continue"/>
+          </w:tcPr>
+          <w:p/>
+        </w:tc>
+      </w:tr>
+      <w:tr>
+        <w:tc>
+          <w:tcPr>
+            <w:vMerge w:val="continue"/>
+          </w:tcPr>
+          <w:p/>
+        </w:tc>
+        <w:tc>
+          <w:tcPr>
+            <w:tcW w:type="dxa" w:w="7936"/>
+            <w:tcMar>
+              <w:top w:type="dxa" w:w="40"/>
+              <w:left w:type="dxa" w:w="80"/>
+              <w:bottom w:type="dxa" w:w="40"/>
+              <w:right w:type="dxa" w:w="80"/>
+            </w:tcMar>
+            <w:vAlign w:val="top"/>
+          </w:tcPr>
+          <w:p>
+            <w:pPr>
+              <w:spacing w:line="240"/>
+              <w:jc w:val="left"/>
+            </w:pPr>
+            <w:r>
+              <w:rPr>
+                <w:rFonts w:ascii="Times New Roman" w:cs="Times New Roman" w:eastAsia="Times New Roman" w:hAnsi="Times New Roman"/>
+                <w:sz w:val="22"/>
+                <w:szCs w:val="22"/>
+              </w:rPr>
+              <w:t xml:space="preserve">17. Практическая работа № 7. Работа с массивами: Использование массивов. Одномерные и двумерные массивы в программах на языке Python</w:t>
+            </w:r>
+          </w:p>
+        </w:tc>
+        <w:tc>
+          <w:tcPr>
+            <w:tcW w:type="dxa" w:w="1134"/>
+            <w:tcMar>
+              <w:top w:type="dxa" w:w="40"/>
+              <w:left w:type="dxa" w:w="80"/>
+              <w:bottom w:type="dxa" w:w="40"/>
+              <w:right w:type="dxa" w:w="80"/>
+            </w:tcMar>
+            <w:vAlign w:val="top"/>
+          </w:tcPr>
+          <w:p>
+            <w:pPr>
+              <w:spacing w:line="240"/>
+              <w:jc w:val="center"/>
+            </w:pPr>
+            <w:r>
+              <w:rPr>
+                <w:rFonts w:ascii="Times New Roman" w:cs="Times New Roman" w:eastAsia="Times New Roman" w:hAnsi="Times New Roman"/>
+                <w:sz w:val="22"/>
+                <w:szCs w:val="22"/>
+              </w:rPr>
+              <w:t xml:space="preserve">2</w:t>
+            </w:r>
+          </w:p>
+        </w:tc>
+        <w:tc>
+          <w:tcPr>
+            <w:vMerge w:val="continue"/>
+          </w:tcPr>
+          <w:p/>
+        </w:tc>
+      </w:tr>
+      <w:tr>
+        <w:tc>
+          <w:tcPr>
+            <w:vMerge w:val="continue"/>
+          </w:tcPr>
+          <w:p/>
+        </w:tc>
+        <w:tc>
+          <w:tcPr>
+            <w:tcW w:type="dxa" w:w="7936"/>
+            <w:tcMar>
+              <w:top w:type="dxa" w:w="40"/>
+              <w:left w:type="dxa" w:w="80"/>
+              <w:bottom w:type="dxa" w:w="40"/>
+              <w:right w:type="dxa" w:w="80"/>
+            </w:tcMar>
+            <w:vAlign w:val="top"/>
+          </w:tcPr>
+          <w:p>
+            <w:pPr>
+              <w:spacing w:line="240"/>
+              <w:jc w:val="left"/>
+            </w:pPr>
+            <w:r>
+              <w:rPr>
+                <w:rFonts w:ascii="Times New Roman" w:cs="Times New Roman" w:eastAsia="Times New Roman" w:hAnsi="Times New Roman"/>
+                <w:sz w:val="22"/>
+                <w:szCs w:val="22"/>
+              </w:rPr>
+              <w:t xml:space="preserve">18. Организация динамических структур данных. Списки. Кортежи.</w:t>
+            </w:r>
+          </w:p>
+        </w:tc>
+        <w:tc>
+          <w:tcPr>
+            <w:tcW w:type="dxa" w:w="1134"/>
+            <w:tcMar>
+              <w:top w:type="dxa" w:w="40"/>
+              <w:left w:type="dxa" w:w="80"/>
+              <w:bottom w:type="dxa" w:w="40"/>
+              <w:right w:type="dxa" w:w="80"/>
+            </w:tcMar>
+            <w:vAlign w:val="top"/>
+          </w:tcPr>
+          <w:p>
+            <w:pPr>
+              <w:spacing w:line="240"/>
+              <w:jc w:val="center"/>
+            </w:pPr>
+            <w:r>
+              <w:rPr>
+                <w:rFonts w:ascii="Times New Roman" w:cs="Times New Roman" w:eastAsia="Times New Roman" w:hAnsi="Times New Roman"/>
+                <w:sz w:val="22"/>
+                <w:szCs w:val="22"/>
+              </w:rPr>
+              <w:t xml:space="preserve">2</w:t>
+            </w:r>
+          </w:p>
+        </w:tc>
+        <w:tc>
+          <w:tcPr>
+            <w:vMerge w:val="continue"/>
+          </w:tcPr>
+          <w:p/>
+        </w:tc>
+      </w:tr>
+      <w:tr>
+        <w:tc>
+          <w:tcPr>
+            <w:vMerge w:val="continue"/>
+          </w:tcPr>
+          <w:p/>
+        </w:tc>
+        <w:tc>
+          <w:tcPr>
+            <w:tcW w:type="dxa" w:w="7936"/>
+            <w:tcMar>
+              <w:top w:type="dxa" w:w="40"/>
+              <w:left w:type="dxa" w:w="80"/>
+              <w:bottom w:type="dxa" w:w="40"/>
+              <w:right w:type="dxa" w:w="80"/>
+            </w:tcMar>
+            <w:vAlign w:val="top"/>
+          </w:tcPr>
+          <w:p>
+            <w:pPr>
+              <w:spacing w:line="240"/>
+              <w:jc w:val="left"/>
+            </w:pPr>
+            <w:r>
+              <w:rPr>
+                <w:rFonts w:ascii="Times New Roman" w:cs="Times New Roman" w:eastAsia="Times New Roman" w:hAnsi="Times New Roman"/>
+                <w:sz w:val="22"/>
+                <w:szCs w:val="22"/>
+              </w:rPr>
+              <w:t xml:space="preserve">19. Практическая работа № 8. Коллекции и контейнеры (часть 1)</w:t>
+            </w:r>
+          </w:p>
+        </w:tc>
+        <w:tc>
+          <w:tcPr>
+            <w:tcW w:type="dxa" w:w="1134"/>
+            <w:tcMar>
+              <w:top w:type="dxa" w:w="40"/>
+              <w:left w:type="dxa" w:w="80"/>
+              <w:bottom w:type="dxa" w:w="40"/>
+              <w:right w:type="dxa" w:w="80"/>
+            </w:tcMar>
+            <w:vAlign w:val="top"/>
+          </w:tcPr>
+          <w:p>
+            <w:pPr>
+              <w:spacing w:line="240"/>
+              <w:jc w:val="center"/>
+            </w:pPr>
+            <w:r>
+              <w:rPr>
+                <w:rFonts w:ascii="Times New Roman" w:cs="Times New Roman" w:eastAsia="Times New Roman" w:hAnsi="Times New Roman"/>
+                <w:sz w:val="22"/>
+                <w:szCs w:val="22"/>
+              </w:rPr>
+              <w:t xml:space="preserve">2</w:t>
+            </w:r>
+          </w:p>
+        </w:tc>
+        <w:tc>
+          <w:tcPr>
+            <w:vMerge w:val="continue"/>
+          </w:tcPr>
+          <w:p/>
+        </w:tc>
+      </w:tr>
+      <w:tr>
+        <w:tc>
+          <w:tcPr>
+            <w:vMerge w:val="continue"/>
+          </w:tcPr>
+          <w:p/>
+        </w:tc>
+        <w:tc>
+          <w:tcPr>
+            <w:tcW w:type="dxa" w:w="7936"/>
+            <w:tcMar>
+              <w:top w:type="dxa" w:w="40"/>
+              <w:left w:type="dxa" w:w="80"/>
+              <w:bottom w:type="dxa" w:w="40"/>
+              <w:right w:type="dxa" w:w="80"/>
+            </w:tcMar>
+            <w:vAlign w:val="top"/>
+          </w:tcPr>
+          <w:p>
+            <w:pPr>
+              <w:spacing w:line="240"/>
+              <w:jc w:val="left"/>
+            </w:pPr>
+            <w:r>
+              <w:rPr>
+                <w:rFonts w:ascii="Times New Roman" w:cs="Times New Roman" w:eastAsia="Times New Roman" w:hAnsi="Times New Roman"/>
+                <w:sz w:val="22"/>
+                <w:szCs w:val="22"/>
+              </w:rPr>
+              <w:t xml:space="preserve">20. Практическая работа № 9. Коллекции и контейнеры (часть 2)</w:t>
+            </w:r>
+          </w:p>
+        </w:tc>
+        <w:tc>
+          <w:tcPr>
+            <w:tcW w:type="dxa" w:w="1134"/>
+            <w:tcMar>
+              <w:top w:type="dxa" w:w="40"/>
+              <w:left w:type="dxa" w:w="80"/>
+              <w:bottom w:type="dxa" w:w="40"/>
+              <w:right w:type="dxa" w:w="80"/>
+            </w:tcMar>
+            <w:vAlign w:val="top"/>
+          </w:tcPr>
+          <w:p>
+            <w:pPr>
+              <w:spacing w:line="240"/>
+              <w:jc w:val="center"/>
+            </w:pPr>
+            <w:r>
+              <w:rPr>
+                <w:rFonts w:ascii="Times New Roman" w:cs="Times New Roman" w:eastAsia="Times New Roman" w:hAnsi="Times New Roman"/>
+                <w:sz w:val="22"/>
+                <w:szCs w:val="22"/>
+              </w:rPr>
+              <w:t xml:space="preserve">2</w:t>
+            </w:r>
+          </w:p>
+        </w:tc>
+        <w:tc>
+          <w:tcPr>
+            <w:vMerge w:val="continue"/>
+          </w:tcPr>
+          <w:p/>
+        </w:tc>
+      </w:tr>
+      <w:tr>
+        <w:tc>
+          <w:tcPr>
+            <w:vMerge w:val="continue"/>
+          </w:tcPr>
+          <w:p/>
+        </w:tc>
+        <w:tc>
+          <w:tcPr>
+            <w:tcW w:type="dxa" w:w="7936"/>
+            <w:tcMar>
+              <w:top w:type="dxa" w:w="40"/>
+              <w:left w:type="dxa" w:w="80"/>
+              <w:bottom w:type="dxa" w:w="40"/>
+              <w:right w:type="dxa" w:w="80"/>
+            </w:tcMar>
+            <w:vAlign w:val="top"/>
+          </w:tcPr>
+          <w:p>
+            <w:pPr>
+              <w:spacing w:line="240"/>
+              <w:jc w:val="left"/>
+            </w:pPr>
+            <w:r>
+              <w:rPr>
+                <w:rFonts w:ascii="Times New Roman" w:cs="Times New Roman" w:eastAsia="Times New Roman" w:hAnsi="Times New Roman"/>
+                <w:sz w:val="22"/>
+                <w:szCs w:val="22"/>
+              </w:rPr>
+              <w:t xml:space="preserve">21. Практическая работа № 10. Коллекции и контейнеры (часть 3)</w:t>
+            </w:r>
+          </w:p>
+        </w:tc>
+        <w:tc>
+          <w:tcPr>
+            <w:tcW w:type="dxa" w:w="1134"/>
+            <w:tcMar>
+              <w:top w:type="dxa" w:w="40"/>
+              <w:left w:type="dxa" w:w="80"/>
+              <w:bottom w:type="dxa" w:w="40"/>
+              <w:right w:type="dxa" w:w="80"/>
+            </w:tcMar>
+            <w:vAlign w:val="top"/>
+          </w:tcPr>
+          <w:p>
+            <w:pPr>
+              <w:spacing w:line="240"/>
+              <w:jc w:val="center"/>
+            </w:pPr>
+            <w:r>
+              <w:rPr>
+                <w:rFonts w:ascii="Times New Roman" w:cs="Times New Roman" w:eastAsia="Times New Roman" w:hAnsi="Times New Roman"/>
+                <w:sz w:val="22"/>
+                <w:szCs w:val="22"/>
+              </w:rPr>
+              <w:t xml:space="preserve">2</w:t>
+            </w:r>
+          </w:p>
+        </w:tc>
+        <w:tc>
+          <w:tcPr>
+            <w:vMerge w:val="continue"/>
+          </w:tcPr>
+          <w:p/>
+        </w:tc>
+      </w:tr>
+      <w:tr>
+        <w:tc>
+          <w:tcPr>
+            <w:vMerge w:val="continue"/>
+          </w:tcPr>
+          <w:p/>
+        </w:tc>
+        <w:tc>
+          <w:tcPr>
+            <w:tcW w:type="dxa" w:w="7936"/>
+            <w:tcMar>
+              <w:top w:type="dxa" w:w="40"/>
+              <w:left w:type="dxa" w:w="80"/>
+              <w:bottom w:type="dxa" w:w="40"/>
+              <w:right w:type="dxa" w:w="80"/>
+            </w:tcMar>
+            <w:vAlign w:val="top"/>
+          </w:tcPr>
+          <w:p>
+            <w:pPr>
+              <w:spacing w:line="240"/>
+              <w:jc w:val="left"/>
+            </w:pPr>
+            <w:r>
+              <w:rPr>
+                <w:rFonts w:ascii="Times New Roman" w:cs="Times New Roman" w:eastAsia="Times New Roman" w:hAnsi="Times New Roman"/>
+                <w:sz w:val="22"/>
+                <w:szCs w:val="22"/>
+              </w:rPr>
+              <w:t xml:space="preserve">22. Символьные типы данных. Символы и строки. Обработка символов. Обработка строк</w:t>
+            </w:r>
+          </w:p>
+        </w:tc>
+        <w:tc>
+          <w:tcPr>
+            <w:tcW w:type="dxa" w:w="1134"/>
+            <w:tcMar>
+              <w:top w:type="dxa" w:w="40"/>
+              <w:left w:type="dxa" w:w="80"/>
+              <w:bottom w:type="dxa" w:w="40"/>
+              <w:right w:type="dxa" w:w="80"/>
+            </w:tcMar>
+            <w:vAlign w:val="top"/>
+          </w:tcPr>
+          <w:p>
+            <w:pPr>
+              <w:spacing w:line="240"/>
+              <w:jc w:val="center"/>
+            </w:pPr>
+            <w:r>
+              <w:rPr>
+                <w:rFonts w:ascii="Times New Roman" w:cs="Times New Roman" w:eastAsia="Times New Roman" w:hAnsi="Times New Roman"/>
+                <w:sz w:val="22"/>
+                <w:szCs w:val="22"/>
+              </w:rPr>
+              <w:t xml:space="preserve">2</w:t>
+            </w:r>
+          </w:p>
+        </w:tc>
+        <w:tc>
+          <w:tcPr>
+            <w:vMerge w:val="continue"/>
+          </w:tcPr>
+          <w:p/>
+        </w:tc>
+      </w:tr>
+      <w:tr>
+        <w:tc>
+          <w:tcPr>
+            <w:vMerge w:val="continue"/>
+          </w:tcPr>
+          <w:p/>
+        </w:tc>
+        <w:tc>
+          <w:tcPr>
+            <w:tcW w:type="dxa" w:w="7936"/>
+            <w:tcMar>
+              <w:top w:type="dxa" w:w="40"/>
+              <w:left w:type="dxa" w:w="80"/>
+              <w:bottom w:type="dxa" w:w="40"/>
+              <w:right w:type="dxa" w:w="80"/>
+            </w:tcMar>
+            <w:vAlign w:val="top"/>
+          </w:tcPr>
+          <w:p>
+            <w:pPr>
+              <w:spacing w:line="240"/>
+              <w:jc w:val="left"/>
+            </w:pPr>
+            <w:r>
+              <w:rPr>
+                <w:rFonts w:ascii="Times New Roman" w:cs="Times New Roman" w:eastAsia="Times New Roman" w:hAnsi="Times New Roman"/>
+                <w:sz w:val="22"/>
+                <w:szCs w:val="22"/>
+              </w:rPr>
+              <w:t xml:space="preserve">23. Практическая работа № 11. Символы и строки: Строки. Работа со строками. Объектно-ориентированное программирование</w:t>
+            </w:r>
+          </w:p>
+        </w:tc>
+        <w:tc>
+          <w:tcPr>
+            <w:tcW w:type="dxa" w:w="1134"/>
+            <w:tcMar>
+              <w:top w:type="dxa" w:w="40"/>
+              <w:left w:type="dxa" w:w="80"/>
+              <w:bottom w:type="dxa" w:w="40"/>
+              <w:right w:type="dxa" w:w="80"/>
+            </w:tcMar>
+            <w:vAlign w:val="top"/>
+          </w:tcPr>
+          <w:p>
+            <w:pPr>
+              <w:spacing w:line="240"/>
+              <w:jc w:val="center"/>
+            </w:pPr>
+            <w:r>
+              <w:rPr>
+                <w:rFonts w:ascii="Times New Roman" w:cs="Times New Roman" w:eastAsia="Times New Roman" w:hAnsi="Times New Roman"/>
+                <w:sz w:val="22"/>
+                <w:szCs w:val="22"/>
+              </w:rPr>
+              <w:t xml:space="preserve">2</w:t>
+            </w:r>
+          </w:p>
+        </w:tc>
+        <w:tc>
+          <w:tcPr>
+            <w:vMerge w:val="continue"/>
+          </w:tcPr>
+          <w:p/>
+        </w:tc>
+      </w:tr>
+      <w:tr>
+        <w:tc>
+          <w:tcPr>
+            <w:vMerge w:val="continue"/>
+          </w:tcPr>
+          <w:p/>
+        </w:tc>
+        <w:tc>
+          <w:tcPr>
+            <w:tcW w:type="dxa" w:w="7936"/>
+            <w:tcMar>
+              <w:top w:type="dxa" w:w="40"/>
+              <w:left w:type="dxa" w:w="80"/>
+              <w:bottom w:type="dxa" w:w="40"/>
+              <w:right w:type="dxa" w:w="80"/>
+            </w:tcMar>
+            <w:vAlign w:val="top"/>
+          </w:tcPr>
+          <w:p>
+            <w:pPr>
+              <w:spacing w:line="240"/>
+              <w:jc w:val="left"/>
+            </w:pPr>
+            <w:r>
+              <w:rPr>
+                <w:rFonts w:ascii="Times New Roman" w:cs="Times New Roman" w:eastAsia="Times New Roman" w:hAnsi="Times New Roman"/>
+                <w:sz w:val="22"/>
+                <w:szCs w:val="22"/>
+              </w:rPr>
+              <w:t xml:space="preserve">24. Практическая работа № 12. Символы и строки: Использование строковых типов данных при составлении программ</w:t>
+            </w:r>
+          </w:p>
+        </w:tc>
+        <w:tc>
+          <w:tcPr>
+            <w:tcW w:type="dxa" w:w="1134"/>
+            <w:tcMar>
+              <w:top w:type="dxa" w:w="40"/>
+              <w:left w:type="dxa" w:w="80"/>
+              <w:bottom w:type="dxa" w:w="40"/>
+              <w:right w:type="dxa" w:w="80"/>
+            </w:tcMar>
+            <w:vAlign w:val="top"/>
+          </w:tcPr>
+          <w:p>
+            <w:pPr>
+              <w:spacing w:line="240"/>
+              <w:jc w:val="center"/>
+            </w:pPr>
+            <w:r>
+              <w:rPr>
+                <w:rFonts w:ascii="Times New Roman" w:cs="Times New Roman" w:eastAsia="Times New Roman" w:hAnsi="Times New Roman"/>
+                <w:sz w:val="22"/>
+                <w:szCs w:val="22"/>
+              </w:rPr>
+              <w:t xml:space="preserve">2</w:t>
+            </w:r>
+          </w:p>
+        </w:tc>
+        <w:tc>
+          <w:tcPr>
+            <w:vMerge w:val="continue"/>
+          </w:tcPr>
+          <w:p/>
+        </w:tc>
+      </w:tr>
+      <w:tr>
+        <w:tc>
+          <w:tcPr>
+            <w:vMerge w:val="continue"/>
+          </w:tcPr>
+          <w:p/>
+        </w:tc>
+        <w:tc>
+          <w:tcPr>
+            <w:tcW w:type="dxa" w:w="7936"/>
+            <w:tcMar>
+              <w:top w:type="dxa" w:w="40"/>
+              <w:left w:type="dxa" w:w="80"/>
+              <w:bottom w:type="dxa" w:w="40"/>
+              <w:right w:type="dxa" w:w="80"/>
+            </w:tcMar>
+            <w:vAlign w:val="top"/>
+          </w:tcPr>
+          <w:p>
+            <w:pPr>
+              <w:spacing w:line="240"/>
+              <w:jc w:val="left"/>
+            </w:pPr>
+            <w:r>
+              <w:rPr>
+                <w:rFonts w:ascii="Times New Roman" w:cs="Times New Roman" w:eastAsia="Times New Roman" w:hAnsi="Times New Roman"/>
+                <w:sz w:val="22"/>
+                <w:szCs w:val="22"/>
+              </w:rPr>
+              <w:t xml:space="preserve">25. Файлы. Организация ввода из файла и вывода в файл</w:t>
+            </w:r>
+          </w:p>
+        </w:tc>
+        <w:tc>
+          <w:tcPr>
+            <w:tcW w:type="dxa" w:w="1134"/>
+            <w:tcMar>
+              <w:top w:type="dxa" w:w="40"/>
+              <w:left w:type="dxa" w:w="80"/>
+              <w:bottom w:type="dxa" w:w="40"/>
+              <w:right w:type="dxa" w:w="80"/>
+            </w:tcMar>
+            <w:vAlign w:val="top"/>
+          </w:tcPr>
+          <w:p>
+            <w:pPr>
+              <w:spacing w:line="240"/>
+              <w:jc w:val="center"/>
+            </w:pPr>
+            <w:r>
+              <w:rPr>
+                <w:rFonts w:ascii="Times New Roman" w:cs="Times New Roman" w:eastAsia="Times New Roman" w:hAnsi="Times New Roman"/>
+                <w:sz w:val="22"/>
+                <w:szCs w:val="22"/>
+              </w:rPr>
+              <w:t xml:space="preserve">2</w:t>
+            </w:r>
+          </w:p>
+        </w:tc>
+        <w:tc>
+          <w:tcPr>
+            <w:vMerge w:val="continue"/>
+          </w:tcPr>
+          <w:p/>
+        </w:tc>
+      </w:tr>
+      <w:tr>
+        <w:tc>
+          <w:tcPr>
+            <w:vMerge w:val="continue"/>
+          </w:tcPr>
+          <w:p/>
+        </w:tc>
+        <w:tc>
+          <w:tcPr>
+            <w:tcW w:type="dxa" w:w="7936"/>
+            <w:tcMar>
+              <w:top w:type="dxa" w:w="40"/>
+              <w:left w:type="dxa" w:w="80"/>
+              <w:bottom w:type="dxa" w:w="40"/>
+              <w:right w:type="dxa" w:w="80"/>
+            </w:tcMar>
+            <w:vAlign w:val="top"/>
+          </w:tcPr>
+          <w:p>
+            <w:pPr>
+              <w:spacing w:line="240"/>
+              <w:jc w:val="left"/>
+            </w:pPr>
+            <w:r>
+              <w:rPr>
+                <w:rFonts w:ascii="Times New Roman" w:cs="Times New Roman" w:eastAsia="Times New Roman" w:hAnsi="Times New Roman"/>
+                <w:sz w:val="22"/>
+                <w:szCs w:val="22"/>
+              </w:rPr>
+              <w:t xml:space="preserve">26. Практическая работа № 13. Работа с файлами: Использование текстовых файлов в программе</w:t>
+            </w:r>
+          </w:p>
+        </w:tc>
+        <w:tc>
+          <w:tcPr>
+            <w:tcW w:type="dxa" w:w="1134"/>
+            <w:tcMar>
+              <w:top w:type="dxa" w:w="40"/>
+              <w:left w:type="dxa" w:w="80"/>
+              <w:bottom w:type="dxa" w:w="40"/>
+              <w:right w:type="dxa" w:w="80"/>
+            </w:tcMar>
+            <w:vAlign w:val="top"/>
+          </w:tcPr>
+          <w:p>
+            <w:pPr>
+              <w:spacing w:line="240"/>
+              <w:jc w:val="center"/>
+            </w:pPr>
+            <w:r>
+              <w:rPr>
+                <w:rFonts w:ascii="Times New Roman" w:cs="Times New Roman" w:eastAsia="Times New Roman" w:hAnsi="Times New Roman"/>
+                <w:sz w:val="22"/>
+                <w:szCs w:val="22"/>
+              </w:rPr>
+              <w:t xml:space="preserve">2</w:t>
+            </w:r>
+          </w:p>
+        </w:tc>
+        <w:tc>
+          <w:tcPr>
+            <w:vMerge w:val="continue"/>
+          </w:tcPr>
+          <w:p/>
+        </w:tc>
+      </w:tr>
+      <w:tr>
+        <w:tc>
+          <w:tcPr>
+            <w:vMerge w:val="continue"/>
+          </w:tcPr>
+          <w:p/>
+        </w:tc>
+        <w:tc>
+          <w:tcPr>
+            <w:tcW w:type="dxa" w:w="7936"/>
+            <w:tcMar>
+              <w:top w:type="dxa" w:w="40"/>
+              <w:left w:type="dxa" w:w="80"/>
+              <w:bottom w:type="dxa" w:w="40"/>
+              <w:right w:type="dxa" w:w="80"/>
+            </w:tcMar>
+            <w:vAlign w:val="top"/>
+          </w:tcPr>
+          <w:p>
+            <w:pPr>
+              <w:spacing w:line="240"/>
+              <w:jc w:val="left"/>
+            </w:pPr>
+            <w:r>
+              <w:rPr>
+                <w:rFonts w:ascii="Times New Roman" w:cs="Times New Roman" w:eastAsia="Times New Roman" w:hAnsi="Times New Roman"/>
+                <w:b/>
+                <w:bCs/>
+                <w:sz w:val="22"/>
+                <w:szCs w:val="22"/>
+              </w:rPr>
+              <w:t xml:space="preserve">Самостоятельная работа обучающихся:</w:t>
+            </w:r>
+          </w:p>
+        </w:tc>
+        <w:tc>
+          <w:tcPr>
+            <w:tcW w:type="dxa" w:w="1134"/>
+            <w:tcMar>
+              <w:top w:type="dxa" w:w="40"/>
+              <w:left w:type="dxa" w:w="80"/>
+              <w:bottom w:type="dxa" w:w="40"/>
+              <w:right w:type="dxa" w:w="80"/>
+            </w:tcMar>
+            <w:vAlign w:val="top"/>
+          </w:tcPr>
+          <w:p>
+            <w:pPr>
+              <w:spacing w:line="240"/>
+              <w:jc w:val="center"/>
+            </w:pPr>
+            <w:r>
+              <w:rPr>
+                <w:rFonts w:ascii="Times New Roman" w:cs="Times New Roman" w:eastAsia="Times New Roman" w:hAnsi="Times New Roman"/>
+                <w:b/>
+                <w:bCs/>
+                <w:sz w:val="22"/>
+                <w:szCs w:val="22"/>
+              </w:rPr>
+              <w:t xml:space="preserve">6</w:t>
+            </w:r>
+          </w:p>
+        </w:tc>
+        <w:tc>
+          <w:tcPr>
+            <w:vMerge w:val="continue"/>
+          </w:tcPr>
+          <w:p/>
+        </w:tc>
+      </w:tr>
+      <w:tr>
+        <w:tc>
+          <w:tcPr>
+            <w:vMerge w:val="continue"/>
+          </w:tcPr>
+          <w:p/>
+        </w:tc>
+        <w:tc>
+          <w:tcPr>
+            <w:tcW w:type="dxa" w:w="7936"/>
+            <w:tcMar>
+              <w:top w:type="dxa" w:w="40"/>
+              <w:left w:type="dxa" w:w="80"/>
+              <w:bottom w:type="dxa" w:w="40"/>
+              <w:right w:type="dxa" w:w="80"/>
+            </w:tcMar>
+            <w:vAlign w:val="top"/>
+          </w:tcPr>
+          <w:p>
+            <w:pPr>
+              <w:spacing w:line="240"/>
+              <w:jc w:val="left"/>
+            </w:pPr>
+            <w:r>
+              <w:rPr>
+                <w:rFonts w:ascii="Times New Roman" w:cs="Times New Roman" w:eastAsia="Times New Roman" w:hAnsi="Times New Roman"/>
+                <w:sz w:val="22"/>
+                <w:szCs w:val="22"/>
+              </w:rPr>
+              <w:t xml:space="preserve">1) Решение дополнительных задач на операторы выбора и циклы для подготовки к практическим работам</w:t>
+            </w:r>
+          </w:p>
+        </w:tc>
+        <w:tc>
+          <w:tcPr>
+            <w:tcW w:type="dxa" w:w="1134"/>
+            <w:tcMar>
+              <w:top w:type="dxa" w:w="40"/>
+              <w:left w:type="dxa" w:w="80"/>
+              <w:bottom w:type="dxa" w:w="40"/>
+              <w:right w:type="dxa" w:w="80"/>
+            </w:tcMar>
+            <w:vAlign w:val="top"/>
+          </w:tcPr>
+          <w:p>
+            <w:pPr>
+              <w:spacing w:line="240"/>
+              <w:jc w:val="center"/>
+            </w:pPr>
+            <w:r>
+              <w:rPr>
+                <w:rFonts w:ascii="Times New Roman" w:cs="Times New Roman" w:eastAsia="Times New Roman" w:hAnsi="Times New Roman"/>
+                <w:sz w:val="22"/>
+                <w:szCs w:val="22"/>
+              </w:rPr>
+              <w:t xml:space="preserve">2</w:t>
+            </w:r>
+          </w:p>
+        </w:tc>
+        <w:tc>
+          <w:tcPr>
+            <w:vMerge w:val="continue"/>
+          </w:tcPr>
+          <w:p/>
+        </w:tc>
+      </w:tr>
+      <w:tr>
+        <w:tc>
+          <w:tcPr>
+            <w:vMerge w:val="continue"/>
+          </w:tcPr>
+          <w:p/>
+        </w:tc>
+        <w:tc>
+          <w:tcPr>
+            <w:tcW w:type="dxa" w:w="7936"/>
+            <w:tcMar>
+              <w:top w:type="dxa" w:w="40"/>
+              <w:left w:type="dxa" w:w="80"/>
+              <w:bottom w:type="dxa" w:w="40"/>
+              <w:right w:type="dxa" w:w="80"/>
+            </w:tcMar>
+            <w:vAlign w:val="top"/>
+          </w:tcPr>
+          <w:p>
+            <w:pPr>
+              <w:spacing w:line="240"/>
+              <w:jc w:val="left"/>
+            </w:pPr>
+            <w:r>
+              <w:rPr>
+                <w:rFonts w:ascii="Times New Roman" w:cs="Times New Roman" w:eastAsia="Times New Roman" w:hAnsi="Times New Roman"/>
+                <w:sz w:val="22"/>
+                <w:szCs w:val="22"/>
+              </w:rPr>
+              <w:t xml:space="preserve">2) Выполнение индивидуального задания по обработке массивов, коллекций и строк; оформление отчёта по практической работе</w:t>
+            </w:r>
+          </w:p>
+        </w:tc>
+        <w:tc>
+          <w:tcPr>
+            <w:tcW w:type="dxa" w:w="1134"/>
+            <w:tcMar>
+              <w:top w:type="dxa" w:w="40"/>
+              <w:left w:type="dxa" w:w="80"/>
+              <w:bottom w:type="dxa" w:w="40"/>
+              <w:right w:type="dxa" w:w="80"/>
+            </w:tcMar>
+            <w:vAlign w:val="top"/>
+          </w:tcPr>
+          <w:p>
+            <w:pPr>
+              <w:spacing w:line="240"/>
+              <w:jc w:val="center"/>
+            </w:pPr>
+            <w:r>
+              <w:rPr>
+                <w:rFonts w:ascii="Times New Roman" w:cs="Times New Roman" w:eastAsia="Times New Roman" w:hAnsi="Times New Roman"/>
+                <w:sz w:val="22"/>
+                <w:szCs w:val="22"/>
+              </w:rPr>
+              <w:t xml:space="preserve">2</w:t>
+            </w:r>
+          </w:p>
+        </w:tc>
+        <w:tc>
+          <w:tcPr>
+            <w:vMerge w:val="continue"/>
+          </w:tcPr>
+          <w:p/>
+        </w:tc>
+      </w:tr>
+      <w:tr>
+        <w:tc>
+          <w:tcPr>
+            <w:vMerge w:val="continue"/>
+          </w:tcPr>
+          <w:p/>
+        </w:tc>
+        <w:tc>
+          <w:tcPr>
+            <w:tcW w:type="dxa" w:w="7936"/>
+            <w:tcMar>
+              <w:top w:type="dxa" w:w="40"/>
+              <w:left w:type="dxa" w:w="80"/>
+              <w:bottom w:type="dxa" w:w="40"/>
+              <w:right w:type="dxa" w:w="80"/>
+            </w:tcMar>
+            <w:vAlign w:val="top"/>
+          </w:tcPr>
+          <w:p>
+            <w:pPr>
+              <w:spacing w:line="240"/>
+              <w:jc w:val="left"/>
+            </w:pPr>
+            <w:r>
+              <w:rPr>
+                <w:rFonts w:ascii="Times New Roman" w:cs="Times New Roman" w:eastAsia="Times New Roman" w:hAnsi="Times New Roman"/>
+                <w:sz w:val="22"/>
+                <w:szCs w:val="22"/>
+              </w:rPr>
+              <w:t xml:space="preserve">3) Составление программы чтения, обработки и записи текстового файла по индивидуальному варианту</w:t>
+            </w:r>
+          </w:p>
+        </w:tc>
+        <w:tc>
+          <w:tcPr>
+            <w:tcW w:type="dxa" w:w="1134"/>
+            <w:tcMar>
+              <w:top w:type="dxa" w:w="40"/>
+              <w:left w:type="dxa" w:w="80"/>
+              <w:bottom w:type="dxa" w:w="40"/>
+              <w:right w:type="dxa" w:w="80"/>
+            </w:tcMar>
+            <w:vAlign w:val="top"/>
+          </w:tcPr>
+          <w:p>
+            <w:pPr>
+              <w:spacing w:line="240"/>
+              <w:jc w:val="center"/>
+            </w:pPr>
+            <w:r>
+              <w:rPr>
+                <w:rFonts w:ascii="Times New Roman" w:cs="Times New Roman" w:eastAsia="Times New Roman" w:hAnsi="Times New Roman"/>
+                <w:sz w:val="22"/>
+                <w:szCs w:val="22"/>
+              </w:rPr>
+              <w:t xml:space="preserve">2</w:t>
+            </w:r>
+          </w:p>
+        </w:tc>
+        <w:tc>
+          <w:tcPr>
+            <w:vMerge w:val="continue"/>
+          </w:tcPr>
+          <w:p/>
+        </w:tc>
+      </w:tr>
+      <w:tr>
+        <w:tc>
+          <w:tcPr>
             <w:tcW w:type="dxa" w:w="3119"/>
             <w:vMerge w:val="restart"/>
             <w:tcMar>
@@ -5284,7 +6980,7 @@
                 <w:sz w:val="22"/>
                 <w:szCs w:val="22"/>
               </w:rPr>
-              <w:t xml:space="preserve">Тема 2. Основные элементы языка. Управляющие операторы языка. Структурированные типы данных. Символьные типы данных.</w:t>
+              <w:t xml:space="preserve">Тема 3. Модульное программирование. Рекурсия. Визуально-событийно управляемое программирование. Разработка оконного приложения.</w:t>
             </w:r>
           </w:p>
         </w:tc>
@@ -5326,91 +7022,91 @@
                 <w:sz w:val="22"/>
                 <w:szCs w:val="22"/>
               </w:rPr>
-              <w:t xml:space="preserve">1. Основные элементы языка. Операторы языка. Ввод/вывод данных.</w:t>
-            </w:r>
-          </w:p>
-          <w:p>
-            <w:pPr>
-              <w:spacing w:line="240"/>
-              <w:jc w:val="left"/>
-            </w:pPr>
-            <w:r>
-              <w:rPr>
-                <w:rFonts w:ascii="Times New Roman" w:cs="Times New Roman" w:eastAsia="Times New Roman" w:hAnsi="Times New Roman"/>
-                <w:sz w:val="22"/>
-                <w:szCs w:val="22"/>
-              </w:rPr>
-              <w:t xml:space="preserve">2. Управляющие операторы языка. Операторы выбора. Оператор условной передачи управления. Оператор безусловной передачи управления.</w:t>
-            </w:r>
-          </w:p>
-          <w:p>
-            <w:pPr>
-              <w:spacing w:line="240"/>
-              <w:jc w:val="left"/>
-            </w:pPr>
-            <w:r>
-              <w:rPr>
-                <w:rFonts w:ascii="Times New Roman" w:cs="Times New Roman" w:eastAsia="Times New Roman" w:hAnsi="Times New Roman"/>
-                <w:sz w:val="22"/>
-                <w:szCs w:val="22"/>
-              </w:rPr>
-              <w:t xml:space="preserve">3. Оператор case. Операторы организации циклической обработки. Циклы.</w:t>
-            </w:r>
-          </w:p>
-          <w:p>
-            <w:pPr>
-              <w:spacing w:line="240"/>
-              <w:jc w:val="left"/>
-            </w:pPr>
-            <w:r>
-              <w:rPr>
-                <w:rFonts w:ascii="Times New Roman" w:cs="Times New Roman" w:eastAsia="Times New Roman" w:hAnsi="Times New Roman"/>
-                <w:sz w:val="22"/>
-                <w:szCs w:val="22"/>
-              </w:rPr>
-              <w:t xml:space="preserve">4. Структуры данных. Массивы. Работа с массивами. Одномерные массивы. Обработка массивов. Сортировка массивов. Двумерные массивы. Решение систем уравнений.</w:t>
-            </w:r>
-          </w:p>
-          <w:p>
-            <w:pPr>
-              <w:spacing w:line="240"/>
-              <w:jc w:val="left"/>
-            </w:pPr>
-            <w:r>
-              <w:rPr>
-                <w:rFonts w:ascii="Times New Roman" w:cs="Times New Roman" w:eastAsia="Times New Roman" w:hAnsi="Times New Roman"/>
-                <w:sz w:val="22"/>
-                <w:szCs w:val="22"/>
-              </w:rPr>
-              <w:t xml:space="preserve">5. Коллекции. Контейнеры. Операции над коллекциями и контейнерами. Обработка коллекций. Многомерные контейнеры. Обработка контейнеров.</w:t>
-            </w:r>
-          </w:p>
-          <w:p>
-            <w:pPr>
-              <w:spacing w:line="240"/>
-              <w:jc w:val="left"/>
-            </w:pPr>
-            <w:r>
-              <w:rPr>
-                <w:rFonts w:ascii="Times New Roman" w:cs="Times New Roman" w:eastAsia="Times New Roman" w:hAnsi="Times New Roman"/>
-                <w:sz w:val="22"/>
-                <w:szCs w:val="22"/>
-              </w:rPr>
-              <w:t xml:space="preserve">6. Символьные типы данных. Символы и строки. Обработка символов. Обработка строк.</w:t>
-            </w:r>
-          </w:p>
-          <w:p>
-            <w:pPr>
-              <w:spacing w:line="240"/>
-              <w:jc w:val="left"/>
-            </w:pPr>
-            <w:r>
-              <w:rPr>
-                <w:rFonts w:ascii="Times New Roman" w:cs="Times New Roman" w:eastAsia="Times New Roman" w:hAnsi="Times New Roman"/>
-                <w:sz w:val="22"/>
-                <w:szCs w:val="22"/>
-              </w:rPr>
-              <w:t xml:space="preserve">7. Строковые массивы. Файлы. Потоки. Считывание из файла. Запись в файл. Редактирование файлов.</w:t>
+              <w:t xml:space="preserve">1. Локальные и глобальные переменные. Модульное программирование.</w:t>
+            </w:r>
+          </w:p>
+          <w:p>
+            <w:pPr>
+              <w:spacing w:line="240"/>
+              <w:jc w:val="left"/>
+            </w:pPr>
+            <w:r>
+              <w:rPr>
+                <w:rFonts w:ascii="Times New Roman" w:cs="Times New Roman" w:eastAsia="Times New Roman" w:hAnsi="Times New Roman"/>
+                <w:sz w:val="22"/>
+                <w:szCs w:val="22"/>
+              </w:rPr>
+              <w:t xml:space="preserve">2. Процедуры и функции. Подпрограммы. Передача данных в процедуры и функции.</w:t>
+            </w:r>
+          </w:p>
+          <w:p>
+            <w:pPr>
+              <w:spacing w:line="240"/>
+              <w:jc w:val="left"/>
+            </w:pPr>
+            <w:r>
+              <w:rPr>
+                <w:rFonts w:ascii="Times New Roman" w:cs="Times New Roman" w:eastAsia="Times New Roman" w:hAnsi="Times New Roman"/>
+                <w:sz w:val="22"/>
+                <w:szCs w:val="22"/>
+              </w:rPr>
+              <w:t xml:space="preserve">3. Рекурсия. Разработка рекурсивных подпрограмм</w:t>
+            </w:r>
+          </w:p>
+          <w:p>
+            <w:pPr>
+              <w:spacing w:line="240"/>
+              <w:jc w:val="left"/>
+            </w:pPr>
+            <w:r>
+              <w:rPr>
+                <w:rFonts w:ascii="Times New Roman" w:cs="Times New Roman" w:eastAsia="Times New Roman" w:hAnsi="Times New Roman"/>
+                <w:sz w:val="22"/>
+                <w:szCs w:val="22"/>
+              </w:rPr>
+              <w:t xml:space="preserve">4. Визуально-событийно управляемое программирование.</w:t>
+            </w:r>
+          </w:p>
+          <w:p>
+            <w:pPr>
+              <w:spacing w:line="240"/>
+              <w:jc w:val="left"/>
+            </w:pPr>
+            <w:r>
+              <w:rPr>
+                <w:rFonts w:ascii="Times New Roman" w:cs="Times New Roman" w:eastAsia="Times New Roman" w:hAnsi="Times New Roman"/>
+                <w:sz w:val="22"/>
+                <w:szCs w:val="22"/>
+              </w:rPr>
+              <w:t xml:space="preserve">5. Виджеты. События. Основные элементы управления.</w:t>
+            </w:r>
+          </w:p>
+          <w:p>
+            <w:pPr>
+              <w:spacing w:line="240"/>
+              <w:jc w:val="left"/>
+            </w:pPr>
+            <w:r>
+              <w:rPr>
+                <w:rFonts w:ascii="Times New Roman" w:cs="Times New Roman" w:eastAsia="Times New Roman" w:hAnsi="Times New Roman"/>
+                <w:sz w:val="22"/>
+                <w:szCs w:val="22"/>
+              </w:rPr>
+              <w:t xml:space="preserve">6. Разработка оконного приложения.</w:t>
+            </w:r>
+          </w:p>
+          <w:p>
+            <w:pPr>
+              <w:spacing w:line="240"/>
+              <w:jc w:val="left"/>
+            </w:pPr>
+            <w:r>
+              <w:rPr>
+                <w:rFonts w:ascii="Times New Roman" w:cs="Times New Roman" w:eastAsia="Times New Roman" w:hAnsi="Times New Roman"/>
+                <w:sz w:val="22"/>
+                <w:szCs w:val="22"/>
+              </w:rPr>
+              <w:t xml:space="preserve">7. Установка приложения</w:t>
             </w:r>
           </w:p>
         </w:tc>
@@ -5438,7 +7134,7 @@
                 <w:sz w:val="22"/>
                 <w:szCs w:val="22"/>
               </w:rPr>
-              <w:t xml:space="preserve">40</w:t>
+              <w:t xml:space="preserve">32</w:t>
             </w:r>
           </w:p>
         </w:tc>
@@ -5479,7 +7175,7 @@
                 <w:sz w:val="22"/>
                 <w:szCs w:val="22"/>
               </w:rPr>
-              <w:t xml:space="preserve">ПК 2.3</w:t>
+              <w:t xml:space="preserve">ПК 2.4</w:t>
             </w:r>
           </w:p>
           <w:p>
@@ -5527,7 +7223,7 @@
                 <w:sz w:val="22"/>
                 <w:szCs w:val="22"/>
               </w:rPr>
-              <w:t xml:space="preserve">9. Простые типы данных. Операции. Основные операторы Python</w:t>
+              <w:t xml:space="preserve">27. Понятие и назначение модулей в языке программирования</w:t>
             </w:r>
           </w:p>
         </w:tc>
@@ -5593,7 +7289,7 @@
                 <w:sz w:val="22"/>
                 <w:szCs w:val="22"/>
               </w:rPr>
-              <w:t xml:space="preserve">10. Реализация разветвляющихся алгоритмов в языке Python. Полный и неполный условный оператор.</w:t>
+              <w:t xml:space="preserve">28. Структура пользовательской подпрограммы. Типы параметров подпрограмм. Процедуры. Функции.</w:t>
             </w:r>
           </w:p>
         </w:tc>
@@ -5659,7 +7355,7 @@
                 <w:sz w:val="22"/>
                 <w:szCs w:val="22"/>
               </w:rPr>
-              <w:t xml:space="preserve">11. Практическая работа № 4. Операторы выбора: Составление задач с ветвлением, их тестирование и отладка в программной среде Visual Studio</w:t>
+              <w:t xml:space="preserve">29. Практическая работа № 14. Реализация подпрограммы: Составление программ с использованием подпрограмм: процедур и функций</w:t>
             </w:r>
           </w:p>
         </w:tc>
@@ -5725,7 +7421,7 @@
                 <w:sz w:val="22"/>
                 <w:szCs w:val="22"/>
               </w:rPr>
-              <w:t xml:space="preserve">12. Практическая работа № 5. Операторы выбора: Использование полного и неполного условного оператора при составлении программ, вложенность условий</w:t>
+              <w:t xml:space="preserve">30. Рекурсия. Разработка рекурсивных подпрограмм</w:t>
             </w:r>
           </w:p>
         </w:tc>
@@ -5791,7 +7487,7 @@
                 <w:sz w:val="22"/>
                 <w:szCs w:val="22"/>
               </w:rPr>
-              <w:t xml:space="preserve">13. Реализация циклических алгоритмов в языке Python. Вложенные циклы.</w:t>
+              <w:t xml:space="preserve">31. Практическая работа № 15. Разработка рекурсивных подпрограмм: Организация вызова подпрограмм. Рекурсивные подпрограммы</w:t>
             </w:r>
           </w:p>
         </w:tc>
@@ -5857,7 +7553,7 @@
                 <w:sz w:val="22"/>
                 <w:szCs w:val="22"/>
               </w:rPr>
-              <w:t xml:space="preserve">14. Практическая работа № 6. Циклы: Составление программ с использованием циклов в языке Python</w:t>
+              <w:t xml:space="preserve">32. Визуально-событийно управляемое программирование; Виджеты. События. Основные элементы управления</w:t>
             </w:r>
           </w:p>
         </w:tc>
@@ -5923,7 +7619,7 @@
                 <w:sz w:val="22"/>
                 <w:szCs w:val="22"/>
               </w:rPr>
-              <w:t xml:space="preserve">15. Практическая работа № 7. Циклы: Виды циклов. Вложенные циклы</w:t>
+              <w:t xml:space="preserve">33. Практическая работа № 16. Основные элементы управления (часть 1)</w:t>
             </w:r>
           </w:p>
         </w:tc>
@@ -5989,7 +7685,7 @@
                 <w:sz w:val="22"/>
                 <w:szCs w:val="22"/>
               </w:rPr>
-              <w:t xml:space="preserve">16. Структуры данных. Массивы. Работа с массивами. Одномерные массивы. Обработка массивов. Сортировка массивов. Двумерные массивы. Решение систем уравнений</w:t>
+              <w:t xml:space="preserve">34. Практическая работа № 17. Основные элементы управления (часть 2)</w:t>
             </w:r>
           </w:p>
         </w:tc>
@@ -6055,7 +7751,7 @@
                 <w:sz w:val="22"/>
                 <w:szCs w:val="22"/>
               </w:rPr>
-              <w:t xml:space="preserve">17. Практическая работа № 8. Работа с массивами: Массивы. Работа с массивами. Одномерные и двумерные массивы</w:t>
+              <w:t xml:space="preserve">35. Практическая работа № 18. Основные элементы управления (часть 3)</w:t>
             </w:r>
           </w:p>
         </w:tc>
@@ -6121,7 +7817,7 @@
                 <w:sz w:val="22"/>
                 <w:szCs w:val="22"/>
               </w:rPr>
-              <w:t xml:space="preserve">18. Практическая работа № 9. Работа с массивами: Сортировка одномерных массивов</w:t>
+              <w:t xml:space="preserve">36. Практическая работа № 19. Основные элементы управления (часть 4)</w:t>
             </w:r>
           </w:p>
         </w:tc>
@@ -6187,7 +7883,7 @@
                 <w:sz w:val="22"/>
                 <w:szCs w:val="22"/>
               </w:rPr>
-              <w:t xml:space="preserve">19. Практическая работа № 10. Работа с массивами: Использование массивов. Одномерные и двумерные массивы в программах на языке Python</w:t>
+              <w:t xml:space="preserve">37. Разработка оконного приложения; Установка приложения</w:t>
             </w:r>
           </w:p>
         </w:tc>
@@ -6253,7 +7949,7 @@
                 <w:sz w:val="22"/>
                 <w:szCs w:val="22"/>
               </w:rPr>
-              <w:t xml:space="preserve">20. Организация динамических структур данных. Списки. Кортежи.</w:t>
+              <w:t xml:space="preserve">38. Практическая работа № 20. Разработка оконного приложения (часть 1)</w:t>
             </w:r>
           </w:p>
         </w:tc>
@@ -6319,7 +8015,7 @@
                 <w:sz w:val="22"/>
                 <w:szCs w:val="22"/>
               </w:rPr>
-              <w:t xml:space="preserve">21. Практическая работа № 11. Коллекции и контейнеры (часть 1)</w:t>
+              <w:t xml:space="preserve">39. Практическая работа № 21. Разработка оконного приложения (часть 2)</w:t>
             </w:r>
           </w:p>
         </w:tc>
@@ -6385,7 +8081,7 @@
                 <w:sz w:val="22"/>
                 <w:szCs w:val="22"/>
               </w:rPr>
-              <w:t xml:space="preserve">22. Практическая работа № 12. Коллекции и контейнеры (часть 2)</w:t>
+              <w:t xml:space="preserve">40. Практическая работа № 22. Разработка оконного приложения (часть 3)</w:t>
             </w:r>
           </w:p>
         </w:tc>
@@ -6451,7 +8147,7 @@
                 <w:sz w:val="22"/>
                 <w:szCs w:val="22"/>
               </w:rPr>
-              <w:t xml:space="preserve">23. Практическая работа № 13. Коллекции и контейнеры (часть 3)</w:t>
+              <w:t xml:space="preserve">41. Практическая работа № 23. Разработка оконного приложения (часть 4)</w:t>
             </w:r>
           </w:p>
         </w:tc>
@@ -6517,1703 +8213,7 @@
                 <w:sz w:val="22"/>
                 <w:szCs w:val="22"/>
               </w:rPr>
-              <w:t xml:space="preserve">24. Символьные типы данных. Символы и строки. Обработка символов. Обработка строк</w:t>
-            </w:r>
-          </w:p>
-        </w:tc>
-        <w:tc>
-          <w:tcPr>
-            <w:tcW w:type="dxa" w:w="1134"/>
-            <w:tcMar>
-              <w:top w:type="dxa" w:w="40"/>
-              <w:left w:type="dxa" w:w="80"/>
-              <w:bottom w:type="dxa" w:w="40"/>
-              <w:right w:type="dxa" w:w="80"/>
-            </w:tcMar>
-            <w:vAlign w:val="top"/>
-          </w:tcPr>
-          <w:p>
-            <w:pPr>
-              <w:spacing w:line="240"/>
-              <w:jc w:val="center"/>
-            </w:pPr>
-            <w:r>
-              <w:rPr>
-                <w:rFonts w:ascii="Times New Roman" w:cs="Times New Roman" w:eastAsia="Times New Roman" w:hAnsi="Times New Roman"/>
-                <w:sz w:val="22"/>
-                <w:szCs w:val="22"/>
-              </w:rPr>
-              <w:t xml:space="preserve">2</w:t>
-            </w:r>
-          </w:p>
-        </w:tc>
-        <w:tc>
-          <w:tcPr>
-            <w:vMerge w:val="continue"/>
-          </w:tcPr>
-          <w:p/>
-        </w:tc>
-      </w:tr>
-      <w:tr>
-        <w:tc>
-          <w:tcPr>
-            <w:vMerge w:val="continue"/>
-          </w:tcPr>
-          <w:p/>
-        </w:tc>
-        <w:tc>
-          <w:tcPr>
-            <w:tcW w:type="dxa" w:w="7936"/>
-            <w:tcMar>
-              <w:top w:type="dxa" w:w="40"/>
-              <w:left w:type="dxa" w:w="80"/>
-              <w:bottom w:type="dxa" w:w="40"/>
-              <w:right w:type="dxa" w:w="80"/>
-            </w:tcMar>
-            <w:vAlign w:val="top"/>
-          </w:tcPr>
-          <w:p>
-            <w:pPr>
-              <w:spacing w:line="240"/>
-              <w:jc w:val="left"/>
-            </w:pPr>
-            <w:r>
-              <w:rPr>
-                <w:rFonts w:ascii="Times New Roman" w:cs="Times New Roman" w:eastAsia="Times New Roman" w:hAnsi="Times New Roman"/>
-                <w:sz w:val="22"/>
-                <w:szCs w:val="22"/>
-              </w:rPr>
-              <w:t xml:space="preserve">25. Практическая работа № 14. Символы и строки: Строки. Работа со строками. Объектно-ориентированное программирование</w:t>
-            </w:r>
-          </w:p>
-        </w:tc>
-        <w:tc>
-          <w:tcPr>
-            <w:tcW w:type="dxa" w:w="1134"/>
-            <w:tcMar>
-              <w:top w:type="dxa" w:w="40"/>
-              <w:left w:type="dxa" w:w="80"/>
-              <w:bottom w:type="dxa" w:w="40"/>
-              <w:right w:type="dxa" w:w="80"/>
-            </w:tcMar>
-            <w:vAlign w:val="top"/>
-          </w:tcPr>
-          <w:p>
-            <w:pPr>
-              <w:spacing w:line="240"/>
-              <w:jc w:val="center"/>
-            </w:pPr>
-            <w:r>
-              <w:rPr>
-                <w:rFonts w:ascii="Times New Roman" w:cs="Times New Roman" w:eastAsia="Times New Roman" w:hAnsi="Times New Roman"/>
-                <w:sz w:val="22"/>
-                <w:szCs w:val="22"/>
-              </w:rPr>
-              <w:t xml:space="preserve">2</w:t>
-            </w:r>
-          </w:p>
-        </w:tc>
-        <w:tc>
-          <w:tcPr>
-            <w:vMerge w:val="continue"/>
-          </w:tcPr>
-          <w:p/>
-        </w:tc>
-      </w:tr>
-      <w:tr>
-        <w:tc>
-          <w:tcPr>
-            <w:vMerge w:val="continue"/>
-          </w:tcPr>
-          <w:p/>
-        </w:tc>
-        <w:tc>
-          <w:tcPr>
-            <w:tcW w:type="dxa" w:w="7936"/>
-            <w:tcMar>
-              <w:top w:type="dxa" w:w="40"/>
-              <w:left w:type="dxa" w:w="80"/>
-              <w:bottom w:type="dxa" w:w="40"/>
-              <w:right w:type="dxa" w:w="80"/>
-            </w:tcMar>
-            <w:vAlign w:val="top"/>
-          </w:tcPr>
-          <w:p>
-            <w:pPr>
-              <w:spacing w:line="240"/>
-              <w:jc w:val="left"/>
-            </w:pPr>
-            <w:r>
-              <w:rPr>
-                <w:rFonts w:ascii="Times New Roman" w:cs="Times New Roman" w:eastAsia="Times New Roman" w:hAnsi="Times New Roman"/>
-                <w:sz w:val="22"/>
-                <w:szCs w:val="22"/>
-              </w:rPr>
-              <w:t xml:space="preserve">26. Практическая работа № 15. Символы и строки: Использование строковых типов данных при составлении программ</w:t>
-            </w:r>
-          </w:p>
-        </w:tc>
-        <w:tc>
-          <w:tcPr>
-            <w:tcW w:type="dxa" w:w="1134"/>
-            <w:tcMar>
-              <w:top w:type="dxa" w:w="40"/>
-              <w:left w:type="dxa" w:w="80"/>
-              <w:bottom w:type="dxa" w:w="40"/>
-              <w:right w:type="dxa" w:w="80"/>
-            </w:tcMar>
-            <w:vAlign w:val="top"/>
-          </w:tcPr>
-          <w:p>
-            <w:pPr>
-              <w:spacing w:line="240"/>
-              <w:jc w:val="center"/>
-            </w:pPr>
-            <w:r>
-              <w:rPr>
-                <w:rFonts w:ascii="Times New Roman" w:cs="Times New Roman" w:eastAsia="Times New Roman" w:hAnsi="Times New Roman"/>
-                <w:sz w:val="22"/>
-                <w:szCs w:val="22"/>
-              </w:rPr>
-              <w:t xml:space="preserve">2</w:t>
-            </w:r>
-          </w:p>
-        </w:tc>
-        <w:tc>
-          <w:tcPr>
-            <w:vMerge w:val="continue"/>
-          </w:tcPr>
-          <w:p/>
-        </w:tc>
-      </w:tr>
-      <w:tr>
-        <w:tc>
-          <w:tcPr>
-            <w:vMerge w:val="continue"/>
-          </w:tcPr>
-          <w:p/>
-        </w:tc>
-        <w:tc>
-          <w:tcPr>
-            <w:tcW w:type="dxa" w:w="7936"/>
-            <w:tcMar>
-              <w:top w:type="dxa" w:w="40"/>
-              <w:left w:type="dxa" w:w="80"/>
-              <w:bottom w:type="dxa" w:w="40"/>
-              <w:right w:type="dxa" w:w="80"/>
-            </w:tcMar>
-            <w:vAlign w:val="top"/>
-          </w:tcPr>
-          <w:p>
-            <w:pPr>
-              <w:spacing w:line="240"/>
-              <w:jc w:val="left"/>
-            </w:pPr>
-            <w:r>
-              <w:rPr>
-                <w:rFonts w:ascii="Times New Roman" w:cs="Times New Roman" w:eastAsia="Times New Roman" w:hAnsi="Times New Roman"/>
-                <w:sz w:val="22"/>
-                <w:szCs w:val="22"/>
-              </w:rPr>
-              <w:t xml:space="preserve">27. Файлы. Организация ввода из файла и вывода в файл</w:t>
-            </w:r>
-          </w:p>
-        </w:tc>
-        <w:tc>
-          <w:tcPr>
-            <w:tcW w:type="dxa" w:w="1134"/>
-            <w:tcMar>
-              <w:top w:type="dxa" w:w="40"/>
-              <w:left w:type="dxa" w:w="80"/>
-              <w:bottom w:type="dxa" w:w="40"/>
-              <w:right w:type="dxa" w:w="80"/>
-            </w:tcMar>
-            <w:vAlign w:val="top"/>
-          </w:tcPr>
-          <w:p>
-            <w:pPr>
-              <w:spacing w:line="240"/>
-              <w:jc w:val="center"/>
-            </w:pPr>
-            <w:r>
-              <w:rPr>
-                <w:rFonts w:ascii="Times New Roman" w:cs="Times New Roman" w:eastAsia="Times New Roman" w:hAnsi="Times New Roman"/>
-                <w:sz w:val="22"/>
-                <w:szCs w:val="22"/>
-              </w:rPr>
-              <w:t xml:space="preserve">2</w:t>
-            </w:r>
-          </w:p>
-        </w:tc>
-        <w:tc>
-          <w:tcPr>
-            <w:vMerge w:val="continue"/>
-          </w:tcPr>
-          <w:p/>
-        </w:tc>
-      </w:tr>
-      <w:tr>
-        <w:tc>
-          <w:tcPr>
-            <w:vMerge w:val="continue"/>
-          </w:tcPr>
-          <w:p/>
-        </w:tc>
-        <w:tc>
-          <w:tcPr>
-            <w:tcW w:type="dxa" w:w="7936"/>
-            <w:tcMar>
-              <w:top w:type="dxa" w:w="40"/>
-              <w:left w:type="dxa" w:w="80"/>
-              <w:bottom w:type="dxa" w:w="40"/>
-              <w:right w:type="dxa" w:w="80"/>
-            </w:tcMar>
-            <w:vAlign w:val="top"/>
-          </w:tcPr>
-          <w:p>
-            <w:pPr>
-              <w:spacing w:line="240"/>
-              <w:jc w:val="left"/>
-            </w:pPr>
-            <w:r>
-              <w:rPr>
-                <w:rFonts w:ascii="Times New Roman" w:cs="Times New Roman" w:eastAsia="Times New Roman" w:hAnsi="Times New Roman"/>
-                <w:sz w:val="22"/>
-                <w:szCs w:val="22"/>
-              </w:rPr>
-              <w:t xml:space="preserve">28. Практическая работа № 16. Работа с файлами: Использование текстовых файлов в программе</w:t>
-            </w:r>
-          </w:p>
-        </w:tc>
-        <w:tc>
-          <w:tcPr>
-            <w:tcW w:type="dxa" w:w="1134"/>
-            <w:tcMar>
-              <w:top w:type="dxa" w:w="40"/>
-              <w:left w:type="dxa" w:w="80"/>
-              <w:bottom w:type="dxa" w:w="40"/>
-              <w:right w:type="dxa" w:w="80"/>
-            </w:tcMar>
-            <w:vAlign w:val="top"/>
-          </w:tcPr>
-          <w:p>
-            <w:pPr>
-              <w:spacing w:line="240"/>
-              <w:jc w:val="center"/>
-            </w:pPr>
-            <w:r>
-              <w:rPr>
-                <w:rFonts w:ascii="Times New Roman" w:cs="Times New Roman" w:eastAsia="Times New Roman" w:hAnsi="Times New Roman"/>
-                <w:sz w:val="22"/>
-                <w:szCs w:val="22"/>
-              </w:rPr>
-              <w:t xml:space="preserve">2</w:t>
-            </w:r>
-          </w:p>
-        </w:tc>
-        <w:tc>
-          <w:tcPr>
-            <w:vMerge w:val="continue"/>
-          </w:tcPr>
-          <w:p/>
-        </w:tc>
-      </w:tr>
-      <w:tr>
-        <w:tc>
-          <w:tcPr>
-            <w:vMerge w:val="continue"/>
-          </w:tcPr>
-          <w:p/>
-        </w:tc>
-        <w:tc>
-          <w:tcPr>
-            <w:tcW w:type="dxa" w:w="7936"/>
-            <w:tcMar>
-              <w:top w:type="dxa" w:w="40"/>
-              <w:left w:type="dxa" w:w="80"/>
-              <w:bottom w:type="dxa" w:w="40"/>
-              <w:right w:type="dxa" w:w="80"/>
-            </w:tcMar>
-            <w:vAlign w:val="top"/>
-          </w:tcPr>
-          <w:p>
-            <w:pPr>
-              <w:spacing w:line="240"/>
-              <w:jc w:val="left"/>
-            </w:pPr>
-            <w:r>
-              <w:rPr>
-                <w:rFonts w:ascii="Times New Roman" w:cs="Times New Roman" w:eastAsia="Times New Roman" w:hAnsi="Times New Roman"/>
-                <w:b/>
-                <w:bCs/>
-                <w:sz w:val="22"/>
-                <w:szCs w:val="22"/>
-              </w:rPr>
-              <w:t xml:space="preserve">Самостоятельная работа обучающихся:</w:t>
-            </w:r>
-          </w:p>
-        </w:tc>
-        <w:tc>
-          <w:tcPr>
-            <w:tcW w:type="dxa" w:w="1134"/>
-            <w:tcMar>
-              <w:top w:type="dxa" w:w="40"/>
-              <w:left w:type="dxa" w:w="80"/>
-              <w:bottom w:type="dxa" w:w="40"/>
-              <w:right w:type="dxa" w:w="80"/>
-            </w:tcMar>
-            <w:vAlign w:val="top"/>
-          </w:tcPr>
-          <w:p>
-            <w:pPr>
-              <w:spacing w:line="240"/>
-              <w:jc w:val="center"/>
-            </w:pPr>
-            <w:r>
-              <w:rPr>
-                <w:rFonts w:ascii="Times New Roman" w:cs="Times New Roman" w:eastAsia="Times New Roman" w:hAnsi="Times New Roman"/>
-                <w:b/>
-                <w:bCs/>
-                <w:sz w:val="22"/>
-                <w:szCs w:val="22"/>
-              </w:rPr>
-              <w:t xml:space="preserve">6</w:t>
-            </w:r>
-          </w:p>
-        </w:tc>
-        <w:tc>
-          <w:tcPr>
-            <w:vMerge w:val="continue"/>
-          </w:tcPr>
-          <w:p/>
-        </w:tc>
-      </w:tr>
-      <w:tr>
-        <w:tc>
-          <w:tcPr>
-            <w:vMerge w:val="continue"/>
-          </w:tcPr>
-          <w:p/>
-        </w:tc>
-        <w:tc>
-          <w:tcPr>
-            <w:tcW w:type="dxa" w:w="7936"/>
-            <w:tcMar>
-              <w:top w:type="dxa" w:w="40"/>
-              <w:left w:type="dxa" w:w="80"/>
-              <w:bottom w:type="dxa" w:w="40"/>
-              <w:right w:type="dxa" w:w="80"/>
-            </w:tcMar>
-            <w:vAlign w:val="top"/>
-          </w:tcPr>
-          <w:p>
-            <w:pPr>
-              <w:spacing w:line="240"/>
-              <w:jc w:val="left"/>
-            </w:pPr>
-            <w:r>
-              <w:rPr>
-                <w:rFonts w:ascii="Times New Roman" w:cs="Times New Roman" w:eastAsia="Times New Roman" w:hAnsi="Times New Roman"/>
-                <w:sz w:val="22"/>
-                <w:szCs w:val="22"/>
-              </w:rPr>
-              <w:t xml:space="preserve">1) Решение дополнительных задач на операторы выбора и циклы для подготовки к практическим работам</w:t>
-            </w:r>
-          </w:p>
-        </w:tc>
-        <w:tc>
-          <w:tcPr>
-            <w:tcW w:type="dxa" w:w="1134"/>
-            <w:tcMar>
-              <w:top w:type="dxa" w:w="40"/>
-              <w:left w:type="dxa" w:w="80"/>
-              <w:bottom w:type="dxa" w:w="40"/>
-              <w:right w:type="dxa" w:w="80"/>
-            </w:tcMar>
-            <w:vAlign w:val="top"/>
-          </w:tcPr>
-          <w:p>
-            <w:pPr>
-              <w:spacing w:line="240"/>
-              <w:jc w:val="center"/>
-            </w:pPr>
-            <w:r>
-              <w:rPr>
-                <w:rFonts w:ascii="Times New Roman" w:cs="Times New Roman" w:eastAsia="Times New Roman" w:hAnsi="Times New Roman"/>
-                <w:sz w:val="22"/>
-                <w:szCs w:val="22"/>
-              </w:rPr>
-              <w:t xml:space="preserve">2</w:t>
-            </w:r>
-          </w:p>
-        </w:tc>
-        <w:tc>
-          <w:tcPr>
-            <w:vMerge w:val="continue"/>
-          </w:tcPr>
-          <w:p/>
-        </w:tc>
-      </w:tr>
-      <w:tr>
-        <w:tc>
-          <w:tcPr>
-            <w:vMerge w:val="continue"/>
-          </w:tcPr>
-          <w:p/>
-        </w:tc>
-        <w:tc>
-          <w:tcPr>
-            <w:tcW w:type="dxa" w:w="7936"/>
-            <w:tcMar>
-              <w:top w:type="dxa" w:w="40"/>
-              <w:left w:type="dxa" w:w="80"/>
-              <w:bottom w:type="dxa" w:w="40"/>
-              <w:right w:type="dxa" w:w="80"/>
-            </w:tcMar>
-            <w:vAlign w:val="top"/>
-          </w:tcPr>
-          <w:p>
-            <w:pPr>
-              <w:spacing w:line="240"/>
-              <w:jc w:val="left"/>
-            </w:pPr>
-            <w:r>
-              <w:rPr>
-                <w:rFonts w:ascii="Times New Roman" w:cs="Times New Roman" w:eastAsia="Times New Roman" w:hAnsi="Times New Roman"/>
-                <w:sz w:val="22"/>
-                <w:szCs w:val="22"/>
-              </w:rPr>
-              <w:t xml:space="preserve">2) Выполнение индивидуального задания по обработке массивов, коллекций и строк; оформление отчёта по практической работе</w:t>
-            </w:r>
-          </w:p>
-        </w:tc>
-        <w:tc>
-          <w:tcPr>
-            <w:tcW w:type="dxa" w:w="1134"/>
-            <w:tcMar>
-              <w:top w:type="dxa" w:w="40"/>
-              <w:left w:type="dxa" w:w="80"/>
-              <w:bottom w:type="dxa" w:w="40"/>
-              <w:right w:type="dxa" w:w="80"/>
-            </w:tcMar>
-            <w:vAlign w:val="top"/>
-          </w:tcPr>
-          <w:p>
-            <w:pPr>
-              <w:spacing w:line="240"/>
-              <w:jc w:val="center"/>
-            </w:pPr>
-            <w:r>
-              <w:rPr>
-                <w:rFonts w:ascii="Times New Roman" w:cs="Times New Roman" w:eastAsia="Times New Roman" w:hAnsi="Times New Roman"/>
-                <w:sz w:val="22"/>
-                <w:szCs w:val="22"/>
-              </w:rPr>
-              <w:t xml:space="preserve">2</w:t>
-            </w:r>
-          </w:p>
-        </w:tc>
-        <w:tc>
-          <w:tcPr>
-            <w:vMerge w:val="continue"/>
-          </w:tcPr>
-          <w:p/>
-        </w:tc>
-      </w:tr>
-      <w:tr>
-        <w:tc>
-          <w:tcPr>
-            <w:vMerge w:val="continue"/>
-          </w:tcPr>
-          <w:p/>
-        </w:tc>
-        <w:tc>
-          <w:tcPr>
-            <w:tcW w:type="dxa" w:w="7936"/>
-            <w:tcMar>
-              <w:top w:type="dxa" w:w="40"/>
-              <w:left w:type="dxa" w:w="80"/>
-              <w:bottom w:type="dxa" w:w="40"/>
-              <w:right w:type="dxa" w:w="80"/>
-            </w:tcMar>
-            <w:vAlign w:val="top"/>
-          </w:tcPr>
-          <w:p>
-            <w:pPr>
-              <w:spacing w:line="240"/>
-              <w:jc w:val="left"/>
-            </w:pPr>
-            <w:r>
-              <w:rPr>
-                <w:rFonts w:ascii="Times New Roman" w:cs="Times New Roman" w:eastAsia="Times New Roman" w:hAnsi="Times New Roman"/>
-                <w:sz w:val="22"/>
-                <w:szCs w:val="22"/>
-              </w:rPr>
-              <w:t xml:space="preserve">3) Составление программы чтения, обработки и записи текстового файла по индивидуальному варианту</w:t>
-            </w:r>
-          </w:p>
-        </w:tc>
-        <w:tc>
-          <w:tcPr>
-            <w:tcW w:type="dxa" w:w="1134"/>
-            <w:tcMar>
-              <w:top w:type="dxa" w:w="40"/>
-              <w:left w:type="dxa" w:w="80"/>
-              <w:bottom w:type="dxa" w:w="40"/>
-              <w:right w:type="dxa" w:w="80"/>
-            </w:tcMar>
-            <w:vAlign w:val="top"/>
-          </w:tcPr>
-          <w:p>
-            <w:pPr>
-              <w:spacing w:line="240"/>
-              <w:jc w:val="center"/>
-            </w:pPr>
-            <w:r>
-              <w:rPr>
-                <w:rFonts w:ascii="Times New Roman" w:cs="Times New Roman" w:eastAsia="Times New Roman" w:hAnsi="Times New Roman"/>
-                <w:sz w:val="22"/>
-                <w:szCs w:val="22"/>
-              </w:rPr>
-              <w:t xml:space="preserve">2</w:t>
-            </w:r>
-          </w:p>
-        </w:tc>
-        <w:tc>
-          <w:tcPr>
-            <w:vMerge w:val="continue"/>
-          </w:tcPr>
-          <w:p/>
-        </w:tc>
-      </w:tr>
-      <w:tr>
-        <w:tc>
-          <w:tcPr>
-            <w:tcW w:type="dxa" w:w="3119"/>
-            <w:vMerge w:val="restart"/>
-            <w:tcMar>
-              <w:top w:type="dxa" w:w="40"/>
-              <w:left w:type="dxa" w:w="80"/>
-              <w:bottom w:type="dxa" w:w="40"/>
-              <w:right w:type="dxa" w:w="80"/>
-            </w:tcMar>
-            <w:vAlign w:val="top"/>
-          </w:tcPr>
-          <w:p>
-            <w:pPr>
-              <w:spacing w:line="240"/>
-              <w:jc w:val="left"/>
-            </w:pPr>
-            <w:r>
-              <w:rPr>
-                <w:rFonts w:ascii="Times New Roman" w:cs="Times New Roman" w:eastAsia="Times New Roman" w:hAnsi="Times New Roman"/>
-                <w:b/>
-                <w:bCs/>
-                <w:sz w:val="22"/>
-                <w:szCs w:val="22"/>
-              </w:rPr>
-              <w:t xml:space="preserve">Тема 3. Модульное программирование. Рекурсия. Визуально-событийно управляемое программирование. Разработка оконного приложения.</w:t>
-            </w:r>
-          </w:p>
-        </w:tc>
-        <w:tc>
-          <w:tcPr>
-            <w:tcW w:type="dxa" w:w="7936"/>
-            <w:tcMar>
-              <w:top w:type="dxa" w:w="40"/>
-              <w:left w:type="dxa" w:w="80"/>
-              <w:bottom w:type="dxa" w:w="40"/>
-              <w:right w:type="dxa" w:w="80"/>
-            </w:tcMar>
-            <w:vAlign w:val="top"/>
-          </w:tcPr>
-          <w:p>
-            <w:pPr>
-              <w:spacing w:line="240"/>
-              <w:jc w:val="left"/>
-            </w:pPr>
-            <w:r>
-              <w:rPr>
-                <w:rFonts w:ascii="Times New Roman" w:cs="Times New Roman" w:eastAsia="Times New Roman" w:hAnsi="Times New Roman"/>
-                <w:b/>
-                <w:bCs/>
-                <w:sz w:val="22"/>
-                <w:szCs w:val="22"/>
-              </w:rPr>
-              <w:t xml:space="preserve">Содержание (перечень дидактических единиц по Теме)</w:t>
-            </w:r>
-          </w:p>
-          <w:p>
-            <w:pPr>
-              <w:spacing w:line="240"/>
-              <w:jc w:val="left"/>
-            </w:pPr>
-            <w:r>
-              <w:rPr>
-                <w:rFonts w:ascii="Times New Roman" w:cs="Times New Roman" w:eastAsia="Times New Roman" w:hAnsi="Times New Roman"/>
-                <w:sz w:val="22"/>
-                <w:szCs w:val="22"/>
-              </w:rPr>
-              <w:t xml:space="preserve">1. Локальные и глобальные переменные. Модульное программирование.</w:t>
-            </w:r>
-          </w:p>
-          <w:p>
-            <w:pPr>
-              <w:spacing w:line="240"/>
-              <w:jc w:val="left"/>
-            </w:pPr>
-            <w:r>
-              <w:rPr>
-                <w:rFonts w:ascii="Times New Roman" w:cs="Times New Roman" w:eastAsia="Times New Roman" w:hAnsi="Times New Roman"/>
-                <w:sz w:val="22"/>
-                <w:szCs w:val="22"/>
-              </w:rPr>
-              <w:t xml:space="preserve">2. Процедуры и функции. Подпрограммы. Передача данных в процедуры и функции.</w:t>
-            </w:r>
-          </w:p>
-          <w:p>
-            <w:pPr>
-              <w:spacing w:line="240"/>
-              <w:jc w:val="left"/>
-            </w:pPr>
-            <w:r>
-              <w:rPr>
-                <w:rFonts w:ascii="Times New Roman" w:cs="Times New Roman" w:eastAsia="Times New Roman" w:hAnsi="Times New Roman"/>
-                <w:sz w:val="22"/>
-                <w:szCs w:val="22"/>
-              </w:rPr>
-              <w:t xml:space="preserve">3. Рекурсия. Разработка рекурсивных подпрограмм</w:t>
-            </w:r>
-          </w:p>
-          <w:p>
-            <w:pPr>
-              <w:spacing w:line="240"/>
-              <w:jc w:val="left"/>
-            </w:pPr>
-            <w:r>
-              <w:rPr>
-                <w:rFonts w:ascii="Times New Roman" w:cs="Times New Roman" w:eastAsia="Times New Roman" w:hAnsi="Times New Roman"/>
-                <w:sz w:val="22"/>
-                <w:szCs w:val="22"/>
-              </w:rPr>
-              <w:t xml:space="preserve">4. Визуально-событийно управляемое программирование.</w:t>
-            </w:r>
-          </w:p>
-          <w:p>
-            <w:pPr>
-              <w:spacing w:line="240"/>
-              <w:jc w:val="left"/>
-            </w:pPr>
-            <w:r>
-              <w:rPr>
-                <w:rFonts w:ascii="Times New Roman" w:cs="Times New Roman" w:eastAsia="Times New Roman" w:hAnsi="Times New Roman"/>
-                <w:sz w:val="22"/>
-                <w:szCs w:val="22"/>
-              </w:rPr>
-              <w:t xml:space="preserve">5. Виджеты. События. Основные элементы управления.</w:t>
-            </w:r>
-          </w:p>
-          <w:p>
-            <w:pPr>
-              <w:spacing w:line="240"/>
-              <w:jc w:val="left"/>
-            </w:pPr>
-            <w:r>
-              <w:rPr>
-                <w:rFonts w:ascii="Times New Roman" w:cs="Times New Roman" w:eastAsia="Times New Roman" w:hAnsi="Times New Roman"/>
-                <w:sz w:val="22"/>
-                <w:szCs w:val="22"/>
-              </w:rPr>
-              <w:t xml:space="preserve">6. Разработка оконного приложения.</w:t>
-            </w:r>
-          </w:p>
-          <w:p>
-            <w:pPr>
-              <w:spacing w:line="240"/>
-              <w:jc w:val="left"/>
-            </w:pPr>
-            <w:r>
-              <w:rPr>
-                <w:rFonts w:ascii="Times New Roman" w:cs="Times New Roman" w:eastAsia="Times New Roman" w:hAnsi="Times New Roman"/>
-                <w:sz w:val="22"/>
-                <w:szCs w:val="22"/>
-              </w:rPr>
-              <w:t xml:space="preserve">7. Установка приложения</w:t>
-            </w:r>
-          </w:p>
-        </w:tc>
-        <w:tc>
-          <w:tcPr>
-            <w:tcW w:type="dxa" w:w="1134"/>
-            <w:tcMar>
-              <w:top w:type="dxa" w:w="40"/>
-              <w:left w:type="dxa" w:w="80"/>
-              <w:bottom w:type="dxa" w:w="40"/>
-              <w:right w:type="dxa" w:w="80"/>
-            </w:tcMar>
-            <w:vAlign w:val="top"/>
-          </w:tcPr>
-          <w:p>
-            <w:pPr>
-              <w:spacing w:line="240"/>
-              <w:jc w:val="center"/>
-            </w:pPr>
-            <w:r>
-              <w:rPr>
-                <w:rFonts w:ascii="Times New Roman" w:cs="Times New Roman" w:eastAsia="Times New Roman" w:hAnsi="Times New Roman"/>
-                <w:b/>
-                <w:bCs/>
-                <w:sz w:val="22"/>
-                <w:szCs w:val="22"/>
-              </w:rPr>
-              <w:t xml:space="preserve">28</w:t>
-            </w:r>
-          </w:p>
-        </w:tc>
-        <w:tc>
-          <w:tcPr>
-            <w:tcW w:type="dxa" w:w="2381"/>
-            <w:vMerge w:val="restart"/>
-            <w:tcMar>
-              <w:top w:type="dxa" w:w="40"/>
-              <w:left w:type="dxa" w:w="80"/>
-              <w:bottom w:type="dxa" w:w="40"/>
-              <w:right w:type="dxa" w:w="80"/>
-            </w:tcMar>
-            <w:vAlign w:val="top"/>
-          </w:tcPr>
-          <w:p>
-            <w:pPr>
-              <w:spacing w:line="240"/>
-              <w:jc w:val="left"/>
-            </w:pPr>
-            <w:r>
-              <w:rPr>
-                <w:rFonts w:ascii="Times New Roman" w:cs="Times New Roman" w:eastAsia="Times New Roman" w:hAnsi="Times New Roman"/>
-                <w:sz w:val="22"/>
-                <w:szCs w:val="22"/>
-              </w:rPr>
-              <w:t xml:space="preserve">ОК 01, 02, 04, 05, 09</w:t>
-            </w:r>
-          </w:p>
-          <w:p>
-            <w:pPr>
-              <w:spacing w:line="240"/>
-              <w:jc w:val="left"/>
-            </w:pPr>
-            <w:r>
-              <w:rPr>
-                <w:rFonts w:ascii="Times New Roman" w:cs="Times New Roman" w:eastAsia="Times New Roman" w:hAnsi="Times New Roman"/>
-                <w:sz w:val="22"/>
-                <w:szCs w:val="22"/>
-              </w:rPr>
-              <w:t xml:space="preserve">ПК 2.4</w:t>
-            </w:r>
-          </w:p>
-          <w:p>
-            <w:pPr>
-              <w:spacing w:line="240"/>
-              <w:jc w:val="left"/>
-            </w:pPr>
-            <w:r>
-              <w:rPr>
-                <w:rFonts w:ascii="Times New Roman" w:cs="Times New Roman" w:eastAsia="Times New Roman" w:hAnsi="Times New Roman"/>
-                <w:sz w:val="22"/>
-                <w:szCs w:val="22"/>
-              </w:rPr>
-              <w:t xml:space="preserve">ЛР 13, 15, 28, 38–41, 47</w:t>
-            </w:r>
-          </w:p>
-        </w:tc>
-      </w:tr>
-      <w:tr>
-        <w:tc>
-          <w:tcPr>
-            <w:vMerge w:val="continue"/>
-          </w:tcPr>
-          <w:p/>
-        </w:tc>
-        <w:tc>
-          <w:tcPr>
-            <w:tcW w:type="dxa" w:w="7936"/>
-            <w:tcMar>
-              <w:top w:type="dxa" w:w="40"/>
-              <w:left w:type="dxa" w:w="80"/>
-              <w:bottom w:type="dxa" w:w="40"/>
-              <w:right w:type="dxa" w:w="80"/>
-            </w:tcMar>
-            <w:vAlign w:val="top"/>
-          </w:tcPr>
-          <w:p>
-            <w:pPr>
-              <w:spacing w:line="240"/>
-              <w:jc w:val="left"/>
-            </w:pPr>
-            <w:r>
-              <w:rPr>
-                <w:rFonts w:ascii="Times New Roman" w:cs="Times New Roman" w:eastAsia="Times New Roman" w:hAnsi="Times New Roman"/>
-                <w:sz w:val="22"/>
-                <w:szCs w:val="22"/>
-              </w:rPr>
-              <w:t xml:space="preserve">29. Понятие и назначение модулей в языке программирования</w:t>
-            </w:r>
-          </w:p>
-        </w:tc>
-        <w:tc>
-          <w:tcPr>
-            <w:tcW w:type="dxa" w:w="1134"/>
-            <w:tcMar>
-              <w:top w:type="dxa" w:w="40"/>
-              <w:left w:type="dxa" w:w="80"/>
-              <w:bottom w:type="dxa" w:w="40"/>
-              <w:right w:type="dxa" w:w="80"/>
-            </w:tcMar>
-            <w:vAlign w:val="top"/>
-          </w:tcPr>
-          <w:p>
-            <w:pPr>
-              <w:spacing w:line="240"/>
-              <w:jc w:val="center"/>
-            </w:pPr>
-            <w:r>
-              <w:rPr>
-                <w:rFonts w:ascii="Times New Roman" w:cs="Times New Roman" w:eastAsia="Times New Roman" w:hAnsi="Times New Roman"/>
-                <w:sz w:val="22"/>
-                <w:szCs w:val="22"/>
-              </w:rPr>
-              <w:t xml:space="preserve">2</w:t>
-            </w:r>
-          </w:p>
-        </w:tc>
-        <w:tc>
-          <w:tcPr>
-            <w:vMerge w:val="continue"/>
-          </w:tcPr>
-          <w:p/>
-        </w:tc>
-      </w:tr>
-      <w:tr>
-        <w:tc>
-          <w:tcPr>
-            <w:vMerge w:val="continue"/>
-          </w:tcPr>
-          <w:p/>
-        </w:tc>
-        <w:tc>
-          <w:tcPr>
-            <w:tcW w:type="dxa" w:w="7936"/>
-            <w:tcMar>
-              <w:top w:type="dxa" w:w="40"/>
-              <w:left w:type="dxa" w:w="80"/>
-              <w:bottom w:type="dxa" w:w="40"/>
-              <w:right w:type="dxa" w:w="80"/>
-            </w:tcMar>
-            <w:vAlign w:val="top"/>
-          </w:tcPr>
-          <w:p>
-            <w:pPr>
-              <w:spacing w:line="240"/>
-              <w:jc w:val="left"/>
-            </w:pPr>
-            <w:r>
-              <w:rPr>
-                <w:rFonts w:ascii="Times New Roman" w:cs="Times New Roman" w:eastAsia="Times New Roman" w:hAnsi="Times New Roman"/>
-                <w:sz w:val="22"/>
-                <w:szCs w:val="22"/>
-              </w:rPr>
-              <w:t xml:space="preserve">30. Структура пользовательской подпрограммы. Типы параметров подпрограмм. Процедуры. Функции.</w:t>
-            </w:r>
-          </w:p>
-        </w:tc>
-        <w:tc>
-          <w:tcPr>
-            <w:tcW w:type="dxa" w:w="1134"/>
-            <w:tcMar>
-              <w:top w:type="dxa" w:w="40"/>
-              <w:left w:type="dxa" w:w="80"/>
-              <w:bottom w:type="dxa" w:w="40"/>
-              <w:right w:type="dxa" w:w="80"/>
-            </w:tcMar>
-            <w:vAlign w:val="top"/>
-          </w:tcPr>
-          <w:p>
-            <w:pPr>
-              <w:spacing w:line="240"/>
-              <w:jc w:val="center"/>
-            </w:pPr>
-            <w:r>
-              <w:rPr>
-                <w:rFonts w:ascii="Times New Roman" w:cs="Times New Roman" w:eastAsia="Times New Roman" w:hAnsi="Times New Roman"/>
-                <w:sz w:val="22"/>
-                <w:szCs w:val="22"/>
-              </w:rPr>
-              <w:t xml:space="preserve">2</w:t>
-            </w:r>
-          </w:p>
-        </w:tc>
-        <w:tc>
-          <w:tcPr>
-            <w:vMerge w:val="continue"/>
-          </w:tcPr>
-          <w:p/>
-        </w:tc>
-      </w:tr>
-      <w:tr>
-        <w:tc>
-          <w:tcPr>
-            <w:vMerge w:val="continue"/>
-          </w:tcPr>
-          <w:p/>
-        </w:tc>
-        <w:tc>
-          <w:tcPr>
-            <w:tcW w:type="dxa" w:w="7936"/>
-            <w:tcMar>
-              <w:top w:type="dxa" w:w="40"/>
-              <w:left w:type="dxa" w:w="80"/>
-              <w:bottom w:type="dxa" w:w="40"/>
-              <w:right w:type="dxa" w:w="80"/>
-            </w:tcMar>
-            <w:vAlign w:val="top"/>
-          </w:tcPr>
-          <w:p>
-            <w:pPr>
-              <w:spacing w:line="240"/>
-              <w:jc w:val="left"/>
-            </w:pPr>
-            <w:r>
-              <w:rPr>
-                <w:rFonts w:ascii="Times New Roman" w:cs="Times New Roman" w:eastAsia="Times New Roman" w:hAnsi="Times New Roman"/>
-                <w:sz w:val="22"/>
-                <w:szCs w:val="22"/>
-              </w:rPr>
-              <w:t xml:space="preserve">31. Практическая работа № 17. Реализация подпрограммы: Составление программ с использованием подпрограмм: процедур и функций</w:t>
-            </w:r>
-          </w:p>
-        </w:tc>
-        <w:tc>
-          <w:tcPr>
-            <w:tcW w:type="dxa" w:w="1134"/>
-            <w:tcMar>
-              <w:top w:type="dxa" w:w="40"/>
-              <w:left w:type="dxa" w:w="80"/>
-              <w:bottom w:type="dxa" w:w="40"/>
-              <w:right w:type="dxa" w:w="80"/>
-            </w:tcMar>
-            <w:vAlign w:val="top"/>
-          </w:tcPr>
-          <w:p>
-            <w:pPr>
-              <w:spacing w:line="240"/>
-              <w:jc w:val="center"/>
-            </w:pPr>
-            <w:r>
-              <w:rPr>
-                <w:rFonts w:ascii="Times New Roman" w:cs="Times New Roman" w:eastAsia="Times New Roman" w:hAnsi="Times New Roman"/>
-                <w:sz w:val="22"/>
-                <w:szCs w:val="22"/>
-              </w:rPr>
-              <w:t xml:space="preserve">2</w:t>
-            </w:r>
-          </w:p>
-        </w:tc>
-        <w:tc>
-          <w:tcPr>
-            <w:vMerge w:val="continue"/>
-          </w:tcPr>
-          <w:p/>
-        </w:tc>
-      </w:tr>
-      <w:tr>
-        <w:tc>
-          <w:tcPr>
-            <w:vMerge w:val="continue"/>
-          </w:tcPr>
-          <w:p/>
-        </w:tc>
-        <w:tc>
-          <w:tcPr>
-            <w:tcW w:type="dxa" w:w="7936"/>
-            <w:tcMar>
-              <w:top w:type="dxa" w:w="40"/>
-              <w:left w:type="dxa" w:w="80"/>
-              <w:bottom w:type="dxa" w:w="40"/>
-              <w:right w:type="dxa" w:w="80"/>
-            </w:tcMar>
-            <w:vAlign w:val="top"/>
-          </w:tcPr>
-          <w:p>
-            <w:pPr>
-              <w:spacing w:line="240"/>
-              <w:jc w:val="left"/>
-            </w:pPr>
-            <w:r>
-              <w:rPr>
-                <w:rFonts w:ascii="Times New Roman" w:cs="Times New Roman" w:eastAsia="Times New Roman" w:hAnsi="Times New Roman"/>
-                <w:sz w:val="22"/>
-                <w:szCs w:val="22"/>
-              </w:rPr>
-              <w:t xml:space="preserve">32. Рекурсия. Разработка рекурсивных подпрограмм</w:t>
-            </w:r>
-          </w:p>
-        </w:tc>
-        <w:tc>
-          <w:tcPr>
-            <w:tcW w:type="dxa" w:w="1134"/>
-            <w:tcMar>
-              <w:top w:type="dxa" w:w="40"/>
-              <w:left w:type="dxa" w:w="80"/>
-              <w:bottom w:type="dxa" w:w="40"/>
-              <w:right w:type="dxa" w:w="80"/>
-            </w:tcMar>
-            <w:vAlign w:val="top"/>
-          </w:tcPr>
-          <w:p>
-            <w:pPr>
-              <w:spacing w:line="240"/>
-              <w:jc w:val="center"/>
-            </w:pPr>
-            <w:r>
-              <w:rPr>
-                <w:rFonts w:ascii="Times New Roman" w:cs="Times New Roman" w:eastAsia="Times New Roman" w:hAnsi="Times New Roman"/>
-                <w:sz w:val="22"/>
-                <w:szCs w:val="22"/>
-              </w:rPr>
-              <w:t xml:space="preserve">2</w:t>
-            </w:r>
-          </w:p>
-        </w:tc>
-        <w:tc>
-          <w:tcPr>
-            <w:vMerge w:val="continue"/>
-          </w:tcPr>
-          <w:p/>
-        </w:tc>
-      </w:tr>
-      <w:tr>
-        <w:tc>
-          <w:tcPr>
-            <w:vMerge w:val="continue"/>
-          </w:tcPr>
-          <w:p/>
-        </w:tc>
-        <w:tc>
-          <w:tcPr>
-            <w:tcW w:type="dxa" w:w="7936"/>
-            <w:tcMar>
-              <w:top w:type="dxa" w:w="40"/>
-              <w:left w:type="dxa" w:w="80"/>
-              <w:bottom w:type="dxa" w:w="40"/>
-              <w:right w:type="dxa" w:w="80"/>
-            </w:tcMar>
-            <w:vAlign w:val="top"/>
-          </w:tcPr>
-          <w:p>
-            <w:pPr>
-              <w:spacing w:line="240"/>
-              <w:jc w:val="left"/>
-            </w:pPr>
-            <w:r>
-              <w:rPr>
-                <w:rFonts w:ascii="Times New Roman" w:cs="Times New Roman" w:eastAsia="Times New Roman" w:hAnsi="Times New Roman"/>
-                <w:sz w:val="22"/>
-                <w:szCs w:val="22"/>
-              </w:rPr>
-              <w:t xml:space="preserve">33. Практическая работа № 18. Разработка рекурсивных подпрограмм: Организация вызова подпрограмм. Рекурсивные подпрограммы</w:t>
-            </w:r>
-          </w:p>
-        </w:tc>
-        <w:tc>
-          <w:tcPr>
-            <w:tcW w:type="dxa" w:w="1134"/>
-            <w:tcMar>
-              <w:top w:type="dxa" w:w="40"/>
-              <w:left w:type="dxa" w:w="80"/>
-              <w:bottom w:type="dxa" w:w="40"/>
-              <w:right w:type="dxa" w:w="80"/>
-            </w:tcMar>
-            <w:vAlign w:val="top"/>
-          </w:tcPr>
-          <w:p>
-            <w:pPr>
-              <w:spacing w:line="240"/>
-              <w:jc w:val="center"/>
-            </w:pPr>
-            <w:r>
-              <w:rPr>
-                <w:rFonts w:ascii="Times New Roman" w:cs="Times New Roman" w:eastAsia="Times New Roman" w:hAnsi="Times New Roman"/>
-                <w:sz w:val="22"/>
-                <w:szCs w:val="22"/>
-              </w:rPr>
-              <w:t xml:space="preserve">2</w:t>
-            </w:r>
-          </w:p>
-        </w:tc>
-        <w:tc>
-          <w:tcPr>
-            <w:vMerge w:val="continue"/>
-          </w:tcPr>
-          <w:p/>
-        </w:tc>
-      </w:tr>
-      <w:tr>
-        <w:tc>
-          <w:tcPr>
-            <w:vMerge w:val="continue"/>
-          </w:tcPr>
-          <w:p/>
-        </w:tc>
-        <w:tc>
-          <w:tcPr>
-            <w:tcW w:type="dxa" w:w="7936"/>
-            <w:tcMar>
-              <w:top w:type="dxa" w:w="40"/>
-              <w:left w:type="dxa" w:w="80"/>
-              <w:bottom w:type="dxa" w:w="40"/>
-              <w:right w:type="dxa" w:w="80"/>
-            </w:tcMar>
-            <w:vAlign w:val="top"/>
-          </w:tcPr>
-          <w:p>
-            <w:pPr>
-              <w:spacing w:line="240"/>
-              <w:jc w:val="left"/>
-            </w:pPr>
-            <w:r>
-              <w:rPr>
-                <w:rFonts w:ascii="Times New Roman" w:cs="Times New Roman" w:eastAsia="Times New Roman" w:hAnsi="Times New Roman"/>
-                <w:sz w:val="22"/>
-                <w:szCs w:val="22"/>
-              </w:rPr>
-              <w:t xml:space="preserve">34. Визуально-событийно управляемое программирование; Виджеты. События. Основные элементы управления</w:t>
-            </w:r>
-          </w:p>
-        </w:tc>
-        <w:tc>
-          <w:tcPr>
-            <w:tcW w:type="dxa" w:w="1134"/>
-            <w:tcMar>
-              <w:top w:type="dxa" w:w="40"/>
-              <w:left w:type="dxa" w:w="80"/>
-              <w:bottom w:type="dxa" w:w="40"/>
-              <w:right w:type="dxa" w:w="80"/>
-            </w:tcMar>
-            <w:vAlign w:val="top"/>
-          </w:tcPr>
-          <w:p>
-            <w:pPr>
-              <w:spacing w:line="240"/>
-              <w:jc w:val="center"/>
-            </w:pPr>
-            <w:r>
-              <w:rPr>
-                <w:rFonts w:ascii="Times New Roman" w:cs="Times New Roman" w:eastAsia="Times New Roman" w:hAnsi="Times New Roman"/>
-                <w:sz w:val="22"/>
-                <w:szCs w:val="22"/>
-              </w:rPr>
-              <w:t xml:space="preserve">2</w:t>
-            </w:r>
-          </w:p>
-        </w:tc>
-        <w:tc>
-          <w:tcPr>
-            <w:vMerge w:val="continue"/>
-          </w:tcPr>
-          <w:p/>
-        </w:tc>
-      </w:tr>
-      <w:tr>
-        <w:tc>
-          <w:tcPr>
-            <w:vMerge w:val="continue"/>
-          </w:tcPr>
-          <w:p/>
-        </w:tc>
-        <w:tc>
-          <w:tcPr>
-            <w:tcW w:type="dxa" w:w="7936"/>
-            <w:tcMar>
-              <w:top w:type="dxa" w:w="40"/>
-              <w:left w:type="dxa" w:w="80"/>
-              <w:bottom w:type="dxa" w:w="40"/>
-              <w:right w:type="dxa" w:w="80"/>
-            </w:tcMar>
-            <w:vAlign w:val="top"/>
-          </w:tcPr>
-          <w:p>
-            <w:pPr>
-              <w:spacing w:line="240"/>
-              <w:jc w:val="left"/>
-            </w:pPr>
-            <w:r>
-              <w:rPr>
-                <w:rFonts w:ascii="Times New Roman" w:cs="Times New Roman" w:eastAsia="Times New Roman" w:hAnsi="Times New Roman"/>
-                <w:sz w:val="22"/>
-                <w:szCs w:val="22"/>
-              </w:rPr>
-              <w:t xml:space="preserve">35. Практическая работа № 19. Основные элементы управления (часть 1)</w:t>
-            </w:r>
-          </w:p>
-        </w:tc>
-        <w:tc>
-          <w:tcPr>
-            <w:tcW w:type="dxa" w:w="1134"/>
-            <w:tcMar>
-              <w:top w:type="dxa" w:w="40"/>
-              <w:left w:type="dxa" w:w="80"/>
-              <w:bottom w:type="dxa" w:w="40"/>
-              <w:right w:type="dxa" w:w="80"/>
-            </w:tcMar>
-            <w:vAlign w:val="top"/>
-          </w:tcPr>
-          <w:p>
-            <w:pPr>
-              <w:spacing w:line="240"/>
-              <w:jc w:val="center"/>
-            </w:pPr>
-            <w:r>
-              <w:rPr>
-                <w:rFonts w:ascii="Times New Roman" w:cs="Times New Roman" w:eastAsia="Times New Roman" w:hAnsi="Times New Roman"/>
-                <w:sz w:val="22"/>
-                <w:szCs w:val="22"/>
-              </w:rPr>
-              <w:t xml:space="preserve">2</w:t>
-            </w:r>
-          </w:p>
-        </w:tc>
-        <w:tc>
-          <w:tcPr>
-            <w:vMerge w:val="continue"/>
-          </w:tcPr>
-          <w:p/>
-        </w:tc>
-      </w:tr>
-      <w:tr>
-        <w:tc>
-          <w:tcPr>
-            <w:vMerge w:val="continue"/>
-          </w:tcPr>
-          <w:p/>
-        </w:tc>
-        <w:tc>
-          <w:tcPr>
-            <w:tcW w:type="dxa" w:w="7936"/>
-            <w:tcMar>
-              <w:top w:type="dxa" w:w="40"/>
-              <w:left w:type="dxa" w:w="80"/>
-              <w:bottom w:type="dxa" w:w="40"/>
-              <w:right w:type="dxa" w:w="80"/>
-            </w:tcMar>
-            <w:vAlign w:val="top"/>
-          </w:tcPr>
-          <w:p>
-            <w:pPr>
-              <w:spacing w:line="240"/>
-              <w:jc w:val="left"/>
-            </w:pPr>
-            <w:r>
-              <w:rPr>
-                <w:rFonts w:ascii="Times New Roman" w:cs="Times New Roman" w:eastAsia="Times New Roman" w:hAnsi="Times New Roman"/>
-                <w:sz w:val="22"/>
-                <w:szCs w:val="22"/>
-              </w:rPr>
-              <w:t xml:space="preserve">36. Практическая работа № 20. Основные элементы управления (часть 2)</w:t>
-            </w:r>
-          </w:p>
-        </w:tc>
-        <w:tc>
-          <w:tcPr>
-            <w:tcW w:type="dxa" w:w="1134"/>
-            <w:tcMar>
-              <w:top w:type="dxa" w:w="40"/>
-              <w:left w:type="dxa" w:w="80"/>
-              <w:bottom w:type="dxa" w:w="40"/>
-              <w:right w:type="dxa" w:w="80"/>
-            </w:tcMar>
-            <w:vAlign w:val="top"/>
-          </w:tcPr>
-          <w:p>
-            <w:pPr>
-              <w:spacing w:line="240"/>
-              <w:jc w:val="center"/>
-            </w:pPr>
-            <w:r>
-              <w:rPr>
-                <w:rFonts w:ascii="Times New Roman" w:cs="Times New Roman" w:eastAsia="Times New Roman" w:hAnsi="Times New Roman"/>
-                <w:sz w:val="22"/>
-                <w:szCs w:val="22"/>
-              </w:rPr>
-              <w:t xml:space="preserve">2</w:t>
-            </w:r>
-          </w:p>
-        </w:tc>
-        <w:tc>
-          <w:tcPr>
-            <w:vMerge w:val="continue"/>
-          </w:tcPr>
-          <w:p/>
-        </w:tc>
-      </w:tr>
-      <w:tr>
-        <w:tc>
-          <w:tcPr>
-            <w:vMerge w:val="continue"/>
-          </w:tcPr>
-          <w:p/>
-        </w:tc>
-        <w:tc>
-          <w:tcPr>
-            <w:tcW w:type="dxa" w:w="7936"/>
-            <w:tcMar>
-              <w:top w:type="dxa" w:w="40"/>
-              <w:left w:type="dxa" w:w="80"/>
-              <w:bottom w:type="dxa" w:w="40"/>
-              <w:right w:type="dxa" w:w="80"/>
-            </w:tcMar>
-            <w:vAlign w:val="top"/>
-          </w:tcPr>
-          <w:p>
-            <w:pPr>
-              <w:spacing w:line="240"/>
-              <w:jc w:val="left"/>
-            </w:pPr>
-            <w:r>
-              <w:rPr>
-                <w:rFonts w:ascii="Times New Roman" w:cs="Times New Roman" w:eastAsia="Times New Roman" w:hAnsi="Times New Roman"/>
-                <w:sz w:val="22"/>
-                <w:szCs w:val="22"/>
-              </w:rPr>
-              <w:t xml:space="preserve">37. Практическая работа № 21. Основные элементы управления (часть 3)</w:t>
-            </w:r>
-          </w:p>
-        </w:tc>
-        <w:tc>
-          <w:tcPr>
-            <w:tcW w:type="dxa" w:w="1134"/>
-            <w:tcMar>
-              <w:top w:type="dxa" w:w="40"/>
-              <w:left w:type="dxa" w:w="80"/>
-              <w:bottom w:type="dxa" w:w="40"/>
-              <w:right w:type="dxa" w:w="80"/>
-            </w:tcMar>
-            <w:vAlign w:val="top"/>
-          </w:tcPr>
-          <w:p>
-            <w:pPr>
-              <w:spacing w:line="240"/>
-              <w:jc w:val="center"/>
-            </w:pPr>
-            <w:r>
-              <w:rPr>
-                <w:rFonts w:ascii="Times New Roman" w:cs="Times New Roman" w:eastAsia="Times New Roman" w:hAnsi="Times New Roman"/>
-                <w:sz w:val="22"/>
-                <w:szCs w:val="22"/>
-              </w:rPr>
-              <w:t xml:space="preserve">2</w:t>
-            </w:r>
-          </w:p>
-        </w:tc>
-        <w:tc>
-          <w:tcPr>
-            <w:vMerge w:val="continue"/>
-          </w:tcPr>
-          <w:p/>
-        </w:tc>
-      </w:tr>
-      <w:tr>
-        <w:tc>
-          <w:tcPr>
-            <w:vMerge w:val="continue"/>
-          </w:tcPr>
-          <w:p/>
-        </w:tc>
-        <w:tc>
-          <w:tcPr>
-            <w:tcW w:type="dxa" w:w="7936"/>
-            <w:tcMar>
-              <w:top w:type="dxa" w:w="40"/>
-              <w:left w:type="dxa" w:w="80"/>
-              <w:bottom w:type="dxa" w:w="40"/>
-              <w:right w:type="dxa" w:w="80"/>
-            </w:tcMar>
-            <w:vAlign w:val="top"/>
-          </w:tcPr>
-          <w:p>
-            <w:pPr>
-              <w:spacing w:line="240"/>
-              <w:jc w:val="left"/>
-            </w:pPr>
-            <w:r>
-              <w:rPr>
-                <w:rFonts w:ascii="Times New Roman" w:cs="Times New Roman" w:eastAsia="Times New Roman" w:hAnsi="Times New Roman"/>
-                <w:sz w:val="22"/>
-                <w:szCs w:val="22"/>
-              </w:rPr>
-              <w:t xml:space="preserve">38. Разработка оконного приложения; Установка приложения</w:t>
-            </w:r>
-          </w:p>
-        </w:tc>
-        <w:tc>
-          <w:tcPr>
-            <w:tcW w:type="dxa" w:w="1134"/>
-            <w:tcMar>
-              <w:top w:type="dxa" w:w="40"/>
-              <w:left w:type="dxa" w:w="80"/>
-              <w:bottom w:type="dxa" w:w="40"/>
-              <w:right w:type="dxa" w:w="80"/>
-            </w:tcMar>
-            <w:vAlign w:val="top"/>
-          </w:tcPr>
-          <w:p>
-            <w:pPr>
-              <w:spacing w:line="240"/>
-              <w:jc w:val="center"/>
-            </w:pPr>
-            <w:r>
-              <w:rPr>
-                <w:rFonts w:ascii="Times New Roman" w:cs="Times New Roman" w:eastAsia="Times New Roman" w:hAnsi="Times New Roman"/>
-                <w:sz w:val="22"/>
-                <w:szCs w:val="22"/>
-              </w:rPr>
-              <w:t xml:space="preserve">2</w:t>
-            </w:r>
-          </w:p>
-        </w:tc>
-        <w:tc>
-          <w:tcPr>
-            <w:vMerge w:val="continue"/>
-          </w:tcPr>
-          <w:p/>
-        </w:tc>
-      </w:tr>
-      <w:tr>
-        <w:tc>
-          <w:tcPr>
-            <w:vMerge w:val="continue"/>
-          </w:tcPr>
-          <w:p/>
-        </w:tc>
-        <w:tc>
-          <w:tcPr>
-            <w:tcW w:type="dxa" w:w="7936"/>
-            <w:tcMar>
-              <w:top w:type="dxa" w:w="40"/>
-              <w:left w:type="dxa" w:w="80"/>
-              <w:bottom w:type="dxa" w:w="40"/>
-              <w:right w:type="dxa" w:w="80"/>
-            </w:tcMar>
-            <w:vAlign w:val="top"/>
-          </w:tcPr>
-          <w:p>
-            <w:pPr>
-              <w:spacing w:line="240"/>
-              <w:jc w:val="left"/>
-            </w:pPr>
-            <w:r>
-              <w:rPr>
-                <w:rFonts w:ascii="Times New Roman" w:cs="Times New Roman" w:eastAsia="Times New Roman" w:hAnsi="Times New Roman"/>
-                <w:sz w:val="22"/>
-                <w:szCs w:val="22"/>
-              </w:rPr>
-              <w:t xml:space="preserve">39. Практическая работа № 22. Разработка оконного приложения (часть 1)</w:t>
-            </w:r>
-          </w:p>
-        </w:tc>
-        <w:tc>
-          <w:tcPr>
-            <w:tcW w:type="dxa" w:w="1134"/>
-            <w:tcMar>
-              <w:top w:type="dxa" w:w="40"/>
-              <w:left w:type="dxa" w:w="80"/>
-              <w:bottom w:type="dxa" w:w="40"/>
-              <w:right w:type="dxa" w:w="80"/>
-            </w:tcMar>
-            <w:vAlign w:val="top"/>
-          </w:tcPr>
-          <w:p>
-            <w:pPr>
-              <w:spacing w:line="240"/>
-              <w:jc w:val="center"/>
-            </w:pPr>
-            <w:r>
-              <w:rPr>
-                <w:rFonts w:ascii="Times New Roman" w:cs="Times New Roman" w:eastAsia="Times New Roman" w:hAnsi="Times New Roman"/>
-                <w:sz w:val="22"/>
-                <w:szCs w:val="22"/>
-              </w:rPr>
-              <w:t xml:space="preserve">2</w:t>
-            </w:r>
-          </w:p>
-        </w:tc>
-        <w:tc>
-          <w:tcPr>
-            <w:vMerge w:val="continue"/>
-          </w:tcPr>
-          <w:p/>
-        </w:tc>
-      </w:tr>
-      <w:tr>
-        <w:tc>
-          <w:tcPr>
-            <w:vMerge w:val="continue"/>
-          </w:tcPr>
-          <w:p/>
-        </w:tc>
-        <w:tc>
-          <w:tcPr>
-            <w:tcW w:type="dxa" w:w="7936"/>
-            <w:tcMar>
-              <w:top w:type="dxa" w:w="40"/>
-              <w:left w:type="dxa" w:w="80"/>
-              <w:bottom w:type="dxa" w:w="40"/>
-              <w:right w:type="dxa" w:w="80"/>
-            </w:tcMar>
-            <w:vAlign w:val="top"/>
-          </w:tcPr>
-          <w:p>
-            <w:pPr>
-              <w:spacing w:line="240"/>
-              <w:jc w:val="left"/>
-            </w:pPr>
-            <w:r>
-              <w:rPr>
-                <w:rFonts w:ascii="Times New Roman" w:cs="Times New Roman" w:eastAsia="Times New Roman" w:hAnsi="Times New Roman"/>
-                <w:sz w:val="22"/>
-                <w:szCs w:val="22"/>
-              </w:rPr>
-              <w:t xml:space="preserve">40. Практическая работа № 23. Разработка оконного приложения (часть 2)</w:t>
-            </w:r>
-          </w:p>
-        </w:tc>
-        <w:tc>
-          <w:tcPr>
-            <w:tcW w:type="dxa" w:w="1134"/>
-            <w:tcMar>
-              <w:top w:type="dxa" w:w="40"/>
-              <w:left w:type="dxa" w:w="80"/>
-              <w:bottom w:type="dxa" w:w="40"/>
-              <w:right w:type="dxa" w:w="80"/>
-            </w:tcMar>
-            <w:vAlign w:val="top"/>
-          </w:tcPr>
-          <w:p>
-            <w:pPr>
-              <w:spacing w:line="240"/>
-              <w:jc w:val="center"/>
-            </w:pPr>
-            <w:r>
-              <w:rPr>
-                <w:rFonts w:ascii="Times New Roman" w:cs="Times New Roman" w:eastAsia="Times New Roman" w:hAnsi="Times New Roman"/>
-                <w:sz w:val="22"/>
-                <w:szCs w:val="22"/>
-              </w:rPr>
-              <w:t xml:space="preserve">2</w:t>
-            </w:r>
-          </w:p>
-        </w:tc>
-        <w:tc>
-          <w:tcPr>
-            <w:vMerge w:val="continue"/>
-          </w:tcPr>
-          <w:p/>
-        </w:tc>
-      </w:tr>
-      <w:tr>
-        <w:tc>
-          <w:tcPr>
-            <w:vMerge w:val="continue"/>
-          </w:tcPr>
-          <w:p/>
-        </w:tc>
-        <w:tc>
-          <w:tcPr>
-            <w:tcW w:type="dxa" w:w="7936"/>
-            <w:tcMar>
-              <w:top w:type="dxa" w:w="40"/>
-              <w:left w:type="dxa" w:w="80"/>
-              <w:bottom w:type="dxa" w:w="40"/>
-              <w:right w:type="dxa" w:w="80"/>
-            </w:tcMar>
-            <w:vAlign w:val="top"/>
-          </w:tcPr>
-          <w:p>
-            <w:pPr>
-              <w:spacing w:line="240"/>
-              <w:jc w:val="left"/>
-            </w:pPr>
-            <w:r>
-              <w:rPr>
-                <w:rFonts w:ascii="Times New Roman" w:cs="Times New Roman" w:eastAsia="Times New Roman" w:hAnsi="Times New Roman"/>
-                <w:sz w:val="22"/>
-                <w:szCs w:val="22"/>
-              </w:rPr>
-              <w:t xml:space="preserve">41. Практическая работа № 24. Разработка оконного приложения (часть 3)</w:t>
-            </w:r>
-          </w:p>
-        </w:tc>
-        <w:tc>
-          <w:tcPr>
-            <w:tcW w:type="dxa" w:w="1134"/>
-            <w:tcMar>
-              <w:top w:type="dxa" w:w="40"/>
-              <w:left w:type="dxa" w:w="80"/>
-              <w:bottom w:type="dxa" w:w="40"/>
-              <w:right w:type="dxa" w:w="80"/>
-            </w:tcMar>
-            <w:vAlign w:val="top"/>
-          </w:tcPr>
-          <w:p>
-            <w:pPr>
-              <w:spacing w:line="240"/>
-              <w:jc w:val="center"/>
-            </w:pPr>
-            <w:r>
-              <w:rPr>
-                <w:rFonts w:ascii="Times New Roman" w:cs="Times New Roman" w:eastAsia="Times New Roman" w:hAnsi="Times New Roman"/>
-                <w:sz w:val="22"/>
-                <w:szCs w:val="22"/>
-              </w:rPr>
-              <w:t xml:space="preserve">2</w:t>
-            </w:r>
-          </w:p>
-        </w:tc>
-        <w:tc>
-          <w:tcPr>
-            <w:vMerge w:val="continue"/>
-          </w:tcPr>
-          <w:p/>
-        </w:tc>
-      </w:tr>
-      <w:tr>
-        <w:tc>
-          <w:tcPr>
-            <w:vMerge w:val="continue"/>
-          </w:tcPr>
-          <w:p/>
-        </w:tc>
-        <w:tc>
-          <w:tcPr>
-            <w:tcW w:type="dxa" w:w="7936"/>
-            <w:tcMar>
-              <w:top w:type="dxa" w:w="40"/>
-              <w:left w:type="dxa" w:w="80"/>
-              <w:bottom w:type="dxa" w:w="40"/>
-              <w:right w:type="dxa" w:w="80"/>
-            </w:tcMar>
-            <w:vAlign w:val="top"/>
-          </w:tcPr>
-          <w:p>
-            <w:pPr>
-              <w:spacing w:line="240"/>
-              <w:jc w:val="left"/>
-            </w:pPr>
-            <w:r>
-              <w:rPr>
-                <w:rFonts w:ascii="Times New Roman" w:cs="Times New Roman" w:eastAsia="Times New Roman" w:hAnsi="Times New Roman"/>
-                <w:sz w:val="22"/>
-                <w:szCs w:val="22"/>
-              </w:rPr>
-              <w:t xml:space="preserve">42. Практическая работа № 25. Разработка оконного приложения (часть 4)</w:t>
+              <w:t xml:space="preserve">42. Практическая работа № 24. Разработка оконного приложения (часть 5)</w:t>
             </w:r>
           </w:p>
         </w:tc>
@@ -10981,7 +10981,7 @@
                 <w:sz w:val="22"/>
                 <w:szCs w:val="22"/>
               </w:rPr>
-              <w:t xml:space="preserve">1</w:t>
+              <w:t xml:space="preserve">занятие 1</w:t>
             </w:r>
           </w:p>
         </w:tc>
@@ -11007,7 +11007,7 @@
                 <w:sz w:val="22"/>
                 <w:szCs w:val="22"/>
               </w:rPr>
-              <w:t xml:space="preserve">Операторы выбора: Стандартизация графического представления алгоритмов. Блок-схемы</w:t>
+              <w:t xml:space="preserve">Стандартизация графического представления алгоритмов. Блок-схемы</w:t>
             </w:r>
           </w:p>
         </w:tc>
@@ -11035,7 +11035,7 @@
                 <w:sz w:val="22"/>
                 <w:szCs w:val="22"/>
               </w:rPr>
-              <w:t xml:space="preserve">2</w:t>
+              <w:t xml:space="preserve">1</w:t>
             </w:r>
           </w:p>
         </w:tc>
@@ -11061,7 +11061,7 @@
                 <w:sz w:val="22"/>
                 <w:szCs w:val="22"/>
               </w:rPr>
-              <w:t xml:space="preserve">Операторы выбора: Основная структура программы на языке Python. Назначение блоков</w:t>
+              <w:t xml:space="preserve">Операторы выбора: Составление задач с ветвлением, их тестирование и отладка в программной среде Visual Studio</w:t>
             </w:r>
           </w:p>
         </w:tc>
@@ -11089,7 +11089,7 @@
                 <w:sz w:val="22"/>
                 <w:szCs w:val="22"/>
               </w:rPr>
-              <w:t xml:space="preserve">3</w:t>
+              <w:t xml:space="preserve">2</w:t>
             </w:r>
           </w:p>
         </w:tc>
@@ -11115,7 +11115,7 @@
                 <w:sz w:val="22"/>
                 <w:szCs w:val="22"/>
               </w:rPr>
-              <w:t xml:space="preserve">Операторы выбора: Составление линейных задач, их тестирование и отладка в программной среде</w:t>
+              <w:t xml:space="preserve">Операторы выбора: Использование полного и неполного условного оператора при составлении программ, вложенность условий</w:t>
             </w:r>
           </w:p>
         </w:tc>
@@ -11143,7 +11143,7 @@
                 <w:sz w:val="22"/>
                 <w:szCs w:val="22"/>
               </w:rPr>
-              <w:t xml:space="preserve">4</w:t>
+              <w:t xml:space="preserve">3</w:t>
             </w:r>
           </w:p>
         </w:tc>
@@ -11169,7 +11169,7 @@
                 <w:sz w:val="22"/>
                 <w:szCs w:val="22"/>
               </w:rPr>
-              <w:t xml:space="preserve">Операторы выбора: Составление задач с ветвлением, их тестирование и отладка в программной среде Visual Studio</w:t>
+              <w:t xml:space="preserve">Циклы: Составление программ с использованием циклов в языке Python</w:t>
             </w:r>
           </w:p>
         </w:tc>
@@ -11197,7 +11197,7 @@
                 <w:sz w:val="22"/>
                 <w:szCs w:val="22"/>
               </w:rPr>
-              <w:t xml:space="preserve">5</w:t>
+              <w:t xml:space="preserve">4</w:t>
             </w:r>
           </w:p>
         </w:tc>
@@ -11223,7 +11223,7 @@
                 <w:sz w:val="22"/>
                 <w:szCs w:val="22"/>
               </w:rPr>
-              <w:t xml:space="preserve">Операторы выбора: Использование полного и неполного условного оператора при составлении программ, вложенность условий</w:t>
+              <w:t xml:space="preserve">Циклы: Виды циклов. Вложенные циклы</w:t>
             </w:r>
           </w:p>
         </w:tc>
@@ -11251,7 +11251,7 @@
                 <w:sz w:val="22"/>
                 <w:szCs w:val="22"/>
               </w:rPr>
-              <w:t xml:space="preserve">6</w:t>
+              <w:t xml:space="preserve">5</w:t>
             </w:r>
           </w:p>
         </w:tc>
@@ -11277,7 +11277,7 @@
                 <w:sz w:val="22"/>
                 <w:szCs w:val="22"/>
               </w:rPr>
-              <w:t xml:space="preserve">Циклы: Составление программ с использованием циклов в языке Python</w:t>
+              <w:t xml:space="preserve">Работа с массивами: Массивы. Работа с массивами. Одномерные и двумерные массивы</w:t>
             </w:r>
           </w:p>
         </w:tc>
@@ -11305,7 +11305,7 @@
                 <w:sz w:val="22"/>
                 <w:szCs w:val="22"/>
               </w:rPr>
-              <w:t xml:space="preserve">7</w:t>
+              <w:t xml:space="preserve">6</w:t>
             </w:r>
           </w:p>
         </w:tc>
@@ -11331,7 +11331,7 @@
                 <w:sz w:val="22"/>
                 <w:szCs w:val="22"/>
               </w:rPr>
-              <w:t xml:space="preserve">Циклы: Виды циклов. Вложенные циклы</w:t>
+              <w:t xml:space="preserve">Работа с массивами: Сортировка одномерных массивов</w:t>
             </w:r>
           </w:p>
         </w:tc>
@@ -11359,7 +11359,7 @@
                 <w:sz w:val="22"/>
                 <w:szCs w:val="22"/>
               </w:rPr>
-              <w:t xml:space="preserve">8</w:t>
+              <w:t xml:space="preserve">7</w:t>
             </w:r>
           </w:p>
         </w:tc>
@@ -11385,7 +11385,7 @@
                 <w:sz w:val="22"/>
                 <w:szCs w:val="22"/>
               </w:rPr>
-              <w:t xml:space="preserve">Работа с массивами: Массивы. Работа с массивами. Одномерные и двумерные массивы</w:t>
+              <w:t xml:space="preserve">Работа с массивами: Использование массивов. Одномерные и двумерные массивы в программах на языке Python</w:t>
             </w:r>
           </w:p>
         </w:tc>
@@ -11413,7 +11413,7 @@
                 <w:sz w:val="22"/>
                 <w:szCs w:val="22"/>
               </w:rPr>
-              <w:t xml:space="preserve">9</w:t>
+              <w:t xml:space="preserve">8</w:t>
             </w:r>
           </w:p>
         </w:tc>
@@ -11439,7 +11439,7 @@
                 <w:sz w:val="22"/>
                 <w:szCs w:val="22"/>
               </w:rPr>
-              <w:t xml:space="preserve">Работа с массивами: Сортировка одномерных массивов</w:t>
+              <w:t xml:space="preserve">Коллекции и контейнеры (часть 1)</w:t>
             </w:r>
           </w:p>
         </w:tc>
@@ -11467,7 +11467,7 @@
                 <w:sz w:val="22"/>
                 <w:szCs w:val="22"/>
               </w:rPr>
-              <w:t xml:space="preserve">10</w:t>
+              <w:t xml:space="preserve">9</w:t>
             </w:r>
           </w:p>
         </w:tc>
@@ -11493,7 +11493,7 @@
                 <w:sz w:val="22"/>
                 <w:szCs w:val="22"/>
               </w:rPr>
-              <w:t xml:space="preserve">Работа с массивами: Использование массивов. Одномерные и двумерные массивы в программах на языке Python</w:t>
+              <w:t xml:space="preserve">Коллекции и контейнеры (часть 2)</w:t>
             </w:r>
           </w:p>
         </w:tc>
@@ -11521,7 +11521,7 @@
                 <w:sz w:val="22"/>
                 <w:szCs w:val="22"/>
               </w:rPr>
-              <w:t xml:space="preserve">11</w:t>
+              <w:t xml:space="preserve">10</w:t>
             </w:r>
           </w:p>
         </w:tc>
@@ -11547,7 +11547,7 @@
                 <w:sz w:val="22"/>
                 <w:szCs w:val="22"/>
               </w:rPr>
-              <w:t xml:space="preserve">Коллекции и контейнеры (часть 1)</w:t>
+              <w:t xml:space="preserve">Коллекции и контейнеры (часть 3)</w:t>
             </w:r>
           </w:p>
         </w:tc>
@@ -11575,7 +11575,7 @@
                 <w:sz w:val="22"/>
                 <w:szCs w:val="22"/>
               </w:rPr>
-              <w:t xml:space="preserve">12</w:t>
+              <w:t xml:space="preserve">11</w:t>
             </w:r>
           </w:p>
         </w:tc>
@@ -11601,7 +11601,7 @@
                 <w:sz w:val="22"/>
                 <w:szCs w:val="22"/>
               </w:rPr>
-              <w:t xml:space="preserve">Коллекции и контейнеры (часть 2)</w:t>
+              <w:t xml:space="preserve">Символы и строки: Строки. Работа со строками. Объектно-ориентированное программирование</w:t>
             </w:r>
           </w:p>
         </w:tc>
@@ -11629,7 +11629,7 @@
                 <w:sz w:val="22"/>
                 <w:szCs w:val="22"/>
               </w:rPr>
-              <w:t xml:space="preserve">13</w:t>
+              <w:t xml:space="preserve">12</w:t>
             </w:r>
           </w:p>
         </w:tc>
@@ -11655,7 +11655,7 @@
                 <w:sz w:val="22"/>
                 <w:szCs w:val="22"/>
               </w:rPr>
-              <w:t xml:space="preserve">Коллекции и контейнеры (часть 3)</w:t>
+              <w:t xml:space="preserve">Символы и строки: Использование строковых типов данных при составлении программ</w:t>
             </w:r>
           </w:p>
         </w:tc>
@@ -11683,7 +11683,7 @@
                 <w:sz w:val="22"/>
                 <w:szCs w:val="22"/>
               </w:rPr>
-              <w:t xml:space="preserve">14</w:t>
+              <w:t xml:space="preserve">13</w:t>
             </w:r>
           </w:p>
         </w:tc>
@@ -11709,7 +11709,7 @@
                 <w:sz w:val="22"/>
                 <w:szCs w:val="22"/>
               </w:rPr>
-              <w:t xml:space="preserve">Символы и строки: Строки. Работа со строками. Объектно-ориентированное программирование</w:t>
+              <w:t xml:space="preserve">Работа с файлами: Использование текстовых файлов в программе</w:t>
             </w:r>
           </w:p>
         </w:tc>
@@ -11737,7 +11737,7 @@
                 <w:sz w:val="22"/>
                 <w:szCs w:val="22"/>
               </w:rPr>
-              <w:t xml:space="preserve">15</w:t>
+              <w:t xml:space="preserve">14</w:t>
             </w:r>
           </w:p>
         </w:tc>
@@ -11763,7 +11763,7 @@
                 <w:sz w:val="22"/>
                 <w:szCs w:val="22"/>
               </w:rPr>
-              <w:t xml:space="preserve">Символы и строки: Использование строковых типов данных при составлении программ</w:t>
+              <w:t xml:space="preserve">Реализация подпрограммы: Составление программ с использованием подпрограмм: процедур и функций</w:t>
             </w:r>
           </w:p>
         </w:tc>
@@ -11791,7 +11791,7 @@
                 <w:sz w:val="22"/>
                 <w:szCs w:val="22"/>
               </w:rPr>
-              <w:t xml:space="preserve">16</w:t>
+              <w:t xml:space="preserve">15</w:t>
             </w:r>
           </w:p>
         </w:tc>
@@ -11817,7 +11817,7 @@
                 <w:sz w:val="22"/>
                 <w:szCs w:val="22"/>
               </w:rPr>
-              <w:t xml:space="preserve">Работа с файлами: Использование текстовых файлов в программе</w:t>
+              <w:t xml:space="preserve">Разработка рекурсивных подпрограмм: Организация вызова подпрограмм. Рекурсивные подпрограммы</w:t>
             </w:r>
           </w:p>
         </w:tc>
@@ -11845,7 +11845,7 @@
                 <w:sz w:val="22"/>
                 <w:szCs w:val="22"/>
               </w:rPr>
-              <w:t xml:space="preserve">17</w:t>
+              <w:t xml:space="preserve">16</w:t>
             </w:r>
           </w:p>
         </w:tc>
@@ -11871,7 +11871,7 @@
                 <w:sz w:val="22"/>
                 <w:szCs w:val="22"/>
               </w:rPr>
-              <w:t xml:space="preserve">Реализация подпрограммы: Составление программ с использованием подпрограмм: процедур и функций</w:t>
+              <w:t xml:space="preserve">Основные элементы управления (часть 1)</w:t>
             </w:r>
           </w:p>
         </w:tc>
@@ -11899,7 +11899,7 @@
                 <w:sz w:val="22"/>
                 <w:szCs w:val="22"/>
               </w:rPr>
-              <w:t xml:space="preserve">18</w:t>
+              <w:t xml:space="preserve">17</w:t>
             </w:r>
           </w:p>
         </w:tc>
@@ -11925,7 +11925,7 @@
                 <w:sz w:val="22"/>
                 <w:szCs w:val="22"/>
               </w:rPr>
-              <w:t xml:space="preserve">Разработка рекурсивных подпрограмм: Организация вызова подпрограмм. Рекурсивные подпрограммы</w:t>
+              <w:t xml:space="preserve">Основные элементы управления (часть 2)</w:t>
             </w:r>
           </w:p>
         </w:tc>
@@ -11953,7 +11953,7 @@
                 <w:sz w:val="22"/>
                 <w:szCs w:val="22"/>
               </w:rPr>
-              <w:t xml:space="preserve">19</w:t>
+              <w:t xml:space="preserve">18</w:t>
             </w:r>
           </w:p>
         </w:tc>
@@ -11979,7 +11979,7 @@
                 <w:sz w:val="22"/>
                 <w:szCs w:val="22"/>
               </w:rPr>
-              <w:t xml:space="preserve">Основные элементы управления (часть 1)</w:t>
+              <w:t xml:space="preserve">Основные элементы управления (часть 3)</w:t>
             </w:r>
           </w:p>
         </w:tc>
@@ -12007,7 +12007,7 @@
                 <w:sz w:val="22"/>
                 <w:szCs w:val="22"/>
               </w:rPr>
-              <w:t xml:space="preserve">20</w:t>
+              <w:t xml:space="preserve">19</w:t>
             </w:r>
           </w:p>
         </w:tc>
@@ -12033,7 +12033,7 @@
                 <w:sz w:val="22"/>
                 <w:szCs w:val="22"/>
               </w:rPr>
-              <w:t xml:space="preserve">Основные элементы управления (часть 2)</w:t>
+              <w:t xml:space="preserve">Основные элементы управления (часть 4)</w:t>
             </w:r>
           </w:p>
         </w:tc>
@@ -12061,7 +12061,7 @@
                 <w:sz w:val="22"/>
                 <w:szCs w:val="22"/>
               </w:rPr>
-              <w:t xml:space="preserve">21</w:t>
+              <w:t xml:space="preserve">20</w:t>
             </w:r>
           </w:p>
         </w:tc>
@@ -12087,7 +12087,7 @@
                 <w:sz w:val="22"/>
                 <w:szCs w:val="22"/>
               </w:rPr>
-              <w:t xml:space="preserve">Основные элементы управления (часть 3)</w:t>
+              <w:t xml:space="preserve">Разработка оконного приложения (часть 1)</w:t>
             </w:r>
           </w:p>
         </w:tc>
@@ -12115,7 +12115,7 @@
                 <w:sz w:val="22"/>
                 <w:szCs w:val="22"/>
               </w:rPr>
-              <w:t xml:space="preserve">22</w:t>
+              <w:t xml:space="preserve">21</w:t>
             </w:r>
           </w:p>
         </w:tc>
@@ -12141,7 +12141,7 @@
                 <w:sz w:val="22"/>
                 <w:szCs w:val="22"/>
               </w:rPr>
-              <w:t xml:space="preserve">Разработка оконного приложения (часть 1)</w:t>
+              <w:t xml:space="preserve">Разработка оконного приложения (часть 2)</w:t>
             </w:r>
           </w:p>
         </w:tc>
@@ -12169,7 +12169,7 @@
                 <w:sz w:val="22"/>
                 <w:szCs w:val="22"/>
               </w:rPr>
-              <w:t xml:space="preserve">23</w:t>
+              <w:t xml:space="preserve">22</w:t>
             </w:r>
           </w:p>
         </w:tc>
@@ -12195,7 +12195,7 @@
                 <w:sz w:val="22"/>
                 <w:szCs w:val="22"/>
               </w:rPr>
-              <w:t xml:space="preserve">Разработка оконного приложения (часть 2)</w:t>
+              <w:t xml:space="preserve">Разработка оконного приложения (часть 3)</w:t>
             </w:r>
           </w:p>
         </w:tc>
@@ -12223,7 +12223,7 @@
                 <w:sz w:val="22"/>
                 <w:szCs w:val="22"/>
               </w:rPr>
-              <w:t xml:space="preserve">24</w:t>
+              <w:t xml:space="preserve">23</w:t>
             </w:r>
           </w:p>
         </w:tc>
@@ -12249,7 +12249,7 @@
                 <w:sz w:val="22"/>
                 <w:szCs w:val="22"/>
               </w:rPr>
-              <w:t xml:space="preserve">Разработка оконного приложения (часть 3)</w:t>
+              <w:t xml:space="preserve">Разработка оконного приложения (часть 4)</w:t>
             </w:r>
           </w:p>
         </w:tc>
@@ -12277,7 +12277,7 @@
                 <w:sz w:val="22"/>
                 <w:szCs w:val="22"/>
               </w:rPr>
-              <w:t xml:space="preserve">25</w:t>
+              <w:t xml:space="preserve">24</w:t>
             </w:r>
           </w:p>
         </w:tc>
@@ -12303,7 +12303,7 @@
                 <w:sz w:val="22"/>
                 <w:szCs w:val="22"/>
               </w:rPr>
-              <w:t xml:space="preserve">Разработка оконного приложения (часть 4)</w:t>
+              <w:t xml:space="preserve">Разработка оконного приложения (часть 5)</w:t>
             </w:r>
           </w:p>
         </w:tc>
@@ -20118,7 +20118,7 @@
           <w:sz w:val="24"/>
           <w:szCs w:val="24"/>
         </w:rPr>
-        <w:t xml:space="preserve">Линейные программы: порядок составления, ввод исходных данных, вычисление и вывод результата</w:t>
+        <w:t xml:space="preserve">Модуль random: генерация случайных чисел и их применение в программах</w:t>
       </w:r>
     </w:p>
     <w:p>

--- a/examples/UD_OP04_OA-2501/РП_ОП.04_ОА-2501_с_ФОС.docx
+++ b/examples/UD_OP04_OA-2501/РП_ОП.04_ОА-2501_с_ФОС.docx
@@ -5257,7 +5257,7 @@
                 <w:sz w:val="22"/>
                 <w:szCs w:val="22"/>
               </w:rPr>
-              <w:t xml:space="preserve">3. Практическое занятие № 1. Стандартизация графического представления алгоритмов. Блок-схемы</w:t>
+              <w:t xml:space="preserve">3. Практическое занятие. Стандартизация графического представления алгоритмов. Блок-схемы</w:t>
             </w:r>
           </w:p>
         </w:tc>
@@ -8084,7 +8084,7 @@
                 <w:sz w:val="22"/>
                 <w:szCs w:val="22"/>
               </w:rPr>
-              <w:t xml:space="preserve">23. Практическая работа № 11. Разработка программ с использованием стандартных функций для работы со строками и массивами: Строки. Работа со строками. Объектно-ориентированное программирование</w:t>
+              <w:t xml:space="preserve">23. Практическая работа № 11. Разработка программ с использованием стандартных функций для работы со строками и массивами</w:t>
             </w:r>
           </w:p>
         </w:tc>
@@ -10668,7 +10668,7 @@
           <w:sz w:val="24"/>
           <w:szCs w:val="24"/>
         </w:rPr>
-        <w:t xml:space="preserve">Лаборатория «» оснащенная необходимым для реализации программы учебной дисциплины оборудованием:</w:t>
+        <w:t xml:space="preserve">Лаборатория оснащенная необходимым для реализации программы учебной дисциплины оборудованием:</w:t>
       </w:r>
     </w:p>
     <w:p>
@@ -12790,7 +12790,7 @@
                 <w:sz w:val="22"/>
                 <w:szCs w:val="22"/>
               </w:rPr>
-              <w:t xml:space="preserve">занятие 1</w:t>
+              <w:t xml:space="preserve">практическое занятие</w:t>
             </w:r>
           </w:p>
         </w:tc>
@@ -13410,7 +13410,7 @@
                 <w:sz w:val="22"/>
                 <w:szCs w:val="22"/>
               </w:rPr>
-              <w:t xml:space="preserve">Разработка программ с использованием стандартных функций для работы со строками и массивами: Строки. Работа со строками. Объектно-ориентированное программирование</w:t>
+              <w:t xml:space="preserve">Разработка программ с использованием стандартных функций для работы со строками и массивами</w:t>
             </w:r>
           </w:p>
         </w:tc>
